--- a/00-首页/题组Word/初赛模拟卷/真题版式/初赛模拟卷O2（有机·答案与解析版·真题版式）.docx
+++ b/00-首页/题组Word/初赛模拟卷/真题版式/初赛模拟卷O2（有机·答案与解析版·真题版式）.docx
@@ -2,7 +2,7 @@
 <file path=word/document.xml><?xml version="1.0" encoding="utf-8"?>
 <w:document xmlns:w="http://schemas.openxmlformats.org/wordprocessingml/2006/main" xmlns:m="http://schemas.openxmlformats.org/officeDocument/2006/math" xmlns:r="http://schemas.openxmlformats.org/officeDocument/2006/relationships" xmlns:o="urn:schemas-microsoft-com:office:office" xmlns:v="urn:schemas-microsoft-com:vml" xmlns:w10="urn:schemas-microsoft-com:office:word" xmlns:a="http://schemas.openxmlformats.org/drawingml/2006/main" xmlns:pic="http://schemas.openxmlformats.org/drawingml/2006/picture" xmlns:wp="http://schemas.openxmlformats.org/drawingml/2006/wordprocessingDrawing">
   <w:body>
-    <w:bookmarkStart w:id="563" w:name="初赛模拟卷-o2有机-答案与解析"/>
+    <w:bookmarkStart w:id="572" w:name="初赛模拟卷-o2有机-答案与解析"/>
     <w:p>
       <w:pPr>
         <w:pStyle w:val="Heading1"/>
@@ -14337,900 +14337,1143 @@
         <w:t xml:space="preserve">答案</w:t>
       </w:r>
     </w:p>
-    <w:p>
-      <w:pPr>
-        <w:pStyle w:val="FirstParagraph"/>
-        <w:spacing w:before="0" w:after="0" w:line="276" w:lineRule="auto"/>
-        <w:ind w:firstLineChars="200" w:firstLine="420"/>
-      </w:pPr>
-      <w:r>
-        <w:rPr>
-          <w:rFonts w:ascii="Times New Roman" w:hAnsi="Times New Roman" w:cs="Times New Roman" w:eastAsia="SimSun"/>
-        </w:rPr>
-        <w:t xml:space="preserve">三钴碳化物簇(26分,占13%)</w:t>
-      </w:r>
-    </w:p>
-    <w:p>
-      <w:pPr>
-        <w:pStyle w:val="BodyText"/>
-        <w:spacing w:before="0" w:after="0" w:line="276" w:lineRule="auto"/>
-      </w:pPr>
-      <w:r>
-        <w:rPr>
-          <w:rFonts w:ascii="Times New Roman" w:hAnsi="Times New Roman" w:cs="Times New Roman" w:eastAsia="SimSun"/>
-        </w:rPr>
-        <w:t xml:space="preserve">5-1共2分</w:t>
-      </w:r>
-    </w:p>
-    <w:p>
-      <w:pPr>
-        <w:pStyle w:val="BodyText"/>
-        <w:spacing w:before="0" w:after="0" w:line="276" w:lineRule="auto"/>
-        <w:ind w:firstLineChars="200" w:firstLine="420"/>
-      </w:pPr>
-      <m:oMath>
-        <m:r>
-          <m:rPr>
-            <m:sty m:val="p"/>
-          </m:rPr>
-          <w:rPr>
-            <w:rFonts w:ascii="Times New Roman" w:hAnsi="Times New Roman" w:cs="Times New Roman" w:eastAsia="SimSun"/>
-          </w:rPr>
-          <m:t>n</m:t>
-        </m:r>
-        <m:r>
-          <m:rPr>
-            <m:sty m:val="p"/>
-          </m:rPr>
-          <w:rPr>
-            <w:rFonts w:ascii="Times New Roman" w:hAnsi="Times New Roman" w:cs="Times New Roman" w:eastAsia="SimSun"/>
-          </w:rPr>
-          <m:t>C</m:t>
-        </m:r>
-        <m:r>
-          <m:rPr>
-            <m:sty m:val="p"/>
-          </m:rPr>
-          <w:rPr>
-            <w:rFonts w:ascii="Times New Roman" w:hAnsi="Times New Roman" w:cs="Times New Roman" w:eastAsia="SimSun"/>
-          </w:rPr>
-          <m:t>O</m:t>
-        </m:r>
-        <m:r>
-          <m:rPr>
-            <m:sty m:val="p"/>
-          </m:rPr>
-          <w:rPr>
-            <w:rFonts w:ascii="Times New Roman" w:hAnsi="Times New Roman" w:cs="Times New Roman" w:eastAsia="SimSun"/>
-          </w:rPr>
-          <m:t>+</m:t>
-        </m:r>
-        <m:d>
-          <m:dPr>
-            <m:begChr m:val="("/>
-            <m:sepChr m:val=""/>
-            <m:endChr m:val=")"/>
-            <m:grow/>
-          </m:dPr>
-          <m:e>
-            <m:r>
+    <w:tbl>
+      <w:tblPr>
+        <w:tblStyle w:val="Table"/>
+        <w:tblW w:type="dxa" w:w="9752"/>
+        <w:jc w:val="center"/>
+        <w:tblBorders>
+          <w:top w:val="nil"/>
+          <w:left w:val="nil"/>
+          <w:bottom w:val="nil"/>
+          <w:right w:val="nil"/>
+          <w:insideH w:val="nil"/>
+          <w:insideV w:val="nil"/>
+        </w:tblBorders>
+        <w:tblLayout w:type="fixed"/>
+        <w:tblLook w:firstRow="1" w:lastRow="0" w:firstColumn="0" w:lastColumn="0" w:noHBand="0" w:noVBand="0" w:val="0020"/>
+      </w:tblPr>
+      <w:tblGrid>
+        <w:gridCol w:w="4440"/>
+        <w:gridCol w:w="3700"/>
+        <w:gridCol w:w="1612"/>
+      </w:tblGrid>
+      <w:tr>
+        <w:trPr>
+          <w:tblHeader w:val="on"/>
+        </w:trPr>
+        <w:tc>
+          <w:tcPr>
+            <w:tcW w:type="dxa" w:w="4440"/>
+          </w:tcPr>
+          <w:tcPr/>
+          <w:p>
+            <w:pPr>
+              <w:pStyle w:val="Compact"/>
+              <w:jc w:val="center"/>
+            </w:pPr>
+            <w:r>
               <w:rPr>
                 <w:rFonts w:ascii="Times New Roman" w:hAnsi="Times New Roman" w:cs="Times New Roman" w:eastAsia="SimSun"/>
               </w:rPr>
-              <m:t>2</m:t>
-            </m:r>
-            <m:r>
-              <m:rPr>
-                <m:sty m:val="p"/>
-              </m:rPr>
+              <w:t xml:space="preserve">三钴碳化物簇(26分,占13%)</w:t>
+            </w:r>
+          </w:p>
+        </w:tc>
+        <w:tc>
+          <w:tcPr>
+            <w:tcW w:type="dxa" w:w="3700"/>
+          </w:tcPr>
+          <w:tcPr/>
+          <w:p>
+            <w:pPr>
+              <w:pStyle w:val="Compact"/>
+            </w:pPr>
+          </w:p>
+        </w:tc>
+        <w:tc>
+          <w:tcPr>
+            <w:tcW w:type="dxa" w:w="1612"/>
+          </w:tcPr>
+          <w:tcPr/>
+          <w:p>
+            <w:pPr>
+              <w:pStyle w:val="Compact"/>
+            </w:pPr>
+          </w:p>
+        </w:tc>
+      </w:tr>
+      <w:tr>
+        <w:tc>
+          <w:tcPr>
+            <w:tcW w:type="dxa" w:w="4440"/>
+          </w:tcPr>
+          <w:tcPr/>
+          <w:p>
+            <w:pPr>
+              <w:pStyle w:val="Compact"/>
+              <w:jc w:val="center"/>
+            </w:pPr>
+            <w:r>
               <w:rPr>
                 <w:rFonts w:ascii="Times New Roman" w:hAnsi="Times New Roman" w:cs="Times New Roman" w:eastAsia="SimSun"/>
               </w:rPr>
-              <m:t>n</m:t>
-            </m:r>
-            <m:r>
-              <m:rPr>
-                <m:sty m:val="p"/>
-              </m:rPr>
+              <w:t xml:space="preserve">5-1共2分</w:t>
+            </w:r>
+          </w:p>
+        </w:tc>
+        <w:tc>
+          <w:tcPr>
+            <w:tcW w:type="dxa" w:w="3700"/>
+          </w:tcPr>
+          <w:tcPr/>
+          <w:p>
+            <w:pPr>
+              <w:pStyle w:val="Compact"/>
+              <w:jc w:val="center"/>
+            </w:pPr>
+            <m:oMath>
+              <m:r>
+                <m:rPr>
+                  <m:sty m:val="p"/>
+                </m:rPr>
+                <w:rPr>
+                  <w:rFonts w:ascii="Times New Roman" w:hAnsi="Times New Roman" w:cs="Times New Roman" w:eastAsia="SimSun"/>
+                </w:rPr>
+                <m:t>n</m:t>
+              </m:r>
+              <m:r>
+                <m:rPr>
+                  <m:sty m:val="p"/>
+                </m:rPr>
+                <w:rPr>
+                  <w:rFonts w:ascii="Times New Roman" w:hAnsi="Times New Roman" w:cs="Times New Roman" w:eastAsia="SimSun"/>
+                </w:rPr>
+                <m:t>C</m:t>
+              </m:r>
+              <m:r>
+                <m:rPr>
+                  <m:sty m:val="p"/>
+                </m:rPr>
+                <w:rPr>
+                  <w:rFonts w:ascii="Times New Roman" w:hAnsi="Times New Roman" w:cs="Times New Roman" w:eastAsia="SimSun"/>
+                </w:rPr>
+                <m:t>O</m:t>
+              </m:r>
+              <m:r>
+                <m:rPr>
+                  <m:sty m:val="p"/>
+                </m:rPr>
+                <w:rPr>
+                  <w:rFonts w:ascii="Times New Roman" w:hAnsi="Times New Roman" w:cs="Times New Roman" w:eastAsia="SimSun"/>
+                </w:rPr>
+                <m:t>+</m:t>
+              </m:r>
+              <m:d>
+                <m:dPr>
+                  <m:begChr m:val="("/>
+                  <m:sepChr m:val=""/>
+                  <m:endChr m:val=")"/>
+                  <m:grow/>
+                </m:dPr>
+                <m:e>
+                  <m:r>
+                    <w:rPr>
+                      <w:rFonts w:ascii="Times New Roman" w:hAnsi="Times New Roman" w:cs="Times New Roman" w:eastAsia="SimSun"/>
+                    </w:rPr>
+                    <m:t>2</m:t>
+                  </m:r>
+                  <m:r>
+                    <m:rPr>
+                      <m:sty m:val="p"/>
+                    </m:rPr>
+                    <w:rPr>
+                      <w:rFonts w:ascii="Times New Roman" w:hAnsi="Times New Roman" w:cs="Times New Roman" w:eastAsia="SimSun"/>
+                    </w:rPr>
+                    <m:t>n</m:t>
+                  </m:r>
+                  <m:r>
+                    <m:rPr>
+                      <m:sty m:val="p"/>
+                    </m:rPr>
+                    <w:rPr>
+                      <w:rFonts w:ascii="Times New Roman" w:hAnsi="Times New Roman" w:cs="Times New Roman" w:eastAsia="SimSun"/>
+                    </w:rPr>
+                    <m:t>+</m:t>
+                  </m:r>
+                  <m:r>
+                    <w:rPr>
+                      <w:rFonts w:ascii="Times New Roman" w:hAnsi="Times New Roman" w:cs="Times New Roman" w:eastAsia="SimSun"/>
+                    </w:rPr>
+                    <m:t>1</m:t>
+                  </m:r>
+                </m:e>
+              </m:d>
+              <m:sSub>
+                <m:e>
+                  <m:r>
+                    <m:rPr>
+                      <m:sty m:val="p"/>
+                    </m:rPr>
+                    <w:rPr>
+                      <w:rFonts w:ascii="Times New Roman" w:hAnsi="Times New Roman" w:cs="Times New Roman" w:eastAsia="SimSun"/>
+                    </w:rPr>
+                    <m:t>H</m:t>
+                  </m:r>
+                </m:e>
+                <m:sub>
+                  <m:r>
+                    <w:rPr>
+                      <w:rFonts w:ascii="Times New Roman" w:hAnsi="Times New Roman" w:cs="Times New Roman" w:eastAsia="SimSun"/>
+                    </w:rPr>
+                    <m:t>2</m:t>
+                  </m:r>
+                </m:sub>
+              </m:sSub>
+              <m:r>
+                <m:rPr>
+                  <m:sty m:val="p"/>
+                </m:rPr>
+                <w:rPr>
+                  <w:rFonts w:ascii="Times New Roman" w:hAnsi="Times New Roman" w:cs="Times New Roman" w:eastAsia="SimSun"/>
+                </w:rPr>
+                <m:t>→</m:t>
+              </m:r>
+              <m:sSub>
+                <m:e>
+                  <m:r>
+                    <m:rPr>
+                      <m:sty m:val="p"/>
+                    </m:rPr>
+                    <w:rPr>
+                      <w:rFonts w:ascii="Times New Roman" w:hAnsi="Times New Roman" w:cs="Times New Roman" w:eastAsia="SimSun"/>
+                    </w:rPr>
+                    <m:t>C</m:t>
+                  </m:r>
+                </m:e>
+                <m:sub>
+                  <m:r>
+                    <m:rPr>
+                      <m:sty m:val="p"/>
+                    </m:rPr>
+                    <w:rPr>
+                      <w:rFonts w:ascii="Times New Roman" w:hAnsi="Times New Roman" w:cs="Times New Roman" w:eastAsia="SimSun"/>
+                    </w:rPr>
+                    <m:t>n</m:t>
+                  </m:r>
+                </m:sub>
+              </m:sSub>
+              <m:sSub>
+                <m:e>
+                  <m:r>
+                    <m:rPr>
+                      <m:sty m:val="p"/>
+                    </m:rPr>
+                    <w:rPr>
+                      <w:rFonts w:ascii="Times New Roman" w:hAnsi="Times New Roman" w:cs="Times New Roman" w:eastAsia="SimSun"/>
+                    </w:rPr>
+                    <m:t>H</m:t>
+                  </m:r>
+                </m:e>
+                <m:sub>
+                  <m:r>
+                    <w:rPr>
+                      <w:rFonts w:ascii="Times New Roman" w:hAnsi="Times New Roman" w:cs="Times New Roman" w:eastAsia="SimSun"/>
+                    </w:rPr>
+                    <m:t>2</m:t>
+                  </m:r>
+                  <m:r>
+                    <m:rPr>
+                      <m:sty m:val="p"/>
+                    </m:rPr>
+                    <w:rPr>
+                      <w:rFonts w:ascii="Times New Roman" w:hAnsi="Times New Roman" w:cs="Times New Roman" w:eastAsia="SimSun"/>
+                    </w:rPr>
+                    <m:t>n</m:t>
+                  </m:r>
+                  <m:r>
+                    <m:rPr>
+                      <m:sty m:val="p"/>
+                    </m:rPr>
+                    <w:rPr>
+                      <w:rFonts w:ascii="Times New Roman" w:hAnsi="Times New Roman" w:cs="Times New Roman" w:eastAsia="SimSun"/>
+                    </w:rPr>
+                    <m:t>+</m:t>
+                  </m:r>
+                  <m:r>
+                    <w:rPr>
+                      <w:rFonts w:ascii="Times New Roman" w:hAnsi="Times New Roman" w:cs="Times New Roman" w:eastAsia="SimSun"/>
+                    </w:rPr>
+                    <m:t>2</m:t>
+                  </m:r>
+                </m:sub>
+              </m:sSub>
+              <m:r>
+                <m:rPr>
+                  <m:sty m:val="p"/>
+                </m:rPr>
+                <w:rPr>
+                  <w:rFonts w:ascii="Times New Roman" w:hAnsi="Times New Roman" w:cs="Times New Roman" w:eastAsia="SimSun"/>
+                </w:rPr>
+                <m:t>+</m:t>
+              </m:r>
+              <m:r>
+                <m:rPr>
+                  <m:sty m:val="p"/>
+                </m:rPr>
+                <w:rPr>
+                  <w:rFonts w:ascii="Times New Roman" w:hAnsi="Times New Roman" w:cs="Times New Roman" w:eastAsia="SimSun"/>
+                </w:rPr>
+                <m:t>n</m:t>
+              </m:r>
+              <m:sSub>
+                <m:e>
+                  <m:r>
+                    <m:rPr>
+                      <m:sty m:val="p"/>
+                    </m:rPr>
+                    <w:rPr>
+                      <w:rFonts w:ascii="Times New Roman" w:hAnsi="Times New Roman" w:cs="Times New Roman" w:eastAsia="SimSun"/>
+                    </w:rPr>
+                    <m:t>H</m:t>
+                  </m:r>
+                </m:e>
+                <m:sub>
+                  <m:r>
+                    <w:rPr>
+                      <w:rFonts w:ascii="Times New Roman" w:hAnsi="Times New Roman" w:cs="Times New Roman" w:eastAsia="SimSun"/>
+                    </w:rPr>
+                    <m:t>2</m:t>
+                  </m:r>
+                </m:sub>
+              </m:sSub>
+              <m:r>
+                <m:rPr>
+                  <m:sty m:val="p"/>
+                </m:rPr>
+                <w:rPr>
+                  <w:rFonts w:ascii="Times New Roman" w:hAnsi="Times New Roman" w:cs="Times New Roman" w:eastAsia="SimSun"/>
+                </w:rPr>
+                <m:t>O</m:t>
+              </m:r>
+            </m:oMath>
+            <w:r>
+              <w:t xml:space="preserve"> </w:t>
+            </w:r>
+            <w:r>
               <w:rPr>
                 <w:rFonts w:ascii="Times New Roman" w:hAnsi="Times New Roman" w:cs="Times New Roman" w:eastAsia="SimSun"/>
               </w:rPr>
-              <m:t>+</m:t>
-            </m:r>
-            <m:r>
+              <w:t xml:space="preserve">(2分)</w:t>
+            </w:r>
+          </w:p>
+        </w:tc>
+        <w:tc>
+          <w:tcPr>
+            <w:tcW w:type="dxa" w:w="1612"/>
+          </w:tcPr>
+          <w:tcPr/>
+          <w:p>
+            <w:pPr>
+              <w:pStyle w:val="Compact"/>
+            </w:pPr>
+          </w:p>
+        </w:tc>
+      </w:tr>
+      <w:tr>
+        <w:tc>
+          <w:tcPr>
+            <w:tcW w:type="dxa" w:w="4440"/>
+          </w:tcPr>
+          <w:tcPr/>
+          <w:p>
+            <w:pPr>
+              <w:pStyle w:val="Compact"/>
+              <w:jc w:val="center"/>
+            </w:pPr>
+            <w:r>
               <w:rPr>
                 <w:rFonts w:ascii="Times New Roman" w:hAnsi="Times New Roman" w:cs="Times New Roman" w:eastAsia="SimSun"/>
               </w:rPr>
-              <m:t>1</m:t>
-            </m:r>
-          </m:e>
-        </m:d>
-        <m:sSub>
-          <m:e>
-            <m:r>
-              <m:rPr>
-                <m:sty m:val="p"/>
-              </m:rPr>
+              <w:t xml:space="preserve">5-2共3分</w:t>
+            </w:r>
+          </w:p>
+        </w:tc>
+        <w:tc>
+          <w:tcPr>
+            <w:tcW w:type="dxa" w:w="3700"/>
+          </w:tcPr>
+          <w:tcPr/>
+          <w:p>
+            <w:pPr>
+              <w:pStyle w:val="Compact"/>
+              <w:jc w:val="center"/>
+            </w:pPr>
+            <w:r>
+              <w:drawing>
+                <wp:inline>
+                  <wp:extent cx="1568400" cy="1076189"/>
+                  <wp:effectExtent b="0" l="0" r="0" t="0"/>
+                  <wp:docPr descr="" title="" id="241" name="Picture"/>
+                  <a:graphic>
+                    <a:graphicData uri="http://schemas.openxmlformats.org/drawingml/2006/picture">
+                      <pic:pic>
+                        <pic:nvPicPr>
+                          <pic:cNvPr descr="5159bec050f9b9743c911cc1ae28cd816a149348bc49d29c1ace012f0a225044.jpg" id="242" name="Picture"/>
+                          <pic:cNvPicPr>
+                            <a:picLocks noChangeArrowheads="1" noChangeAspect="1"/>
+                          </pic:cNvPicPr>
+                        </pic:nvPicPr>
+                        <pic:blipFill>
+                          <a:blip r:embed="rId240"/>
+                          <a:stretch>
+                            <a:fillRect/>
+                          </a:stretch>
+                        </pic:blipFill>
+                        <pic:spPr bwMode="auto">
+                          <a:xfrm>
+                            <a:off x="0" y="0"/>
+                            <a:ext cx="1568400" cy="1076189"/>
+                          </a:xfrm>
+                          <a:prstGeom prst="rect">
+                            <a:avLst/>
+                          </a:prstGeom>
+                          <a:noFill/>
+                          <a:ln w="9525">
+                            <a:noFill/>
+                            <a:headEnd/>
+                            <a:tailEnd/>
+                          </a:ln>
+                        </pic:spPr>
+                      </pic:pic>
+                    </a:graphicData>
+                  </a:graphic>
+                </wp:inline>
+              </w:drawing>
+            </w:r>
+            <w:r>
+              <w:t xml:space="preserve"> </w:t>
+            </w:r>
+            <w:r>
               <w:rPr>
                 <w:rFonts w:ascii="Times New Roman" w:hAnsi="Times New Roman" w:cs="Times New Roman" w:eastAsia="SimSun"/>
               </w:rPr>
-              <m:t>H</m:t>
-            </m:r>
-          </m:e>
-          <m:sub>
-            <m:r>
+              <w:t xml:space="preserve">(3分)</w:t>
+            </w:r>
+          </w:p>
+        </w:tc>
+        <w:tc>
+          <w:tcPr>
+            <w:tcW w:type="dxa" w:w="1612"/>
+          </w:tcPr>
+          <w:tcPr/>
+          <w:p>
+            <w:pPr>
+              <w:pStyle w:val="Compact"/>
+            </w:pPr>
+          </w:p>
+        </w:tc>
+      </w:tr>
+      <w:tr>
+        <w:tc>
+          <w:tcPr>
+            <w:tcW w:type="dxa" w:w="4440"/>
+          </w:tcPr>
+          <w:tcPr/>
+          <w:p>
+            <w:pPr>
+              <w:pStyle w:val="Compact"/>
+              <w:jc w:val="center"/>
+            </w:pPr>
+            <w:r>
               <w:rPr>
                 <w:rFonts w:ascii="Times New Roman" w:hAnsi="Times New Roman" w:cs="Times New Roman" w:eastAsia="SimSun"/>
               </w:rPr>
-              <m:t>2</m:t>
-            </m:r>
-          </m:sub>
-        </m:sSub>
-        <m:r>
-          <m:rPr>
-            <m:sty m:val="p"/>
-          </m:rPr>
-          <w:rPr>
-            <w:rFonts w:ascii="Times New Roman" w:hAnsi="Times New Roman" w:cs="Times New Roman" w:eastAsia="SimSun"/>
-          </w:rPr>
-          <m:t>→</m:t>
-        </m:r>
-        <m:sSub>
-          <m:e>
-            <m:r>
-              <m:rPr>
-                <m:sty m:val="p"/>
-              </m:rPr>
+              <w:t xml:space="preserve">5-3-1共4分</w:t>
+            </w:r>
+          </w:p>
+        </w:tc>
+        <w:tc>
+          <w:tcPr>
+            <w:tcW w:type="dxa" w:w="3700"/>
+          </w:tcPr>
+          <w:tcPr/>
+          <w:p>
+            <w:pPr>
+              <w:pStyle w:val="Compact"/>
+              <w:jc w:val="center"/>
+            </w:pPr>
+            <w:r>
+              <w:drawing>
+                <wp:inline>
+                  <wp:extent cx="1568400" cy="1501182"/>
+                  <wp:effectExtent b="0" l="0" r="0" t="0"/>
+                  <wp:docPr descr="" title="" id="244" name="Picture"/>
+                  <a:graphic>
+                    <a:graphicData uri="http://schemas.openxmlformats.org/drawingml/2006/picture">
+                      <pic:pic>
+                        <pic:nvPicPr>
+                          <pic:cNvPr descr="a522e9180944afac3ebadf00b2cd9b928ba56fb70a97d42dcecafe52fe4e388c.jpg" id="245" name="Picture"/>
+                          <pic:cNvPicPr>
+                            <a:picLocks noChangeArrowheads="1" noChangeAspect="1"/>
+                          </pic:cNvPicPr>
+                        </pic:nvPicPr>
+                        <pic:blipFill>
+                          <a:blip r:embed="rId243"/>
+                          <a:stretch>
+                            <a:fillRect/>
+                          </a:stretch>
+                        </pic:blipFill>
+                        <pic:spPr bwMode="auto">
+                          <a:xfrm>
+                            <a:off x="0" y="0"/>
+                            <a:ext cx="1568400" cy="1501182"/>
+                          </a:xfrm>
+                          <a:prstGeom prst="rect">
+                            <a:avLst/>
+                          </a:prstGeom>
+                          <a:noFill/>
+                          <a:ln w="9525">
+                            <a:noFill/>
+                            <a:headEnd/>
+                            <a:tailEnd/>
+                          </a:ln>
+                        </pic:spPr>
+                      </pic:pic>
+                    </a:graphicData>
+                  </a:graphic>
+                </wp:inline>
+              </w:drawing>
+            </w:r>
+            <w:r>
+              <w:t xml:space="preserve"> </w:t>
+            </w:r>
+            <w:r>
               <w:rPr>
                 <w:rFonts w:ascii="Times New Roman" w:hAnsi="Times New Roman" w:cs="Times New Roman" w:eastAsia="SimSun"/>
               </w:rPr>
-              <m:t>C</m:t>
-            </m:r>
-          </m:e>
-          <m:sub>
-            <m:r>
-              <m:rPr>
-                <m:sty m:val="p"/>
-              </m:rPr>
+              <w:t xml:space="preserve">(2分)</w:t>
+            </w:r>
+          </w:p>
+        </w:tc>
+        <w:tc>
+          <w:tcPr>
+            <w:tcW w:type="dxa" w:w="1612"/>
+          </w:tcPr>
+          <w:tcPr/>
+          <w:p>
+            <w:pPr>
+              <w:pStyle w:val="Compact"/>
+              <w:jc w:val="center"/>
+            </w:pPr>
+            <w:r>
+              <w:drawing>
+                <wp:inline>
+                  <wp:extent cx="1568400" cy="1526626"/>
+                  <wp:effectExtent b="0" l="0" r="0" t="0"/>
+                  <wp:docPr descr="" title="" id="247" name="Picture"/>
+                  <a:graphic>
+                    <a:graphicData uri="http://schemas.openxmlformats.org/drawingml/2006/picture">
+                      <pic:pic>
+                        <pic:nvPicPr>
+                          <pic:cNvPr descr="50802ae446763f62382fae047cda61972ff0abef193f4e64b466e72c9766b8ff.jpg" id="248" name="Picture"/>
+                          <pic:cNvPicPr>
+                            <a:picLocks noChangeArrowheads="1" noChangeAspect="1"/>
+                          </pic:cNvPicPr>
+                        </pic:nvPicPr>
+                        <pic:blipFill>
+                          <a:blip r:embed="rId246"/>
+                          <a:stretch>
+                            <a:fillRect/>
+                          </a:stretch>
+                        </pic:blipFill>
+                        <pic:spPr bwMode="auto">
+                          <a:xfrm>
+                            <a:off x="0" y="0"/>
+                            <a:ext cx="1568400" cy="1526626"/>
+                          </a:xfrm>
+                          <a:prstGeom prst="rect">
+                            <a:avLst/>
+                          </a:prstGeom>
+                          <a:noFill/>
+                          <a:ln w="9525">
+                            <a:noFill/>
+                            <a:headEnd/>
+                            <a:tailEnd/>
+                          </a:ln>
+                        </pic:spPr>
+                      </pic:pic>
+                    </a:graphicData>
+                  </a:graphic>
+                </wp:inline>
+              </w:drawing>
+            </w:r>
+            <w:r>
+              <w:t xml:space="preserve"> </w:t>
+            </w:r>
+            <w:r>
               <w:rPr>
                 <w:rFonts w:ascii="Times New Roman" w:hAnsi="Times New Roman" w:cs="Times New Roman" w:eastAsia="SimSun"/>
               </w:rPr>
-              <m:t>n</m:t>
-            </m:r>
-          </m:sub>
-        </m:sSub>
-        <m:sSub>
-          <m:e>
-            <m:r>
-              <m:rPr>
-                <m:sty m:val="p"/>
-              </m:rPr>
+              <w:t xml:space="preserve">(2分)</w:t>
+            </w:r>
+          </w:p>
+        </w:tc>
+      </w:tr>
+      <w:tr>
+        <w:tc>
+          <w:tcPr>
+            <w:tcW w:type="dxa" w:w="4440"/>
+          </w:tcPr>
+          <w:tcPr/>
+          <w:p>
+            <w:pPr>
+              <w:pStyle w:val="Compact"/>
+            </w:pPr>
+          </w:p>
+        </w:tc>
+        <w:tc>
+          <w:tcPr>
+            <w:tcW w:type="dxa" w:w="3700"/>
+          </w:tcPr>
+          <w:tcPr/>
+          <w:p>
+            <w:pPr>
+              <w:pStyle w:val="Compact"/>
+              <w:jc w:val="center"/>
+            </w:pPr>
+            <w:r>
+              <w:t xml:space="preserve">P</w:t>
+            </w:r>
+          </w:p>
+        </w:tc>
+        <w:tc>
+          <w:tcPr>
+            <w:tcW w:type="dxa" w:w="1612"/>
+          </w:tcPr>
+          <w:tcPr/>
+          <w:p>
+            <w:pPr>
+              <w:pStyle w:val="Compact"/>
+              <w:jc w:val="center"/>
+            </w:pPr>
+            <w:r>
+              <w:t xml:space="preserve">Q</w:t>
+            </w:r>
+          </w:p>
+        </w:tc>
+      </w:tr>
+      <w:tr>
+        <w:tc>
+          <w:tcPr>
+            <w:tcW w:type="dxa" w:w="4440"/>
+          </w:tcPr>
+          <w:tcPr/>
+          <w:p>
+            <w:pPr>
+              <w:pStyle w:val="Compact"/>
+              <w:jc w:val="center"/>
+            </w:pPr>
+            <w:r>
               <w:rPr>
                 <w:rFonts w:ascii="Times New Roman" w:hAnsi="Times New Roman" w:cs="Times New Roman" w:eastAsia="SimSun"/>
               </w:rPr>
-              <m:t>H</m:t>
-            </m:r>
-          </m:e>
-          <m:sub>
-            <m:r>
+              <w:t xml:space="preserve">5-3-2共2分</w:t>
+            </w:r>
+          </w:p>
+        </w:tc>
+        <w:tc>
+          <w:tcPr>
+            <w:tcW w:type="dxa" w:w="3700"/>
+          </w:tcPr>
+          <w:tcPr/>
+          <w:p>
+            <w:pPr>
+              <w:pStyle w:val="Compact"/>
+              <w:jc w:val="center"/>
+            </w:pPr>
+            <w:r>
+              <w:drawing>
+                <wp:inline>
+                  <wp:extent cx="1568400" cy="1526576"/>
+                  <wp:effectExtent b="0" l="0" r="0" t="0"/>
+                  <wp:docPr descr="" title="" id="250" name="Picture"/>
+                  <a:graphic>
+                    <a:graphicData uri="http://schemas.openxmlformats.org/drawingml/2006/picture">
+                      <pic:pic>
+                        <pic:nvPicPr>
+                          <pic:cNvPr descr="5d5e2b3a234d05e935fd645674a6af16830f3675c7b75d7ec98ed176bff6018e.jpg" id="251" name="Picture"/>
+                          <pic:cNvPicPr>
+                            <a:picLocks noChangeArrowheads="1" noChangeAspect="1"/>
+                          </pic:cNvPicPr>
+                        </pic:nvPicPr>
+                        <pic:blipFill>
+                          <a:blip r:embed="rId249"/>
+                          <a:stretch>
+                            <a:fillRect/>
+                          </a:stretch>
+                        </pic:blipFill>
+                        <pic:spPr bwMode="auto">
+                          <a:xfrm>
+                            <a:off x="0" y="0"/>
+                            <a:ext cx="1568400" cy="1526576"/>
+                          </a:xfrm>
+                          <a:prstGeom prst="rect">
+                            <a:avLst/>
+                          </a:prstGeom>
+                          <a:noFill/>
+                          <a:ln w="9525">
+                            <a:noFill/>
+                            <a:headEnd/>
+                            <a:tailEnd/>
+                          </a:ln>
+                        </pic:spPr>
+                      </pic:pic>
+                    </a:graphicData>
+                  </a:graphic>
+                </wp:inline>
+              </w:drawing>
+            </w:r>
+            <w:r>
+              <w:t xml:space="preserve"> </w:t>
+            </w:r>
+            <w:r>
               <w:rPr>
                 <w:rFonts w:ascii="Times New Roman" w:hAnsi="Times New Roman" w:cs="Times New Roman" w:eastAsia="SimSun"/>
               </w:rPr>
-              <m:t>2</m:t>
-            </m:r>
-            <m:r>
-              <m:rPr>
-                <m:sty m:val="p"/>
-              </m:rPr>
+              <w:t xml:space="preserve">(2分)</w:t>
+            </w:r>
+          </w:p>
+        </w:tc>
+        <w:tc>
+          <w:tcPr>
+            <w:tcW w:type="dxa" w:w="1612"/>
+          </w:tcPr>
+          <w:tcPr/>
+          <w:p>
+            <w:pPr>
+              <w:pStyle w:val="Compact"/>
+            </w:pPr>
+          </w:p>
+        </w:tc>
+      </w:tr>
+      <w:tr>
+        <w:tc>
+          <w:tcPr>
+            <w:tcW w:type="dxa" w:w="4440"/>
+          </w:tcPr>
+          <w:tcPr/>
+          <w:p>
+            <w:pPr>
+              <w:pStyle w:val="Compact"/>
+              <w:jc w:val="center"/>
+            </w:pPr>
+            <w:r>
               <w:rPr>
                 <w:rFonts w:ascii="Times New Roman" w:hAnsi="Times New Roman" w:cs="Times New Roman" w:eastAsia="SimSun"/>
               </w:rPr>
-              <m:t>n</m:t>
-            </m:r>
-            <m:r>
-              <m:rPr>
-                <m:sty m:val="p"/>
-              </m:rPr>
+              <w:t xml:space="preserve">5-4-1共3分</w:t>
+            </w:r>
+          </w:p>
+        </w:tc>
+        <w:tc>
+          <w:tcPr>
+            <w:tcW w:type="dxa" w:w="3700"/>
+          </w:tcPr>
+          <w:tcPr/>
+          <w:p>
+            <w:pPr>
+              <w:pStyle w:val="Compact"/>
+              <w:jc w:val="center"/>
+            </w:pPr>
+            <w:r>
+              <w:drawing>
+                <wp:inline>
+                  <wp:extent cx="1561487" cy="1655999"/>
+                  <wp:effectExtent b="0" l="0" r="0" t="0"/>
+                  <wp:docPr descr="" title="" id="253" name="Picture"/>
+                  <a:graphic>
+                    <a:graphicData uri="http://schemas.openxmlformats.org/drawingml/2006/picture">
+                      <pic:pic>
+                        <pic:nvPicPr>
+                          <pic:cNvPr descr="40469e2ed186c4d328997a63f6c5c70cad7dab6aa5ee9039438919bfc4fb50f6.jpg" id="254" name="Picture"/>
+                          <pic:cNvPicPr>
+                            <a:picLocks noChangeArrowheads="1" noChangeAspect="1"/>
+                          </pic:cNvPicPr>
+                        </pic:nvPicPr>
+                        <pic:blipFill>
+                          <a:blip r:embed="rId252"/>
+                          <a:stretch>
+                            <a:fillRect/>
+                          </a:stretch>
+                        </pic:blipFill>
+                        <pic:spPr bwMode="auto">
+                          <a:xfrm>
+                            <a:off x="0" y="0"/>
+                            <a:ext cx="1561487" cy="1655999"/>
+                          </a:xfrm>
+                          <a:prstGeom prst="rect">
+                            <a:avLst/>
+                          </a:prstGeom>
+                          <a:noFill/>
+                          <a:ln w="9525">
+                            <a:noFill/>
+                            <a:headEnd/>
+                            <a:tailEnd/>
+                          </a:ln>
+                        </pic:spPr>
+                      </pic:pic>
+                    </a:graphicData>
+                  </a:graphic>
+                </wp:inline>
+              </w:drawing>
+            </w:r>
+            <w:r>
+              <w:t xml:space="preserve"> </w:t>
+            </w:r>
+            <w:r>
               <w:rPr>
                 <w:rFonts w:ascii="Times New Roman" w:hAnsi="Times New Roman" w:cs="Times New Roman" w:eastAsia="SimSun"/>
               </w:rPr>
-              <m:t>+</m:t>
-            </m:r>
-            <m:r>
+              <w:t xml:space="preserve">(3分)</w:t>
+            </w:r>
+          </w:p>
+        </w:tc>
+        <w:tc>
+          <w:tcPr>
+            <w:tcW w:type="dxa" w:w="1612"/>
+          </w:tcPr>
+          <w:tcPr/>
+          <w:p>
+            <w:pPr>
+              <w:pStyle w:val="Compact"/>
+            </w:pPr>
+          </w:p>
+        </w:tc>
+      </w:tr>
+      <w:tr>
+        <w:tc>
+          <w:tcPr>
+            <w:tcW w:type="dxa" w:w="4440"/>
+          </w:tcPr>
+          <w:tcPr/>
+          <w:p>
+            <w:pPr>
+              <w:pStyle w:val="Compact"/>
+              <w:jc w:val="center"/>
+            </w:pPr>
+            <w:r>
               <w:rPr>
                 <w:rFonts w:ascii="Times New Roman" w:hAnsi="Times New Roman" w:cs="Times New Roman" w:eastAsia="SimSun"/>
               </w:rPr>
-              <m:t>2</m:t>
-            </m:r>
-          </m:sub>
-        </m:sSub>
-        <m:r>
-          <m:rPr>
-            <m:sty m:val="p"/>
-          </m:rPr>
-          <w:rPr>
-            <w:rFonts w:ascii="Times New Roman" w:hAnsi="Times New Roman" w:cs="Times New Roman" w:eastAsia="SimSun"/>
-          </w:rPr>
-          <m:t>+</m:t>
-        </m:r>
-        <m:r>
-          <m:rPr>
-            <m:sty m:val="p"/>
-          </m:rPr>
-          <w:rPr>
-            <w:rFonts w:ascii="Times New Roman" w:hAnsi="Times New Roman" w:cs="Times New Roman" w:eastAsia="SimSun"/>
-          </w:rPr>
-          <m:t>n</m:t>
-        </m:r>
-        <m:sSub>
-          <m:e>
-            <m:r>
-              <m:rPr>
-                <m:sty m:val="p"/>
-              </m:rPr>
+              <w:t xml:space="preserve">5-4-2共9分</w:t>
+            </w:r>
+          </w:p>
+        </w:tc>
+        <w:tc>
+          <w:tcPr>
+            <w:tcW w:type="dxa" w:w="3700"/>
+          </w:tcPr>
+          <w:tcPr/>
+          <w:p>
+            <w:pPr>
+              <w:pStyle w:val="Compact"/>
+              <w:jc w:val="center"/>
+            </w:pPr>
+            <w:r>
+              <w:drawing>
+                <wp:inline>
+                  <wp:extent cx="1568400" cy="1438377"/>
+                  <wp:effectExtent b="0" l="0" r="0" t="0"/>
+                  <wp:docPr descr="" title="" id="256" name="Picture"/>
+                  <a:graphic>
+                    <a:graphicData uri="http://schemas.openxmlformats.org/drawingml/2006/picture">
+                      <pic:pic>
+                        <pic:nvPicPr>
+                          <pic:cNvPr descr="217774eee8e633eb51d4db71cf13c18e306875b9d5adb6eef221b514917d4ad3.jpg" id="257" name="Picture"/>
+                          <pic:cNvPicPr>
+                            <a:picLocks noChangeArrowheads="1" noChangeAspect="1"/>
+                          </pic:cNvPicPr>
+                        </pic:nvPicPr>
+                        <pic:blipFill>
+                          <a:blip r:embed="rId255"/>
+                          <a:stretch>
+                            <a:fillRect/>
+                          </a:stretch>
+                        </pic:blipFill>
+                        <pic:spPr bwMode="auto">
+                          <a:xfrm>
+                            <a:off x="0" y="0"/>
+                            <a:ext cx="1568400" cy="1438377"/>
+                          </a:xfrm>
+                          <a:prstGeom prst="rect">
+                            <a:avLst/>
+                          </a:prstGeom>
+                          <a:noFill/>
+                          <a:ln w="9525">
+                            <a:noFill/>
+                            <a:headEnd/>
+                            <a:tailEnd/>
+                          </a:ln>
+                        </pic:spPr>
+                      </pic:pic>
+                    </a:graphicData>
+                  </a:graphic>
+                </wp:inline>
+              </w:drawing>
+            </w:r>
+            <w:r>
+              <w:t xml:space="preserve"> </w:t>
+            </w:r>
+            <w:r>
               <w:rPr>
                 <w:rFonts w:ascii="Times New Roman" w:hAnsi="Times New Roman" w:cs="Times New Roman" w:eastAsia="SimSun"/>
               </w:rPr>
-              <m:t>H</m:t>
-            </m:r>
-          </m:e>
-          <m:sub>
-            <m:r>
+              <w:t xml:space="preserve">(3分)</w:t>
+            </w:r>
+          </w:p>
+        </w:tc>
+        <w:tc>
+          <w:tcPr>
+            <w:tcW w:type="dxa" w:w="1612"/>
+          </w:tcPr>
+          <w:tcPr/>
+          <w:p>
+            <w:pPr>
+              <w:pStyle w:val="Compact"/>
+              <w:jc w:val="center"/>
+            </w:pPr>
+            <w:r>
+              <w:drawing>
+                <wp:inline>
+                  <wp:extent cx="1568400" cy="1351938"/>
+                  <wp:effectExtent b="0" l="0" r="0" t="0"/>
+                  <wp:docPr descr="" title="" id="259" name="Picture"/>
+                  <a:graphic>
+                    <a:graphicData uri="http://schemas.openxmlformats.org/drawingml/2006/picture">
+                      <pic:pic>
+                        <pic:nvPicPr>
+                          <pic:cNvPr descr="99e02b8672007e5819a2b8afd9be57f79d7db823512a106081d92ffc2d0ee62c.jpg" id="260" name="Picture"/>
+                          <pic:cNvPicPr>
+                            <a:picLocks noChangeArrowheads="1" noChangeAspect="1"/>
+                          </pic:cNvPicPr>
+                        </pic:nvPicPr>
+                        <pic:blipFill>
+                          <a:blip r:embed="rId258"/>
+                          <a:stretch>
+                            <a:fillRect/>
+                          </a:stretch>
+                        </pic:blipFill>
+                        <pic:spPr bwMode="auto">
+                          <a:xfrm>
+                            <a:off x="0" y="0"/>
+                            <a:ext cx="1568400" cy="1351938"/>
+                          </a:xfrm>
+                          <a:prstGeom prst="rect">
+                            <a:avLst/>
+                          </a:prstGeom>
+                          <a:noFill/>
+                          <a:ln w="9525">
+                            <a:noFill/>
+                            <a:headEnd/>
+                            <a:tailEnd/>
+                          </a:ln>
+                        </pic:spPr>
+                      </pic:pic>
+                    </a:graphicData>
+                  </a:graphic>
+                </wp:inline>
+              </w:drawing>
+            </w:r>
+            <w:r>
+              <w:t xml:space="preserve"> </w:t>
+            </w:r>
+            <w:r>
               <w:rPr>
                 <w:rFonts w:ascii="Times New Roman" w:hAnsi="Times New Roman" w:cs="Times New Roman" w:eastAsia="SimSun"/>
               </w:rPr>
-              <m:t>2</m:t>
-            </m:r>
-          </m:sub>
-        </m:sSub>
-        <m:r>
-          <m:rPr>
-            <m:sty m:val="p"/>
-          </m:rPr>
-          <w:rPr>
-            <w:rFonts w:ascii="Times New Roman" w:hAnsi="Times New Roman" w:cs="Times New Roman" w:eastAsia="SimSun"/>
-          </w:rPr>
-          <m:t>O</m:t>
-        </m:r>
-      </m:oMath>
-      <w:r>
-        <w:t xml:space="preserve"> </w:t>
-      </w:r>
-      <w:r>
-        <w:rPr>
-          <w:rFonts w:ascii="Times New Roman" w:hAnsi="Times New Roman" w:cs="Times New Roman" w:eastAsia="SimSun"/>
-        </w:rPr>
-        <w:t xml:space="preserve">(2分)</w:t>
-      </w:r>
-    </w:p>
-    <w:p>
-      <w:pPr>
-        <w:pStyle w:val="BodyText"/>
-        <w:spacing w:before="0" w:after="0" w:line="276" w:lineRule="auto"/>
-      </w:pPr>
-      <w:r>
-        <w:rPr>
-          <w:rFonts w:ascii="Times New Roman" w:hAnsi="Times New Roman" w:cs="Times New Roman" w:eastAsia="SimSun"/>
-        </w:rPr>
-        <w:t xml:space="preserve">5-2共3分</w:t>
-      </w:r>
-    </w:p>
-    <w:p>
-      <w:pPr>
-        <w:pStyle w:val="BodyText"/>
-        <w:keepNext/>
-        <w:spacing w:before="120" w:after="40" w:line="240" w:lineRule="auto"/>
-        <w:jc w:val="center"/>
-      </w:pPr>
-      <w:r>
-        <w:drawing>
-          <wp:inline>
-            <wp:extent cx="2292095" cy="1572768"/>
-            <wp:effectExtent b="0" l="0" r="0" t="0"/>
-            <wp:docPr descr="" title="" id="241" name="Picture"/>
-            <a:graphic>
-              <a:graphicData uri="http://schemas.openxmlformats.org/drawingml/2006/picture">
-                <pic:pic>
-                  <pic:nvPicPr>
-                    <pic:cNvPr descr="5159bec050f9b9743c911cc1ae28cd816a149348bc49d29c1ace012f0a225044.jpg" id="242" name="Picture"/>
-                    <pic:cNvPicPr>
-                      <a:picLocks noChangeArrowheads="1" noChangeAspect="1"/>
-                    </pic:cNvPicPr>
-                  </pic:nvPicPr>
-                  <pic:blipFill>
-                    <a:blip r:embed="rId240"/>
-                    <a:stretch>
-                      <a:fillRect/>
-                    </a:stretch>
-                  </pic:blipFill>
-                  <pic:spPr bwMode="auto">
-                    <a:xfrm>
-                      <a:off x="0" y="0"/>
-                      <a:ext cx="2292095" cy="1572768"/>
-                    </a:xfrm>
-                    <a:prstGeom prst="rect">
-                      <a:avLst/>
-                    </a:prstGeom>
-                    <a:noFill/>
-                    <a:ln w="9525">
-                      <a:noFill/>
-                      <a:headEnd/>
-                      <a:tailEnd/>
-                    </a:ln>
-                  </pic:spPr>
-                </pic:pic>
-              </a:graphicData>
-            </a:graphic>
-          </wp:inline>
-        </w:drawing>
-      </w:r>
-    </w:p>
-    <w:p>
-      <w:pPr>
-        <w:pStyle w:val="BodyText"/>
-        <w:spacing w:before="0" w:after="0" w:line="276" w:lineRule="auto"/>
-        <w:ind w:firstLineChars="200" w:firstLine="420"/>
-      </w:pPr>
-      <w:r>
-        <w:rPr>
-          <w:rFonts w:ascii="Times New Roman" w:hAnsi="Times New Roman" w:cs="Times New Roman" w:eastAsia="SimSun"/>
-        </w:rPr>
-        <w:t xml:space="preserve">(3分)</w:t>
-      </w:r>
-    </w:p>
-    <w:p>
-      <w:pPr>
-        <w:pStyle w:val="BodyText"/>
-        <w:spacing w:before="0" w:after="0" w:line="276" w:lineRule="auto"/>
-      </w:pPr>
-      <w:r>
-        <w:rPr>
-          <w:rFonts w:ascii="Times New Roman" w:hAnsi="Times New Roman" w:cs="Times New Roman" w:eastAsia="SimSun"/>
-        </w:rPr>
-        <w:t xml:space="preserve">5-3-1共4分</w:t>
-      </w:r>
-    </w:p>
-    <w:p>
-      <w:pPr>
-        <w:pStyle w:val="BodyText"/>
-        <w:keepNext/>
-        <w:spacing w:before="120" w:after="40" w:line="240" w:lineRule="auto"/>
-        <w:jc w:val="center"/>
-      </w:pPr>
-      <w:r>
-        <w:drawing>
-          <wp:inline>
-            <wp:extent cx="2160000" cy="2067428"/>
-            <wp:effectExtent b="0" l="0" r="0" t="0"/>
-            <wp:docPr descr="" title="" id="244" name="Picture"/>
-            <a:graphic>
-              <a:graphicData uri="http://schemas.openxmlformats.org/drawingml/2006/picture">
-                <pic:pic>
-                  <pic:nvPicPr>
-                    <pic:cNvPr descr="a522e9180944afac3ebadf00b2cd9b928ba56fb70a97d42dcecafe52fe4e388c.jpg" id="245" name="Picture"/>
-                    <pic:cNvPicPr>
-                      <a:picLocks noChangeArrowheads="1" noChangeAspect="1"/>
-                    </pic:cNvPicPr>
-                  </pic:nvPicPr>
-                  <pic:blipFill>
-                    <a:blip r:embed="rId243"/>
-                    <a:stretch>
-                      <a:fillRect/>
-                    </a:stretch>
-                  </pic:blipFill>
-                  <pic:spPr bwMode="auto">
-                    <a:xfrm>
-                      <a:off x="0" y="0"/>
-                      <a:ext cx="2160000" cy="2067428"/>
-                    </a:xfrm>
-                    <a:prstGeom prst="rect">
-                      <a:avLst/>
-                    </a:prstGeom>
-                    <a:noFill/>
-                    <a:ln w="9525">
-                      <a:noFill/>
-                      <a:headEnd/>
-                      <a:tailEnd/>
-                    </a:ln>
-                  </pic:spPr>
-                </pic:pic>
-              </a:graphicData>
-            </a:graphic>
-          </wp:inline>
-        </w:drawing>
-      </w:r>
-    </w:p>
-    <w:p>
-      <w:pPr>
-        <w:pStyle w:val="BodyText"/>
-        <w:spacing w:before="0" w:after="0" w:line="276" w:lineRule="auto"/>
-        <w:ind w:firstLineChars="200" w:firstLine="420"/>
-      </w:pPr>
-      <w:r>
-        <w:rPr>
-          <w:rFonts w:ascii="Times New Roman" w:hAnsi="Times New Roman" w:cs="Times New Roman" w:eastAsia="SimSun"/>
-        </w:rPr>
-        <w:t xml:space="preserve">(2分)</w:t>
-      </w:r>
-    </w:p>
-    <w:p>
-      <w:pPr>
-        <w:pStyle w:val="BodyText"/>
-        <w:keepNext/>
-        <w:spacing w:before="120" w:after="40" w:line="240" w:lineRule="auto"/>
-        <w:jc w:val="center"/>
-      </w:pPr>
-      <w:r>
-        <w:drawing>
-          <wp:inline>
-            <wp:extent cx="2160000" cy="2102469"/>
-            <wp:effectExtent b="0" l="0" r="0" t="0"/>
-            <wp:docPr descr="" title="" id="247" name="Picture"/>
-            <a:graphic>
-              <a:graphicData uri="http://schemas.openxmlformats.org/drawingml/2006/picture">
-                <pic:pic>
-                  <pic:nvPicPr>
-                    <pic:cNvPr descr="50802ae446763f62382fae047cda61972ff0abef193f4e64b466e72c9766b8ff.jpg" id="248" name="Picture"/>
-                    <pic:cNvPicPr>
-                      <a:picLocks noChangeArrowheads="1" noChangeAspect="1"/>
-                    </pic:cNvPicPr>
-                  </pic:nvPicPr>
-                  <pic:blipFill>
-                    <a:blip r:embed="rId246"/>
-                    <a:stretch>
-                      <a:fillRect/>
-                    </a:stretch>
-                  </pic:blipFill>
-                  <pic:spPr bwMode="auto">
-                    <a:xfrm>
-                      <a:off x="0" y="0"/>
-                      <a:ext cx="2160000" cy="2102469"/>
-                    </a:xfrm>
-                    <a:prstGeom prst="rect">
-                      <a:avLst/>
-                    </a:prstGeom>
-                    <a:noFill/>
-                    <a:ln w="9525">
-                      <a:noFill/>
-                      <a:headEnd/>
-                      <a:tailEnd/>
-                    </a:ln>
-                  </pic:spPr>
-                </pic:pic>
-              </a:graphicData>
-            </a:graphic>
-          </wp:inline>
-        </w:drawing>
-      </w:r>
-    </w:p>
-    <w:p>
-      <w:pPr>
-        <w:pStyle w:val="BodyText"/>
-        <w:spacing w:before="0" w:after="0" w:line="276" w:lineRule="auto"/>
-        <w:ind w:firstLineChars="200" w:firstLine="420"/>
-      </w:pPr>
-      <w:r>
-        <w:rPr>
-          <w:rFonts w:ascii="Times New Roman" w:hAnsi="Times New Roman" w:cs="Times New Roman" w:eastAsia="SimSun"/>
-        </w:rPr>
-        <w:t xml:space="preserve">(2分)</w:t>
-      </w:r>
-    </w:p>
-    <w:p>
-      <w:pPr>
-        <w:pStyle w:val="BodyText"/>
-        <w:spacing w:before="0" w:after="0" w:line="276" w:lineRule="auto"/>
-        <w:ind w:firstLineChars="200" w:firstLine="420"/>
-      </w:pPr>
-      <w:r>
-        <w:t xml:space="preserve">P</w:t>
-      </w:r>
-    </w:p>
-    <w:p>
-      <w:pPr>
-        <w:pStyle w:val="BodyText"/>
-        <w:spacing w:before="0" w:after="0" w:line="276" w:lineRule="auto"/>
-        <w:ind w:firstLineChars="200" w:firstLine="420"/>
-      </w:pPr>
-      <w:r>
-        <w:t xml:space="preserve">Q</w:t>
-      </w:r>
-    </w:p>
-    <w:p>
-      <w:pPr>
-        <w:pStyle w:val="BodyText"/>
-        <w:spacing w:before="0" w:after="0" w:line="276" w:lineRule="auto"/>
-      </w:pPr>
-      <w:r>
-        <w:rPr>
-          <w:rFonts w:ascii="Times New Roman" w:hAnsi="Times New Roman" w:cs="Times New Roman" w:eastAsia="SimSun"/>
-        </w:rPr>
-        <w:t xml:space="preserve">5-3-2共2分</w:t>
-      </w:r>
-    </w:p>
-    <w:p>
-      <w:pPr>
-        <w:pStyle w:val="BodyText"/>
-        <w:keepNext/>
-        <w:spacing w:before="120" w:after="40" w:line="240" w:lineRule="auto"/>
-        <w:jc w:val="center"/>
-      </w:pPr>
-      <w:r>
-        <w:drawing>
-          <wp:inline>
-            <wp:extent cx="2160000" cy="2102400"/>
-            <wp:effectExtent b="0" l="0" r="0" t="0"/>
-            <wp:docPr descr="" title="" id="250" name="Picture"/>
-            <a:graphic>
-              <a:graphicData uri="http://schemas.openxmlformats.org/drawingml/2006/picture">
-                <pic:pic>
-                  <pic:nvPicPr>
-                    <pic:cNvPr descr="5d5e2b3a234d05e935fd645674a6af16830f3675c7b75d7ec98ed176bff6018e.jpg" id="251" name="Picture"/>
-                    <pic:cNvPicPr>
-                      <a:picLocks noChangeArrowheads="1" noChangeAspect="1"/>
-                    </pic:cNvPicPr>
-                  </pic:nvPicPr>
-                  <pic:blipFill>
-                    <a:blip r:embed="rId249"/>
-                    <a:stretch>
-                      <a:fillRect/>
-                    </a:stretch>
-                  </pic:blipFill>
-                  <pic:spPr bwMode="auto">
-                    <a:xfrm>
-                      <a:off x="0" y="0"/>
-                      <a:ext cx="2160000" cy="2102400"/>
-                    </a:xfrm>
-                    <a:prstGeom prst="rect">
-                      <a:avLst/>
-                    </a:prstGeom>
-                    <a:noFill/>
-                    <a:ln w="9525">
-                      <a:noFill/>
-                      <a:headEnd/>
-                      <a:tailEnd/>
-                    </a:ln>
-                  </pic:spPr>
-                </pic:pic>
-              </a:graphicData>
-            </a:graphic>
-          </wp:inline>
-        </w:drawing>
-      </w:r>
-    </w:p>
-    <w:p>
-      <w:pPr>
-        <w:pStyle w:val="BodyText"/>
-        <w:spacing w:before="0" w:after="0" w:line="276" w:lineRule="auto"/>
-        <w:ind w:firstLineChars="200" w:firstLine="420"/>
-      </w:pPr>
-      <w:r>
-        <w:rPr>
-          <w:rFonts w:ascii="Times New Roman" w:hAnsi="Times New Roman" w:cs="Times New Roman" w:eastAsia="SimSun"/>
-        </w:rPr>
-        <w:t xml:space="preserve">(2分)</w:t>
-      </w:r>
-    </w:p>
-    <w:p>
-      <w:pPr>
-        <w:pStyle w:val="BodyText"/>
-        <w:spacing w:before="0" w:after="0" w:line="276" w:lineRule="auto"/>
-      </w:pPr>
-      <w:r>
-        <w:rPr>
-          <w:rFonts w:ascii="Times New Roman" w:hAnsi="Times New Roman" w:cs="Times New Roman" w:eastAsia="SimSun"/>
-        </w:rPr>
-        <w:t xml:space="preserve">5-4-1共3分</w:t>
-      </w:r>
-    </w:p>
-    <w:p>
-      <w:pPr>
-        <w:pStyle w:val="BodyText"/>
-        <w:keepNext/>
-        <w:spacing w:before="120" w:after="40" w:line="240" w:lineRule="auto"/>
-        <w:jc w:val="center"/>
-      </w:pPr>
-      <w:r>
-        <w:drawing>
-          <wp:inline>
-            <wp:extent cx="2036724" cy="2160000"/>
-            <wp:effectExtent b="0" l="0" r="0" t="0"/>
-            <wp:docPr descr="" title="" id="253" name="Picture"/>
-            <a:graphic>
-              <a:graphicData uri="http://schemas.openxmlformats.org/drawingml/2006/picture">
-                <pic:pic>
-                  <pic:nvPicPr>
-                    <pic:cNvPr descr="40469e2ed186c4d328997a63f6c5c70cad7dab6aa5ee9039438919bfc4fb50f6.jpg" id="254" name="Picture"/>
-                    <pic:cNvPicPr>
-                      <a:picLocks noChangeArrowheads="1" noChangeAspect="1"/>
-                    </pic:cNvPicPr>
-                  </pic:nvPicPr>
-                  <pic:blipFill>
-                    <a:blip r:embed="rId252"/>
-                    <a:stretch>
-                      <a:fillRect/>
-                    </a:stretch>
-                  </pic:blipFill>
-                  <pic:spPr bwMode="auto">
-                    <a:xfrm>
-                      <a:off x="0" y="0"/>
-                      <a:ext cx="2036724" cy="2160000"/>
-                    </a:xfrm>
-                    <a:prstGeom prst="rect">
-                      <a:avLst/>
-                    </a:prstGeom>
-                    <a:noFill/>
-                    <a:ln w="9525">
-                      <a:noFill/>
-                      <a:headEnd/>
-                      <a:tailEnd/>
-                    </a:ln>
-                  </pic:spPr>
-                </pic:pic>
-              </a:graphicData>
-            </a:graphic>
-          </wp:inline>
-        </w:drawing>
-      </w:r>
-    </w:p>
-    <w:p>
-      <w:pPr>
-        <w:pStyle w:val="BodyText"/>
-        <w:spacing w:before="0" w:after="0" w:line="276" w:lineRule="auto"/>
-        <w:ind w:firstLineChars="200" w:firstLine="420"/>
-      </w:pPr>
-      <w:r>
-        <w:rPr>
-          <w:rFonts w:ascii="Times New Roman" w:hAnsi="Times New Roman" w:cs="Times New Roman" w:eastAsia="SimSun"/>
-        </w:rPr>
-        <w:t xml:space="preserve">(3分)</w:t>
-      </w:r>
-    </w:p>
-    <w:p>
-      <w:pPr>
-        <w:pStyle w:val="BodyText"/>
-        <w:spacing w:before="0" w:after="0" w:line="276" w:lineRule="auto"/>
-      </w:pPr>
-      <w:r>
-        <w:rPr>
-          <w:rFonts w:ascii="Times New Roman" w:hAnsi="Times New Roman" w:cs="Times New Roman" w:eastAsia="SimSun"/>
-        </w:rPr>
-        <w:t xml:space="preserve">5-4-2共9分</w:t>
-      </w:r>
-    </w:p>
-    <w:p>
-      <w:pPr>
-        <w:pStyle w:val="BodyText"/>
-        <w:keepNext/>
-        <w:spacing w:before="120" w:after="40" w:line="240" w:lineRule="auto"/>
-        <w:jc w:val="center"/>
-      </w:pPr>
-      <w:r>
-        <w:drawing>
-          <wp:inline>
-            <wp:extent cx="2160000" cy="1980932"/>
-            <wp:effectExtent b="0" l="0" r="0" t="0"/>
-            <wp:docPr descr="" title="" id="256" name="Picture"/>
-            <a:graphic>
-              <a:graphicData uri="http://schemas.openxmlformats.org/drawingml/2006/picture">
-                <pic:pic>
-                  <pic:nvPicPr>
-                    <pic:cNvPr descr="217774eee8e633eb51d4db71cf13c18e306875b9d5adb6eef221b514917d4ad3.jpg" id="257" name="Picture"/>
-                    <pic:cNvPicPr>
-                      <a:picLocks noChangeArrowheads="1" noChangeAspect="1"/>
-                    </pic:cNvPicPr>
-                  </pic:nvPicPr>
-                  <pic:blipFill>
-                    <a:blip r:embed="rId255"/>
-                    <a:stretch>
-                      <a:fillRect/>
-                    </a:stretch>
-                  </pic:blipFill>
-                  <pic:spPr bwMode="auto">
-                    <a:xfrm>
-                      <a:off x="0" y="0"/>
-                      <a:ext cx="2160000" cy="1980932"/>
-                    </a:xfrm>
-                    <a:prstGeom prst="rect">
-                      <a:avLst/>
-                    </a:prstGeom>
-                    <a:noFill/>
-                    <a:ln w="9525">
-                      <a:noFill/>
-                      <a:headEnd/>
-                      <a:tailEnd/>
-                    </a:ln>
-                  </pic:spPr>
-                </pic:pic>
-              </a:graphicData>
-            </a:graphic>
-          </wp:inline>
-        </w:drawing>
-      </w:r>
-    </w:p>
-    <w:p>
-      <w:pPr>
-        <w:pStyle w:val="BodyText"/>
-        <w:spacing w:before="0" w:after="0" w:line="276" w:lineRule="auto"/>
-        <w:ind w:firstLineChars="200" w:firstLine="420"/>
-      </w:pPr>
-      <w:r>
-        <w:rPr>
-          <w:rFonts w:ascii="Times New Roman" w:hAnsi="Times New Roman" w:cs="Times New Roman" w:eastAsia="SimSun"/>
-        </w:rPr>
-        <w:t xml:space="preserve">(3分)</w:t>
-      </w:r>
-    </w:p>
-    <w:p>
-      <w:pPr>
-        <w:pStyle w:val="BodyText"/>
-        <w:keepNext/>
-        <w:spacing w:before="120" w:after="40" w:line="240" w:lineRule="auto"/>
-        <w:jc w:val="center"/>
-      </w:pPr>
-      <w:r>
-        <w:drawing>
-          <wp:inline>
-            <wp:extent cx="2160000" cy="1861888"/>
-            <wp:effectExtent b="0" l="0" r="0" t="0"/>
-            <wp:docPr descr="" title="" id="259" name="Picture"/>
-            <a:graphic>
-              <a:graphicData uri="http://schemas.openxmlformats.org/drawingml/2006/picture">
-                <pic:pic>
-                  <pic:nvPicPr>
-                    <pic:cNvPr descr="99e02b8672007e5819a2b8afd9be57f79d7db823512a106081d92ffc2d0ee62c.jpg" id="260" name="Picture"/>
-                    <pic:cNvPicPr>
-                      <a:picLocks noChangeArrowheads="1" noChangeAspect="1"/>
-                    </pic:cNvPicPr>
-                  </pic:nvPicPr>
-                  <pic:blipFill>
-                    <a:blip r:embed="rId258"/>
-                    <a:stretch>
-                      <a:fillRect/>
-                    </a:stretch>
-                  </pic:blipFill>
-                  <pic:spPr bwMode="auto">
-                    <a:xfrm>
-                      <a:off x="0" y="0"/>
-                      <a:ext cx="2160000" cy="1861888"/>
-                    </a:xfrm>
-                    <a:prstGeom prst="rect">
-                      <a:avLst/>
-                    </a:prstGeom>
-                    <a:noFill/>
-                    <a:ln w="9525">
-                      <a:noFill/>
-                      <a:headEnd/>
-                      <a:tailEnd/>
-                    </a:ln>
-                  </pic:spPr>
-                </pic:pic>
-              </a:graphicData>
-            </a:graphic>
-          </wp:inline>
-        </w:drawing>
-      </w:r>
-    </w:p>
-    <w:p>
-      <w:pPr>
-        <w:pStyle w:val="BodyText"/>
-        <w:spacing w:before="0" w:after="0" w:line="276" w:lineRule="auto"/>
-        <w:ind w:firstLineChars="200" w:firstLine="420"/>
-      </w:pPr>
-      <w:r>
-        <w:rPr>
-          <w:rFonts w:ascii="Times New Roman" w:hAnsi="Times New Roman" w:cs="Times New Roman" w:eastAsia="SimSun"/>
-        </w:rPr>
-        <w:t xml:space="preserve">(3分)</w:t>
-      </w:r>
-    </w:p>
-    <w:p>
-      <w:pPr>
-        <w:pStyle w:val="BodyText"/>
-        <w:spacing w:before="0" w:after="0" w:line="276" w:lineRule="auto"/>
-        <w:ind w:firstLineChars="200" w:firstLine="420"/>
-      </w:pPr>
-      <w:r>
-        <w:t xml:space="preserve">A</w:t>
-      </w:r>
-    </w:p>
-    <w:p>
-      <w:pPr>
-        <w:pStyle w:val="BodyText"/>
-        <w:spacing w:before="0" w:after="0" w:line="276" w:lineRule="auto"/>
-        <w:ind w:firstLineChars="200" w:firstLine="420"/>
-      </w:pPr>
-      <w:r>
-        <w:t xml:space="preserve">B</w:t>
-      </w:r>
-    </w:p>
-    <w:p>
-      <w:pPr>
-        <w:pStyle w:val="BodyText"/>
-        <w:keepNext/>
-        <w:spacing w:before="120" w:after="40" w:line="240" w:lineRule="auto"/>
-        <w:jc w:val="center"/>
-      </w:pPr>
-      <w:r>
-        <w:drawing>
-          <wp:inline>
-            <wp:extent cx="1975103" cy="2090928"/>
-            <wp:effectExtent b="0" l="0" r="0" t="0"/>
-            <wp:docPr descr="" title="" id="262" name="Picture"/>
-            <a:graphic>
-              <a:graphicData uri="http://schemas.openxmlformats.org/drawingml/2006/picture">
-                <pic:pic>
-                  <pic:nvPicPr>
-                    <pic:cNvPr descr="4913da2ebc0d86c043378c8cf48745ec2e07c00e9b215c2abf472fb544e06896.jpg" id="263" name="Picture"/>
-                    <pic:cNvPicPr>
-                      <a:picLocks noChangeArrowheads="1" noChangeAspect="1"/>
-                    </pic:cNvPicPr>
-                  </pic:nvPicPr>
-                  <pic:blipFill>
-                    <a:blip r:embed="rId261"/>
-                    <a:stretch>
-                      <a:fillRect/>
-                    </a:stretch>
-                  </pic:blipFill>
-                  <pic:spPr bwMode="auto">
-                    <a:xfrm>
-                      <a:off x="0" y="0"/>
-                      <a:ext cx="1975103" cy="2090928"/>
-                    </a:xfrm>
-                    <a:prstGeom prst="rect">
-                      <a:avLst/>
-                    </a:prstGeom>
-                    <a:noFill/>
-                    <a:ln w="9525">
-                      <a:noFill/>
-                      <a:headEnd/>
-                      <a:tailEnd/>
-                    </a:ln>
-                  </pic:spPr>
-                </pic:pic>
-              </a:graphicData>
-            </a:graphic>
-          </wp:inline>
-        </w:drawing>
-      </w:r>
-    </w:p>
-    <w:p>
-      <w:pPr>
-        <w:pStyle w:val="BodyText"/>
-        <w:spacing w:before="0" w:after="120" w:line="240" w:lineRule="auto"/>
-        <w:ind w:firstLineChars="200" w:firstLine="420"/>
-        <w:jc w:val="center"/>
-      </w:pPr>
-      <w:r>
-        <w:rPr>
-          <w:rFonts w:ascii="Times New Roman" w:hAnsi="Times New Roman" w:cs="Times New Roman" w:eastAsia="SimSun"/>
-        </w:rPr>
-        <w:t xml:space="preserve">(3分,注意标注电荷)</w:t>
-      </w:r>
-    </w:p>
-    <w:p>
-      <w:pPr>
-        <w:pStyle w:val="BodyText"/>
-        <w:spacing w:before="0" w:after="0" w:line="276" w:lineRule="auto"/>
-        <w:ind w:firstLineChars="200" w:firstLine="420"/>
-      </w:pPr>
-      <w:r>
-        <w:rPr>
-          <w:rFonts w:ascii="Times New Roman" w:hAnsi="Times New Roman" w:cs="Times New Roman" w:eastAsia="SimSun"/>
-        </w:rPr>
-        <w:t xml:space="preserve">共9分。</w:t>
-      </w:r>
-    </w:p>
-    <w:p>
-      <w:pPr>
-        <w:pStyle w:val="BodyText"/>
-        <w:spacing w:before="0" w:after="0" w:line="276" w:lineRule="auto"/>
-        <w:ind w:firstLineChars="200" w:firstLine="420"/>
-      </w:pPr>
-      <w:r>
-        <w:t xml:space="preserve">C</w:t>
-      </w:r>
-    </w:p>
+              <w:t xml:space="preserve">(3分)</w:t>
+            </w:r>
+          </w:p>
+        </w:tc>
+      </w:tr>
+      <w:tr>
+        <w:tc>
+          <w:tcPr>
+            <w:tcW w:type="dxa" w:w="4440"/>
+          </w:tcPr>
+          <w:tcPr/>
+          <w:p>
+            <w:pPr>
+              <w:pStyle w:val="Compact"/>
+            </w:pPr>
+          </w:p>
+        </w:tc>
+        <w:tc>
+          <w:tcPr>
+            <w:tcW w:type="dxa" w:w="3700"/>
+          </w:tcPr>
+          <w:tcPr/>
+          <w:p>
+            <w:pPr>
+              <w:pStyle w:val="Compact"/>
+              <w:jc w:val="center"/>
+            </w:pPr>
+            <w:r>
+              <w:t xml:space="preserve">A</w:t>
+            </w:r>
+          </w:p>
+        </w:tc>
+        <w:tc>
+          <w:tcPr>
+            <w:tcW w:type="dxa" w:w="1612"/>
+          </w:tcPr>
+          <w:tcPr/>
+          <w:p>
+            <w:pPr>
+              <w:pStyle w:val="Compact"/>
+              <w:jc w:val="center"/>
+            </w:pPr>
+            <w:r>
+              <w:t xml:space="preserve">B</w:t>
+            </w:r>
+          </w:p>
+        </w:tc>
+      </w:tr>
+      <w:tr>
+        <w:tc>
+          <w:tcPr>
+            <w:tcW w:type="dxa" w:w="4440"/>
+          </w:tcPr>
+          <w:tcPr/>
+          <w:p>
+            <w:pPr>
+              <w:pStyle w:val="Compact"/>
+            </w:pPr>
+          </w:p>
+        </w:tc>
+        <w:tc>
+          <w:tcPr>
+            <w:tcW w:type="dxa" w:w="3700"/>
+          </w:tcPr>
+          <w:tcPr/>
+          <w:p>
+            <w:pPr>
+              <w:pStyle w:val="Compact"/>
+              <w:jc w:val="center"/>
+            </w:pPr>
+            <w:r>
+              <w:drawing>
+                <wp:inline>
+                  <wp:extent cx="1564267" cy="1655999"/>
+                  <wp:effectExtent b="0" l="0" r="0" t="0"/>
+                  <wp:docPr descr="" title="" id="262" name="Picture"/>
+                  <a:graphic>
+                    <a:graphicData uri="http://schemas.openxmlformats.org/drawingml/2006/picture">
+                      <pic:pic>
+                        <pic:nvPicPr>
+                          <pic:cNvPr descr="4913da2ebc0d86c043378c8cf48745ec2e07c00e9b215c2abf472fb544e06896.jpg" id="263" name="Picture"/>
+                          <pic:cNvPicPr>
+                            <a:picLocks noChangeArrowheads="1" noChangeAspect="1"/>
+                          </pic:cNvPicPr>
+                        </pic:nvPicPr>
+                        <pic:blipFill>
+                          <a:blip r:embed="rId261"/>
+                          <a:stretch>
+                            <a:fillRect/>
+                          </a:stretch>
+                        </pic:blipFill>
+                        <pic:spPr bwMode="auto">
+                          <a:xfrm>
+                            <a:off x="0" y="0"/>
+                            <a:ext cx="1564267" cy="1655999"/>
+                          </a:xfrm>
+                          <a:prstGeom prst="rect">
+                            <a:avLst/>
+                          </a:prstGeom>
+                          <a:noFill/>
+                          <a:ln w="9525">
+                            <a:noFill/>
+                            <a:headEnd/>
+                            <a:tailEnd/>
+                          </a:ln>
+                        </pic:spPr>
+                      </pic:pic>
+                    </a:graphicData>
+                  </a:graphic>
+                </wp:inline>
+              </w:drawing>
+            </w:r>
+            <w:r>
+              <w:t xml:space="preserve"> </w:t>
+            </w:r>
+            <w:r>
+              <w:rPr>
+                <w:rFonts w:ascii="Times New Roman" w:hAnsi="Times New Roman" w:cs="Times New Roman" w:eastAsia="SimSun"/>
+              </w:rPr>
+              <w:t xml:space="preserve">(3分,注意标注电荷)</w:t>
+            </w:r>
+          </w:p>
+        </w:tc>
+        <w:tc>
+          <w:tcPr>
+            <w:tcW w:type="dxa" w:w="1612"/>
+          </w:tcPr>
+          <w:tcPr/>
+          <w:p>
+            <w:pPr>
+              <w:pStyle w:val="Compact"/>
+              <w:jc w:val="center"/>
+            </w:pPr>
+            <w:r>
+              <w:rPr>
+                <w:rFonts w:ascii="Times New Roman" w:hAnsi="Times New Roman" w:cs="Times New Roman" w:eastAsia="SimSun"/>
+              </w:rPr>
+              <w:t xml:space="preserve">共9分。</w:t>
+            </w:r>
+          </w:p>
+        </w:tc>
+      </w:tr>
+      <w:tr>
+        <w:tc>
+          <w:tcPr>
+            <w:tcW w:type="dxa" w:w="4440"/>
+          </w:tcPr>
+          <w:tcPr/>
+          <w:p>
+            <w:pPr>
+              <w:pStyle w:val="Compact"/>
+            </w:pPr>
+          </w:p>
+        </w:tc>
+        <w:tc>
+          <w:tcPr>
+            <w:tcW w:type="dxa" w:w="3700"/>
+          </w:tcPr>
+          <w:tcPr/>
+          <w:p>
+            <w:pPr>
+              <w:pStyle w:val="Compact"/>
+              <w:jc w:val="center"/>
+            </w:pPr>
+            <w:r>
+              <w:t xml:space="preserve">C</w:t>
+            </w:r>
+          </w:p>
+        </w:tc>
+        <w:tc>
+          <w:tcPr>
+            <w:tcW w:type="dxa" w:w="1612"/>
+          </w:tcPr>
+          <w:tcPr/>
+          <w:p>
+            <w:pPr>
+              <w:pStyle w:val="Compact"/>
+            </w:pPr>
+          </w:p>
+        </w:tc>
+      </w:tr>
+    </w:tbl>
     <w:p>
       <w:pPr>
         <w:pStyle w:val="BodyText"/>
@@ -20400,7 +20643,7 @@
     </w:p>
     <w:bookmarkEnd w:id="356"/>
     <w:bookmarkEnd w:id="357"/>
-    <w:bookmarkStart w:id="561" w:name="奥林匹克"/>
+    <w:bookmarkStart w:id="570" w:name="奥林匹克"/>
     <w:p>
       <w:pPr>
         <w:pStyle w:val="Heading2"/>
@@ -23399,7 +23642,7 @@
       </w:r>
     </w:p>
     <w:bookmarkEnd w:id="463"/>
-    <w:bookmarkStart w:id="507" w:name="第-9-题13-分天然产物全合成"/>
+    <w:bookmarkStart w:id="516" w:name="第-9-题13-分天然产物全合成"/>
     <w:p>
       <w:pPr>
         <w:pStyle w:val="Heading3"/>
@@ -23937,7 +24180,7 @@
         </w:drawing>
       </w:r>
     </w:p>
-    <w:bookmarkStart w:id="506" w:name="答案-8"/>
+    <w:bookmarkStart w:id="515" w:name="答案-8"/>
     <w:p>
       <w:pPr>
         <w:pStyle w:val="Heading4"/>
@@ -24081,15 +24324,43 @@
           </w:p>
         </w:tc>
       </w:tr>
+    </w:tbl>
+    <w:p/>
+    <w:tbl>
+      <w:tblPr>
+        <w:tblStyle w:val="Table"/>
+        <w:tblW w:type="dxa" w:w="9752"/>
+        <w:jc w:val="center"/>
+        <w:tblBorders>
+          <w:top w:val="nil"/>
+          <w:left w:val="nil"/>
+          <w:bottom w:val="nil"/>
+          <w:right w:val="nil"/>
+          <w:insideH w:val="nil"/>
+          <w:insideV w:val="nil"/>
+        </w:tblBorders>
+        <w:tblLayout w:type="fixed"/>
+        <w:tblLook w:firstRow="1" w:lastRow="0" w:firstColumn="0" w:lastColumn="0" w:noHBand="0" w:noVBand="0" w:val="0020"/>
+      </w:tblPr>
+      <w:tblGrid>
+        <w:gridCol w:w="2438"/>
+        <w:gridCol w:w="2438"/>
+        <w:gridCol w:w="2438"/>
+        <w:gridCol w:w="2438"/>
+      </w:tblGrid>
       <w:tr>
+        <w:trPr>
+          <w:tblHeader w:val="on"/>
+        </w:trPr>
         <w:tc>
           <w:tcPr>
-            <w:tcW w:type="dxa" w:w="4876"/>
+            <w:tcW w:type="dxa" w:w="2438"/>
           </w:tcPr>
           <w:tcPr/>
           <w:p>
             <w:pPr>
               <w:pStyle w:val="Compact"/>
+              <w:spacing w:before="0" w:after="0" w:line="276" w:lineRule="auto"/>
               <w:jc w:val="center"/>
             </w:pPr>
             <w:r>
@@ -24099,7 +24370,29 @@
         </w:tc>
         <w:tc>
           <w:tcPr>
-            <w:tcW w:type="dxa" w:w="4876"/>
+            <w:tcW w:type="dxa" w:w="2438"/>
+          </w:tcPr>
+          <w:tcPr/>
+          <w:p>
+            <w:pPr>
+              <w:pStyle w:val="Compact"/>
+            </w:pPr>
+          </w:p>
+        </w:tc>
+        <w:tc>
+          <w:tcPr>
+            <w:tcW w:type="dxa" w:w="2438"/>
+          </w:tcPr>
+          <w:tcPr/>
+          <w:p>
+            <w:pPr>
+              <w:pStyle w:val="Compact"/>
+            </w:pPr>
+          </w:p>
+        </w:tc>
+        <w:tc>
+          <w:tcPr>
+            <w:tcW w:type="dxa" w:w="2438"/>
           </w:tcPr>
           <w:tcPr/>
           <w:p>
@@ -24112,39 +24405,7 @@
       <w:tr>
         <w:tc>
           <w:tcPr>
-            <w:tcW w:type="dxa" w:w="4876"/>
-          </w:tcPr>
-          <w:tcPr/>
-          <w:p>
-            <w:pPr>
-              <w:pStyle w:val="Compact"/>
-              <w:jc w:val="center"/>
-            </w:pPr>
-            <w:r>
-              <w:t xml:space="preserve">:–:</w:t>
-            </w:r>
-          </w:p>
-        </w:tc>
-        <w:tc>
-          <w:tcPr>
-            <w:tcW w:type="dxa" w:w="4876"/>
-          </w:tcPr>
-          <w:tcPr/>
-          <w:p>
-            <w:pPr>
-              <w:pStyle w:val="Compact"/>
-              <w:jc w:val="center"/>
-            </w:pPr>
-            <w:r>
-              <w:t xml:space="preserve">:–:</w:t>
-            </w:r>
-          </w:p>
-        </w:tc>
-      </w:tr>
-      <w:tr>
-        <w:tc>
-          <w:tcPr>
-            <w:tcW w:type="dxa" w:w="4876"/>
+            <w:tcW w:type="dxa" w:w="2438"/>
           </w:tcPr>
           <w:tcPr/>
           <w:p>
@@ -24159,7 +24420,7 @@
         </w:tc>
         <w:tc>
           <w:tcPr>
-            <w:tcW w:type="dxa" w:w="4876"/>
+            <w:tcW w:type="dxa" w:w="2438"/>
           </w:tcPr>
           <w:tcPr/>
           <w:p>
@@ -24172,11 +24433,41 @@
             </w:r>
           </w:p>
         </w:tc>
+        <w:tc>
+          <w:tcPr>
+            <w:tcW w:type="dxa" w:w="2438"/>
+          </w:tcPr>
+          <w:tcPr/>
+          <w:p>
+            <w:pPr>
+              <w:pStyle w:val="Compact"/>
+              <w:jc w:val="center"/>
+            </w:pPr>
+            <w:r>
+              <w:t xml:space="preserve">G</w:t>
+            </w:r>
+          </w:p>
+        </w:tc>
+        <w:tc>
+          <w:tcPr>
+            <w:tcW w:type="dxa" w:w="2438"/>
+          </w:tcPr>
+          <w:tcPr/>
+          <w:p>
+            <w:pPr>
+              <w:pStyle w:val="Compact"/>
+              <w:jc w:val="center"/>
+            </w:pPr>
+            <w:r>
+              <w:t xml:space="preserve">H</w:t>
+            </w:r>
+          </w:p>
+        </w:tc>
       </w:tr>
       <w:tr>
         <w:tc>
           <w:tcPr>
-            <w:tcW w:type="dxa" w:w="4876"/>
+            <w:tcW w:type="dxa" w:w="2438"/>
           </w:tcPr>
           <w:tcPr/>
           <w:p>
@@ -24187,7 +24478,7 @@
             <w:r>
               <w:drawing>
                 <wp:inline>
-                  <wp:extent cx="1438544" cy="1655999"/>
+                  <wp:extent cx="1149300" cy="1323031"/>
                   <wp:effectExtent b="0" l="0" r="0" t="0"/>
                   <wp:docPr descr="" title="" id="480" name="Picture"/>
                   <a:graphic>
@@ -24208,7 +24499,7 @@
                         <pic:spPr bwMode="auto">
                           <a:xfrm>
                             <a:off x="0" y="0"/>
-                            <a:ext cx="1438544" cy="1655999"/>
+                            <a:ext cx="1149300" cy="1323031"/>
                           </a:xfrm>
                           <a:prstGeom prst="rect">
                             <a:avLst/>
@@ -24239,7 +24530,7 @@
         </w:tc>
         <w:tc>
           <w:tcPr>
-            <w:tcW w:type="dxa" w:w="4876"/>
+            <w:tcW w:type="dxa" w:w="2438"/>
           </w:tcPr>
           <w:tcPr/>
           <w:p>
@@ -24300,11 +24591,137 @@
             </w:r>
           </w:p>
         </w:tc>
+        <w:tc>
+          <w:tcPr>
+            <w:tcW w:type="dxa" w:w="2438"/>
+          </w:tcPr>
+          <w:tcPr/>
+          <w:p>
+            <w:pPr>
+              <w:pStyle w:val="Compact"/>
+              <w:jc w:val="center"/>
+            </w:pPr>
+            <w:r>
+              <w:drawing>
+                <wp:inline>
+                  <wp:extent cx="871728" cy="1511807"/>
+                  <wp:effectExtent b="0" l="0" r="0" t="0"/>
+                  <wp:docPr descr="" title="" id="486" name="Picture"/>
+                  <a:graphic>
+                    <a:graphicData uri="http://schemas.openxmlformats.org/drawingml/2006/picture">
+                      <pic:pic>
+                        <pic:nvPicPr>
+                          <pic:cNvPr descr="7ba55bf1db4fb093efed9f3c5a02957eabb8523e1db2342c9d69d07415c58ab8.jpg" id="487" name="Picture"/>
+                          <pic:cNvPicPr>
+                            <a:picLocks noChangeArrowheads="1" noChangeAspect="1"/>
+                          </pic:cNvPicPr>
+                        </pic:nvPicPr>
+                        <pic:blipFill>
+                          <a:blip r:embed="rId485"/>
+                          <a:stretch>
+                            <a:fillRect/>
+                          </a:stretch>
+                        </pic:blipFill>
+                        <pic:spPr bwMode="auto">
+                          <a:xfrm>
+                            <a:off x="0" y="0"/>
+                            <a:ext cx="871728" cy="1511807"/>
+                          </a:xfrm>
+                          <a:prstGeom prst="rect">
+                            <a:avLst/>
+                          </a:prstGeom>
+                          <a:noFill/>
+                          <a:ln w="9525">
+                            <a:noFill/>
+                            <a:headEnd/>
+                            <a:tailEnd/>
+                          </a:ln>
+                        </pic:spPr>
+                      </pic:pic>
+                    </a:graphicData>
+                  </a:graphic>
+                </wp:inline>
+              </w:drawing>
+            </w:r>
+            <w:r>
+              <w:t xml:space="preserve"> </w:t>
+            </w:r>
+            <w:r>
+              <w:rPr>
+                <w:rFonts w:ascii="Times New Roman" w:hAnsi="Times New Roman" w:cs="Times New Roman" w:eastAsia="SimSun"/>
+              </w:rPr>
+              <w:t xml:space="preserve">(2分)</w:t>
+            </w:r>
+          </w:p>
+        </w:tc>
+        <w:tc>
+          <w:tcPr>
+            <w:tcW w:type="dxa" w:w="2438"/>
+          </w:tcPr>
+          <w:tcPr/>
+          <w:p>
+            <w:pPr>
+              <w:pStyle w:val="Compact"/>
+              <w:jc w:val="center"/>
+            </w:pPr>
+            <w:r>
+              <w:drawing>
+                <wp:inline>
+                  <wp:extent cx="798576" cy="1499615"/>
+                  <wp:effectExtent b="0" l="0" r="0" t="0"/>
+                  <wp:docPr descr="" title="" id="489" name="Picture"/>
+                  <a:graphic>
+                    <a:graphicData uri="http://schemas.openxmlformats.org/drawingml/2006/picture">
+                      <pic:pic>
+                        <pic:nvPicPr>
+                          <pic:cNvPr descr="2894ff33d916eb264fbd4683a863fe21ee06f6f6fb89cee12be69f9e8f60a806.jpg" id="490" name="Picture"/>
+                          <pic:cNvPicPr>
+                            <a:picLocks noChangeArrowheads="1" noChangeAspect="1"/>
+                          </pic:cNvPicPr>
+                        </pic:nvPicPr>
+                        <pic:blipFill>
+                          <a:blip r:embed="rId488"/>
+                          <a:stretch>
+                            <a:fillRect/>
+                          </a:stretch>
+                        </pic:blipFill>
+                        <pic:spPr bwMode="auto">
+                          <a:xfrm>
+                            <a:off x="0" y="0"/>
+                            <a:ext cx="798576" cy="1499615"/>
+                          </a:xfrm>
+                          <a:prstGeom prst="rect">
+                            <a:avLst/>
+                          </a:prstGeom>
+                          <a:noFill/>
+                          <a:ln w="9525">
+                            <a:noFill/>
+                            <a:headEnd/>
+                            <a:tailEnd/>
+                          </a:ln>
+                        </pic:spPr>
+                      </pic:pic>
+                    </a:graphicData>
+                  </a:graphic>
+                </wp:inline>
+              </w:drawing>
+            </w:r>
+            <w:r>
+              <w:t xml:space="preserve"> </w:t>
+            </w:r>
+            <w:r>
+              <w:rPr>
+                <w:rFonts w:ascii="Times New Roman" w:hAnsi="Times New Roman" w:cs="Times New Roman" w:eastAsia="SimSun"/>
+              </w:rPr>
+              <w:t xml:space="preserve">(3分)</w:t>
+            </w:r>
+          </w:p>
+        </w:tc>
       </w:tr>
       <w:tr>
         <w:tc>
           <w:tcPr>
-            <w:tcW w:type="dxa" w:w="4876"/>
+            <w:tcW w:type="dxa" w:w="2438"/>
           </w:tcPr>
           <w:tcPr/>
           <w:p>
@@ -24319,7 +24736,29 @@
         </w:tc>
         <w:tc>
           <w:tcPr>
-            <w:tcW w:type="dxa" w:w="4876"/>
+            <w:tcW w:type="dxa" w:w="2438"/>
+          </w:tcPr>
+          <w:tcPr/>
+          <w:p>
+            <w:pPr>
+              <w:pStyle w:val="Compact"/>
+            </w:pPr>
+          </w:p>
+        </w:tc>
+        <w:tc>
+          <w:tcPr>
+            <w:tcW w:type="dxa" w:w="2438"/>
+          </w:tcPr>
+          <w:tcPr/>
+          <w:p>
+            <w:pPr>
+              <w:pStyle w:val="Compact"/>
+            </w:pPr>
+          </w:p>
+        </w:tc>
+        <w:tc>
+          <w:tcPr>
+            <w:tcW w:type="dxa" w:w="2438"/>
           </w:tcPr>
           <w:tcPr/>
           <w:p>
@@ -24332,7 +24771,7 @@
       <w:tr>
         <w:tc>
           <w:tcPr>
-            <w:tcW w:type="dxa" w:w="4876"/>
+            <w:tcW w:type="dxa" w:w="2438"/>
           </w:tcPr>
           <w:tcPr/>
           <w:p>
@@ -24343,20 +24782,20 @@
             <w:r>
               <w:drawing>
                 <wp:inline>
-                  <wp:extent cx="1438655" cy="1298448"/>
+                  <wp:extent cx="1149300" cy="1037291"/>
                   <wp:effectExtent b="0" l="0" r="0" t="0"/>
-                  <wp:docPr descr="" title="" id="486" name="Picture"/>
+                  <wp:docPr descr="" title="" id="492" name="Picture"/>
                   <a:graphic>
                     <a:graphicData uri="http://schemas.openxmlformats.org/drawingml/2006/picture">
                       <pic:pic>
                         <pic:nvPicPr>
-                          <pic:cNvPr descr="aceb8ca49a5e771cb0fc93d9463d6ee8e2c2d9fa410fbedbdd6ca090c71c6ff8.jpg" id="487" name="Picture"/>
+                          <pic:cNvPr descr="aceb8ca49a5e771cb0fc93d9463d6ee8e2c2d9fa410fbedbdd6ca090c71c6ff8.jpg" id="493" name="Picture"/>
                           <pic:cNvPicPr>
                             <a:picLocks noChangeArrowheads="1" noChangeAspect="1"/>
                           </pic:cNvPicPr>
                         </pic:nvPicPr>
                         <pic:blipFill>
-                          <a:blip r:embed="rId485"/>
+                          <a:blip r:embed="rId491"/>
                           <a:stretch>
                             <a:fillRect/>
                           </a:stretch>
@@ -24364,7 +24803,7 @@
                         <pic:spPr bwMode="auto">
                           <a:xfrm>
                             <a:off x="0" y="0"/>
-                            <a:ext cx="1438655" cy="1298448"/>
+                            <a:ext cx="1149300" cy="1037291"/>
                           </a:xfrm>
                           <a:prstGeom prst="rect">
                             <a:avLst/>
@@ -24395,7 +24834,7 @@
         </w:tc>
         <w:tc>
           <w:tcPr>
-            <w:tcW w:type="dxa" w:w="4876"/>
+            <w:tcW w:type="dxa" w:w="2438"/>
           </w:tcPr>
           <w:tcPr/>
           <w:p>
@@ -24406,20 +24845,20 @@
             <w:r>
               <w:drawing>
                 <wp:inline>
-                  <wp:extent cx="1542287" cy="1286256"/>
+                  <wp:extent cx="1149300" cy="958507"/>
                   <wp:effectExtent b="0" l="0" r="0" t="0"/>
-                  <wp:docPr descr="" title="" id="489" name="Picture"/>
+                  <wp:docPr descr="" title="" id="495" name="Picture"/>
                   <a:graphic>
                     <a:graphicData uri="http://schemas.openxmlformats.org/drawingml/2006/picture">
                       <pic:pic>
                         <pic:nvPicPr>
-                          <pic:cNvPr descr="66d72c3531ceb2b00af3ef5d5cbd1373b6680c23ecc838f5b3d6140400fd1bd7.jpg" id="490" name="Picture"/>
+                          <pic:cNvPr descr="66d72c3531ceb2b00af3ef5d5cbd1373b6680c23ecc838f5b3d6140400fd1bd7.jpg" id="496" name="Picture"/>
                           <pic:cNvPicPr>
                             <a:picLocks noChangeArrowheads="1" noChangeAspect="1"/>
                           </pic:cNvPicPr>
                         </pic:nvPicPr>
                         <pic:blipFill>
-                          <a:blip r:embed="rId488"/>
+                          <a:blip r:embed="rId494"/>
                           <a:stretch>
                             <a:fillRect/>
                           </a:stretch>
@@ -24427,7 +24866,81 @@
                         <pic:spPr bwMode="auto">
                           <a:xfrm>
                             <a:off x="0" y="0"/>
-                            <a:ext cx="1542287" cy="1286256"/>
+                            <a:ext cx="1149300" cy="958507"/>
+                          </a:xfrm>
+                          <a:prstGeom prst="rect">
+                            <a:avLst/>
+                          </a:prstGeom>
+                          <a:noFill/>
+                          <a:ln w="9525">
+                            <a:noFill/>
+                            <a:headEnd/>
+                            <a:tailEnd/>
+                          </a:ln>
+                        </pic:spPr>
+                      </pic:pic>
+                    </a:graphicData>
+                  </a:graphic>
+                </wp:inline>
+              </w:drawing>
+            </w:r>
+            <w:r>
+              <w:t xml:space="preserve"> </w:t>
+            </w:r>
+            <w:r>
+              <w:rPr>
+                <w:rFonts w:ascii="Times New Roman" w:hAnsi="Times New Roman" w:cs="Times New Roman" w:eastAsia="SimSun"/>
+              </w:rPr>
+              <w:t xml:space="preserve">(1分)</w:t>
+            </w:r>
+          </w:p>
+        </w:tc>
+        <w:tc>
+          <w:tcPr>
+            <w:tcW w:type="dxa" w:w="2438"/>
+          </w:tcPr>
+          <w:tcPr/>
+          <w:p>
+            <w:pPr>
+              <w:pStyle w:val="Compact"/>
+            </w:pPr>
+          </w:p>
+        </w:tc>
+        <w:tc>
+          <w:tcPr>
+            <w:tcW w:type="dxa" w:w="2438"/>
+          </w:tcPr>
+          <w:tcPr/>
+          <w:p>
+            <w:pPr>
+              <w:pStyle w:val="Compact"/>
+              <w:jc w:val="center"/>
+            </w:pPr>
+            <w:r>
+              <w:drawing>
+                <wp:inline>
+                  <wp:extent cx="1149300" cy="855493"/>
+                  <wp:effectExtent b="0" l="0" r="0" t="0"/>
+                  <wp:docPr descr="" title="" id="498" name="Picture"/>
+                  <a:graphic>
+                    <a:graphicData uri="http://schemas.openxmlformats.org/drawingml/2006/picture">
+                      <pic:pic>
+                        <pic:nvPicPr>
+                          <pic:cNvPr descr="46f3da733afcee5f61be7fc050a1fd23d1e8ecadb665ce6b503c5b867b6081e4.jpg" id="499" name="Picture"/>
+                          <pic:cNvPicPr>
+                            <a:picLocks noChangeArrowheads="1" noChangeAspect="1"/>
+                          </pic:cNvPicPr>
+                        </pic:nvPicPr>
+                        <pic:blipFill>
+                          <a:blip r:embed="rId497"/>
+                          <a:stretch>
+                            <a:fillRect/>
+                          </a:stretch>
+                        </pic:blipFill>
+                        <pic:spPr bwMode="auto">
+                          <a:xfrm>
+                            <a:off x="0" y="0"/>
+                            <a:ext cx="1149300" cy="855493"/>
                           </a:xfrm>
                           <a:prstGeom prst="rect">
                             <a:avLst/>
@@ -24460,7 +24973,7 @@
       <w:tr>
         <w:tc>
           <w:tcPr>
-            <w:tcW w:type="dxa" w:w="4876"/>
+            <w:tcW w:type="dxa" w:w="2438"/>
           </w:tcPr>
           <w:tcPr/>
           <w:p>
@@ -24475,7 +24988,29 @@
         </w:tc>
         <w:tc>
           <w:tcPr>
-            <w:tcW w:type="dxa" w:w="4876"/>
+            <w:tcW w:type="dxa" w:w="2438"/>
+          </w:tcPr>
+          <w:tcPr/>
+          <w:p>
+            <w:pPr>
+              <w:pStyle w:val="Compact"/>
+            </w:pPr>
+          </w:p>
+        </w:tc>
+        <w:tc>
+          <w:tcPr>
+            <w:tcW w:type="dxa" w:w="2438"/>
+          </w:tcPr>
+          <w:tcPr/>
+          <w:p>
+            <w:pPr>
+              <w:pStyle w:val="Compact"/>
+            </w:pPr>
+          </w:p>
+        </w:tc>
+        <w:tc>
+          <w:tcPr>
+            <w:tcW w:type="dxa" w:w="2438"/>
           </w:tcPr>
           <w:tcPr/>
           <w:p>
@@ -24488,7 +25023,7 @@
       <w:tr>
         <w:tc>
           <w:tcPr>
-            <w:tcW w:type="dxa" w:w="4876"/>
+            <w:tcW w:type="dxa" w:w="2438"/>
           </w:tcPr>
           <w:tcPr/>
           <w:p>
@@ -24503,7 +25038,29 @@
         </w:tc>
         <w:tc>
           <w:tcPr>
-            <w:tcW w:type="dxa" w:w="4876"/>
+            <w:tcW w:type="dxa" w:w="2438"/>
+          </w:tcPr>
+          <w:tcPr/>
+          <w:p>
+            <w:pPr>
+              <w:pStyle w:val="Compact"/>
+            </w:pPr>
+          </w:p>
+        </w:tc>
+        <w:tc>
+          <w:tcPr>
+            <w:tcW w:type="dxa" w:w="2438"/>
+          </w:tcPr>
+          <w:tcPr/>
+          <w:p>
+            <w:pPr>
+              <w:pStyle w:val="Compact"/>
+            </w:pPr>
+          </w:p>
+        </w:tc>
+        <w:tc>
+          <w:tcPr>
+            <w:tcW w:type="dxa" w:w="2438"/>
           </w:tcPr>
           <w:tcPr/>
           <w:p>
@@ -24603,18 +25160,18 @@
                 <wp:inline>
                   <wp:extent cx="1568400" cy="1442568"/>
                   <wp:effectExtent b="0" l="0" r="0" t="0"/>
-                  <wp:docPr descr="" title="" id="492" name="Picture"/>
+                  <wp:docPr descr="" title="" id="501" name="Picture"/>
                   <a:graphic>
                     <a:graphicData uri="http://schemas.openxmlformats.org/drawingml/2006/picture">
                       <pic:pic>
                         <pic:nvPicPr>
-                          <pic:cNvPr descr="8f6a11ad55cbdbbc8860c6a248d0ec0e31fbcb9da401747ac194a45e22cd7611.jpg" id="493" name="Picture"/>
+                          <pic:cNvPr descr="8f6a11ad55cbdbbc8860c6a248d0ec0e31fbcb9da401747ac194a45e22cd7611.jpg" id="502" name="Picture"/>
                           <pic:cNvPicPr>
                             <a:picLocks noChangeArrowheads="1" noChangeAspect="1"/>
                           </pic:cNvPicPr>
                         </pic:nvPicPr>
                         <pic:blipFill>
-                          <a:blip r:embed="rId491"/>
+                          <a:blip r:embed="rId500"/>
                           <a:stretch>
                             <a:fillRect/>
                           </a:stretch>
@@ -24666,18 +25223,18 @@
                 <wp:inline>
                   <wp:extent cx="1307367" cy="1655999"/>
                   <wp:effectExtent b="0" l="0" r="0" t="0"/>
-                  <wp:docPr descr="" title="" id="495" name="Picture"/>
+                  <wp:docPr descr="" title="" id="504" name="Picture"/>
                   <a:graphic>
                     <a:graphicData uri="http://schemas.openxmlformats.org/drawingml/2006/picture">
                       <pic:pic>
                         <pic:nvPicPr>
-                          <pic:cNvPr descr="fff7f01bb9e625bc9187260650b026efde5629810e933fbe384a2fb30462414a.jpg" id="496" name="Picture"/>
+                          <pic:cNvPr descr="fff7f01bb9e625bc9187260650b026efde5629810e933fbe384a2fb30462414a.jpg" id="505" name="Picture"/>
                           <pic:cNvPicPr>
                             <a:picLocks noChangeArrowheads="1" noChangeAspect="1"/>
                           </pic:cNvPicPr>
                         </pic:nvPicPr>
                         <pic:blipFill>
-                          <a:blip r:embed="rId494"/>
+                          <a:blip r:embed="rId503"/>
                           <a:stretch>
                             <a:fillRect/>
                           </a:stretch>
@@ -24729,18 +25286,18 @@
                 <wp:inline>
                   <wp:extent cx="1278224" cy="1655999"/>
                   <wp:effectExtent b="0" l="0" r="0" t="0"/>
-                  <wp:docPr descr="" title="" id="498" name="Picture"/>
+                  <wp:docPr descr="" title="" id="507" name="Picture"/>
                   <a:graphic>
                     <a:graphicData uri="http://schemas.openxmlformats.org/drawingml/2006/picture">
                       <pic:pic>
                         <pic:nvPicPr>
-                          <pic:cNvPr descr="d9b7213fdc100ad436ef60a19f58ff2f1e76d43a60183129cb60bb052093d072.jpg" id="499" name="Picture"/>
+                          <pic:cNvPr descr="d9b7213fdc100ad436ef60a19f58ff2f1e76d43a60183129cb60bb052093d072.jpg" id="508" name="Picture"/>
                           <pic:cNvPicPr>
                             <a:picLocks noChangeArrowheads="1" noChangeAspect="1"/>
                           </pic:cNvPicPr>
                         </pic:nvPicPr>
                         <pic:blipFill>
-                          <a:blip r:embed="rId497"/>
+                          <a:blip r:embed="rId506"/>
                           <a:stretch>
                             <a:fillRect/>
                           </a:stretch>
@@ -24791,18 +25348,18 @@
           <wp:inline>
             <wp:extent cx="2160000" cy="1942662"/>
             <wp:effectExtent b="0" l="0" r="0" t="0"/>
-            <wp:docPr descr="" title="" id="501" name="Picture"/>
+            <wp:docPr descr="" title="" id="510" name="Picture"/>
             <a:graphic>
               <a:graphicData uri="http://schemas.openxmlformats.org/drawingml/2006/picture">
                 <pic:pic>
                   <pic:nvPicPr>
-                    <pic:cNvPr descr="685f13a317810c661c436d6fa9fa8ce53adcb269840c2ca5e402d0e87c4f5fbf.jpg" id="502" name="Picture"/>
+                    <pic:cNvPr descr="685f13a317810c661c436d6fa9fa8ce53adcb269840c2ca5e402d0e87c4f5fbf.jpg" id="511" name="Picture"/>
                     <pic:cNvPicPr>
                       <a:picLocks noChangeArrowheads="1" noChangeAspect="1"/>
                     </pic:cNvPicPr>
                   </pic:nvPicPr>
                   <pic:blipFill>
-                    <a:blip r:embed="rId500"/>
+                    <a:blip r:embed="rId509"/>
                     <a:stretch>
                       <a:fillRect/>
                     </a:stretch>
@@ -24893,18 +25450,18 @@
           <wp:inline>
             <wp:extent cx="3024000" cy="1034951"/>
             <wp:effectExtent b="0" l="0" r="0" t="0"/>
-            <wp:docPr descr="" title="" id="504" name="Picture"/>
+            <wp:docPr descr="" title="" id="513" name="Picture"/>
             <a:graphic>
               <a:graphicData uri="http://schemas.openxmlformats.org/drawingml/2006/picture">
                 <pic:pic>
                   <pic:nvPicPr>
-                    <pic:cNvPr descr="cf8b5a7a3e1ee298018a8413bdcfcb2120f01a509e443e49fc671c594a855197.jpg" id="505" name="Picture"/>
+                    <pic:cNvPr descr="cf8b5a7a3e1ee298018a8413bdcfcb2120f01a509e443e49fc671c594a855197.jpg" id="514" name="Picture"/>
                     <pic:cNvPicPr>
                       <a:picLocks noChangeArrowheads="1" noChangeAspect="1"/>
                     </pic:cNvPicPr>
                   </pic:nvPicPr>
                   <pic:blipFill>
-                    <a:blip r:embed="rId503"/>
+                    <a:blip r:embed="rId512"/>
                     <a:stretch>
                       <a:fillRect/>
                     </a:stretch>
@@ -24931,9 +25488,9 @@
         </w:drawing>
       </w:r>
     </w:p>
-    <w:bookmarkEnd w:id="506"/>
-    <w:bookmarkEnd w:id="507"/>
-    <w:bookmarkStart w:id="560" w:name="第-10-题13-分the-first-eye"/>
+    <w:bookmarkEnd w:id="515"/>
+    <w:bookmarkEnd w:id="516"/>
+    <w:bookmarkStart w:id="569" w:name="第-10-题13-分the-first-eye"/>
     <w:p>
       <w:pPr>
         <w:pStyle w:val="Heading3"/>
@@ -25054,18 +25611,18 @@
           <wp:inline>
             <wp:extent cx="1731264" cy="1408175"/>
             <wp:effectExtent b="0" l="0" r="0" t="0"/>
-            <wp:docPr descr="" title="" id="509" name="Picture"/>
+            <wp:docPr descr="" title="" id="518" name="Picture"/>
             <a:graphic>
               <a:graphicData uri="http://schemas.openxmlformats.org/drawingml/2006/picture">
                 <pic:pic>
                   <pic:nvPicPr>
-                    <pic:cNvPr descr="10ca38e96e4c03742b74a45abaa925096040e597b2256946fe92074a68bf9350.jpg" id="510" name="Picture"/>
+                    <pic:cNvPr descr="10ca38e96e4c03742b74a45abaa925096040e597b2256946fe92074a68bf9350.jpg" id="519" name="Picture"/>
                     <pic:cNvPicPr>
                       <a:picLocks noChangeArrowheads="1" noChangeAspect="1"/>
                     </pic:cNvPicPr>
                   </pic:nvPicPr>
                   <pic:blipFill>
-                    <a:blip r:embed="rId508"/>
+                    <a:blip r:embed="rId517"/>
                     <a:stretch>
                       <a:fillRect/>
                     </a:stretch>
@@ -25164,18 +25721,18 @@
           <wp:inline>
             <wp:extent cx="3024000" cy="534515"/>
             <wp:effectExtent b="0" l="0" r="0" t="0"/>
-            <wp:docPr descr="" title="" id="512" name="Picture"/>
+            <wp:docPr descr="" title="" id="521" name="Picture"/>
             <a:graphic>
               <a:graphicData uri="http://schemas.openxmlformats.org/drawingml/2006/picture">
                 <pic:pic>
                   <pic:nvPicPr>
-                    <pic:cNvPr descr="681453ab9952b3a44c90524719972c543c99d153ea7335799cd8af98be8f0a57.jpg" id="513" name="Picture"/>
+                    <pic:cNvPr descr="681453ab9952b3a44c90524719972c543c99d153ea7335799cd8af98be8f0a57.jpg" id="522" name="Picture"/>
                     <pic:cNvPicPr>
                       <a:picLocks noChangeArrowheads="1" noChangeAspect="1"/>
                     </pic:cNvPicPr>
                   </pic:nvPicPr>
                   <pic:blipFill>
-                    <a:blip r:embed="rId511"/>
+                    <a:blip r:embed="rId520"/>
                     <a:stretch>
                       <a:fillRect/>
                     </a:stretch>
@@ -26993,7 +27550,7 @@
         <w:t xml:space="preserve">可以被中间体螯合。</w:t>
       </w:r>
     </w:p>
-    <w:bookmarkStart w:id="559" w:name="答案-9"/>
+    <w:bookmarkStart w:id="568" w:name="答案-9"/>
     <w:p>
       <w:pPr>
         <w:pStyle w:val="Heading4"/>
@@ -27064,18 +27621,18 @@
                 <wp:inline>
                   <wp:extent cx="1149300" cy="946243"/>
                   <wp:effectExtent b="0" l="0" r="0" t="0"/>
-                  <wp:docPr descr="" title="" id="515" name="Picture"/>
+                  <wp:docPr descr="" title="" id="524" name="Picture"/>
                   <a:graphic>
                     <a:graphicData uri="http://schemas.openxmlformats.org/drawingml/2006/picture">
                       <pic:pic>
                         <pic:nvPicPr>
-                          <pic:cNvPr descr="528dbfdbb7da29e4fa7a29c0b1e09de1a08115165806a7303e6f85fc488b406e.jpg" id="516" name="Picture"/>
+                          <pic:cNvPr descr="528dbfdbb7da29e4fa7a29c0b1e09de1a08115165806a7303e6f85fc488b406e.jpg" id="525" name="Picture"/>
                           <pic:cNvPicPr>
                             <a:picLocks noChangeArrowheads="1" noChangeAspect="1"/>
                           </pic:cNvPicPr>
                         </pic:nvPicPr>
                         <pic:blipFill>
-                          <a:blip r:embed="rId514"/>
+                          <a:blip r:embed="rId523"/>
                           <a:stretch>
                             <a:fillRect/>
                           </a:stretch>
@@ -27213,18 +27770,18 @@
                 <wp:inline>
                   <wp:extent cx="1149300" cy="1066897"/>
                   <wp:effectExtent b="0" l="0" r="0" t="0"/>
-                  <wp:docPr descr="" title="" id="518" name="Picture"/>
+                  <wp:docPr descr="" title="" id="527" name="Picture"/>
                   <a:graphic>
                     <a:graphicData uri="http://schemas.openxmlformats.org/drawingml/2006/picture">
                       <pic:pic>
                         <pic:nvPicPr>
-                          <pic:cNvPr descr="578f3cd979e39e7dde5f15d6413931b8b7af55721cd8052bb6541d58bdc9542a.jpg" id="519" name="Picture"/>
+                          <pic:cNvPr descr="578f3cd979e39e7dde5f15d6413931b8b7af55721cd8052bb6541d58bdc9542a.jpg" id="528" name="Picture"/>
                           <pic:cNvPicPr>
                             <a:picLocks noChangeArrowheads="1" noChangeAspect="1"/>
                           </pic:cNvPicPr>
                         </pic:nvPicPr>
                         <pic:blipFill>
-                          <a:blip r:embed="rId517"/>
+                          <a:blip r:embed="rId526"/>
                           <a:stretch>
                             <a:fillRect/>
                           </a:stretch>
@@ -27278,18 +27835,18 @@
                 <wp:inline>
                   <wp:extent cx="1149300" cy="1063531"/>
                   <wp:effectExtent b="0" l="0" r="0" t="0"/>
-                  <wp:docPr descr="" title="" id="521" name="Picture"/>
+                  <wp:docPr descr="" title="" id="530" name="Picture"/>
                   <a:graphic>
                     <a:graphicData uri="http://schemas.openxmlformats.org/drawingml/2006/picture">
                       <pic:pic>
                         <pic:nvPicPr>
-                          <pic:cNvPr descr="58dfc5582b671189fe2c05129851473fcee9b0558a8ee5c60a992b5782ae88ba.jpg" id="522" name="Picture"/>
+                          <pic:cNvPr descr="58dfc5582b671189fe2c05129851473fcee9b0558a8ee5c60a992b5782ae88ba.jpg" id="531" name="Picture"/>
                           <pic:cNvPicPr>
                             <a:picLocks noChangeArrowheads="1" noChangeAspect="1"/>
                           </pic:cNvPicPr>
                         </pic:nvPicPr>
                         <pic:blipFill>
-                          <a:blip r:embed="rId520"/>
+                          <a:blip r:embed="rId529"/>
                           <a:stretch>
                             <a:fillRect/>
                           </a:stretch>
@@ -27399,18 +27956,18 @@
                 <wp:inline>
                   <wp:extent cx="1149300" cy="957068"/>
                   <wp:effectExtent b="0" l="0" r="0" t="0"/>
-                  <wp:docPr descr="" title="" id="524" name="Picture"/>
+                  <wp:docPr descr="" title="" id="533" name="Picture"/>
                   <a:graphic>
                     <a:graphicData uri="http://schemas.openxmlformats.org/drawingml/2006/picture">
                       <pic:pic>
                         <pic:nvPicPr>
-                          <pic:cNvPr descr="17a419faea023fab2f86d4f05b7995db5edf45a7ee2cd54e9b492b9f02029fdb.jpg" id="525" name="Picture"/>
+                          <pic:cNvPr descr="17a419faea023fab2f86d4f05b7995db5edf45a7ee2cd54e9b492b9f02029fdb.jpg" id="534" name="Picture"/>
                           <pic:cNvPicPr>
                             <a:picLocks noChangeArrowheads="1" noChangeAspect="1"/>
                           </pic:cNvPicPr>
                         </pic:nvPicPr>
                         <pic:blipFill>
-                          <a:blip r:embed="rId523"/>
+                          <a:blip r:embed="rId532"/>
                           <a:stretch>
                             <a:fillRect/>
                           </a:stretch>
@@ -27464,18 +28021,18 @@
                 <wp:inline>
                   <wp:extent cx="1149300" cy="1053886"/>
                   <wp:effectExtent b="0" l="0" r="0" t="0"/>
-                  <wp:docPr descr="" title="" id="527" name="Picture"/>
+                  <wp:docPr descr="" title="" id="536" name="Picture"/>
                   <a:graphic>
                     <a:graphicData uri="http://schemas.openxmlformats.org/drawingml/2006/picture">
                       <pic:pic>
                         <pic:nvPicPr>
-                          <pic:cNvPr descr="8fafa8c6693913e5beb28d2ab9e5ee0b1206392a6594a125b4965e80fb22ae27.jpg" id="528" name="Picture"/>
+                          <pic:cNvPr descr="8fafa8c6693913e5beb28d2ab9e5ee0b1206392a6594a125b4965e80fb22ae27.jpg" id="537" name="Picture"/>
                           <pic:cNvPicPr>
                             <a:picLocks noChangeArrowheads="1" noChangeAspect="1"/>
                           </pic:cNvPicPr>
                         </pic:nvPicPr>
                         <pic:blipFill>
-                          <a:blip r:embed="rId526"/>
+                          <a:blip r:embed="rId535"/>
                           <a:stretch>
                             <a:fillRect/>
                           </a:stretch>
@@ -27645,18 +28202,18 @@
                 <wp:inline>
                   <wp:extent cx="1149300" cy="1129984"/>
                   <wp:effectExtent b="0" l="0" r="0" t="0"/>
-                  <wp:docPr descr="" title="" id="530" name="Picture"/>
+                  <wp:docPr descr="" title="" id="539" name="Picture"/>
                   <a:graphic>
                     <a:graphicData uri="http://schemas.openxmlformats.org/drawingml/2006/picture">
                       <pic:pic>
                         <pic:nvPicPr>
-                          <pic:cNvPr descr="8842996e206435c63c165351bf2aad71a1a60c503ffc3396acab7b85bcdfa6ce.jpg" id="531" name="Picture"/>
+                          <pic:cNvPr descr="8842996e206435c63c165351bf2aad71a1a60c503ffc3396acab7b85bcdfa6ce.jpg" id="540" name="Picture"/>
                           <pic:cNvPicPr>
                             <a:picLocks noChangeArrowheads="1" noChangeAspect="1"/>
                           </pic:cNvPicPr>
                         </pic:nvPicPr>
                         <pic:blipFill>
-                          <a:blip r:embed="rId529"/>
+                          <a:blip r:embed="rId538"/>
                           <a:stretch>
                             <a:fillRect/>
                           </a:stretch>
@@ -27710,18 +28267,18 @@
                 <wp:inline>
                   <wp:extent cx="950976" cy="1170431"/>
                   <wp:effectExtent b="0" l="0" r="0" t="0"/>
-                  <wp:docPr descr="" title="" id="533" name="Picture"/>
+                  <wp:docPr descr="" title="" id="542" name="Picture"/>
                   <a:graphic>
                     <a:graphicData uri="http://schemas.openxmlformats.org/drawingml/2006/picture">
                       <pic:pic>
                         <pic:nvPicPr>
-                          <pic:cNvPr descr="b3ba5ee39c6e9275947a9e16c936e7cb76d032557e4bc079af0293298a7bc631.jpg" id="534" name="Picture"/>
+                          <pic:cNvPr descr="b3ba5ee39c6e9275947a9e16c936e7cb76d032557e4bc079af0293298a7bc631.jpg" id="543" name="Picture"/>
                           <pic:cNvPicPr>
                             <a:picLocks noChangeArrowheads="1" noChangeAspect="1"/>
                           </pic:cNvPicPr>
                         </pic:nvPicPr>
                         <pic:blipFill>
-                          <a:blip r:embed="rId532"/>
+                          <a:blip r:embed="rId541"/>
                           <a:stretch>
                             <a:fillRect/>
                           </a:stretch>
@@ -27891,18 +28448,18 @@
                 <wp:inline>
                   <wp:extent cx="1149300" cy="966290"/>
                   <wp:effectExtent b="0" l="0" r="0" t="0"/>
-                  <wp:docPr descr="" title="" id="536" name="Picture"/>
+                  <wp:docPr descr="" title="" id="545" name="Picture"/>
                   <a:graphic>
                     <a:graphicData uri="http://schemas.openxmlformats.org/drawingml/2006/picture">
                       <pic:pic>
                         <pic:nvPicPr>
-                          <pic:cNvPr descr="4db8a0490e2bbcadab2aade78d49ccc0419de06862660ba687fff806f8da3e8f.jpg" id="537" name="Picture"/>
+                          <pic:cNvPr descr="4db8a0490e2bbcadab2aade78d49ccc0419de06862660ba687fff806f8da3e8f.jpg" id="546" name="Picture"/>
                           <pic:cNvPicPr>
                             <a:picLocks noChangeArrowheads="1" noChangeAspect="1"/>
                           </pic:cNvPicPr>
                         </pic:nvPicPr>
                         <pic:blipFill>
-                          <a:blip r:embed="rId535"/>
+                          <a:blip r:embed="rId544"/>
                           <a:stretch>
                             <a:fillRect/>
                           </a:stretch>
@@ -27945,18 +28502,18 @@
                 <wp:inline>
                   <wp:extent cx="1149300" cy="1012566"/>
                   <wp:effectExtent b="0" l="0" r="0" t="0"/>
-                  <wp:docPr descr="" title="" id="539" name="Picture"/>
+                  <wp:docPr descr="" title="" id="548" name="Picture"/>
                   <a:graphic>
                     <a:graphicData uri="http://schemas.openxmlformats.org/drawingml/2006/picture">
                       <pic:pic>
                         <pic:nvPicPr>
-                          <pic:cNvPr descr="879914af6297c3f89572a0c3102360f17f07dd3d672c552b73dbae992bf4b1f6.jpg" id="540" name="Picture"/>
+                          <pic:cNvPr descr="879914af6297c3f89572a0c3102360f17f07dd3d672c552b73dbae992bf4b1f6.jpg" id="549" name="Picture"/>
                           <pic:cNvPicPr>
                             <a:picLocks noChangeArrowheads="1" noChangeAspect="1"/>
                           </pic:cNvPicPr>
                         </pic:nvPicPr>
                         <pic:blipFill>
-                          <a:blip r:embed="rId538"/>
+                          <a:blip r:embed="rId547"/>
                           <a:stretch>
                             <a:fillRect/>
                           </a:stretch>
@@ -27999,18 +28556,18 @@
                 <wp:inline>
                   <wp:extent cx="1149300" cy="957145"/>
                   <wp:effectExtent b="0" l="0" r="0" t="0"/>
-                  <wp:docPr descr="" title="" id="542" name="Picture"/>
+                  <wp:docPr descr="" title="" id="551" name="Picture"/>
                   <a:graphic>
                     <a:graphicData uri="http://schemas.openxmlformats.org/drawingml/2006/picture">
                       <pic:pic>
                         <pic:nvPicPr>
-                          <pic:cNvPr descr="34407dda26afbd65142da047d3fcd1b5c870b85b3045d343027f67271ad2c6df.jpg" id="543" name="Picture"/>
+                          <pic:cNvPr descr="34407dda26afbd65142da047d3fcd1b5c870b85b3045d343027f67271ad2c6df.jpg" id="552" name="Picture"/>
                           <pic:cNvPicPr>
                             <a:picLocks noChangeArrowheads="1" noChangeAspect="1"/>
                           </pic:cNvPicPr>
                         </pic:nvPicPr>
                         <pic:blipFill>
-                          <a:blip r:embed="rId541"/>
+                          <a:blip r:embed="rId550"/>
                           <a:stretch>
                             <a:fillRect/>
                           </a:stretch>
@@ -28184,18 +28741,18 @@
                 <wp:inline>
                   <wp:extent cx="1149300" cy="1016412"/>
                   <wp:effectExtent b="0" l="0" r="0" t="0"/>
-                  <wp:docPr descr="" title="" id="545" name="Picture"/>
+                  <wp:docPr descr="" title="" id="554" name="Picture"/>
                   <a:graphic>
                     <a:graphicData uri="http://schemas.openxmlformats.org/drawingml/2006/picture">
                       <pic:pic>
                         <pic:nvPicPr>
-                          <pic:cNvPr descr="2320598291d053d88be2a972280c952fad80cba01692f18c62c092498e855719.jpg" id="546" name="Picture"/>
+                          <pic:cNvPr descr="2320598291d053d88be2a972280c952fad80cba01692f18c62c092498e855719.jpg" id="555" name="Picture"/>
                           <pic:cNvPicPr>
                             <a:picLocks noChangeArrowheads="1" noChangeAspect="1"/>
                           </pic:cNvPicPr>
                         </pic:nvPicPr>
                         <pic:blipFill>
-                          <a:blip r:embed="rId544"/>
+                          <a:blip r:embed="rId553"/>
                           <a:stretch>
                             <a:fillRect/>
                           </a:stretch>
@@ -28249,18 +28806,18 @@
                 <wp:inline>
                   <wp:extent cx="1149300" cy="868279"/>
                   <wp:effectExtent b="0" l="0" r="0" t="0"/>
-                  <wp:docPr descr="" title="" id="548" name="Picture"/>
+                  <wp:docPr descr="" title="" id="557" name="Picture"/>
                   <a:graphic>
                     <a:graphicData uri="http://schemas.openxmlformats.org/drawingml/2006/picture">
                       <pic:pic>
                         <pic:nvPicPr>
-                          <pic:cNvPr descr="574f67f6c1c0f8de67529db0fd226591340de6d90e9b8385d8c3e62f6f71f820.jpg" id="549" name="Picture"/>
+                          <pic:cNvPr descr="574f67f6c1c0f8de67529db0fd226591340de6d90e9b8385d8c3e62f6f71f820.jpg" id="558" name="Picture"/>
                           <pic:cNvPicPr>
                             <a:picLocks noChangeArrowheads="1" noChangeAspect="1"/>
                           </pic:cNvPicPr>
                         </pic:nvPicPr>
                         <pic:blipFill>
-                          <a:blip r:embed="rId547"/>
+                          <a:blip r:embed="rId556"/>
                           <a:stretch>
                             <a:fillRect/>
                           </a:stretch>
@@ -28442,18 +28999,18 @@
                 <wp:inline>
                   <wp:extent cx="1149300" cy="1153953"/>
                   <wp:effectExtent b="0" l="0" r="0" t="0"/>
-                  <wp:docPr descr="" title="" id="551" name="Picture"/>
+                  <wp:docPr descr="" title="" id="560" name="Picture"/>
                   <a:graphic>
                     <a:graphicData uri="http://schemas.openxmlformats.org/drawingml/2006/picture">
                       <pic:pic>
                         <pic:nvPicPr>
-                          <pic:cNvPr descr="d1e544b03c6e1f53a1ef01aab542a3dde089e12acfddf5046883da7603fc0ccb.jpg" id="552" name="Picture"/>
+                          <pic:cNvPr descr="d1e544b03c6e1f53a1ef01aab542a3dde089e12acfddf5046883da7603fc0ccb.jpg" id="561" name="Picture"/>
                           <pic:cNvPicPr>
                             <a:picLocks noChangeArrowheads="1" noChangeAspect="1"/>
                           </pic:cNvPicPr>
                         </pic:nvPicPr>
                         <pic:blipFill>
-                          <a:blip r:embed="rId550"/>
+                          <a:blip r:embed="rId559"/>
                           <a:stretch>
                             <a:fillRect/>
                           </a:stretch>
@@ -28487,18 +29044,18 @@
                 <wp:inline>
                   <wp:extent cx="1149300" cy="1049879"/>
                   <wp:effectExtent b="0" l="0" r="0" t="0"/>
-                  <wp:docPr descr="" title="" id="554" name="Picture"/>
+                  <wp:docPr descr="" title="" id="563" name="Picture"/>
                   <a:graphic>
                     <a:graphicData uri="http://schemas.openxmlformats.org/drawingml/2006/picture">
                       <pic:pic>
                         <pic:nvPicPr>
-                          <pic:cNvPr descr="a8a8ef31bbc41976433861d37e032a26036cabe1bc27999cfe61efeff2fc06c8.jpg" id="555" name="Picture"/>
+                          <pic:cNvPr descr="a8a8ef31bbc41976433861d37e032a26036cabe1bc27999cfe61efeff2fc06c8.jpg" id="564" name="Picture"/>
                           <pic:cNvPicPr>
                             <a:picLocks noChangeArrowheads="1" noChangeAspect="1"/>
                           </pic:cNvPicPr>
                         </pic:nvPicPr>
                         <pic:blipFill>
-                          <a:blip r:embed="rId553"/>
+                          <a:blip r:embed="rId562"/>
                           <a:stretch>
                             <a:fillRect/>
                           </a:stretch>
@@ -28532,18 +29089,18 @@
                 <wp:inline>
                   <wp:extent cx="1149300" cy="977271"/>
                   <wp:effectExtent b="0" l="0" r="0" t="0"/>
-                  <wp:docPr descr="" title="" id="557" name="Picture"/>
+                  <wp:docPr descr="" title="" id="566" name="Picture"/>
                   <a:graphic>
                     <a:graphicData uri="http://schemas.openxmlformats.org/drawingml/2006/picture">
                       <pic:pic>
                         <pic:nvPicPr>
-                          <pic:cNvPr descr="e98ea4ea7188a1bf1b9e4b6fe590a01bd655d1262150a11497992a4d97d77448.jpg" id="558" name="Picture"/>
+                          <pic:cNvPr descr="e98ea4ea7188a1bf1b9e4b6fe590a01bd655d1262150a11497992a4d97d77448.jpg" id="567" name="Picture"/>
                           <pic:cNvPicPr>
                             <a:picLocks noChangeArrowheads="1" noChangeAspect="1"/>
                           </pic:cNvPicPr>
                         </pic:nvPicPr>
                         <pic:blipFill>
-                          <a:blip r:embed="rId556"/>
+                          <a:blip r:embed="rId565"/>
                           <a:stretch>
                             <a:fillRect/>
                           </a:stretch>
@@ -28595,10 +29152,10 @@
         </w:tc>
       </w:tr>
     </w:tbl>
-    <w:bookmarkEnd w:id="559"/>
-    <w:bookmarkEnd w:id="560"/>
-    <w:bookmarkEnd w:id="561"/>
-    <w:bookmarkStart w:id="562" w:name="附选题清单题卡溯源"/>
+    <w:bookmarkEnd w:id="568"/>
+    <w:bookmarkEnd w:id="569"/>
+    <w:bookmarkEnd w:id="570"/>
+    <w:bookmarkStart w:id="571" w:name="附选题清单题卡溯源"/>
     <w:p>
       <w:pPr>
         <w:pStyle w:val="Heading2"/>
@@ -30042,8 +30599,8 @@
         <w:t xml:space="preserve">，故本卷不按考段标注。</w:t>
       </w:r>
     </w:p>
-    <w:bookmarkEnd w:id="562"/>
-    <w:bookmarkEnd w:id="563"/>
+    <w:bookmarkEnd w:id="571"/>
+    <w:bookmarkEnd w:id="572"/>
     <w:sectPr>
       <w:footerReference r:id="rId9" w:type="default"/>
       <w:headerReference r:id="rId10" w:type="default"/>

--- a/00-首页/题组Word/初赛模拟卷/真题版式/初赛模拟卷O2（有机·答案与解析版·真题版式）.docx
+++ b/00-首页/题组Word/初赛模拟卷/真题版式/初赛模拟卷O2（有机·答案与解析版·真题版式）.docx
@@ -2,7 +2,7 @@
 <file path=word/document.xml><?xml version="1.0" encoding="utf-8"?>
 <w:document xmlns:w="http://schemas.openxmlformats.org/wordprocessingml/2006/main" xmlns:m="http://schemas.openxmlformats.org/officeDocument/2006/math" xmlns:r="http://schemas.openxmlformats.org/officeDocument/2006/relationships" xmlns:o="urn:schemas-microsoft-com:office:office" xmlns:v="urn:schemas-microsoft-com:vml" xmlns:w10="urn:schemas-microsoft-com:office:word" xmlns:a="http://schemas.openxmlformats.org/drawingml/2006/main" xmlns:pic="http://schemas.openxmlformats.org/drawingml/2006/picture" xmlns:wp="http://schemas.openxmlformats.org/drawingml/2006/wordprocessingDrawing">
   <w:body>
-    <w:bookmarkStart w:id="572" w:name="初赛模拟卷-o2有机-答案与解析"/>
+    <w:bookmarkStart w:id="563" w:name="初赛模拟卷-o2有机-答案与解析"/>
     <w:p>
       <w:pPr>
         <w:pStyle w:val="Heading1"/>
@@ -14337,1143 +14337,900 @@
         <w:t xml:space="preserve">答案</w:t>
       </w:r>
     </w:p>
-    <w:tbl>
-      <w:tblPr>
-        <w:tblStyle w:val="Table"/>
-        <w:tblW w:type="dxa" w:w="9752"/>
-        <w:jc w:val="center"/>
-        <w:tblBorders>
-          <w:top w:val="nil"/>
-          <w:left w:val="nil"/>
-          <w:bottom w:val="nil"/>
-          <w:right w:val="nil"/>
-          <w:insideH w:val="nil"/>
-          <w:insideV w:val="nil"/>
-        </w:tblBorders>
-        <w:tblLayout w:type="fixed"/>
-        <w:tblLook w:firstRow="1" w:lastRow="0" w:firstColumn="0" w:lastColumn="0" w:noHBand="0" w:noVBand="0" w:val="0020"/>
-      </w:tblPr>
-      <w:tblGrid>
-        <w:gridCol w:w="4440"/>
-        <w:gridCol w:w="3700"/>
-        <w:gridCol w:w="1612"/>
-      </w:tblGrid>
-      <w:tr>
-        <w:trPr>
-          <w:tblHeader w:val="on"/>
-        </w:trPr>
-        <w:tc>
-          <w:tcPr>
-            <w:tcW w:type="dxa" w:w="4440"/>
-          </w:tcPr>
-          <w:tcPr/>
-          <w:p>
-            <w:pPr>
-              <w:pStyle w:val="Compact"/>
-              <w:jc w:val="center"/>
-            </w:pPr>
-            <w:r>
+    <w:p>
+      <w:pPr>
+        <w:pStyle w:val="FirstParagraph"/>
+        <w:spacing w:before="0" w:after="0" w:line="276" w:lineRule="auto"/>
+        <w:ind w:firstLineChars="200" w:firstLine="420"/>
+      </w:pPr>
+      <w:r>
+        <w:rPr>
+          <w:rFonts w:ascii="Times New Roman" w:hAnsi="Times New Roman" w:cs="Times New Roman" w:eastAsia="SimSun"/>
+        </w:rPr>
+        <w:t xml:space="preserve">三钴碳化物簇(26分,占13%)</w:t>
+      </w:r>
+    </w:p>
+    <w:p>
+      <w:pPr>
+        <w:pStyle w:val="BodyText"/>
+        <w:spacing w:before="0" w:after="0" w:line="276" w:lineRule="auto"/>
+      </w:pPr>
+      <w:r>
+        <w:rPr>
+          <w:rFonts w:ascii="Times New Roman" w:hAnsi="Times New Roman" w:cs="Times New Roman" w:eastAsia="SimSun"/>
+        </w:rPr>
+        <w:t xml:space="preserve">5-1共2分</w:t>
+      </w:r>
+    </w:p>
+    <w:p>
+      <w:pPr>
+        <w:pStyle w:val="BodyText"/>
+        <w:spacing w:before="0" w:after="0" w:line="276" w:lineRule="auto"/>
+        <w:ind w:firstLineChars="200" w:firstLine="420"/>
+      </w:pPr>
+      <m:oMath>
+        <m:r>
+          <m:rPr>
+            <m:sty m:val="p"/>
+          </m:rPr>
+          <w:rPr>
+            <w:rFonts w:ascii="Times New Roman" w:hAnsi="Times New Roman" w:cs="Times New Roman" w:eastAsia="SimSun"/>
+          </w:rPr>
+          <m:t>n</m:t>
+        </m:r>
+        <m:r>
+          <m:rPr>
+            <m:sty m:val="p"/>
+          </m:rPr>
+          <w:rPr>
+            <w:rFonts w:ascii="Times New Roman" w:hAnsi="Times New Roman" w:cs="Times New Roman" w:eastAsia="SimSun"/>
+          </w:rPr>
+          <m:t>C</m:t>
+        </m:r>
+        <m:r>
+          <m:rPr>
+            <m:sty m:val="p"/>
+          </m:rPr>
+          <w:rPr>
+            <w:rFonts w:ascii="Times New Roman" w:hAnsi="Times New Roman" w:cs="Times New Roman" w:eastAsia="SimSun"/>
+          </w:rPr>
+          <m:t>O</m:t>
+        </m:r>
+        <m:r>
+          <m:rPr>
+            <m:sty m:val="p"/>
+          </m:rPr>
+          <w:rPr>
+            <w:rFonts w:ascii="Times New Roman" w:hAnsi="Times New Roman" w:cs="Times New Roman" w:eastAsia="SimSun"/>
+          </w:rPr>
+          <m:t>+</m:t>
+        </m:r>
+        <m:d>
+          <m:dPr>
+            <m:begChr m:val="("/>
+            <m:sepChr m:val=""/>
+            <m:endChr m:val=")"/>
+            <m:grow/>
+          </m:dPr>
+          <m:e>
+            <m:r>
               <w:rPr>
                 <w:rFonts w:ascii="Times New Roman" w:hAnsi="Times New Roman" w:cs="Times New Roman" w:eastAsia="SimSun"/>
               </w:rPr>
-              <w:t xml:space="preserve">三钴碳化物簇(26分,占13%)</w:t>
-            </w:r>
-          </w:p>
-        </w:tc>
-        <w:tc>
-          <w:tcPr>
-            <w:tcW w:type="dxa" w:w="3700"/>
-          </w:tcPr>
-          <w:tcPr/>
-          <w:p>
-            <w:pPr>
-              <w:pStyle w:val="Compact"/>
-            </w:pPr>
-          </w:p>
-        </w:tc>
-        <w:tc>
-          <w:tcPr>
-            <w:tcW w:type="dxa" w:w="1612"/>
-          </w:tcPr>
-          <w:tcPr/>
-          <w:p>
-            <w:pPr>
-              <w:pStyle w:val="Compact"/>
-            </w:pPr>
-          </w:p>
-        </w:tc>
-      </w:tr>
-      <w:tr>
-        <w:tc>
-          <w:tcPr>
-            <w:tcW w:type="dxa" w:w="4440"/>
-          </w:tcPr>
-          <w:tcPr/>
-          <w:p>
-            <w:pPr>
-              <w:pStyle w:val="Compact"/>
-              <w:jc w:val="center"/>
-            </w:pPr>
-            <w:r>
+              <m:t>2</m:t>
+            </m:r>
+            <m:r>
+              <m:rPr>
+                <m:sty m:val="p"/>
+              </m:rPr>
               <w:rPr>
                 <w:rFonts w:ascii="Times New Roman" w:hAnsi="Times New Roman" w:cs="Times New Roman" w:eastAsia="SimSun"/>
               </w:rPr>
-              <w:t xml:space="preserve">5-1共2分</w:t>
-            </w:r>
-          </w:p>
-        </w:tc>
-        <w:tc>
-          <w:tcPr>
-            <w:tcW w:type="dxa" w:w="3700"/>
-          </w:tcPr>
-          <w:tcPr/>
-          <w:p>
-            <w:pPr>
-              <w:pStyle w:val="Compact"/>
-              <w:jc w:val="center"/>
-            </w:pPr>
-            <m:oMath>
-              <m:r>
-                <m:rPr>
-                  <m:sty m:val="p"/>
-                </m:rPr>
-                <w:rPr>
-                  <w:rFonts w:ascii="Times New Roman" w:hAnsi="Times New Roman" w:cs="Times New Roman" w:eastAsia="SimSun"/>
-                </w:rPr>
-                <m:t>n</m:t>
-              </m:r>
-              <m:r>
-                <m:rPr>
-                  <m:sty m:val="p"/>
-                </m:rPr>
-                <w:rPr>
-                  <w:rFonts w:ascii="Times New Roman" w:hAnsi="Times New Roman" w:cs="Times New Roman" w:eastAsia="SimSun"/>
-                </w:rPr>
-                <m:t>C</m:t>
-              </m:r>
-              <m:r>
-                <m:rPr>
-                  <m:sty m:val="p"/>
-                </m:rPr>
-                <w:rPr>
-                  <w:rFonts w:ascii="Times New Roman" w:hAnsi="Times New Roman" w:cs="Times New Roman" w:eastAsia="SimSun"/>
-                </w:rPr>
-                <m:t>O</m:t>
-              </m:r>
-              <m:r>
-                <m:rPr>
-                  <m:sty m:val="p"/>
-                </m:rPr>
-                <w:rPr>
-                  <w:rFonts w:ascii="Times New Roman" w:hAnsi="Times New Roman" w:cs="Times New Roman" w:eastAsia="SimSun"/>
-                </w:rPr>
-                <m:t>+</m:t>
-              </m:r>
-              <m:d>
-                <m:dPr>
-                  <m:begChr m:val="("/>
-                  <m:sepChr m:val=""/>
-                  <m:endChr m:val=")"/>
-                  <m:grow/>
-                </m:dPr>
-                <m:e>
-                  <m:r>
-                    <w:rPr>
-                      <w:rFonts w:ascii="Times New Roman" w:hAnsi="Times New Roman" w:cs="Times New Roman" w:eastAsia="SimSun"/>
-                    </w:rPr>
-                    <m:t>2</m:t>
-                  </m:r>
-                  <m:r>
-                    <m:rPr>
-                      <m:sty m:val="p"/>
-                    </m:rPr>
-                    <w:rPr>
-                      <w:rFonts w:ascii="Times New Roman" w:hAnsi="Times New Roman" w:cs="Times New Roman" w:eastAsia="SimSun"/>
-                    </w:rPr>
-                    <m:t>n</m:t>
-                  </m:r>
-                  <m:r>
-                    <m:rPr>
-                      <m:sty m:val="p"/>
-                    </m:rPr>
-                    <w:rPr>
-                      <w:rFonts w:ascii="Times New Roman" w:hAnsi="Times New Roman" w:cs="Times New Roman" w:eastAsia="SimSun"/>
-                    </w:rPr>
-                    <m:t>+</m:t>
-                  </m:r>
-                  <m:r>
-                    <w:rPr>
-                      <w:rFonts w:ascii="Times New Roman" w:hAnsi="Times New Roman" w:cs="Times New Roman" w:eastAsia="SimSun"/>
-                    </w:rPr>
-                    <m:t>1</m:t>
-                  </m:r>
-                </m:e>
-              </m:d>
-              <m:sSub>
-                <m:e>
-                  <m:r>
-                    <m:rPr>
-                      <m:sty m:val="p"/>
-                    </m:rPr>
-                    <w:rPr>
-                      <w:rFonts w:ascii="Times New Roman" w:hAnsi="Times New Roman" w:cs="Times New Roman" w:eastAsia="SimSun"/>
-                    </w:rPr>
-                    <m:t>H</m:t>
-                  </m:r>
-                </m:e>
-                <m:sub>
-                  <m:r>
-                    <w:rPr>
-                      <w:rFonts w:ascii="Times New Roman" w:hAnsi="Times New Roman" w:cs="Times New Roman" w:eastAsia="SimSun"/>
-                    </w:rPr>
-                    <m:t>2</m:t>
-                  </m:r>
-                </m:sub>
-              </m:sSub>
-              <m:r>
-                <m:rPr>
-                  <m:sty m:val="p"/>
-                </m:rPr>
-                <w:rPr>
-                  <w:rFonts w:ascii="Times New Roman" w:hAnsi="Times New Roman" w:cs="Times New Roman" w:eastAsia="SimSun"/>
-                </w:rPr>
-                <m:t>→</m:t>
-              </m:r>
-              <m:sSub>
-                <m:e>
-                  <m:r>
-                    <m:rPr>
-                      <m:sty m:val="p"/>
-                    </m:rPr>
-                    <w:rPr>
-                      <w:rFonts w:ascii="Times New Roman" w:hAnsi="Times New Roman" w:cs="Times New Roman" w:eastAsia="SimSun"/>
-                    </w:rPr>
-                    <m:t>C</m:t>
-                  </m:r>
-                </m:e>
-                <m:sub>
-                  <m:r>
-                    <m:rPr>
-                      <m:sty m:val="p"/>
-                    </m:rPr>
-                    <w:rPr>
-                      <w:rFonts w:ascii="Times New Roman" w:hAnsi="Times New Roman" w:cs="Times New Roman" w:eastAsia="SimSun"/>
-                    </w:rPr>
-                    <m:t>n</m:t>
-                  </m:r>
-                </m:sub>
-              </m:sSub>
-              <m:sSub>
-                <m:e>
-                  <m:r>
-                    <m:rPr>
-                      <m:sty m:val="p"/>
-                    </m:rPr>
-                    <w:rPr>
-                      <w:rFonts w:ascii="Times New Roman" w:hAnsi="Times New Roman" w:cs="Times New Roman" w:eastAsia="SimSun"/>
-                    </w:rPr>
-                    <m:t>H</m:t>
-                  </m:r>
-                </m:e>
-                <m:sub>
-                  <m:r>
-                    <w:rPr>
-                      <w:rFonts w:ascii="Times New Roman" w:hAnsi="Times New Roman" w:cs="Times New Roman" w:eastAsia="SimSun"/>
-                    </w:rPr>
-                    <m:t>2</m:t>
-                  </m:r>
-                  <m:r>
-                    <m:rPr>
-                      <m:sty m:val="p"/>
-                    </m:rPr>
-                    <w:rPr>
-                      <w:rFonts w:ascii="Times New Roman" w:hAnsi="Times New Roman" w:cs="Times New Roman" w:eastAsia="SimSun"/>
-                    </w:rPr>
-                    <m:t>n</m:t>
-                  </m:r>
-                  <m:r>
-                    <m:rPr>
-                      <m:sty m:val="p"/>
-                    </m:rPr>
-                    <w:rPr>
-                      <w:rFonts w:ascii="Times New Roman" w:hAnsi="Times New Roman" w:cs="Times New Roman" w:eastAsia="SimSun"/>
-                    </w:rPr>
-                    <m:t>+</m:t>
-                  </m:r>
-                  <m:r>
-                    <w:rPr>
-                      <w:rFonts w:ascii="Times New Roman" w:hAnsi="Times New Roman" w:cs="Times New Roman" w:eastAsia="SimSun"/>
-                    </w:rPr>
-                    <m:t>2</m:t>
-                  </m:r>
-                </m:sub>
-              </m:sSub>
-              <m:r>
-                <m:rPr>
-                  <m:sty m:val="p"/>
-                </m:rPr>
-                <w:rPr>
-                  <w:rFonts w:ascii="Times New Roman" w:hAnsi="Times New Roman" w:cs="Times New Roman" w:eastAsia="SimSun"/>
-                </w:rPr>
-                <m:t>+</m:t>
-              </m:r>
-              <m:r>
-                <m:rPr>
-                  <m:sty m:val="p"/>
-                </m:rPr>
-                <w:rPr>
-                  <w:rFonts w:ascii="Times New Roman" w:hAnsi="Times New Roman" w:cs="Times New Roman" w:eastAsia="SimSun"/>
-                </w:rPr>
-                <m:t>n</m:t>
-              </m:r>
-              <m:sSub>
-                <m:e>
-                  <m:r>
-                    <m:rPr>
-                      <m:sty m:val="p"/>
-                    </m:rPr>
-                    <w:rPr>
-                      <w:rFonts w:ascii="Times New Roman" w:hAnsi="Times New Roman" w:cs="Times New Roman" w:eastAsia="SimSun"/>
-                    </w:rPr>
-                    <m:t>H</m:t>
-                  </m:r>
-                </m:e>
-                <m:sub>
-                  <m:r>
-                    <w:rPr>
-                      <w:rFonts w:ascii="Times New Roman" w:hAnsi="Times New Roman" w:cs="Times New Roman" w:eastAsia="SimSun"/>
-                    </w:rPr>
-                    <m:t>2</m:t>
-                  </m:r>
-                </m:sub>
-              </m:sSub>
-              <m:r>
-                <m:rPr>
-                  <m:sty m:val="p"/>
-                </m:rPr>
-                <w:rPr>
-                  <w:rFonts w:ascii="Times New Roman" w:hAnsi="Times New Roman" w:cs="Times New Roman" w:eastAsia="SimSun"/>
-                </w:rPr>
-                <m:t>O</m:t>
-              </m:r>
-            </m:oMath>
-            <w:r>
-              <w:t xml:space="preserve"> </w:t>
-            </w:r>
-            <w:r>
+              <m:t>n</m:t>
+            </m:r>
+            <m:r>
+              <m:rPr>
+                <m:sty m:val="p"/>
+              </m:rPr>
               <w:rPr>
                 <w:rFonts w:ascii="Times New Roman" w:hAnsi="Times New Roman" w:cs="Times New Roman" w:eastAsia="SimSun"/>
               </w:rPr>
-              <w:t xml:space="preserve">(2分)</w:t>
-            </w:r>
-          </w:p>
-        </w:tc>
-        <w:tc>
-          <w:tcPr>
-            <w:tcW w:type="dxa" w:w="1612"/>
-          </w:tcPr>
-          <w:tcPr/>
-          <w:p>
-            <w:pPr>
-              <w:pStyle w:val="Compact"/>
-            </w:pPr>
-          </w:p>
-        </w:tc>
-      </w:tr>
-      <w:tr>
-        <w:tc>
-          <w:tcPr>
-            <w:tcW w:type="dxa" w:w="4440"/>
-          </w:tcPr>
-          <w:tcPr/>
-          <w:p>
-            <w:pPr>
-              <w:pStyle w:val="Compact"/>
-              <w:jc w:val="center"/>
-            </w:pPr>
-            <w:r>
+              <m:t>+</m:t>
+            </m:r>
+            <m:r>
               <w:rPr>
                 <w:rFonts w:ascii="Times New Roman" w:hAnsi="Times New Roman" w:cs="Times New Roman" w:eastAsia="SimSun"/>
               </w:rPr>
-              <w:t xml:space="preserve">5-2共3分</w:t>
-            </w:r>
-          </w:p>
-        </w:tc>
-        <w:tc>
-          <w:tcPr>
-            <w:tcW w:type="dxa" w:w="3700"/>
-          </w:tcPr>
-          <w:tcPr/>
-          <w:p>
-            <w:pPr>
-              <w:pStyle w:val="Compact"/>
-              <w:jc w:val="center"/>
-            </w:pPr>
-            <w:r>
-              <w:drawing>
-                <wp:inline>
-                  <wp:extent cx="1568400" cy="1076189"/>
-                  <wp:effectExtent b="0" l="0" r="0" t="0"/>
-                  <wp:docPr descr="" title="" id="241" name="Picture"/>
-                  <a:graphic>
-                    <a:graphicData uri="http://schemas.openxmlformats.org/drawingml/2006/picture">
-                      <pic:pic>
-                        <pic:nvPicPr>
-                          <pic:cNvPr descr="5159bec050f9b9743c911cc1ae28cd816a149348bc49d29c1ace012f0a225044.jpg" id="242" name="Picture"/>
-                          <pic:cNvPicPr>
-                            <a:picLocks noChangeArrowheads="1" noChangeAspect="1"/>
-                          </pic:cNvPicPr>
-                        </pic:nvPicPr>
-                        <pic:blipFill>
-                          <a:blip r:embed="rId240"/>
-                          <a:stretch>
-                            <a:fillRect/>
-                          </a:stretch>
-                        </pic:blipFill>
-                        <pic:spPr bwMode="auto">
-                          <a:xfrm>
-                            <a:off x="0" y="0"/>
-                            <a:ext cx="1568400" cy="1076189"/>
-                          </a:xfrm>
-                          <a:prstGeom prst="rect">
-                            <a:avLst/>
-                          </a:prstGeom>
-                          <a:noFill/>
-                          <a:ln w="9525">
-                            <a:noFill/>
-                            <a:headEnd/>
-                            <a:tailEnd/>
-                          </a:ln>
-                        </pic:spPr>
-                      </pic:pic>
-                    </a:graphicData>
-                  </a:graphic>
-                </wp:inline>
-              </w:drawing>
-            </w:r>
-            <w:r>
-              <w:t xml:space="preserve"> </w:t>
-            </w:r>
-            <w:r>
+              <m:t>1</m:t>
+            </m:r>
+          </m:e>
+        </m:d>
+        <m:sSub>
+          <m:e>
+            <m:r>
+              <m:rPr>
+                <m:sty m:val="p"/>
+              </m:rPr>
               <w:rPr>
                 <w:rFonts w:ascii="Times New Roman" w:hAnsi="Times New Roman" w:cs="Times New Roman" w:eastAsia="SimSun"/>
               </w:rPr>
-              <w:t xml:space="preserve">(3分)</w:t>
-            </w:r>
-          </w:p>
-        </w:tc>
-        <w:tc>
-          <w:tcPr>
-            <w:tcW w:type="dxa" w:w="1612"/>
-          </w:tcPr>
-          <w:tcPr/>
-          <w:p>
-            <w:pPr>
-              <w:pStyle w:val="Compact"/>
-            </w:pPr>
-          </w:p>
-        </w:tc>
-      </w:tr>
-      <w:tr>
-        <w:tc>
-          <w:tcPr>
-            <w:tcW w:type="dxa" w:w="4440"/>
-          </w:tcPr>
-          <w:tcPr/>
-          <w:p>
-            <w:pPr>
-              <w:pStyle w:val="Compact"/>
-              <w:jc w:val="center"/>
-            </w:pPr>
-            <w:r>
+              <m:t>H</m:t>
+            </m:r>
+          </m:e>
+          <m:sub>
+            <m:r>
               <w:rPr>
                 <w:rFonts w:ascii="Times New Roman" w:hAnsi="Times New Roman" w:cs="Times New Roman" w:eastAsia="SimSun"/>
               </w:rPr>
-              <w:t xml:space="preserve">5-3-1共4分</w:t>
-            </w:r>
-          </w:p>
-        </w:tc>
-        <w:tc>
-          <w:tcPr>
-            <w:tcW w:type="dxa" w:w="3700"/>
-          </w:tcPr>
-          <w:tcPr/>
-          <w:p>
-            <w:pPr>
-              <w:pStyle w:val="Compact"/>
-              <w:jc w:val="center"/>
-            </w:pPr>
-            <w:r>
-              <w:drawing>
-                <wp:inline>
-                  <wp:extent cx="1568400" cy="1501182"/>
-                  <wp:effectExtent b="0" l="0" r="0" t="0"/>
-                  <wp:docPr descr="" title="" id="244" name="Picture"/>
-                  <a:graphic>
-                    <a:graphicData uri="http://schemas.openxmlformats.org/drawingml/2006/picture">
-                      <pic:pic>
-                        <pic:nvPicPr>
-                          <pic:cNvPr descr="a522e9180944afac3ebadf00b2cd9b928ba56fb70a97d42dcecafe52fe4e388c.jpg" id="245" name="Picture"/>
-                          <pic:cNvPicPr>
-                            <a:picLocks noChangeArrowheads="1" noChangeAspect="1"/>
-                          </pic:cNvPicPr>
-                        </pic:nvPicPr>
-                        <pic:blipFill>
-                          <a:blip r:embed="rId243"/>
-                          <a:stretch>
-                            <a:fillRect/>
-                          </a:stretch>
-                        </pic:blipFill>
-                        <pic:spPr bwMode="auto">
-                          <a:xfrm>
-                            <a:off x="0" y="0"/>
-                            <a:ext cx="1568400" cy="1501182"/>
-                          </a:xfrm>
-                          <a:prstGeom prst="rect">
-                            <a:avLst/>
-                          </a:prstGeom>
-                          <a:noFill/>
-                          <a:ln w="9525">
-                            <a:noFill/>
-                            <a:headEnd/>
-                            <a:tailEnd/>
-                          </a:ln>
-                        </pic:spPr>
-                      </pic:pic>
-                    </a:graphicData>
-                  </a:graphic>
-                </wp:inline>
-              </w:drawing>
-            </w:r>
-            <w:r>
-              <w:t xml:space="preserve"> </w:t>
-            </w:r>
-            <w:r>
+              <m:t>2</m:t>
+            </m:r>
+          </m:sub>
+        </m:sSub>
+        <m:r>
+          <m:rPr>
+            <m:sty m:val="p"/>
+          </m:rPr>
+          <w:rPr>
+            <w:rFonts w:ascii="Times New Roman" w:hAnsi="Times New Roman" w:cs="Times New Roman" w:eastAsia="SimSun"/>
+          </w:rPr>
+          <m:t>→</m:t>
+        </m:r>
+        <m:sSub>
+          <m:e>
+            <m:r>
+              <m:rPr>
+                <m:sty m:val="p"/>
+              </m:rPr>
               <w:rPr>
                 <w:rFonts w:ascii="Times New Roman" w:hAnsi="Times New Roman" w:cs="Times New Roman" w:eastAsia="SimSun"/>
               </w:rPr>
-              <w:t xml:space="preserve">(2分)</w:t>
-            </w:r>
-          </w:p>
-        </w:tc>
-        <w:tc>
-          <w:tcPr>
-            <w:tcW w:type="dxa" w:w="1612"/>
-          </w:tcPr>
-          <w:tcPr/>
-          <w:p>
-            <w:pPr>
-              <w:pStyle w:val="Compact"/>
-              <w:jc w:val="center"/>
-            </w:pPr>
-            <w:r>
-              <w:drawing>
-                <wp:inline>
-                  <wp:extent cx="1568400" cy="1526626"/>
-                  <wp:effectExtent b="0" l="0" r="0" t="0"/>
-                  <wp:docPr descr="" title="" id="247" name="Picture"/>
-                  <a:graphic>
-                    <a:graphicData uri="http://schemas.openxmlformats.org/drawingml/2006/picture">
-                      <pic:pic>
-                        <pic:nvPicPr>
-                          <pic:cNvPr descr="50802ae446763f62382fae047cda61972ff0abef193f4e64b466e72c9766b8ff.jpg" id="248" name="Picture"/>
-                          <pic:cNvPicPr>
-                            <a:picLocks noChangeArrowheads="1" noChangeAspect="1"/>
-                          </pic:cNvPicPr>
-                        </pic:nvPicPr>
-                        <pic:blipFill>
-                          <a:blip r:embed="rId246"/>
-                          <a:stretch>
-                            <a:fillRect/>
-                          </a:stretch>
-                        </pic:blipFill>
-                        <pic:spPr bwMode="auto">
-                          <a:xfrm>
-                            <a:off x="0" y="0"/>
-                            <a:ext cx="1568400" cy="1526626"/>
-                          </a:xfrm>
-                          <a:prstGeom prst="rect">
-                            <a:avLst/>
-                          </a:prstGeom>
-                          <a:noFill/>
-                          <a:ln w="9525">
-                            <a:noFill/>
-                            <a:headEnd/>
-                            <a:tailEnd/>
-                          </a:ln>
-                        </pic:spPr>
-                      </pic:pic>
-                    </a:graphicData>
-                  </a:graphic>
-                </wp:inline>
-              </w:drawing>
-            </w:r>
-            <w:r>
-              <w:t xml:space="preserve"> </w:t>
-            </w:r>
-            <w:r>
+              <m:t>C</m:t>
+            </m:r>
+          </m:e>
+          <m:sub>
+            <m:r>
+              <m:rPr>
+                <m:sty m:val="p"/>
+              </m:rPr>
               <w:rPr>
                 <w:rFonts w:ascii="Times New Roman" w:hAnsi="Times New Roman" w:cs="Times New Roman" w:eastAsia="SimSun"/>
               </w:rPr>
-              <w:t xml:space="preserve">(2分)</w:t>
-            </w:r>
-          </w:p>
-        </w:tc>
-      </w:tr>
-      <w:tr>
-        <w:tc>
-          <w:tcPr>
-            <w:tcW w:type="dxa" w:w="4440"/>
-          </w:tcPr>
-          <w:tcPr/>
-          <w:p>
-            <w:pPr>
-              <w:pStyle w:val="Compact"/>
-            </w:pPr>
-          </w:p>
-        </w:tc>
-        <w:tc>
-          <w:tcPr>
-            <w:tcW w:type="dxa" w:w="3700"/>
-          </w:tcPr>
-          <w:tcPr/>
-          <w:p>
-            <w:pPr>
-              <w:pStyle w:val="Compact"/>
-              <w:jc w:val="center"/>
-            </w:pPr>
-            <w:r>
-              <w:t xml:space="preserve">P</w:t>
-            </w:r>
-          </w:p>
-        </w:tc>
-        <w:tc>
-          <w:tcPr>
-            <w:tcW w:type="dxa" w:w="1612"/>
-          </w:tcPr>
-          <w:tcPr/>
-          <w:p>
-            <w:pPr>
-              <w:pStyle w:val="Compact"/>
-              <w:jc w:val="center"/>
-            </w:pPr>
-            <w:r>
-              <w:t xml:space="preserve">Q</w:t>
-            </w:r>
-          </w:p>
-        </w:tc>
-      </w:tr>
-      <w:tr>
-        <w:tc>
-          <w:tcPr>
-            <w:tcW w:type="dxa" w:w="4440"/>
-          </w:tcPr>
-          <w:tcPr/>
-          <w:p>
-            <w:pPr>
-              <w:pStyle w:val="Compact"/>
-              <w:jc w:val="center"/>
-            </w:pPr>
-            <w:r>
+              <m:t>n</m:t>
+            </m:r>
+          </m:sub>
+        </m:sSub>
+        <m:sSub>
+          <m:e>
+            <m:r>
+              <m:rPr>
+                <m:sty m:val="p"/>
+              </m:rPr>
               <w:rPr>
                 <w:rFonts w:ascii="Times New Roman" w:hAnsi="Times New Roman" w:cs="Times New Roman" w:eastAsia="SimSun"/>
               </w:rPr>
-              <w:t xml:space="preserve">5-3-2共2分</w:t>
-            </w:r>
-          </w:p>
-        </w:tc>
-        <w:tc>
-          <w:tcPr>
-            <w:tcW w:type="dxa" w:w="3700"/>
-          </w:tcPr>
-          <w:tcPr/>
-          <w:p>
-            <w:pPr>
-              <w:pStyle w:val="Compact"/>
-              <w:jc w:val="center"/>
-            </w:pPr>
-            <w:r>
-              <w:drawing>
-                <wp:inline>
-                  <wp:extent cx="1568400" cy="1526576"/>
-                  <wp:effectExtent b="0" l="0" r="0" t="0"/>
-                  <wp:docPr descr="" title="" id="250" name="Picture"/>
-                  <a:graphic>
-                    <a:graphicData uri="http://schemas.openxmlformats.org/drawingml/2006/picture">
-                      <pic:pic>
-                        <pic:nvPicPr>
-                          <pic:cNvPr descr="5d5e2b3a234d05e935fd645674a6af16830f3675c7b75d7ec98ed176bff6018e.jpg" id="251" name="Picture"/>
-                          <pic:cNvPicPr>
-                            <a:picLocks noChangeArrowheads="1" noChangeAspect="1"/>
-                          </pic:cNvPicPr>
-                        </pic:nvPicPr>
-                        <pic:blipFill>
-                          <a:blip r:embed="rId249"/>
-                          <a:stretch>
-                            <a:fillRect/>
-                          </a:stretch>
-                        </pic:blipFill>
-                        <pic:spPr bwMode="auto">
-                          <a:xfrm>
-                            <a:off x="0" y="0"/>
-                            <a:ext cx="1568400" cy="1526576"/>
-                          </a:xfrm>
-                          <a:prstGeom prst="rect">
-                            <a:avLst/>
-                          </a:prstGeom>
-                          <a:noFill/>
-                          <a:ln w="9525">
-                            <a:noFill/>
-                            <a:headEnd/>
-                            <a:tailEnd/>
-                          </a:ln>
-                        </pic:spPr>
-                      </pic:pic>
-                    </a:graphicData>
-                  </a:graphic>
-                </wp:inline>
-              </w:drawing>
-            </w:r>
-            <w:r>
-              <w:t xml:space="preserve"> </w:t>
-            </w:r>
-            <w:r>
+              <m:t>H</m:t>
+            </m:r>
+          </m:e>
+          <m:sub>
+            <m:r>
               <w:rPr>
                 <w:rFonts w:ascii="Times New Roman" w:hAnsi="Times New Roman" w:cs="Times New Roman" w:eastAsia="SimSun"/>
               </w:rPr>
-              <w:t xml:space="preserve">(2分)</w:t>
-            </w:r>
-          </w:p>
-        </w:tc>
-        <w:tc>
-          <w:tcPr>
-            <w:tcW w:type="dxa" w:w="1612"/>
-          </w:tcPr>
-          <w:tcPr/>
-          <w:p>
-            <w:pPr>
-              <w:pStyle w:val="Compact"/>
-            </w:pPr>
-          </w:p>
-        </w:tc>
-      </w:tr>
-      <w:tr>
-        <w:tc>
-          <w:tcPr>
-            <w:tcW w:type="dxa" w:w="4440"/>
-          </w:tcPr>
-          <w:tcPr/>
-          <w:p>
-            <w:pPr>
-              <w:pStyle w:val="Compact"/>
-              <w:jc w:val="center"/>
-            </w:pPr>
-            <w:r>
+              <m:t>2</m:t>
+            </m:r>
+            <m:r>
+              <m:rPr>
+                <m:sty m:val="p"/>
+              </m:rPr>
               <w:rPr>
                 <w:rFonts w:ascii="Times New Roman" w:hAnsi="Times New Roman" w:cs="Times New Roman" w:eastAsia="SimSun"/>
               </w:rPr>
-              <w:t xml:space="preserve">5-4-1共3分</w:t>
-            </w:r>
-          </w:p>
-        </w:tc>
-        <w:tc>
-          <w:tcPr>
-            <w:tcW w:type="dxa" w:w="3700"/>
-          </w:tcPr>
-          <w:tcPr/>
-          <w:p>
-            <w:pPr>
-              <w:pStyle w:val="Compact"/>
-              <w:jc w:val="center"/>
-            </w:pPr>
-            <w:r>
-              <w:drawing>
-                <wp:inline>
-                  <wp:extent cx="1561487" cy="1655999"/>
-                  <wp:effectExtent b="0" l="0" r="0" t="0"/>
-                  <wp:docPr descr="" title="" id="253" name="Picture"/>
-                  <a:graphic>
-                    <a:graphicData uri="http://schemas.openxmlformats.org/drawingml/2006/picture">
-                      <pic:pic>
-                        <pic:nvPicPr>
-                          <pic:cNvPr descr="40469e2ed186c4d328997a63f6c5c70cad7dab6aa5ee9039438919bfc4fb50f6.jpg" id="254" name="Picture"/>
-                          <pic:cNvPicPr>
-                            <a:picLocks noChangeArrowheads="1" noChangeAspect="1"/>
-                          </pic:cNvPicPr>
-                        </pic:nvPicPr>
-                        <pic:blipFill>
-                          <a:blip r:embed="rId252"/>
-                          <a:stretch>
-                            <a:fillRect/>
-                          </a:stretch>
-                        </pic:blipFill>
-                        <pic:spPr bwMode="auto">
-                          <a:xfrm>
-                            <a:off x="0" y="0"/>
-                            <a:ext cx="1561487" cy="1655999"/>
-                          </a:xfrm>
-                          <a:prstGeom prst="rect">
-                            <a:avLst/>
-                          </a:prstGeom>
-                          <a:noFill/>
-                          <a:ln w="9525">
-                            <a:noFill/>
-                            <a:headEnd/>
-                            <a:tailEnd/>
-                          </a:ln>
-                        </pic:spPr>
-                      </pic:pic>
-                    </a:graphicData>
-                  </a:graphic>
-                </wp:inline>
-              </w:drawing>
-            </w:r>
-            <w:r>
-              <w:t xml:space="preserve"> </w:t>
-            </w:r>
-            <w:r>
+              <m:t>n</m:t>
+            </m:r>
+            <m:r>
+              <m:rPr>
+                <m:sty m:val="p"/>
+              </m:rPr>
               <w:rPr>
                 <w:rFonts w:ascii="Times New Roman" w:hAnsi="Times New Roman" w:cs="Times New Roman" w:eastAsia="SimSun"/>
               </w:rPr>
-              <w:t xml:space="preserve">(3分)</w:t>
-            </w:r>
-          </w:p>
-        </w:tc>
-        <w:tc>
-          <w:tcPr>
-            <w:tcW w:type="dxa" w:w="1612"/>
-          </w:tcPr>
-          <w:tcPr/>
-          <w:p>
-            <w:pPr>
-              <w:pStyle w:val="Compact"/>
-            </w:pPr>
-          </w:p>
-        </w:tc>
-      </w:tr>
-      <w:tr>
-        <w:tc>
-          <w:tcPr>
-            <w:tcW w:type="dxa" w:w="4440"/>
-          </w:tcPr>
-          <w:tcPr/>
-          <w:p>
-            <w:pPr>
-              <w:pStyle w:val="Compact"/>
-              <w:jc w:val="center"/>
-            </w:pPr>
-            <w:r>
+              <m:t>+</m:t>
+            </m:r>
+            <m:r>
               <w:rPr>
                 <w:rFonts w:ascii="Times New Roman" w:hAnsi="Times New Roman" w:cs="Times New Roman" w:eastAsia="SimSun"/>
               </w:rPr>
-              <w:t xml:space="preserve">5-4-2共9分</w:t>
-            </w:r>
-          </w:p>
-        </w:tc>
-        <w:tc>
-          <w:tcPr>
-            <w:tcW w:type="dxa" w:w="3700"/>
-          </w:tcPr>
-          <w:tcPr/>
-          <w:p>
-            <w:pPr>
-              <w:pStyle w:val="Compact"/>
-              <w:jc w:val="center"/>
-            </w:pPr>
-            <w:r>
-              <w:drawing>
-                <wp:inline>
-                  <wp:extent cx="1568400" cy="1438377"/>
-                  <wp:effectExtent b="0" l="0" r="0" t="0"/>
-                  <wp:docPr descr="" title="" id="256" name="Picture"/>
-                  <a:graphic>
-                    <a:graphicData uri="http://schemas.openxmlformats.org/drawingml/2006/picture">
-                      <pic:pic>
-                        <pic:nvPicPr>
-                          <pic:cNvPr descr="217774eee8e633eb51d4db71cf13c18e306875b9d5adb6eef221b514917d4ad3.jpg" id="257" name="Picture"/>
-                          <pic:cNvPicPr>
-                            <a:picLocks noChangeArrowheads="1" noChangeAspect="1"/>
-                          </pic:cNvPicPr>
-                        </pic:nvPicPr>
-                        <pic:blipFill>
-                          <a:blip r:embed="rId255"/>
-                          <a:stretch>
-                            <a:fillRect/>
-                          </a:stretch>
-                        </pic:blipFill>
-                        <pic:spPr bwMode="auto">
-                          <a:xfrm>
-                            <a:off x="0" y="0"/>
-                            <a:ext cx="1568400" cy="1438377"/>
-                          </a:xfrm>
-                          <a:prstGeom prst="rect">
-                            <a:avLst/>
-                          </a:prstGeom>
-                          <a:noFill/>
-                          <a:ln w="9525">
-                            <a:noFill/>
-                            <a:headEnd/>
-                            <a:tailEnd/>
-                          </a:ln>
-                        </pic:spPr>
-                      </pic:pic>
-                    </a:graphicData>
-                  </a:graphic>
-                </wp:inline>
-              </w:drawing>
-            </w:r>
-            <w:r>
-              <w:t xml:space="preserve"> </w:t>
-            </w:r>
-            <w:r>
+              <m:t>2</m:t>
+            </m:r>
+          </m:sub>
+        </m:sSub>
+        <m:r>
+          <m:rPr>
+            <m:sty m:val="p"/>
+          </m:rPr>
+          <w:rPr>
+            <w:rFonts w:ascii="Times New Roman" w:hAnsi="Times New Roman" w:cs="Times New Roman" w:eastAsia="SimSun"/>
+          </w:rPr>
+          <m:t>+</m:t>
+        </m:r>
+        <m:r>
+          <m:rPr>
+            <m:sty m:val="p"/>
+          </m:rPr>
+          <w:rPr>
+            <w:rFonts w:ascii="Times New Roman" w:hAnsi="Times New Roman" w:cs="Times New Roman" w:eastAsia="SimSun"/>
+          </w:rPr>
+          <m:t>n</m:t>
+        </m:r>
+        <m:sSub>
+          <m:e>
+            <m:r>
+              <m:rPr>
+                <m:sty m:val="p"/>
+              </m:rPr>
               <w:rPr>
                 <w:rFonts w:ascii="Times New Roman" w:hAnsi="Times New Roman" w:cs="Times New Roman" w:eastAsia="SimSun"/>
               </w:rPr>
-              <w:t xml:space="preserve">(3分)</w:t>
-            </w:r>
-          </w:p>
-        </w:tc>
-        <w:tc>
-          <w:tcPr>
-            <w:tcW w:type="dxa" w:w="1612"/>
-          </w:tcPr>
-          <w:tcPr/>
-          <w:p>
-            <w:pPr>
-              <w:pStyle w:val="Compact"/>
-              <w:jc w:val="center"/>
-            </w:pPr>
-            <w:r>
-              <w:drawing>
-                <wp:inline>
-                  <wp:extent cx="1568400" cy="1351938"/>
-                  <wp:effectExtent b="0" l="0" r="0" t="0"/>
-                  <wp:docPr descr="" title="" id="259" name="Picture"/>
-                  <a:graphic>
-                    <a:graphicData uri="http://schemas.openxmlformats.org/drawingml/2006/picture">
-                      <pic:pic>
-                        <pic:nvPicPr>
-                          <pic:cNvPr descr="99e02b8672007e5819a2b8afd9be57f79d7db823512a106081d92ffc2d0ee62c.jpg" id="260" name="Picture"/>
-                          <pic:cNvPicPr>
-                            <a:picLocks noChangeArrowheads="1" noChangeAspect="1"/>
-                          </pic:cNvPicPr>
-                        </pic:nvPicPr>
-                        <pic:blipFill>
-                          <a:blip r:embed="rId258"/>
-                          <a:stretch>
-                            <a:fillRect/>
-                          </a:stretch>
-                        </pic:blipFill>
-                        <pic:spPr bwMode="auto">
-                          <a:xfrm>
-                            <a:off x="0" y="0"/>
-                            <a:ext cx="1568400" cy="1351938"/>
-                          </a:xfrm>
-                          <a:prstGeom prst="rect">
-                            <a:avLst/>
-                          </a:prstGeom>
-                          <a:noFill/>
-                          <a:ln w="9525">
-                            <a:noFill/>
-                            <a:headEnd/>
-                            <a:tailEnd/>
-                          </a:ln>
-                        </pic:spPr>
-                      </pic:pic>
-                    </a:graphicData>
-                  </a:graphic>
-                </wp:inline>
-              </w:drawing>
-            </w:r>
-            <w:r>
-              <w:t xml:space="preserve"> </w:t>
-            </w:r>
-            <w:r>
+              <m:t>H</m:t>
+            </m:r>
+          </m:e>
+          <m:sub>
+            <m:r>
               <w:rPr>
                 <w:rFonts w:ascii="Times New Roman" w:hAnsi="Times New Roman" w:cs="Times New Roman" w:eastAsia="SimSun"/>
               </w:rPr>
-              <w:t xml:space="preserve">(3分)</w:t>
-            </w:r>
-          </w:p>
-        </w:tc>
-      </w:tr>
-      <w:tr>
-        <w:tc>
-          <w:tcPr>
-            <w:tcW w:type="dxa" w:w="4440"/>
-          </w:tcPr>
-          <w:tcPr/>
-          <w:p>
-            <w:pPr>
-              <w:pStyle w:val="Compact"/>
-            </w:pPr>
-          </w:p>
-        </w:tc>
-        <w:tc>
-          <w:tcPr>
-            <w:tcW w:type="dxa" w:w="3700"/>
-          </w:tcPr>
-          <w:tcPr/>
-          <w:p>
-            <w:pPr>
-              <w:pStyle w:val="Compact"/>
-              <w:jc w:val="center"/>
-            </w:pPr>
-            <w:r>
-              <w:t xml:space="preserve">A</w:t>
-            </w:r>
-          </w:p>
-        </w:tc>
-        <w:tc>
-          <w:tcPr>
-            <w:tcW w:type="dxa" w:w="1612"/>
-          </w:tcPr>
-          <w:tcPr/>
-          <w:p>
-            <w:pPr>
-              <w:pStyle w:val="Compact"/>
-              <w:jc w:val="center"/>
-            </w:pPr>
-            <w:r>
-              <w:t xml:space="preserve">B</w:t>
-            </w:r>
-          </w:p>
-        </w:tc>
-      </w:tr>
-      <w:tr>
-        <w:tc>
-          <w:tcPr>
-            <w:tcW w:type="dxa" w:w="4440"/>
-          </w:tcPr>
-          <w:tcPr/>
-          <w:p>
-            <w:pPr>
-              <w:pStyle w:val="Compact"/>
-            </w:pPr>
-          </w:p>
-        </w:tc>
-        <w:tc>
-          <w:tcPr>
-            <w:tcW w:type="dxa" w:w="3700"/>
-          </w:tcPr>
-          <w:tcPr/>
-          <w:p>
-            <w:pPr>
-              <w:pStyle w:val="Compact"/>
-              <w:jc w:val="center"/>
-            </w:pPr>
-            <w:r>
-              <w:drawing>
-                <wp:inline>
-                  <wp:extent cx="1564267" cy="1655999"/>
-                  <wp:effectExtent b="0" l="0" r="0" t="0"/>
-                  <wp:docPr descr="" title="" id="262" name="Picture"/>
-                  <a:graphic>
-                    <a:graphicData uri="http://schemas.openxmlformats.org/drawingml/2006/picture">
-                      <pic:pic>
-                        <pic:nvPicPr>
-                          <pic:cNvPr descr="4913da2ebc0d86c043378c8cf48745ec2e07c00e9b215c2abf472fb544e06896.jpg" id="263" name="Picture"/>
-                          <pic:cNvPicPr>
-                            <a:picLocks noChangeArrowheads="1" noChangeAspect="1"/>
-                          </pic:cNvPicPr>
-                        </pic:nvPicPr>
-                        <pic:blipFill>
-                          <a:blip r:embed="rId261"/>
-                          <a:stretch>
-                            <a:fillRect/>
-                          </a:stretch>
-                        </pic:blipFill>
-                        <pic:spPr bwMode="auto">
-                          <a:xfrm>
-                            <a:off x="0" y="0"/>
-                            <a:ext cx="1564267" cy="1655999"/>
-                          </a:xfrm>
-                          <a:prstGeom prst="rect">
-                            <a:avLst/>
-                          </a:prstGeom>
-                          <a:noFill/>
-                          <a:ln w="9525">
-                            <a:noFill/>
-                            <a:headEnd/>
-                            <a:tailEnd/>
-                          </a:ln>
-                        </pic:spPr>
-                      </pic:pic>
-                    </a:graphicData>
-                  </a:graphic>
-                </wp:inline>
-              </w:drawing>
-            </w:r>
-            <w:r>
-              <w:t xml:space="preserve"> </w:t>
-            </w:r>
-            <w:r>
-              <w:rPr>
-                <w:rFonts w:ascii="Times New Roman" w:hAnsi="Times New Roman" w:cs="Times New Roman" w:eastAsia="SimSun"/>
-              </w:rPr>
-              <w:t xml:space="preserve">(3分,注意标注电荷)</w:t>
-            </w:r>
-          </w:p>
-        </w:tc>
-        <w:tc>
-          <w:tcPr>
-            <w:tcW w:type="dxa" w:w="1612"/>
-          </w:tcPr>
-          <w:tcPr/>
-          <w:p>
-            <w:pPr>
-              <w:pStyle w:val="Compact"/>
-              <w:jc w:val="center"/>
-            </w:pPr>
-            <w:r>
-              <w:rPr>
-                <w:rFonts w:ascii="Times New Roman" w:hAnsi="Times New Roman" w:cs="Times New Roman" w:eastAsia="SimSun"/>
-              </w:rPr>
-              <w:t xml:space="preserve">共9分。</w:t>
-            </w:r>
-          </w:p>
-        </w:tc>
-      </w:tr>
-      <w:tr>
-        <w:tc>
-          <w:tcPr>
-            <w:tcW w:type="dxa" w:w="4440"/>
-          </w:tcPr>
-          <w:tcPr/>
-          <w:p>
-            <w:pPr>
-              <w:pStyle w:val="Compact"/>
-            </w:pPr>
-          </w:p>
-        </w:tc>
-        <w:tc>
-          <w:tcPr>
-            <w:tcW w:type="dxa" w:w="3700"/>
-          </w:tcPr>
-          <w:tcPr/>
-          <w:p>
-            <w:pPr>
-              <w:pStyle w:val="Compact"/>
-              <w:jc w:val="center"/>
-            </w:pPr>
-            <w:r>
-              <w:t xml:space="preserve">C</w:t>
-            </w:r>
-          </w:p>
-        </w:tc>
-        <w:tc>
-          <w:tcPr>
-            <w:tcW w:type="dxa" w:w="1612"/>
-          </w:tcPr>
-          <w:tcPr/>
-          <w:p>
-            <w:pPr>
-              <w:pStyle w:val="Compact"/>
-            </w:pPr>
-          </w:p>
-        </w:tc>
-      </w:tr>
-    </w:tbl>
+              <m:t>2</m:t>
+            </m:r>
+          </m:sub>
+        </m:sSub>
+        <m:r>
+          <m:rPr>
+            <m:sty m:val="p"/>
+          </m:rPr>
+          <w:rPr>
+            <w:rFonts w:ascii="Times New Roman" w:hAnsi="Times New Roman" w:cs="Times New Roman" w:eastAsia="SimSun"/>
+          </w:rPr>
+          <m:t>O</m:t>
+        </m:r>
+      </m:oMath>
+      <w:r>
+        <w:t xml:space="preserve"> </w:t>
+      </w:r>
+      <w:r>
+        <w:rPr>
+          <w:rFonts w:ascii="Times New Roman" w:hAnsi="Times New Roman" w:cs="Times New Roman" w:eastAsia="SimSun"/>
+        </w:rPr>
+        <w:t xml:space="preserve">(2分)</w:t>
+      </w:r>
+    </w:p>
+    <w:p>
+      <w:pPr>
+        <w:pStyle w:val="BodyText"/>
+        <w:spacing w:before="0" w:after="0" w:line="276" w:lineRule="auto"/>
+      </w:pPr>
+      <w:r>
+        <w:rPr>
+          <w:rFonts w:ascii="Times New Roman" w:hAnsi="Times New Roman" w:cs="Times New Roman" w:eastAsia="SimSun"/>
+        </w:rPr>
+        <w:t xml:space="preserve">5-2共3分</w:t>
+      </w:r>
+    </w:p>
+    <w:p>
+      <w:pPr>
+        <w:pStyle w:val="BodyText"/>
+        <w:keepNext/>
+        <w:spacing w:before="120" w:after="40" w:line="240" w:lineRule="auto"/>
+        <w:jc w:val="center"/>
+      </w:pPr>
+      <w:r>
+        <w:drawing>
+          <wp:inline>
+            <wp:extent cx="2292095" cy="1572768"/>
+            <wp:effectExtent b="0" l="0" r="0" t="0"/>
+            <wp:docPr descr="" title="" id="241" name="Picture"/>
+            <a:graphic>
+              <a:graphicData uri="http://schemas.openxmlformats.org/drawingml/2006/picture">
+                <pic:pic>
+                  <pic:nvPicPr>
+                    <pic:cNvPr descr="5159bec050f9b9743c911cc1ae28cd816a149348bc49d29c1ace012f0a225044.jpg" id="242" name="Picture"/>
+                    <pic:cNvPicPr>
+                      <a:picLocks noChangeArrowheads="1" noChangeAspect="1"/>
+                    </pic:cNvPicPr>
+                  </pic:nvPicPr>
+                  <pic:blipFill>
+                    <a:blip r:embed="rId240"/>
+                    <a:stretch>
+                      <a:fillRect/>
+                    </a:stretch>
+                  </pic:blipFill>
+                  <pic:spPr bwMode="auto">
+                    <a:xfrm>
+                      <a:off x="0" y="0"/>
+                      <a:ext cx="2292095" cy="1572768"/>
+                    </a:xfrm>
+                    <a:prstGeom prst="rect">
+                      <a:avLst/>
+                    </a:prstGeom>
+                    <a:noFill/>
+                    <a:ln w="9525">
+                      <a:noFill/>
+                      <a:headEnd/>
+                      <a:tailEnd/>
+                    </a:ln>
+                  </pic:spPr>
+                </pic:pic>
+              </a:graphicData>
+            </a:graphic>
+          </wp:inline>
+        </w:drawing>
+      </w:r>
+    </w:p>
+    <w:p>
+      <w:pPr>
+        <w:pStyle w:val="BodyText"/>
+        <w:spacing w:before="0" w:after="0" w:line="276" w:lineRule="auto"/>
+        <w:ind w:firstLineChars="200" w:firstLine="420"/>
+      </w:pPr>
+      <w:r>
+        <w:rPr>
+          <w:rFonts w:ascii="Times New Roman" w:hAnsi="Times New Roman" w:cs="Times New Roman" w:eastAsia="SimSun"/>
+        </w:rPr>
+        <w:t xml:space="preserve">(3分)</w:t>
+      </w:r>
+    </w:p>
+    <w:p>
+      <w:pPr>
+        <w:pStyle w:val="BodyText"/>
+        <w:spacing w:before="0" w:after="0" w:line="276" w:lineRule="auto"/>
+      </w:pPr>
+      <w:r>
+        <w:rPr>
+          <w:rFonts w:ascii="Times New Roman" w:hAnsi="Times New Roman" w:cs="Times New Roman" w:eastAsia="SimSun"/>
+        </w:rPr>
+        <w:t xml:space="preserve">5-3-1共4分</w:t>
+      </w:r>
+    </w:p>
+    <w:p>
+      <w:pPr>
+        <w:pStyle w:val="BodyText"/>
+        <w:keepNext/>
+        <w:spacing w:before="120" w:after="40" w:line="240" w:lineRule="auto"/>
+        <w:jc w:val="center"/>
+      </w:pPr>
+      <w:r>
+        <w:drawing>
+          <wp:inline>
+            <wp:extent cx="2160000" cy="2067428"/>
+            <wp:effectExtent b="0" l="0" r="0" t="0"/>
+            <wp:docPr descr="" title="" id="244" name="Picture"/>
+            <a:graphic>
+              <a:graphicData uri="http://schemas.openxmlformats.org/drawingml/2006/picture">
+                <pic:pic>
+                  <pic:nvPicPr>
+                    <pic:cNvPr descr="a522e9180944afac3ebadf00b2cd9b928ba56fb70a97d42dcecafe52fe4e388c.jpg" id="245" name="Picture"/>
+                    <pic:cNvPicPr>
+                      <a:picLocks noChangeArrowheads="1" noChangeAspect="1"/>
+                    </pic:cNvPicPr>
+                  </pic:nvPicPr>
+                  <pic:blipFill>
+                    <a:blip r:embed="rId243"/>
+                    <a:stretch>
+                      <a:fillRect/>
+                    </a:stretch>
+                  </pic:blipFill>
+                  <pic:spPr bwMode="auto">
+                    <a:xfrm>
+                      <a:off x="0" y="0"/>
+                      <a:ext cx="2160000" cy="2067428"/>
+                    </a:xfrm>
+                    <a:prstGeom prst="rect">
+                      <a:avLst/>
+                    </a:prstGeom>
+                    <a:noFill/>
+                    <a:ln w="9525">
+                      <a:noFill/>
+                      <a:headEnd/>
+                      <a:tailEnd/>
+                    </a:ln>
+                  </pic:spPr>
+                </pic:pic>
+              </a:graphicData>
+            </a:graphic>
+          </wp:inline>
+        </w:drawing>
+      </w:r>
+    </w:p>
+    <w:p>
+      <w:pPr>
+        <w:pStyle w:val="BodyText"/>
+        <w:spacing w:before="0" w:after="0" w:line="276" w:lineRule="auto"/>
+        <w:ind w:firstLineChars="200" w:firstLine="420"/>
+      </w:pPr>
+      <w:r>
+        <w:rPr>
+          <w:rFonts w:ascii="Times New Roman" w:hAnsi="Times New Roman" w:cs="Times New Roman" w:eastAsia="SimSun"/>
+        </w:rPr>
+        <w:t xml:space="preserve">(2分)</w:t>
+      </w:r>
+    </w:p>
+    <w:p>
+      <w:pPr>
+        <w:pStyle w:val="BodyText"/>
+        <w:keepNext/>
+        <w:spacing w:before="120" w:after="40" w:line="240" w:lineRule="auto"/>
+        <w:jc w:val="center"/>
+      </w:pPr>
+      <w:r>
+        <w:drawing>
+          <wp:inline>
+            <wp:extent cx="2160000" cy="2102469"/>
+            <wp:effectExtent b="0" l="0" r="0" t="0"/>
+            <wp:docPr descr="" title="" id="247" name="Picture"/>
+            <a:graphic>
+              <a:graphicData uri="http://schemas.openxmlformats.org/drawingml/2006/picture">
+                <pic:pic>
+                  <pic:nvPicPr>
+                    <pic:cNvPr descr="50802ae446763f62382fae047cda61972ff0abef193f4e64b466e72c9766b8ff.jpg" id="248" name="Picture"/>
+                    <pic:cNvPicPr>
+                      <a:picLocks noChangeArrowheads="1" noChangeAspect="1"/>
+                    </pic:cNvPicPr>
+                  </pic:nvPicPr>
+                  <pic:blipFill>
+                    <a:blip r:embed="rId246"/>
+                    <a:stretch>
+                      <a:fillRect/>
+                    </a:stretch>
+                  </pic:blipFill>
+                  <pic:spPr bwMode="auto">
+                    <a:xfrm>
+                      <a:off x="0" y="0"/>
+                      <a:ext cx="2160000" cy="2102469"/>
+                    </a:xfrm>
+                    <a:prstGeom prst="rect">
+                      <a:avLst/>
+                    </a:prstGeom>
+                    <a:noFill/>
+                    <a:ln w="9525">
+                      <a:noFill/>
+                      <a:headEnd/>
+                      <a:tailEnd/>
+                    </a:ln>
+                  </pic:spPr>
+                </pic:pic>
+              </a:graphicData>
+            </a:graphic>
+          </wp:inline>
+        </w:drawing>
+      </w:r>
+    </w:p>
+    <w:p>
+      <w:pPr>
+        <w:pStyle w:val="BodyText"/>
+        <w:spacing w:before="0" w:after="0" w:line="276" w:lineRule="auto"/>
+        <w:ind w:firstLineChars="200" w:firstLine="420"/>
+      </w:pPr>
+      <w:r>
+        <w:rPr>
+          <w:rFonts w:ascii="Times New Roman" w:hAnsi="Times New Roman" w:cs="Times New Roman" w:eastAsia="SimSun"/>
+        </w:rPr>
+        <w:t xml:space="preserve">(2分)</w:t>
+      </w:r>
+    </w:p>
+    <w:p>
+      <w:pPr>
+        <w:pStyle w:val="BodyText"/>
+        <w:spacing w:before="0" w:after="0" w:line="276" w:lineRule="auto"/>
+        <w:ind w:firstLineChars="200" w:firstLine="420"/>
+      </w:pPr>
+      <w:r>
+        <w:t xml:space="preserve">P</w:t>
+      </w:r>
+    </w:p>
+    <w:p>
+      <w:pPr>
+        <w:pStyle w:val="BodyText"/>
+        <w:spacing w:before="0" w:after="0" w:line="276" w:lineRule="auto"/>
+        <w:ind w:firstLineChars="200" w:firstLine="420"/>
+      </w:pPr>
+      <w:r>
+        <w:t xml:space="preserve">Q</w:t>
+      </w:r>
+    </w:p>
+    <w:p>
+      <w:pPr>
+        <w:pStyle w:val="BodyText"/>
+        <w:spacing w:before="0" w:after="0" w:line="276" w:lineRule="auto"/>
+      </w:pPr>
+      <w:r>
+        <w:rPr>
+          <w:rFonts w:ascii="Times New Roman" w:hAnsi="Times New Roman" w:cs="Times New Roman" w:eastAsia="SimSun"/>
+        </w:rPr>
+        <w:t xml:space="preserve">5-3-2共2分</w:t>
+      </w:r>
+    </w:p>
+    <w:p>
+      <w:pPr>
+        <w:pStyle w:val="BodyText"/>
+        <w:keepNext/>
+        <w:spacing w:before="120" w:after="40" w:line="240" w:lineRule="auto"/>
+        <w:jc w:val="center"/>
+      </w:pPr>
+      <w:r>
+        <w:drawing>
+          <wp:inline>
+            <wp:extent cx="2160000" cy="2102400"/>
+            <wp:effectExtent b="0" l="0" r="0" t="0"/>
+            <wp:docPr descr="" title="" id="250" name="Picture"/>
+            <a:graphic>
+              <a:graphicData uri="http://schemas.openxmlformats.org/drawingml/2006/picture">
+                <pic:pic>
+                  <pic:nvPicPr>
+                    <pic:cNvPr descr="5d5e2b3a234d05e935fd645674a6af16830f3675c7b75d7ec98ed176bff6018e.jpg" id="251" name="Picture"/>
+                    <pic:cNvPicPr>
+                      <a:picLocks noChangeArrowheads="1" noChangeAspect="1"/>
+                    </pic:cNvPicPr>
+                  </pic:nvPicPr>
+                  <pic:blipFill>
+                    <a:blip r:embed="rId249"/>
+                    <a:stretch>
+                      <a:fillRect/>
+                    </a:stretch>
+                  </pic:blipFill>
+                  <pic:spPr bwMode="auto">
+                    <a:xfrm>
+                      <a:off x="0" y="0"/>
+                      <a:ext cx="2160000" cy="2102400"/>
+                    </a:xfrm>
+                    <a:prstGeom prst="rect">
+                      <a:avLst/>
+                    </a:prstGeom>
+                    <a:noFill/>
+                    <a:ln w="9525">
+                      <a:noFill/>
+                      <a:headEnd/>
+                      <a:tailEnd/>
+                    </a:ln>
+                  </pic:spPr>
+                </pic:pic>
+              </a:graphicData>
+            </a:graphic>
+          </wp:inline>
+        </w:drawing>
+      </w:r>
+    </w:p>
+    <w:p>
+      <w:pPr>
+        <w:pStyle w:val="BodyText"/>
+        <w:spacing w:before="0" w:after="0" w:line="276" w:lineRule="auto"/>
+        <w:ind w:firstLineChars="200" w:firstLine="420"/>
+      </w:pPr>
+      <w:r>
+        <w:rPr>
+          <w:rFonts w:ascii="Times New Roman" w:hAnsi="Times New Roman" w:cs="Times New Roman" w:eastAsia="SimSun"/>
+        </w:rPr>
+        <w:t xml:space="preserve">(2分)</w:t>
+      </w:r>
+    </w:p>
+    <w:p>
+      <w:pPr>
+        <w:pStyle w:val="BodyText"/>
+        <w:spacing w:before="0" w:after="0" w:line="276" w:lineRule="auto"/>
+      </w:pPr>
+      <w:r>
+        <w:rPr>
+          <w:rFonts w:ascii="Times New Roman" w:hAnsi="Times New Roman" w:cs="Times New Roman" w:eastAsia="SimSun"/>
+        </w:rPr>
+        <w:t xml:space="preserve">5-4-1共3分</w:t>
+      </w:r>
+    </w:p>
+    <w:p>
+      <w:pPr>
+        <w:pStyle w:val="BodyText"/>
+        <w:keepNext/>
+        <w:spacing w:before="120" w:after="40" w:line="240" w:lineRule="auto"/>
+        <w:jc w:val="center"/>
+      </w:pPr>
+      <w:r>
+        <w:drawing>
+          <wp:inline>
+            <wp:extent cx="2036724" cy="2160000"/>
+            <wp:effectExtent b="0" l="0" r="0" t="0"/>
+            <wp:docPr descr="" title="" id="253" name="Picture"/>
+            <a:graphic>
+              <a:graphicData uri="http://schemas.openxmlformats.org/drawingml/2006/picture">
+                <pic:pic>
+                  <pic:nvPicPr>
+                    <pic:cNvPr descr="40469e2ed186c4d328997a63f6c5c70cad7dab6aa5ee9039438919bfc4fb50f6.jpg" id="254" name="Picture"/>
+                    <pic:cNvPicPr>
+                      <a:picLocks noChangeArrowheads="1" noChangeAspect="1"/>
+                    </pic:cNvPicPr>
+                  </pic:nvPicPr>
+                  <pic:blipFill>
+                    <a:blip r:embed="rId252"/>
+                    <a:stretch>
+                      <a:fillRect/>
+                    </a:stretch>
+                  </pic:blipFill>
+                  <pic:spPr bwMode="auto">
+                    <a:xfrm>
+                      <a:off x="0" y="0"/>
+                      <a:ext cx="2036724" cy="2160000"/>
+                    </a:xfrm>
+                    <a:prstGeom prst="rect">
+                      <a:avLst/>
+                    </a:prstGeom>
+                    <a:noFill/>
+                    <a:ln w="9525">
+                      <a:noFill/>
+                      <a:headEnd/>
+                      <a:tailEnd/>
+                    </a:ln>
+                  </pic:spPr>
+                </pic:pic>
+              </a:graphicData>
+            </a:graphic>
+          </wp:inline>
+        </w:drawing>
+      </w:r>
+    </w:p>
+    <w:p>
+      <w:pPr>
+        <w:pStyle w:val="BodyText"/>
+        <w:spacing w:before="0" w:after="0" w:line="276" w:lineRule="auto"/>
+        <w:ind w:firstLineChars="200" w:firstLine="420"/>
+      </w:pPr>
+      <w:r>
+        <w:rPr>
+          <w:rFonts w:ascii="Times New Roman" w:hAnsi="Times New Roman" w:cs="Times New Roman" w:eastAsia="SimSun"/>
+        </w:rPr>
+        <w:t xml:space="preserve">(3分)</w:t>
+      </w:r>
+    </w:p>
+    <w:p>
+      <w:pPr>
+        <w:pStyle w:val="BodyText"/>
+        <w:spacing w:before="0" w:after="0" w:line="276" w:lineRule="auto"/>
+      </w:pPr>
+      <w:r>
+        <w:rPr>
+          <w:rFonts w:ascii="Times New Roman" w:hAnsi="Times New Roman" w:cs="Times New Roman" w:eastAsia="SimSun"/>
+        </w:rPr>
+        <w:t xml:space="preserve">5-4-2共9分</w:t>
+      </w:r>
+    </w:p>
+    <w:p>
+      <w:pPr>
+        <w:pStyle w:val="BodyText"/>
+        <w:keepNext/>
+        <w:spacing w:before="120" w:after="40" w:line="240" w:lineRule="auto"/>
+        <w:jc w:val="center"/>
+      </w:pPr>
+      <w:r>
+        <w:drawing>
+          <wp:inline>
+            <wp:extent cx="2160000" cy="1980932"/>
+            <wp:effectExtent b="0" l="0" r="0" t="0"/>
+            <wp:docPr descr="" title="" id="256" name="Picture"/>
+            <a:graphic>
+              <a:graphicData uri="http://schemas.openxmlformats.org/drawingml/2006/picture">
+                <pic:pic>
+                  <pic:nvPicPr>
+                    <pic:cNvPr descr="217774eee8e633eb51d4db71cf13c18e306875b9d5adb6eef221b514917d4ad3.jpg" id="257" name="Picture"/>
+                    <pic:cNvPicPr>
+                      <a:picLocks noChangeArrowheads="1" noChangeAspect="1"/>
+                    </pic:cNvPicPr>
+                  </pic:nvPicPr>
+                  <pic:blipFill>
+                    <a:blip r:embed="rId255"/>
+                    <a:stretch>
+                      <a:fillRect/>
+                    </a:stretch>
+                  </pic:blipFill>
+                  <pic:spPr bwMode="auto">
+                    <a:xfrm>
+                      <a:off x="0" y="0"/>
+                      <a:ext cx="2160000" cy="1980932"/>
+                    </a:xfrm>
+                    <a:prstGeom prst="rect">
+                      <a:avLst/>
+                    </a:prstGeom>
+                    <a:noFill/>
+                    <a:ln w="9525">
+                      <a:noFill/>
+                      <a:headEnd/>
+                      <a:tailEnd/>
+                    </a:ln>
+                  </pic:spPr>
+                </pic:pic>
+              </a:graphicData>
+            </a:graphic>
+          </wp:inline>
+        </w:drawing>
+      </w:r>
+    </w:p>
+    <w:p>
+      <w:pPr>
+        <w:pStyle w:val="BodyText"/>
+        <w:spacing w:before="0" w:after="0" w:line="276" w:lineRule="auto"/>
+        <w:ind w:firstLineChars="200" w:firstLine="420"/>
+      </w:pPr>
+      <w:r>
+        <w:rPr>
+          <w:rFonts w:ascii="Times New Roman" w:hAnsi="Times New Roman" w:cs="Times New Roman" w:eastAsia="SimSun"/>
+        </w:rPr>
+        <w:t xml:space="preserve">(3分)</w:t>
+      </w:r>
+    </w:p>
+    <w:p>
+      <w:pPr>
+        <w:pStyle w:val="BodyText"/>
+        <w:keepNext/>
+        <w:spacing w:before="120" w:after="40" w:line="240" w:lineRule="auto"/>
+        <w:jc w:val="center"/>
+      </w:pPr>
+      <w:r>
+        <w:drawing>
+          <wp:inline>
+            <wp:extent cx="2160000" cy="1861888"/>
+            <wp:effectExtent b="0" l="0" r="0" t="0"/>
+            <wp:docPr descr="" title="" id="259" name="Picture"/>
+            <a:graphic>
+              <a:graphicData uri="http://schemas.openxmlformats.org/drawingml/2006/picture">
+                <pic:pic>
+                  <pic:nvPicPr>
+                    <pic:cNvPr descr="99e02b8672007e5819a2b8afd9be57f79d7db823512a106081d92ffc2d0ee62c.jpg" id="260" name="Picture"/>
+                    <pic:cNvPicPr>
+                      <a:picLocks noChangeArrowheads="1" noChangeAspect="1"/>
+                    </pic:cNvPicPr>
+                  </pic:nvPicPr>
+                  <pic:blipFill>
+                    <a:blip r:embed="rId258"/>
+                    <a:stretch>
+                      <a:fillRect/>
+                    </a:stretch>
+                  </pic:blipFill>
+                  <pic:spPr bwMode="auto">
+                    <a:xfrm>
+                      <a:off x="0" y="0"/>
+                      <a:ext cx="2160000" cy="1861888"/>
+                    </a:xfrm>
+                    <a:prstGeom prst="rect">
+                      <a:avLst/>
+                    </a:prstGeom>
+                    <a:noFill/>
+                    <a:ln w="9525">
+                      <a:noFill/>
+                      <a:headEnd/>
+                      <a:tailEnd/>
+                    </a:ln>
+                  </pic:spPr>
+                </pic:pic>
+              </a:graphicData>
+            </a:graphic>
+          </wp:inline>
+        </w:drawing>
+      </w:r>
+    </w:p>
+    <w:p>
+      <w:pPr>
+        <w:pStyle w:val="BodyText"/>
+        <w:spacing w:before="0" w:after="0" w:line="276" w:lineRule="auto"/>
+        <w:ind w:firstLineChars="200" w:firstLine="420"/>
+      </w:pPr>
+      <w:r>
+        <w:rPr>
+          <w:rFonts w:ascii="Times New Roman" w:hAnsi="Times New Roman" w:cs="Times New Roman" w:eastAsia="SimSun"/>
+        </w:rPr>
+        <w:t xml:space="preserve">(3分)</w:t>
+      </w:r>
+    </w:p>
+    <w:p>
+      <w:pPr>
+        <w:pStyle w:val="BodyText"/>
+        <w:spacing w:before="0" w:after="0" w:line="276" w:lineRule="auto"/>
+        <w:ind w:firstLineChars="200" w:firstLine="420"/>
+      </w:pPr>
+      <w:r>
+        <w:t xml:space="preserve">A</w:t>
+      </w:r>
+    </w:p>
+    <w:p>
+      <w:pPr>
+        <w:pStyle w:val="BodyText"/>
+        <w:spacing w:before="0" w:after="0" w:line="276" w:lineRule="auto"/>
+        <w:ind w:firstLineChars="200" w:firstLine="420"/>
+      </w:pPr>
+      <w:r>
+        <w:t xml:space="preserve">B</w:t>
+      </w:r>
+    </w:p>
+    <w:p>
+      <w:pPr>
+        <w:pStyle w:val="BodyText"/>
+        <w:keepNext/>
+        <w:spacing w:before="120" w:after="40" w:line="240" w:lineRule="auto"/>
+        <w:jc w:val="center"/>
+      </w:pPr>
+      <w:r>
+        <w:drawing>
+          <wp:inline>
+            <wp:extent cx="1975103" cy="2090928"/>
+            <wp:effectExtent b="0" l="0" r="0" t="0"/>
+            <wp:docPr descr="" title="" id="262" name="Picture"/>
+            <a:graphic>
+              <a:graphicData uri="http://schemas.openxmlformats.org/drawingml/2006/picture">
+                <pic:pic>
+                  <pic:nvPicPr>
+                    <pic:cNvPr descr="4913da2ebc0d86c043378c8cf48745ec2e07c00e9b215c2abf472fb544e06896.jpg" id="263" name="Picture"/>
+                    <pic:cNvPicPr>
+                      <a:picLocks noChangeArrowheads="1" noChangeAspect="1"/>
+                    </pic:cNvPicPr>
+                  </pic:nvPicPr>
+                  <pic:blipFill>
+                    <a:blip r:embed="rId261"/>
+                    <a:stretch>
+                      <a:fillRect/>
+                    </a:stretch>
+                  </pic:blipFill>
+                  <pic:spPr bwMode="auto">
+                    <a:xfrm>
+                      <a:off x="0" y="0"/>
+                      <a:ext cx="1975103" cy="2090928"/>
+                    </a:xfrm>
+                    <a:prstGeom prst="rect">
+                      <a:avLst/>
+                    </a:prstGeom>
+                    <a:noFill/>
+                    <a:ln w="9525">
+                      <a:noFill/>
+                      <a:headEnd/>
+                      <a:tailEnd/>
+                    </a:ln>
+                  </pic:spPr>
+                </pic:pic>
+              </a:graphicData>
+            </a:graphic>
+          </wp:inline>
+        </w:drawing>
+      </w:r>
+    </w:p>
+    <w:p>
+      <w:pPr>
+        <w:pStyle w:val="BodyText"/>
+        <w:spacing w:before="0" w:after="120" w:line="240" w:lineRule="auto"/>
+        <w:ind w:firstLineChars="200" w:firstLine="420"/>
+        <w:jc w:val="center"/>
+      </w:pPr>
+      <w:r>
+        <w:rPr>
+          <w:rFonts w:ascii="Times New Roman" w:hAnsi="Times New Roman" w:cs="Times New Roman" w:eastAsia="SimSun"/>
+        </w:rPr>
+        <w:t xml:space="preserve">(3分,注意标注电荷)</w:t>
+      </w:r>
+    </w:p>
+    <w:p>
+      <w:pPr>
+        <w:pStyle w:val="BodyText"/>
+        <w:spacing w:before="0" w:after="0" w:line="276" w:lineRule="auto"/>
+        <w:ind w:firstLineChars="200" w:firstLine="420"/>
+      </w:pPr>
+      <w:r>
+        <w:rPr>
+          <w:rFonts w:ascii="Times New Roman" w:hAnsi="Times New Roman" w:cs="Times New Roman" w:eastAsia="SimSun"/>
+        </w:rPr>
+        <w:t xml:space="preserve">共9分。</w:t>
+      </w:r>
+    </w:p>
+    <w:p>
+      <w:pPr>
+        <w:pStyle w:val="BodyText"/>
+        <w:spacing w:before="0" w:after="0" w:line="276" w:lineRule="auto"/>
+        <w:ind w:firstLineChars="200" w:firstLine="420"/>
+      </w:pPr>
+      <w:r>
+        <w:t xml:space="preserve">C</w:t>
+      </w:r>
+    </w:p>
     <w:p>
       <w:pPr>
         <w:pStyle w:val="BodyText"/>
@@ -20643,7 +20400,7 @@
     </w:p>
     <w:bookmarkEnd w:id="356"/>
     <w:bookmarkEnd w:id="357"/>
-    <w:bookmarkStart w:id="570" w:name="奥林匹克"/>
+    <w:bookmarkStart w:id="561" w:name="奥林匹克"/>
     <w:p>
       <w:pPr>
         <w:pStyle w:val="Heading2"/>
@@ -23642,7 +23399,7 @@
       </w:r>
     </w:p>
     <w:bookmarkEnd w:id="463"/>
-    <w:bookmarkStart w:id="516" w:name="第-9-题13-分天然产物全合成"/>
+    <w:bookmarkStart w:id="507" w:name="第-9-题13-分天然产物全合成"/>
     <w:p>
       <w:pPr>
         <w:pStyle w:val="Heading3"/>
@@ -24180,7 +23937,7 @@
         </w:drawing>
       </w:r>
     </w:p>
-    <w:bookmarkStart w:id="515" w:name="答案-8"/>
+    <w:bookmarkStart w:id="506" w:name="答案-8"/>
     <w:p>
       <w:pPr>
         <w:pStyle w:val="Heading4"/>
@@ -24324,43 +24081,15 @@
           </w:p>
         </w:tc>
       </w:tr>
-    </w:tbl>
-    <w:p/>
-    <w:tbl>
-      <w:tblPr>
-        <w:tblStyle w:val="Table"/>
-        <w:tblW w:type="dxa" w:w="9752"/>
-        <w:jc w:val="center"/>
-        <w:tblBorders>
-          <w:top w:val="nil"/>
-          <w:left w:val="nil"/>
-          <w:bottom w:val="nil"/>
-          <w:right w:val="nil"/>
-          <w:insideH w:val="nil"/>
-          <w:insideV w:val="nil"/>
-        </w:tblBorders>
-        <w:tblLayout w:type="fixed"/>
-        <w:tblLook w:firstRow="1" w:lastRow="0" w:firstColumn="0" w:lastColumn="0" w:noHBand="0" w:noVBand="0" w:val="0020"/>
-      </w:tblPr>
-      <w:tblGrid>
-        <w:gridCol w:w="2438"/>
-        <w:gridCol w:w="2438"/>
-        <w:gridCol w:w="2438"/>
-        <w:gridCol w:w="2438"/>
-      </w:tblGrid>
       <w:tr>
-        <w:trPr>
-          <w:tblHeader w:val="on"/>
-        </w:trPr>
         <w:tc>
           <w:tcPr>
-            <w:tcW w:type="dxa" w:w="2438"/>
+            <w:tcW w:type="dxa" w:w="4876"/>
           </w:tcPr>
           <w:tcPr/>
           <w:p>
             <w:pPr>
               <w:pStyle w:val="Compact"/>
-              <w:spacing w:before="0" w:after="0" w:line="276" w:lineRule="auto"/>
               <w:jc w:val="center"/>
             </w:pPr>
             <w:r>
@@ -24370,29 +24099,7 @@
         </w:tc>
         <w:tc>
           <w:tcPr>
-            <w:tcW w:type="dxa" w:w="2438"/>
-          </w:tcPr>
-          <w:tcPr/>
-          <w:p>
-            <w:pPr>
-              <w:pStyle w:val="Compact"/>
-            </w:pPr>
-          </w:p>
-        </w:tc>
-        <w:tc>
-          <w:tcPr>
-            <w:tcW w:type="dxa" w:w="2438"/>
-          </w:tcPr>
-          <w:tcPr/>
-          <w:p>
-            <w:pPr>
-              <w:pStyle w:val="Compact"/>
-            </w:pPr>
-          </w:p>
-        </w:tc>
-        <w:tc>
-          <w:tcPr>
-            <w:tcW w:type="dxa" w:w="2438"/>
+            <w:tcW w:type="dxa" w:w="4876"/>
           </w:tcPr>
           <w:tcPr/>
           <w:p>
@@ -24405,7 +24112,39 @@
       <w:tr>
         <w:tc>
           <w:tcPr>
-            <w:tcW w:type="dxa" w:w="2438"/>
+            <w:tcW w:type="dxa" w:w="4876"/>
+          </w:tcPr>
+          <w:tcPr/>
+          <w:p>
+            <w:pPr>
+              <w:pStyle w:val="Compact"/>
+              <w:jc w:val="center"/>
+            </w:pPr>
+            <w:r>
+              <w:t xml:space="preserve">:–:</w:t>
+            </w:r>
+          </w:p>
+        </w:tc>
+        <w:tc>
+          <w:tcPr>
+            <w:tcW w:type="dxa" w:w="4876"/>
+          </w:tcPr>
+          <w:tcPr/>
+          <w:p>
+            <w:pPr>
+              <w:pStyle w:val="Compact"/>
+              <w:jc w:val="center"/>
+            </w:pPr>
+            <w:r>
+              <w:t xml:space="preserve">:–:</w:t>
+            </w:r>
+          </w:p>
+        </w:tc>
+      </w:tr>
+      <w:tr>
+        <w:tc>
+          <w:tcPr>
+            <w:tcW w:type="dxa" w:w="4876"/>
           </w:tcPr>
           <w:tcPr/>
           <w:p>
@@ -24420,7 +24159,7 @@
         </w:tc>
         <w:tc>
           <w:tcPr>
-            <w:tcW w:type="dxa" w:w="2438"/>
+            <w:tcW w:type="dxa" w:w="4876"/>
           </w:tcPr>
           <w:tcPr/>
           <w:p>
@@ -24433,41 +24172,11 @@
             </w:r>
           </w:p>
         </w:tc>
-        <w:tc>
-          <w:tcPr>
-            <w:tcW w:type="dxa" w:w="2438"/>
-          </w:tcPr>
-          <w:tcPr/>
-          <w:p>
-            <w:pPr>
-              <w:pStyle w:val="Compact"/>
-              <w:jc w:val="center"/>
-            </w:pPr>
-            <w:r>
-              <w:t xml:space="preserve">G</w:t>
-            </w:r>
-          </w:p>
-        </w:tc>
-        <w:tc>
-          <w:tcPr>
-            <w:tcW w:type="dxa" w:w="2438"/>
-          </w:tcPr>
-          <w:tcPr/>
-          <w:p>
-            <w:pPr>
-              <w:pStyle w:val="Compact"/>
-              <w:jc w:val="center"/>
-            </w:pPr>
-            <w:r>
-              <w:t xml:space="preserve">H</w:t>
-            </w:r>
-          </w:p>
-        </w:tc>
       </w:tr>
       <w:tr>
         <w:tc>
           <w:tcPr>
-            <w:tcW w:type="dxa" w:w="2438"/>
+            <w:tcW w:type="dxa" w:w="4876"/>
           </w:tcPr>
           <w:tcPr/>
           <w:p>
@@ -24478,7 +24187,7 @@
             <w:r>
               <w:drawing>
                 <wp:inline>
-                  <wp:extent cx="1149300" cy="1323031"/>
+                  <wp:extent cx="1438544" cy="1655999"/>
                   <wp:effectExtent b="0" l="0" r="0" t="0"/>
                   <wp:docPr descr="" title="" id="480" name="Picture"/>
                   <a:graphic>
@@ -24499,7 +24208,7 @@
                         <pic:spPr bwMode="auto">
                           <a:xfrm>
                             <a:off x="0" y="0"/>
-                            <a:ext cx="1149300" cy="1323031"/>
+                            <a:ext cx="1438544" cy="1655999"/>
                           </a:xfrm>
                           <a:prstGeom prst="rect">
                             <a:avLst/>
@@ -24530,7 +24239,7 @@
         </w:tc>
         <w:tc>
           <w:tcPr>
-            <w:tcW w:type="dxa" w:w="2438"/>
+            <w:tcW w:type="dxa" w:w="4876"/>
           </w:tcPr>
           <w:tcPr/>
           <w:p>
@@ -24591,137 +24300,11 @@
             </w:r>
           </w:p>
         </w:tc>
-        <w:tc>
-          <w:tcPr>
-            <w:tcW w:type="dxa" w:w="2438"/>
-          </w:tcPr>
-          <w:tcPr/>
-          <w:p>
-            <w:pPr>
-              <w:pStyle w:val="Compact"/>
-              <w:jc w:val="center"/>
-            </w:pPr>
-            <w:r>
-              <w:drawing>
-                <wp:inline>
-                  <wp:extent cx="871728" cy="1511807"/>
-                  <wp:effectExtent b="0" l="0" r="0" t="0"/>
-                  <wp:docPr descr="" title="" id="486" name="Picture"/>
-                  <a:graphic>
-                    <a:graphicData uri="http://schemas.openxmlformats.org/drawingml/2006/picture">
-                      <pic:pic>
-                        <pic:nvPicPr>
-                          <pic:cNvPr descr="7ba55bf1db4fb093efed9f3c5a02957eabb8523e1db2342c9d69d07415c58ab8.jpg" id="487" name="Picture"/>
-                          <pic:cNvPicPr>
-                            <a:picLocks noChangeArrowheads="1" noChangeAspect="1"/>
-                          </pic:cNvPicPr>
-                        </pic:nvPicPr>
-                        <pic:blipFill>
-                          <a:blip r:embed="rId485"/>
-                          <a:stretch>
-                            <a:fillRect/>
-                          </a:stretch>
-                        </pic:blipFill>
-                        <pic:spPr bwMode="auto">
-                          <a:xfrm>
-                            <a:off x="0" y="0"/>
-                            <a:ext cx="871728" cy="1511807"/>
-                          </a:xfrm>
-                          <a:prstGeom prst="rect">
-                            <a:avLst/>
-                          </a:prstGeom>
-                          <a:noFill/>
-                          <a:ln w="9525">
-                            <a:noFill/>
-                            <a:headEnd/>
-                            <a:tailEnd/>
-                          </a:ln>
-                        </pic:spPr>
-                      </pic:pic>
-                    </a:graphicData>
-                  </a:graphic>
-                </wp:inline>
-              </w:drawing>
-            </w:r>
-            <w:r>
-              <w:t xml:space="preserve"> </w:t>
-            </w:r>
-            <w:r>
-              <w:rPr>
-                <w:rFonts w:ascii="Times New Roman" w:hAnsi="Times New Roman" w:cs="Times New Roman" w:eastAsia="SimSun"/>
-              </w:rPr>
-              <w:t xml:space="preserve">(2分)</w:t>
-            </w:r>
-          </w:p>
-        </w:tc>
-        <w:tc>
-          <w:tcPr>
-            <w:tcW w:type="dxa" w:w="2438"/>
-          </w:tcPr>
-          <w:tcPr/>
-          <w:p>
-            <w:pPr>
-              <w:pStyle w:val="Compact"/>
-              <w:jc w:val="center"/>
-            </w:pPr>
-            <w:r>
-              <w:drawing>
-                <wp:inline>
-                  <wp:extent cx="798576" cy="1499615"/>
-                  <wp:effectExtent b="0" l="0" r="0" t="0"/>
-                  <wp:docPr descr="" title="" id="489" name="Picture"/>
-                  <a:graphic>
-                    <a:graphicData uri="http://schemas.openxmlformats.org/drawingml/2006/picture">
-                      <pic:pic>
-                        <pic:nvPicPr>
-                          <pic:cNvPr descr="2894ff33d916eb264fbd4683a863fe21ee06f6f6fb89cee12be69f9e8f60a806.jpg" id="490" name="Picture"/>
-                          <pic:cNvPicPr>
-                            <a:picLocks noChangeArrowheads="1" noChangeAspect="1"/>
-                          </pic:cNvPicPr>
-                        </pic:nvPicPr>
-                        <pic:blipFill>
-                          <a:blip r:embed="rId488"/>
-                          <a:stretch>
-                            <a:fillRect/>
-                          </a:stretch>
-                        </pic:blipFill>
-                        <pic:spPr bwMode="auto">
-                          <a:xfrm>
-                            <a:off x="0" y="0"/>
-                            <a:ext cx="798576" cy="1499615"/>
-                          </a:xfrm>
-                          <a:prstGeom prst="rect">
-                            <a:avLst/>
-                          </a:prstGeom>
-                          <a:noFill/>
-                          <a:ln w="9525">
-                            <a:noFill/>
-                            <a:headEnd/>
-                            <a:tailEnd/>
-                          </a:ln>
-                        </pic:spPr>
-                      </pic:pic>
-                    </a:graphicData>
-                  </a:graphic>
-                </wp:inline>
-              </w:drawing>
-            </w:r>
-            <w:r>
-              <w:t xml:space="preserve"> </w:t>
-            </w:r>
-            <w:r>
-              <w:rPr>
-                <w:rFonts w:ascii="Times New Roman" w:hAnsi="Times New Roman" w:cs="Times New Roman" w:eastAsia="SimSun"/>
-              </w:rPr>
-              <w:t xml:space="preserve">(3分)</w:t>
-            </w:r>
-          </w:p>
-        </w:tc>
       </w:tr>
       <w:tr>
         <w:tc>
           <w:tcPr>
-            <w:tcW w:type="dxa" w:w="2438"/>
+            <w:tcW w:type="dxa" w:w="4876"/>
           </w:tcPr>
           <w:tcPr/>
           <w:p>
@@ -24736,29 +24319,7 @@
         </w:tc>
         <w:tc>
           <w:tcPr>
-            <w:tcW w:type="dxa" w:w="2438"/>
-          </w:tcPr>
-          <w:tcPr/>
-          <w:p>
-            <w:pPr>
-              <w:pStyle w:val="Compact"/>
-            </w:pPr>
-          </w:p>
-        </w:tc>
-        <w:tc>
-          <w:tcPr>
-            <w:tcW w:type="dxa" w:w="2438"/>
-          </w:tcPr>
-          <w:tcPr/>
-          <w:p>
-            <w:pPr>
-              <w:pStyle w:val="Compact"/>
-            </w:pPr>
-          </w:p>
-        </w:tc>
-        <w:tc>
-          <w:tcPr>
-            <w:tcW w:type="dxa" w:w="2438"/>
+            <w:tcW w:type="dxa" w:w="4876"/>
           </w:tcPr>
           <w:tcPr/>
           <w:p>
@@ -24771,7 +24332,7 @@
       <w:tr>
         <w:tc>
           <w:tcPr>
-            <w:tcW w:type="dxa" w:w="2438"/>
+            <w:tcW w:type="dxa" w:w="4876"/>
           </w:tcPr>
           <w:tcPr/>
           <w:p>
@@ -24782,20 +24343,20 @@
             <w:r>
               <w:drawing>
                 <wp:inline>
-                  <wp:extent cx="1149300" cy="1037291"/>
+                  <wp:extent cx="1438655" cy="1298448"/>
                   <wp:effectExtent b="0" l="0" r="0" t="0"/>
-                  <wp:docPr descr="" title="" id="492" name="Picture"/>
+                  <wp:docPr descr="" title="" id="486" name="Picture"/>
                   <a:graphic>
                     <a:graphicData uri="http://schemas.openxmlformats.org/drawingml/2006/picture">
                       <pic:pic>
                         <pic:nvPicPr>
-                          <pic:cNvPr descr="aceb8ca49a5e771cb0fc93d9463d6ee8e2c2d9fa410fbedbdd6ca090c71c6ff8.jpg" id="493" name="Picture"/>
+                          <pic:cNvPr descr="aceb8ca49a5e771cb0fc93d9463d6ee8e2c2d9fa410fbedbdd6ca090c71c6ff8.jpg" id="487" name="Picture"/>
                           <pic:cNvPicPr>
                             <a:picLocks noChangeArrowheads="1" noChangeAspect="1"/>
                           </pic:cNvPicPr>
                         </pic:nvPicPr>
                         <pic:blipFill>
-                          <a:blip r:embed="rId491"/>
+                          <a:blip r:embed="rId485"/>
                           <a:stretch>
                             <a:fillRect/>
                           </a:stretch>
@@ -24803,7 +24364,7 @@
                         <pic:spPr bwMode="auto">
                           <a:xfrm>
                             <a:off x="0" y="0"/>
-                            <a:ext cx="1149300" cy="1037291"/>
+                            <a:ext cx="1438655" cy="1298448"/>
                           </a:xfrm>
                           <a:prstGeom prst="rect">
                             <a:avLst/>
@@ -24834,7 +24395,7 @@
         </w:tc>
         <w:tc>
           <w:tcPr>
-            <w:tcW w:type="dxa" w:w="2438"/>
+            <w:tcW w:type="dxa" w:w="4876"/>
           </w:tcPr>
           <w:tcPr/>
           <w:p>
@@ -24845,20 +24406,20 @@
             <w:r>
               <w:drawing>
                 <wp:inline>
-                  <wp:extent cx="1149300" cy="958507"/>
+                  <wp:extent cx="1542287" cy="1286256"/>
                   <wp:effectExtent b="0" l="0" r="0" t="0"/>
-                  <wp:docPr descr="" title="" id="495" name="Picture"/>
+                  <wp:docPr descr="" title="" id="489" name="Picture"/>
                   <a:graphic>
                     <a:graphicData uri="http://schemas.openxmlformats.org/drawingml/2006/picture">
                       <pic:pic>
                         <pic:nvPicPr>
-                          <pic:cNvPr descr="66d72c3531ceb2b00af3ef5d5cbd1373b6680c23ecc838f5b3d6140400fd1bd7.jpg" id="496" name="Picture"/>
+                          <pic:cNvPr descr="66d72c3531ceb2b00af3ef5d5cbd1373b6680c23ecc838f5b3d6140400fd1bd7.jpg" id="490" name="Picture"/>
                           <pic:cNvPicPr>
                             <a:picLocks noChangeArrowheads="1" noChangeAspect="1"/>
                           </pic:cNvPicPr>
                         </pic:nvPicPr>
                         <pic:blipFill>
-                          <a:blip r:embed="rId494"/>
+                          <a:blip r:embed="rId488"/>
                           <a:stretch>
                             <a:fillRect/>
                           </a:stretch>
@@ -24866,81 +24427,7 @@
                         <pic:spPr bwMode="auto">
                           <a:xfrm>
                             <a:off x="0" y="0"/>
-                            <a:ext cx="1149300" cy="958507"/>
-                          </a:xfrm>
-                          <a:prstGeom prst="rect">
-                            <a:avLst/>
-                          </a:prstGeom>
-                          <a:noFill/>
-                          <a:ln w="9525">
-                            <a:noFill/>
-                            <a:headEnd/>
-                            <a:tailEnd/>
-                          </a:ln>
-                        </pic:spPr>
-                      </pic:pic>
-                    </a:graphicData>
-                  </a:graphic>
-                </wp:inline>
-              </w:drawing>
-            </w:r>
-            <w:r>
-              <w:t xml:space="preserve"> </w:t>
-            </w:r>
-            <w:r>
-              <w:rPr>
-                <w:rFonts w:ascii="Times New Roman" w:hAnsi="Times New Roman" w:cs="Times New Roman" w:eastAsia="SimSun"/>
-              </w:rPr>
-              <w:t xml:space="preserve">(1分)</w:t>
-            </w:r>
-          </w:p>
-        </w:tc>
-        <w:tc>
-          <w:tcPr>
-            <w:tcW w:type="dxa" w:w="2438"/>
-          </w:tcPr>
-          <w:tcPr/>
-          <w:p>
-            <w:pPr>
-              <w:pStyle w:val="Compact"/>
-            </w:pPr>
-          </w:p>
-        </w:tc>
-        <w:tc>
-          <w:tcPr>
-            <w:tcW w:type="dxa" w:w="2438"/>
-          </w:tcPr>
-          <w:tcPr/>
-          <w:p>
-            <w:pPr>
-              <w:pStyle w:val="Compact"/>
-              <w:jc w:val="center"/>
-            </w:pPr>
-            <w:r>
-              <w:drawing>
-                <wp:inline>
-                  <wp:extent cx="1149300" cy="855493"/>
-                  <wp:effectExtent b="0" l="0" r="0" t="0"/>
-                  <wp:docPr descr="" title="" id="498" name="Picture"/>
-                  <a:graphic>
-                    <a:graphicData uri="http://schemas.openxmlformats.org/drawingml/2006/picture">
-                      <pic:pic>
-                        <pic:nvPicPr>
-                          <pic:cNvPr descr="46f3da733afcee5f61be7fc050a1fd23d1e8ecadb665ce6b503c5b867b6081e4.jpg" id="499" name="Picture"/>
-                          <pic:cNvPicPr>
-                            <a:picLocks noChangeArrowheads="1" noChangeAspect="1"/>
-                          </pic:cNvPicPr>
-                        </pic:nvPicPr>
-                        <pic:blipFill>
-                          <a:blip r:embed="rId497"/>
-                          <a:stretch>
-                            <a:fillRect/>
-                          </a:stretch>
-                        </pic:blipFill>
-                        <pic:spPr bwMode="auto">
-                          <a:xfrm>
-                            <a:off x="0" y="0"/>
-                            <a:ext cx="1149300" cy="855493"/>
+                            <a:ext cx="1542287" cy="1286256"/>
                           </a:xfrm>
                           <a:prstGeom prst="rect">
                             <a:avLst/>
@@ -24973,7 +24460,7 @@
       <w:tr>
         <w:tc>
           <w:tcPr>
-            <w:tcW w:type="dxa" w:w="2438"/>
+            <w:tcW w:type="dxa" w:w="4876"/>
           </w:tcPr>
           <w:tcPr/>
           <w:p>
@@ -24988,29 +24475,7 @@
         </w:tc>
         <w:tc>
           <w:tcPr>
-            <w:tcW w:type="dxa" w:w="2438"/>
-          </w:tcPr>
-          <w:tcPr/>
-          <w:p>
-            <w:pPr>
-              <w:pStyle w:val="Compact"/>
-            </w:pPr>
-          </w:p>
-        </w:tc>
-        <w:tc>
-          <w:tcPr>
-            <w:tcW w:type="dxa" w:w="2438"/>
-          </w:tcPr>
-          <w:tcPr/>
-          <w:p>
-            <w:pPr>
-              <w:pStyle w:val="Compact"/>
-            </w:pPr>
-          </w:p>
-        </w:tc>
-        <w:tc>
-          <w:tcPr>
-            <w:tcW w:type="dxa" w:w="2438"/>
+            <w:tcW w:type="dxa" w:w="4876"/>
           </w:tcPr>
           <w:tcPr/>
           <w:p>
@@ -25023,7 +24488,7 @@
       <w:tr>
         <w:tc>
           <w:tcPr>
-            <w:tcW w:type="dxa" w:w="2438"/>
+            <w:tcW w:type="dxa" w:w="4876"/>
           </w:tcPr>
           <w:tcPr/>
           <w:p>
@@ -25038,29 +24503,7 @@
         </w:tc>
         <w:tc>
           <w:tcPr>
-            <w:tcW w:type="dxa" w:w="2438"/>
-          </w:tcPr>
-          <w:tcPr/>
-          <w:p>
-            <w:pPr>
-              <w:pStyle w:val="Compact"/>
-            </w:pPr>
-          </w:p>
-        </w:tc>
-        <w:tc>
-          <w:tcPr>
-            <w:tcW w:type="dxa" w:w="2438"/>
-          </w:tcPr>
-          <w:tcPr/>
-          <w:p>
-            <w:pPr>
-              <w:pStyle w:val="Compact"/>
-            </w:pPr>
-          </w:p>
-        </w:tc>
-        <w:tc>
-          <w:tcPr>
-            <w:tcW w:type="dxa" w:w="2438"/>
+            <w:tcW w:type="dxa" w:w="4876"/>
           </w:tcPr>
           <w:tcPr/>
           <w:p>
@@ -25160,18 +24603,18 @@
                 <wp:inline>
                   <wp:extent cx="1568400" cy="1442568"/>
                   <wp:effectExtent b="0" l="0" r="0" t="0"/>
-                  <wp:docPr descr="" title="" id="501" name="Picture"/>
+                  <wp:docPr descr="" title="" id="492" name="Picture"/>
                   <a:graphic>
                     <a:graphicData uri="http://schemas.openxmlformats.org/drawingml/2006/picture">
                       <pic:pic>
                         <pic:nvPicPr>
-                          <pic:cNvPr descr="8f6a11ad55cbdbbc8860c6a248d0ec0e31fbcb9da401747ac194a45e22cd7611.jpg" id="502" name="Picture"/>
+                          <pic:cNvPr descr="8f6a11ad55cbdbbc8860c6a248d0ec0e31fbcb9da401747ac194a45e22cd7611.jpg" id="493" name="Picture"/>
                           <pic:cNvPicPr>
                             <a:picLocks noChangeArrowheads="1" noChangeAspect="1"/>
                           </pic:cNvPicPr>
                         </pic:nvPicPr>
                         <pic:blipFill>
-                          <a:blip r:embed="rId500"/>
+                          <a:blip r:embed="rId491"/>
                           <a:stretch>
                             <a:fillRect/>
                           </a:stretch>
@@ -25223,18 +24666,18 @@
                 <wp:inline>
                   <wp:extent cx="1307367" cy="1655999"/>
                   <wp:effectExtent b="0" l="0" r="0" t="0"/>
-                  <wp:docPr descr="" title="" id="504" name="Picture"/>
+                  <wp:docPr descr="" title="" id="495" name="Picture"/>
                   <a:graphic>
                     <a:graphicData uri="http://schemas.openxmlformats.org/drawingml/2006/picture">
                       <pic:pic>
                         <pic:nvPicPr>
-                          <pic:cNvPr descr="fff7f01bb9e625bc9187260650b026efde5629810e933fbe384a2fb30462414a.jpg" id="505" name="Picture"/>
+                          <pic:cNvPr descr="fff7f01bb9e625bc9187260650b026efde5629810e933fbe384a2fb30462414a.jpg" id="496" name="Picture"/>
                           <pic:cNvPicPr>
                             <a:picLocks noChangeArrowheads="1" noChangeAspect="1"/>
                           </pic:cNvPicPr>
                         </pic:nvPicPr>
                         <pic:blipFill>
-                          <a:blip r:embed="rId503"/>
+                          <a:blip r:embed="rId494"/>
                           <a:stretch>
                             <a:fillRect/>
                           </a:stretch>
@@ -25286,18 +24729,18 @@
                 <wp:inline>
                   <wp:extent cx="1278224" cy="1655999"/>
                   <wp:effectExtent b="0" l="0" r="0" t="0"/>
-                  <wp:docPr descr="" title="" id="507" name="Picture"/>
+                  <wp:docPr descr="" title="" id="498" name="Picture"/>
                   <a:graphic>
                     <a:graphicData uri="http://schemas.openxmlformats.org/drawingml/2006/picture">
                       <pic:pic>
                         <pic:nvPicPr>
-                          <pic:cNvPr descr="d9b7213fdc100ad436ef60a19f58ff2f1e76d43a60183129cb60bb052093d072.jpg" id="508" name="Picture"/>
+                          <pic:cNvPr descr="d9b7213fdc100ad436ef60a19f58ff2f1e76d43a60183129cb60bb052093d072.jpg" id="499" name="Picture"/>
                           <pic:cNvPicPr>
                             <a:picLocks noChangeArrowheads="1" noChangeAspect="1"/>
                           </pic:cNvPicPr>
                         </pic:nvPicPr>
                         <pic:blipFill>
-                          <a:blip r:embed="rId506"/>
+                          <a:blip r:embed="rId497"/>
                           <a:stretch>
                             <a:fillRect/>
                           </a:stretch>
@@ -25348,18 +24791,18 @@
           <wp:inline>
             <wp:extent cx="2160000" cy="1942662"/>
             <wp:effectExtent b="0" l="0" r="0" t="0"/>
-            <wp:docPr descr="" title="" id="510" name="Picture"/>
+            <wp:docPr descr="" title="" id="501" name="Picture"/>
             <a:graphic>
               <a:graphicData uri="http://schemas.openxmlformats.org/drawingml/2006/picture">
                 <pic:pic>
                   <pic:nvPicPr>
-                    <pic:cNvPr descr="685f13a317810c661c436d6fa9fa8ce53adcb269840c2ca5e402d0e87c4f5fbf.jpg" id="511" name="Picture"/>
+                    <pic:cNvPr descr="685f13a317810c661c436d6fa9fa8ce53adcb269840c2ca5e402d0e87c4f5fbf.jpg" id="502" name="Picture"/>
                     <pic:cNvPicPr>
                       <a:picLocks noChangeArrowheads="1" noChangeAspect="1"/>
                     </pic:cNvPicPr>
                   </pic:nvPicPr>
                   <pic:blipFill>
-                    <a:blip r:embed="rId509"/>
+                    <a:blip r:embed="rId500"/>
                     <a:stretch>
                       <a:fillRect/>
                     </a:stretch>
@@ -25450,18 +24893,18 @@
           <wp:inline>
             <wp:extent cx="3024000" cy="1034951"/>
             <wp:effectExtent b="0" l="0" r="0" t="0"/>
-            <wp:docPr descr="" title="" id="513" name="Picture"/>
+            <wp:docPr descr="" title="" id="504" name="Picture"/>
             <a:graphic>
               <a:graphicData uri="http://schemas.openxmlformats.org/drawingml/2006/picture">
                 <pic:pic>
                   <pic:nvPicPr>
-                    <pic:cNvPr descr="cf8b5a7a3e1ee298018a8413bdcfcb2120f01a509e443e49fc671c594a855197.jpg" id="514" name="Picture"/>
+                    <pic:cNvPr descr="cf8b5a7a3e1ee298018a8413bdcfcb2120f01a509e443e49fc671c594a855197.jpg" id="505" name="Picture"/>
                     <pic:cNvPicPr>
                       <a:picLocks noChangeArrowheads="1" noChangeAspect="1"/>
                     </pic:cNvPicPr>
                   </pic:nvPicPr>
                   <pic:blipFill>
-                    <a:blip r:embed="rId512"/>
+                    <a:blip r:embed="rId503"/>
                     <a:stretch>
                       <a:fillRect/>
                     </a:stretch>
@@ -25488,9 +24931,9 @@
         </w:drawing>
       </w:r>
     </w:p>
-    <w:bookmarkEnd w:id="515"/>
-    <w:bookmarkEnd w:id="516"/>
-    <w:bookmarkStart w:id="569" w:name="第-10-题13-分the-first-eye"/>
+    <w:bookmarkEnd w:id="506"/>
+    <w:bookmarkEnd w:id="507"/>
+    <w:bookmarkStart w:id="560" w:name="第-10-题13-分the-first-eye"/>
     <w:p>
       <w:pPr>
         <w:pStyle w:val="Heading3"/>
@@ -25611,18 +25054,18 @@
           <wp:inline>
             <wp:extent cx="1731264" cy="1408175"/>
             <wp:effectExtent b="0" l="0" r="0" t="0"/>
-            <wp:docPr descr="" title="" id="518" name="Picture"/>
+            <wp:docPr descr="" title="" id="509" name="Picture"/>
             <a:graphic>
               <a:graphicData uri="http://schemas.openxmlformats.org/drawingml/2006/picture">
                 <pic:pic>
                   <pic:nvPicPr>
-                    <pic:cNvPr descr="10ca38e96e4c03742b74a45abaa925096040e597b2256946fe92074a68bf9350.jpg" id="519" name="Picture"/>
+                    <pic:cNvPr descr="10ca38e96e4c03742b74a45abaa925096040e597b2256946fe92074a68bf9350.jpg" id="510" name="Picture"/>
                     <pic:cNvPicPr>
                       <a:picLocks noChangeArrowheads="1" noChangeAspect="1"/>
                     </pic:cNvPicPr>
                   </pic:nvPicPr>
                   <pic:blipFill>
-                    <a:blip r:embed="rId517"/>
+                    <a:blip r:embed="rId508"/>
                     <a:stretch>
                       <a:fillRect/>
                     </a:stretch>
@@ -25721,18 +25164,18 @@
           <wp:inline>
             <wp:extent cx="3024000" cy="534515"/>
             <wp:effectExtent b="0" l="0" r="0" t="0"/>
-            <wp:docPr descr="" title="" id="521" name="Picture"/>
+            <wp:docPr descr="" title="" id="512" name="Picture"/>
             <a:graphic>
               <a:graphicData uri="http://schemas.openxmlformats.org/drawingml/2006/picture">
                 <pic:pic>
                   <pic:nvPicPr>
-                    <pic:cNvPr descr="681453ab9952b3a44c90524719972c543c99d153ea7335799cd8af98be8f0a57.jpg" id="522" name="Picture"/>
+                    <pic:cNvPr descr="681453ab9952b3a44c90524719972c543c99d153ea7335799cd8af98be8f0a57.jpg" id="513" name="Picture"/>
                     <pic:cNvPicPr>
                       <a:picLocks noChangeArrowheads="1" noChangeAspect="1"/>
                     </pic:cNvPicPr>
                   </pic:nvPicPr>
                   <pic:blipFill>
-                    <a:blip r:embed="rId520"/>
+                    <a:blip r:embed="rId511"/>
                     <a:stretch>
                       <a:fillRect/>
                     </a:stretch>
@@ -27550,7 +26993,7 @@
         <w:t xml:space="preserve">可以被中间体螯合。</w:t>
       </w:r>
     </w:p>
-    <w:bookmarkStart w:id="568" w:name="答案-9"/>
+    <w:bookmarkStart w:id="559" w:name="答案-9"/>
     <w:p>
       <w:pPr>
         <w:pStyle w:val="Heading4"/>
@@ -27621,18 +27064,18 @@
                 <wp:inline>
                   <wp:extent cx="1149300" cy="946243"/>
                   <wp:effectExtent b="0" l="0" r="0" t="0"/>
-                  <wp:docPr descr="" title="" id="524" name="Picture"/>
+                  <wp:docPr descr="" title="" id="515" name="Picture"/>
                   <a:graphic>
                     <a:graphicData uri="http://schemas.openxmlformats.org/drawingml/2006/picture">
                       <pic:pic>
                         <pic:nvPicPr>
-                          <pic:cNvPr descr="528dbfdbb7da29e4fa7a29c0b1e09de1a08115165806a7303e6f85fc488b406e.jpg" id="525" name="Picture"/>
+                          <pic:cNvPr descr="528dbfdbb7da29e4fa7a29c0b1e09de1a08115165806a7303e6f85fc488b406e.jpg" id="516" name="Picture"/>
                           <pic:cNvPicPr>
                             <a:picLocks noChangeArrowheads="1" noChangeAspect="1"/>
                           </pic:cNvPicPr>
                         </pic:nvPicPr>
                         <pic:blipFill>
-                          <a:blip r:embed="rId523"/>
+                          <a:blip r:embed="rId514"/>
                           <a:stretch>
                             <a:fillRect/>
                           </a:stretch>
@@ -27770,18 +27213,18 @@
                 <wp:inline>
                   <wp:extent cx="1149300" cy="1066897"/>
                   <wp:effectExtent b="0" l="0" r="0" t="0"/>
-                  <wp:docPr descr="" title="" id="527" name="Picture"/>
+                  <wp:docPr descr="" title="" id="518" name="Picture"/>
                   <a:graphic>
                     <a:graphicData uri="http://schemas.openxmlformats.org/drawingml/2006/picture">
                       <pic:pic>
                         <pic:nvPicPr>
-                          <pic:cNvPr descr="578f3cd979e39e7dde5f15d6413931b8b7af55721cd8052bb6541d58bdc9542a.jpg" id="528" name="Picture"/>
+                          <pic:cNvPr descr="578f3cd979e39e7dde5f15d6413931b8b7af55721cd8052bb6541d58bdc9542a.jpg" id="519" name="Picture"/>
                           <pic:cNvPicPr>
                             <a:picLocks noChangeArrowheads="1" noChangeAspect="1"/>
                           </pic:cNvPicPr>
                         </pic:nvPicPr>
                         <pic:blipFill>
-                          <a:blip r:embed="rId526"/>
+                          <a:blip r:embed="rId517"/>
                           <a:stretch>
                             <a:fillRect/>
                           </a:stretch>
@@ -27835,18 +27278,18 @@
                 <wp:inline>
                   <wp:extent cx="1149300" cy="1063531"/>
                   <wp:effectExtent b="0" l="0" r="0" t="0"/>
-                  <wp:docPr descr="" title="" id="530" name="Picture"/>
+                  <wp:docPr descr="" title="" id="521" name="Picture"/>
                   <a:graphic>
                     <a:graphicData uri="http://schemas.openxmlformats.org/drawingml/2006/picture">
                       <pic:pic>
                         <pic:nvPicPr>
-                          <pic:cNvPr descr="58dfc5582b671189fe2c05129851473fcee9b0558a8ee5c60a992b5782ae88ba.jpg" id="531" name="Picture"/>
+                          <pic:cNvPr descr="58dfc5582b671189fe2c05129851473fcee9b0558a8ee5c60a992b5782ae88ba.jpg" id="522" name="Picture"/>
                           <pic:cNvPicPr>
                             <a:picLocks noChangeArrowheads="1" noChangeAspect="1"/>
                           </pic:cNvPicPr>
                         </pic:nvPicPr>
                         <pic:blipFill>
-                          <a:blip r:embed="rId529"/>
+                          <a:blip r:embed="rId520"/>
                           <a:stretch>
                             <a:fillRect/>
                           </a:stretch>
@@ -27956,18 +27399,18 @@
                 <wp:inline>
                   <wp:extent cx="1149300" cy="957068"/>
                   <wp:effectExtent b="0" l="0" r="0" t="0"/>
-                  <wp:docPr descr="" title="" id="533" name="Picture"/>
+                  <wp:docPr descr="" title="" id="524" name="Picture"/>
                   <a:graphic>
                     <a:graphicData uri="http://schemas.openxmlformats.org/drawingml/2006/picture">
                       <pic:pic>
                         <pic:nvPicPr>
-                          <pic:cNvPr descr="17a419faea023fab2f86d4f05b7995db5edf45a7ee2cd54e9b492b9f02029fdb.jpg" id="534" name="Picture"/>
+                          <pic:cNvPr descr="17a419faea023fab2f86d4f05b7995db5edf45a7ee2cd54e9b492b9f02029fdb.jpg" id="525" name="Picture"/>
                           <pic:cNvPicPr>
                             <a:picLocks noChangeArrowheads="1" noChangeAspect="1"/>
                           </pic:cNvPicPr>
                         </pic:nvPicPr>
                         <pic:blipFill>
-                          <a:blip r:embed="rId532"/>
+                          <a:blip r:embed="rId523"/>
                           <a:stretch>
                             <a:fillRect/>
                           </a:stretch>
@@ -28021,18 +27464,18 @@
                 <wp:inline>
                   <wp:extent cx="1149300" cy="1053886"/>
                   <wp:effectExtent b="0" l="0" r="0" t="0"/>
-                  <wp:docPr descr="" title="" id="536" name="Picture"/>
+                  <wp:docPr descr="" title="" id="527" name="Picture"/>
                   <a:graphic>
                     <a:graphicData uri="http://schemas.openxmlformats.org/drawingml/2006/picture">
                       <pic:pic>
                         <pic:nvPicPr>
-                          <pic:cNvPr descr="8fafa8c6693913e5beb28d2ab9e5ee0b1206392a6594a125b4965e80fb22ae27.jpg" id="537" name="Picture"/>
+                          <pic:cNvPr descr="8fafa8c6693913e5beb28d2ab9e5ee0b1206392a6594a125b4965e80fb22ae27.jpg" id="528" name="Picture"/>
                           <pic:cNvPicPr>
                             <a:picLocks noChangeArrowheads="1" noChangeAspect="1"/>
                           </pic:cNvPicPr>
                         </pic:nvPicPr>
                         <pic:blipFill>
-                          <a:blip r:embed="rId535"/>
+                          <a:blip r:embed="rId526"/>
                           <a:stretch>
                             <a:fillRect/>
                           </a:stretch>
@@ -28202,18 +27645,18 @@
                 <wp:inline>
                   <wp:extent cx="1149300" cy="1129984"/>
                   <wp:effectExtent b="0" l="0" r="0" t="0"/>
-                  <wp:docPr descr="" title="" id="539" name="Picture"/>
+                  <wp:docPr descr="" title="" id="530" name="Picture"/>
                   <a:graphic>
                     <a:graphicData uri="http://schemas.openxmlformats.org/drawingml/2006/picture">
                       <pic:pic>
                         <pic:nvPicPr>
-                          <pic:cNvPr descr="8842996e206435c63c165351bf2aad71a1a60c503ffc3396acab7b85bcdfa6ce.jpg" id="540" name="Picture"/>
+                          <pic:cNvPr descr="8842996e206435c63c165351bf2aad71a1a60c503ffc3396acab7b85bcdfa6ce.jpg" id="531" name="Picture"/>
                           <pic:cNvPicPr>
                             <a:picLocks noChangeArrowheads="1" noChangeAspect="1"/>
                           </pic:cNvPicPr>
                         </pic:nvPicPr>
                         <pic:blipFill>
-                          <a:blip r:embed="rId538"/>
+                          <a:blip r:embed="rId529"/>
                           <a:stretch>
                             <a:fillRect/>
                           </a:stretch>
@@ -28267,18 +27710,18 @@
                 <wp:inline>
                   <wp:extent cx="950976" cy="1170431"/>
                   <wp:effectExtent b="0" l="0" r="0" t="0"/>
-                  <wp:docPr descr="" title="" id="542" name="Picture"/>
+                  <wp:docPr descr="" title="" id="533" name="Picture"/>
                   <a:graphic>
                     <a:graphicData uri="http://schemas.openxmlformats.org/drawingml/2006/picture">
                       <pic:pic>
                         <pic:nvPicPr>
-                          <pic:cNvPr descr="b3ba5ee39c6e9275947a9e16c936e7cb76d032557e4bc079af0293298a7bc631.jpg" id="543" name="Picture"/>
+                          <pic:cNvPr descr="b3ba5ee39c6e9275947a9e16c936e7cb76d032557e4bc079af0293298a7bc631.jpg" id="534" name="Picture"/>
                           <pic:cNvPicPr>
                             <a:picLocks noChangeArrowheads="1" noChangeAspect="1"/>
                           </pic:cNvPicPr>
                         </pic:nvPicPr>
                         <pic:blipFill>
-                          <a:blip r:embed="rId541"/>
+                          <a:blip r:embed="rId532"/>
                           <a:stretch>
                             <a:fillRect/>
                           </a:stretch>
@@ -28448,18 +27891,18 @@
                 <wp:inline>
                   <wp:extent cx="1149300" cy="966290"/>
                   <wp:effectExtent b="0" l="0" r="0" t="0"/>
-                  <wp:docPr descr="" title="" id="545" name="Picture"/>
+                  <wp:docPr descr="" title="" id="536" name="Picture"/>
                   <a:graphic>
                     <a:graphicData uri="http://schemas.openxmlformats.org/drawingml/2006/picture">
                       <pic:pic>
                         <pic:nvPicPr>
-                          <pic:cNvPr descr="4db8a0490e2bbcadab2aade78d49ccc0419de06862660ba687fff806f8da3e8f.jpg" id="546" name="Picture"/>
+                          <pic:cNvPr descr="4db8a0490e2bbcadab2aade78d49ccc0419de06862660ba687fff806f8da3e8f.jpg" id="537" name="Picture"/>
                           <pic:cNvPicPr>
                             <a:picLocks noChangeArrowheads="1" noChangeAspect="1"/>
                           </pic:cNvPicPr>
                         </pic:nvPicPr>
                         <pic:blipFill>
-                          <a:blip r:embed="rId544"/>
+                          <a:blip r:embed="rId535"/>
                           <a:stretch>
                             <a:fillRect/>
                           </a:stretch>
@@ -28502,18 +27945,18 @@
                 <wp:inline>
                   <wp:extent cx="1149300" cy="1012566"/>
                   <wp:effectExtent b="0" l="0" r="0" t="0"/>
-                  <wp:docPr descr="" title="" id="548" name="Picture"/>
+                  <wp:docPr descr="" title="" id="539" name="Picture"/>
                   <a:graphic>
                     <a:graphicData uri="http://schemas.openxmlformats.org/drawingml/2006/picture">
                       <pic:pic>
                         <pic:nvPicPr>
-                          <pic:cNvPr descr="879914af6297c3f89572a0c3102360f17f07dd3d672c552b73dbae992bf4b1f6.jpg" id="549" name="Picture"/>
+                          <pic:cNvPr descr="879914af6297c3f89572a0c3102360f17f07dd3d672c552b73dbae992bf4b1f6.jpg" id="540" name="Picture"/>
                           <pic:cNvPicPr>
                             <a:picLocks noChangeArrowheads="1" noChangeAspect="1"/>
                           </pic:cNvPicPr>
                         </pic:nvPicPr>
                         <pic:blipFill>
-                          <a:blip r:embed="rId547"/>
+                          <a:blip r:embed="rId538"/>
                           <a:stretch>
                             <a:fillRect/>
                           </a:stretch>
@@ -28556,18 +27999,18 @@
                 <wp:inline>
                   <wp:extent cx="1149300" cy="957145"/>
                   <wp:effectExtent b="0" l="0" r="0" t="0"/>
-                  <wp:docPr descr="" title="" id="551" name="Picture"/>
+                  <wp:docPr descr="" title="" id="542" name="Picture"/>
                   <a:graphic>
                     <a:graphicData uri="http://schemas.openxmlformats.org/drawingml/2006/picture">
                       <pic:pic>
                         <pic:nvPicPr>
-                          <pic:cNvPr descr="34407dda26afbd65142da047d3fcd1b5c870b85b3045d343027f67271ad2c6df.jpg" id="552" name="Picture"/>
+                          <pic:cNvPr descr="34407dda26afbd65142da047d3fcd1b5c870b85b3045d343027f67271ad2c6df.jpg" id="543" name="Picture"/>
                           <pic:cNvPicPr>
                             <a:picLocks noChangeArrowheads="1" noChangeAspect="1"/>
                           </pic:cNvPicPr>
                         </pic:nvPicPr>
                         <pic:blipFill>
-                          <a:blip r:embed="rId550"/>
+                          <a:blip r:embed="rId541"/>
                           <a:stretch>
                             <a:fillRect/>
                           </a:stretch>
@@ -28741,18 +28184,18 @@
                 <wp:inline>
                   <wp:extent cx="1149300" cy="1016412"/>
                   <wp:effectExtent b="0" l="0" r="0" t="0"/>
-                  <wp:docPr descr="" title="" id="554" name="Picture"/>
+                  <wp:docPr descr="" title="" id="545" name="Picture"/>
                   <a:graphic>
                     <a:graphicData uri="http://schemas.openxmlformats.org/drawingml/2006/picture">
                       <pic:pic>
                         <pic:nvPicPr>
-                          <pic:cNvPr descr="2320598291d053d88be2a972280c952fad80cba01692f18c62c092498e855719.jpg" id="555" name="Picture"/>
+                          <pic:cNvPr descr="2320598291d053d88be2a972280c952fad80cba01692f18c62c092498e855719.jpg" id="546" name="Picture"/>
                           <pic:cNvPicPr>
                             <a:picLocks noChangeArrowheads="1" noChangeAspect="1"/>
                           </pic:cNvPicPr>
                         </pic:nvPicPr>
                         <pic:blipFill>
-                          <a:blip r:embed="rId553"/>
+                          <a:blip r:embed="rId544"/>
                           <a:stretch>
                             <a:fillRect/>
                           </a:stretch>
@@ -28806,18 +28249,18 @@
                 <wp:inline>
                   <wp:extent cx="1149300" cy="868279"/>
                   <wp:effectExtent b="0" l="0" r="0" t="0"/>
-                  <wp:docPr descr="" title="" id="557" name="Picture"/>
+                  <wp:docPr descr="" title="" id="548" name="Picture"/>
                   <a:graphic>
                     <a:graphicData uri="http://schemas.openxmlformats.org/drawingml/2006/picture">
                       <pic:pic>
                         <pic:nvPicPr>
-                          <pic:cNvPr descr="574f67f6c1c0f8de67529db0fd226591340de6d90e9b8385d8c3e62f6f71f820.jpg" id="558" name="Picture"/>
+                          <pic:cNvPr descr="574f67f6c1c0f8de67529db0fd226591340de6d90e9b8385d8c3e62f6f71f820.jpg" id="549" name="Picture"/>
                           <pic:cNvPicPr>
                             <a:picLocks noChangeArrowheads="1" noChangeAspect="1"/>
                           </pic:cNvPicPr>
                         </pic:nvPicPr>
                         <pic:blipFill>
-                          <a:blip r:embed="rId556"/>
+                          <a:blip r:embed="rId547"/>
                           <a:stretch>
                             <a:fillRect/>
                           </a:stretch>
@@ -28999,18 +28442,18 @@
                 <wp:inline>
                   <wp:extent cx="1149300" cy="1153953"/>
                   <wp:effectExtent b="0" l="0" r="0" t="0"/>
-                  <wp:docPr descr="" title="" id="560" name="Picture"/>
+                  <wp:docPr descr="" title="" id="551" name="Picture"/>
                   <a:graphic>
                     <a:graphicData uri="http://schemas.openxmlformats.org/drawingml/2006/picture">
                       <pic:pic>
                         <pic:nvPicPr>
-                          <pic:cNvPr descr="d1e544b03c6e1f53a1ef01aab542a3dde089e12acfddf5046883da7603fc0ccb.jpg" id="561" name="Picture"/>
+                          <pic:cNvPr descr="d1e544b03c6e1f53a1ef01aab542a3dde089e12acfddf5046883da7603fc0ccb.jpg" id="552" name="Picture"/>
                           <pic:cNvPicPr>
                             <a:picLocks noChangeArrowheads="1" noChangeAspect="1"/>
                           </pic:cNvPicPr>
                         </pic:nvPicPr>
                         <pic:blipFill>
-                          <a:blip r:embed="rId559"/>
+                          <a:blip r:embed="rId550"/>
                           <a:stretch>
                             <a:fillRect/>
                           </a:stretch>
@@ -29044,18 +28487,18 @@
                 <wp:inline>
                   <wp:extent cx="1149300" cy="1049879"/>
                   <wp:effectExtent b="0" l="0" r="0" t="0"/>
-                  <wp:docPr descr="" title="" id="563" name="Picture"/>
+                  <wp:docPr descr="" title="" id="554" name="Picture"/>
                   <a:graphic>
                     <a:graphicData uri="http://schemas.openxmlformats.org/drawingml/2006/picture">
                       <pic:pic>
                         <pic:nvPicPr>
-                          <pic:cNvPr descr="a8a8ef31bbc41976433861d37e032a26036cabe1bc27999cfe61efeff2fc06c8.jpg" id="564" name="Picture"/>
+                          <pic:cNvPr descr="a8a8ef31bbc41976433861d37e032a26036cabe1bc27999cfe61efeff2fc06c8.jpg" id="555" name="Picture"/>
                           <pic:cNvPicPr>
                             <a:picLocks noChangeArrowheads="1" noChangeAspect="1"/>
                           </pic:cNvPicPr>
                         </pic:nvPicPr>
                         <pic:blipFill>
-                          <a:blip r:embed="rId562"/>
+                          <a:blip r:embed="rId553"/>
                           <a:stretch>
                             <a:fillRect/>
                           </a:stretch>
@@ -29089,18 +28532,18 @@
                 <wp:inline>
                   <wp:extent cx="1149300" cy="977271"/>
                   <wp:effectExtent b="0" l="0" r="0" t="0"/>
-                  <wp:docPr descr="" title="" id="566" name="Picture"/>
+                  <wp:docPr descr="" title="" id="557" name="Picture"/>
                   <a:graphic>
                     <a:graphicData uri="http://schemas.openxmlformats.org/drawingml/2006/picture">
                       <pic:pic>
                         <pic:nvPicPr>
-                          <pic:cNvPr descr="e98ea4ea7188a1bf1b9e4b6fe590a01bd655d1262150a11497992a4d97d77448.jpg" id="567" name="Picture"/>
+                          <pic:cNvPr descr="e98ea4ea7188a1bf1b9e4b6fe590a01bd655d1262150a11497992a4d97d77448.jpg" id="558" name="Picture"/>
                           <pic:cNvPicPr>
                             <a:picLocks noChangeArrowheads="1" noChangeAspect="1"/>
                           </pic:cNvPicPr>
                         </pic:nvPicPr>
                         <pic:blipFill>
-                          <a:blip r:embed="rId565"/>
+                          <a:blip r:embed="rId556"/>
                           <a:stretch>
                             <a:fillRect/>
                           </a:stretch>
@@ -29152,10 +28595,10 @@
         </w:tc>
       </w:tr>
     </w:tbl>
-    <w:bookmarkEnd w:id="568"/>
-    <w:bookmarkEnd w:id="569"/>
-    <w:bookmarkEnd w:id="570"/>
-    <w:bookmarkStart w:id="571" w:name="附选题清单题卡溯源"/>
+    <w:bookmarkEnd w:id="559"/>
+    <w:bookmarkEnd w:id="560"/>
+    <w:bookmarkEnd w:id="561"/>
+    <w:bookmarkStart w:id="562" w:name="附选题清单题卡溯源"/>
     <w:p>
       <w:pPr>
         <w:pStyle w:val="Heading2"/>
@@ -30599,8 +30042,8 @@
         <w:t xml:space="preserve">，故本卷不按考段标注。</w:t>
       </w:r>
     </w:p>
-    <w:bookmarkEnd w:id="571"/>
-    <w:bookmarkEnd w:id="572"/>
+    <w:bookmarkEnd w:id="562"/>
+    <w:bookmarkEnd w:id="563"/>
     <w:sectPr>
       <w:footerReference r:id="rId9" w:type="default"/>
       <w:headerReference r:id="rId10" w:type="default"/>

--- a/00-首页/题组Word/初赛模拟卷/真题版式/初赛模拟卷O2（有机·答案与解析版·真题版式）.docx
+++ b/00-首页/题组Word/初赛模拟卷/真题版式/初赛模拟卷O2（有机·答案与解析版·真题版式）.docx
@@ -2,7 +2,7 @@
 <file path=word/document.xml><?xml version="1.0" encoding="utf-8"?>
 <w:document xmlns:w="http://schemas.openxmlformats.org/wordprocessingml/2006/main" xmlns:m="http://schemas.openxmlformats.org/officeDocument/2006/math" xmlns:r="http://schemas.openxmlformats.org/officeDocument/2006/relationships" xmlns:o="urn:schemas-microsoft-com:office:office" xmlns:v="urn:schemas-microsoft-com:vml" xmlns:w10="urn:schemas-microsoft-com:office:word" xmlns:a="http://schemas.openxmlformats.org/drawingml/2006/main" xmlns:pic="http://schemas.openxmlformats.org/drawingml/2006/picture" xmlns:wp="http://schemas.openxmlformats.org/drawingml/2006/wordprocessingDrawing">
   <w:body>
-    <w:bookmarkStart w:id="563" w:name="初赛模拟卷-o2有机-答案与解析"/>
+    <w:bookmarkStart w:id="567" w:name="初赛模拟卷-o2有机-答案与解析"/>
     <w:p>
       <w:pPr>
         <w:pStyle w:val="Heading1"/>
@@ -312,7 +312,7 @@
         <w:t xml:space="preserve">题卡溯源见卷末选题清单。</w:t>
       </w:r>
     </w:p>
-    <w:bookmarkStart w:id="266" w:name="第一部分-有机合成与反应机理第-15-题共-65-分"/>
+    <w:bookmarkStart w:id="263" w:name="第一部分-有机合成与反应机理第-15-题共-65-分"/>
     <w:p>
       <w:pPr>
         <w:pStyle w:val="Heading2"/>
@@ -7085,7 +7085,7 @@
     </w:tbl>
     <w:bookmarkEnd w:id="117"/>
     <w:bookmarkEnd w:id="118"/>
-    <w:bookmarkStart w:id="183" w:name="第-3-题13-分吡唑环的区域选择性烷基化"/>
+    <w:bookmarkStart w:id="180" w:name="第-3-题13-分吡唑环的区域选择性烷基化"/>
     <w:p>
       <w:pPr>
         <w:pStyle w:val="Heading3"/>
@@ -7998,7 +7998,142 @@
         <w:rPr>
           <w:rFonts w:ascii="Times New Roman" w:hAnsi="Times New Roman" w:cs="Times New Roman" w:eastAsia="SimSun"/>
         </w:rPr>
-        <w:t xml:space="preserve">NNMT-36，研究人员更改了许多位置的氨基酸残基，研究人员更改的氨</w:t>
+        <w:t xml:space="preserve">NNMT-36，研究人员更改了许多位置的氨基酸残基，研究人员更改的氨基酸残基主要位于何位置？</w:t>
+      </w:r>
+    </w:p>
+    <w:p>
+      <w:pPr>
+        <w:pStyle w:val="Compact"/>
+        <w:numPr>
+          <w:ilvl w:val="0"/>
+          <w:numId w:val="1002"/>
+        </w:numPr>
+        <w:spacing w:before="0" w:after="0" w:line="276" w:lineRule="auto"/>
+      </w:pPr>
+      <w:r>
+        <w:rPr>
+          <w:rFonts w:ascii="Times New Roman" w:hAnsi="Times New Roman" w:cs="Times New Roman" w:eastAsia="SimSun"/>
+        </w:rPr>
+        <w:t xml:space="preserve">与吡唑衍生物结合区域</w:t>
+      </w:r>
+      <w:r>
+        <w:t xml:space="preserve">　b) </w:t>
+      </w:r>
+      <w:r>
+        <w:rPr>
+          <w:rFonts w:ascii="Times New Roman" w:hAnsi="Times New Roman" w:cs="Times New Roman" w:eastAsia="SimSun"/>
+        </w:rPr>
+        <w:t xml:space="preserve">与</w:t>
+      </w:r>
+      <w:r>
+        <w:t xml:space="preserve"> SAM </w:t>
+      </w:r>
+      <w:r>
+        <w:rPr>
+          <w:rFonts w:ascii="Times New Roman" w:hAnsi="Times New Roman" w:cs="Times New Roman" w:eastAsia="SimSun"/>
+        </w:rPr>
+        <w:t xml:space="preserve">结合区域</w:t>
+      </w:r>
+      <w:r>
+        <w:t xml:space="preserve">　c) </w:t>
+      </w:r>
+      <w:r>
+        <w:rPr>
+          <w:rFonts w:ascii="Times New Roman" w:hAnsi="Times New Roman" w:cs="Times New Roman" w:eastAsia="SimSun"/>
+        </w:rPr>
+        <w:t xml:space="preserve">蛋白质外围区域</w:t>
+      </w:r>
+    </w:p>
+    <w:p>
+      <w:pPr>
+        <w:pStyle w:val="FirstParagraph"/>
+        <w:spacing w:before="0" w:after="0" w:line="276" w:lineRule="auto"/>
+      </w:pPr>
+      <w:r>
+        <w:rPr>
+          <w:b/>
+          <w:bCs/>
+        </w:rPr>
+        <w:t xml:space="preserve">3-2-4</w:t>
+      </w:r>
+      <w:r>
+        <w:t xml:space="preserve"> </w:t>
+      </w:r>
+      <w:r>
+        <w:t xml:space="preserve">NNMT-36 </w:t>
+      </w:r>
+      <w:r>
+        <w:rPr>
+          <w:rFonts w:ascii="Times New Roman" w:hAnsi="Times New Roman" w:cs="Times New Roman" w:eastAsia="SimSun"/>
+        </w:rPr>
+        <w:t xml:space="preserve">不止可以催化甲基化，还可以催化乙基化和丙基化反应，分别投入</w:t>
+      </w:r>
+      <w:r>
+        <w:t xml:space="preserve"> EtI </w:t>
+      </w:r>
+      <w:r>
+        <w:rPr>
+          <w:rFonts w:ascii="Times New Roman" w:hAnsi="Times New Roman" w:cs="Times New Roman" w:eastAsia="SimSun"/>
+        </w:rPr>
+        <w:t xml:space="preserve">和</w:t>
+      </w:r>
+      <w:r>
+        <w:t xml:space="preserve"> </w:t>
+      </w:r>
+      <w:r>
+        <w:rPr>
+          <w:rFonts w:ascii="Times New Roman" w:hAnsi="Times New Roman" w:cs="Times New Roman" w:eastAsia="SimSun"/>
+        </w:rPr>
+        <w:t xml:space="preserve">n-PrI。将</w:t>
+      </w:r>
+      <w:r>
+        <w:t xml:space="preserve"> MeI、EtI、n-PrI </w:t>
+      </w:r>
+      <w:r>
+        <w:rPr>
+          <w:rFonts w:ascii="Times New Roman" w:hAnsi="Times New Roman" w:cs="Times New Roman" w:eastAsia="SimSun"/>
+        </w:rPr>
+        <w:t xml:space="preserve">的反应速率从小到大排序。</w:t>
+      </w:r>
+    </w:p>
+    <w:p>
+      <w:pPr>
+        <w:pStyle w:val="BodyText"/>
+        <w:spacing w:before="0" w:after="0" w:line="276" w:lineRule="auto"/>
+      </w:pPr>
+      <w:r>
+        <w:rPr>
+          <w:b/>
+          <w:bCs/>
+        </w:rPr>
+        <w:t xml:space="preserve">3-3</w:t>
+      </w:r>
+      <w:r>
+        <w:t xml:space="preserve"> </w:t>
+      </w:r>
+      <w:r>
+        <w:rPr>
+          <w:rFonts w:ascii="Times New Roman" w:hAnsi="Times New Roman" w:cs="Times New Roman" w:eastAsia="SimSun"/>
+        </w:rPr>
+        <w:t xml:space="preserve">今年（2025</w:t>
+      </w:r>
+      <w:r>
+        <w:t xml:space="preserve"> </w:t>
+      </w:r>
+      <w:r>
+        <w:rPr>
+          <w:rFonts w:ascii="Times New Roman" w:hAnsi="Times New Roman" w:cs="Times New Roman" w:eastAsia="SimSun"/>
+        </w:rPr>
+        <w:t xml:space="preserve">年）有课题组报道了高度区域选择性的</w:t>
+      </w:r>
+      <w:r>
+        <w:t xml:space="preserve"> </w:t>
+      </w:r>
+      <w:r>
+        <w:rPr>
+          <w:rFonts w:ascii="Times New Roman" w:hAnsi="Times New Roman" w:cs="Times New Roman" w:eastAsia="SimSun"/>
+        </w:rPr>
+        <w:t xml:space="preserve">N-烷基化吡唑合成法。</w:t>
       </w:r>
     </w:p>
     <w:p>
@@ -8011,132 +8146,20 @@
       <w:r>
         <w:drawing>
           <wp:inline>
-            <wp:extent cx="3024000" cy="333544"/>
+            <wp:extent cx="3024000" cy="423962"/>
             <wp:effectExtent b="0" l="0" r="0" t="0"/>
             <wp:docPr descr="" title="" id="144" name="Picture"/>
             <a:graphic>
               <a:graphicData uri="http://schemas.openxmlformats.org/drawingml/2006/picture">
                 <pic:pic>
                   <pic:nvPicPr>
-                    <pic:cNvPr descr="66dd98d19ef36b959a2d4926d73386cb07782f8da80d16b1f2af62ab97397810.jpg" id="145" name="Picture"/>
+                    <pic:cNvPr descr="7d6b628a17b3515cf936d0547084b8a17f86f9da5b0cf71c99001e7a21324b59.jpg" id="145" name="Picture"/>
                     <pic:cNvPicPr>
                       <a:picLocks noChangeArrowheads="1" noChangeAspect="1"/>
                     </pic:cNvPicPr>
                   </pic:nvPicPr>
                   <pic:blipFill>
                     <a:blip r:embed="rId143"/>
-                    <a:stretch>
-                      <a:fillRect/>
-                    </a:stretch>
-                  </pic:blipFill>
-                  <pic:spPr bwMode="auto">
-                    <a:xfrm>
-                      <a:off x="0" y="0"/>
-                      <a:ext cx="3024000" cy="333544"/>
-                    </a:xfrm>
-                    <a:prstGeom prst="rect">
-                      <a:avLst/>
-                    </a:prstGeom>
-                    <a:noFill/>
-                    <a:ln w="9525">
-                      <a:noFill/>
-                      <a:headEnd/>
-                      <a:tailEnd/>
-                    </a:ln>
-                  </pic:spPr>
-                </pic:pic>
-              </a:graphicData>
-            </a:graphic>
-          </wp:inline>
-        </w:drawing>
-      </w:r>
-    </w:p>
-    <w:p>
-      <w:pPr>
-        <w:pStyle w:val="BodyText"/>
-        <w:spacing w:before="0" w:after="0" w:line="276" w:lineRule="auto"/>
-        <w:ind w:firstLineChars="200" w:firstLine="420"/>
-      </w:pPr>
-      <w:r>
-        <w:rPr>
-          <w:rFonts w:ascii="Times New Roman" w:hAnsi="Times New Roman" w:cs="Times New Roman" w:eastAsia="SimSun"/>
-        </w:rPr>
-        <w:t xml:space="preserve">PrI。将</w:t>
-      </w:r>
-      <w:r>
-        <w:t xml:space="preserve"> MeI、EtI、n-PrI </w:t>
-      </w:r>
-      <w:r>
-        <w:rPr>
-          <w:rFonts w:ascii="Times New Roman" w:hAnsi="Times New Roman" w:cs="Times New Roman" w:eastAsia="SimSun"/>
-        </w:rPr>
-        <w:t xml:space="preserve">的反应速率从小到大排序。</w:t>
-      </w:r>
-    </w:p>
-    <w:p>
-      <w:pPr>
-        <w:pStyle w:val="BodyText"/>
-        <w:spacing w:before="0" w:after="0" w:line="276" w:lineRule="auto"/>
-      </w:pPr>
-      <w:r>
-        <w:rPr>
-          <w:b/>
-          <w:bCs/>
-        </w:rPr>
-        <w:t xml:space="preserve">3-3</w:t>
-      </w:r>
-      <w:r>
-        <w:t xml:space="preserve"> </w:t>
-      </w:r>
-      <w:r>
-        <w:rPr>
-          <w:rFonts w:ascii="Times New Roman" w:hAnsi="Times New Roman" w:cs="Times New Roman" w:eastAsia="SimSun"/>
-        </w:rPr>
-        <w:t xml:space="preserve">今年（2025</w:t>
-      </w:r>
-      <w:r>
-        <w:t xml:space="preserve"> </w:t>
-      </w:r>
-      <w:r>
-        <w:rPr>
-          <w:rFonts w:ascii="Times New Roman" w:hAnsi="Times New Roman" w:cs="Times New Roman" w:eastAsia="SimSun"/>
-        </w:rPr>
-        <w:t xml:space="preserve">年）有课题组报道了高度区域选择性的</w:t>
-      </w:r>
-      <w:r>
-        <w:t xml:space="preserve"> </w:t>
-      </w:r>
-      <w:r>
-        <w:rPr>
-          <w:rFonts w:ascii="Times New Roman" w:hAnsi="Times New Roman" w:cs="Times New Roman" w:eastAsia="SimSun"/>
-        </w:rPr>
-        <w:t xml:space="preserve">N-烷基化吡唑合成法。</w:t>
-      </w:r>
-    </w:p>
-    <w:p>
-      <w:pPr>
-        <w:pStyle w:val="BodyText"/>
-        <w:keepNext/>
-        <w:spacing w:before="120" w:after="40" w:line="240" w:lineRule="auto"/>
-        <w:jc w:val="center"/>
-      </w:pPr>
-      <w:r>
-        <w:drawing>
-          <wp:inline>
-            <wp:extent cx="3024000" cy="423962"/>
-            <wp:effectExtent b="0" l="0" r="0" t="0"/>
-            <wp:docPr descr="" title="" id="147" name="Picture"/>
-            <a:graphic>
-              <a:graphicData uri="http://schemas.openxmlformats.org/drawingml/2006/picture">
-                <pic:pic>
-                  <pic:nvPicPr>
-                    <pic:cNvPr descr="7d6b628a17b3515cf936d0547084b8a17f86f9da5b0cf71c99001e7a21324b59.jpg" id="148" name="Picture"/>
-                    <pic:cNvPicPr>
-                      <a:picLocks noChangeArrowheads="1" noChangeAspect="1"/>
-                    </pic:cNvPicPr>
-                  </pic:nvPicPr>
-                  <pic:blipFill>
-                    <a:blip r:embed="rId146"/>
                     <a:stretch>
                       <a:fillRect/>
                     </a:stretch>
@@ -8576,18 +8599,18 @@
           <wp:inline>
             <wp:extent cx="1444752" cy="1133855"/>
             <wp:effectExtent b="0" l="0" r="0" t="0"/>
-            <wp:docPr descr="" title="" id="150" name="Picture"/>
+            <wp:docPr descr="" title="" id="147" name="Picture"/>
             <a:graphic>
               <a:graphicData uri="http://schemas.openxmlformats.org/drawingml/2006/picture">
                 <pic:pic>
                   <pic:nvPicPr>
-                    <pic:cNvPr descr="025444c4b8a3bd4428fa15b667a7b54ba19d18a8406ec5248a3904a333e27866.jpg" id="151" name="Picture"/>
+                    <pic:cNvPr descr="025444c4b8a3bd4428fa15b667a7b54ba19d18a8406ec5248a3904a333e27866.jpg" id="148" name="Picture"/>
                     <pic:cNvPicPr>
                       <a:picLocks noChangeArrowheads="1" noChangeAspect="1"/>
                     </pic:cNvPicPr>
                   </pic:nvPicPr>
                   <pic:blipFill>
-                    <a:blip r:embed="rId149"/>
+                    <a:blip r:embed="rId146"/>
                     <a:stretch>
                       <a:fillRect/>
                     </a:stretch>
@@ -8614,7 +8637,7 @@
         </w:drawing>
       </w:r>
     </w:p>
-    <w:bookmarkStart w:id="182" w:name="答案-2"/>
+    <w:bookmarkStart w:id="179" w:name="答案-2"/>
     <w:p>
       <w:pPr>
         <w:pStyle w:val="Heading4"/>
@@ -8671,18 +8694,18 @@
           <wp:inline>
             <wp:extent cx="3024000" cy="1548639"/>
             <wp:effectExtent b="0" l="0" r="0" t="0"/>
-            <wp:docPr descr="" title="" id="153" name="Picture"/>
+            <wp:docPr descr="" title="" id="150" name="Picture"/>
             <a:graphic>
               <a:graphicData uri="http://schemas.openxmlformats.org/drawingml/2006/picture">
                 <pic:pic>
                   <pic:nvPicPr>
-                    <pic:cNvPr descr="6af98562d0a92cd769905860dec4b50a4db198a43af7f2afe2e7f20cad46e79b.jpg" id="154" name="Picture"/>
+                    <pic:cNvPr descr="6af98562d0a92cd769905860dec4b50a4db198a43af7f2afe2e7f20cad46e79b.jpg" id="151" name="Picture"/>
                     <pic:cNvPicPr>
                       <a:picLocks noChangeArrowheads="1" noChangeAspect="1"/>
                     </pic:cNvPicPr>
                   </pic:nvPicPr>
                   <pic:blipFill>
-                    <a:blip r:embed="rId152"/>
+                    <a:blip r:embed="rId149"/>
                     <a:stretch>
                       <a:fillRect/>
                     </a:stretch>
@@ -8743,18 +8766,18 @@
           <wp:inline>
             <wp:extent cx="1115568" cy="268224"/>
             <wp:effectExtent b="0" l="0" r="0" t="0"/>
-            <wp:docPr descr="" title="" id="156" name="Picture"/>
+            <wp:docPr descr="" title="" id="153" name="Picture"/>
             <a:graphic>
               <a:graphicData uri="http://schemas.openxmlformats.org/drawingml/2006/picture">
                 <pic:pic>
                   <pic:nvPicPr>
-                    <pic:cNvPr descr="7549b9777546f6c13348933211a363ab9c4257e4edefe03f7c583444312a4654.jpg" id="157" name="Picture"/>
+                    <pic:cNvPr descr="7549b9777546f6c13348933211a363ab9c4257e4edefe03f7c583444312a4654.jpg" id="154" name="Picture"/>
                     <pic:cNvPicPr>
                       <a:picLocks noChangeArrowheads="1" noChangeAspect="1"/>
                     </pic:cNvPicPr>
                   </pic:nvPicPr>
                   <pic:blipFill>
-                    <a:blip r:embed="rId155"/>
+                    <a:blip r:embed="rId152"/>
                     <a:stretch>
                       <a:fillRect/>
                     </a:stretch>
@@ -8849,18 +8872,18 @@
           <wp:inline>
             <wp:extent cx="3024000" cy="1354692"/>
             <wp:effectExtent b="0" l="0" r="0" t="0"/>
-            <wp:docPr descr="" title="" id="159" name="Picture"/>
+            <wp:docPr descr="" title="" id="156" name="Picture"/>
             <a:graphic>
               <a:graphicData uri="http://schemas.openxmlformats.org/drawingml/2006/picture">
                 <pic:pic>
                   <pic:nvPicPr>
-                    <pic:cNvPr descr="b7b1422f1adc7e99561e4d72fe48a6da2b2b270c0b4ebcb24cc512e4a35683b7.jpg" id="160" name="Picture"/>
+                    <pic:cNvPr descr="b7b1422f1adc7e99561e4d72fe48a6da2b2b270c0b4ebcb24cc512e4a35683b7.jpg" id="157" name="Picture"/>
                     <pic:cNvPicPr>
                       <a:picLocks noChangeArrowheads="1" noChangeAspect="1"/>
                     </pic:cNvPicPr>
                   </pic:nvPicPr>
                   <pic:blipFill>
-                    <a:blip r:embed="rId158"/>
+                    <a:blip r:embed="rId155"/>
                     <a:stretch>
                       <a:fillRect/>
                     </a:stretch>
@@ -9006,18 +9029,18 @@
           <wp:inline>
             <wp:extent cx="3024000" cy="620184"/>
             <wp:effectExtent b="0" l="0" r="0" t="0"/>
-            <wp:docPr descr="" title="" id="162" name="Picture"/>
+            <wp:docPr descr="" title="" id="159" name="Picture"/>
             <a:graphic>
               <a:graphicData uri="http://schemas.openxmlformats.org/drawingml/2006/picture">
                 <pic:pic>
                   <pic:nvPicPr>
-                    <pic:cNvPr descr="ed0388fd5680139d2fa310713b71722e2e698286f0dd1f9443a2d288246b815b.jpg" id="163" name="Picture"/>
+                    <pic:cNvPr descr="ed0388fd5680139d2fa310713b71722e2e698286f0dd1f9443a2d288246b815b.jpg" id="160" name="Picture"/>
                     <pic:cNvPicPr>
                       <a:picLocks noChangeArrowheads="1" noChangeAspect="1"/>
                     </pic:cNvPicPr>
                   </pic:nvPicPr>
                   <pic:blipFill>
-                    <a:blip r:embed="rId161"/>
+                    <a:blip r:embed="rId158"/>
                     <a:stretch>
                       <a:fillRect/>
                     </a:stretch>
@@ -9110,18 +9133,18 @@
           <wp:inline>
             <wp:extent cx="2880800" cy="1872000"/>
             <wp:effectExtent b="0" l="0" r="0" t="0"/>
-            <wp:docPr descr="" title="" id="165" name="Picture"/>
+            <wp:docPr descr="" title="" id="162" name="Picture"/>
             <a:graphic>
               <a:graphicData uri="http://schemas.openxmlformats.org/drawingml/2006/picture">
                 <pic:pic>
                   <pic:nvPicPr>
-                    <pic:cNvPr descr="720a1b7e8dbabd1af063c7ff5253a43a55b0c5c1470beedcb8ac0f36d32c838c.jpg" id="166" name="Picture"/>
+                    <pic:cNvPr descr="720a1b7e8dbabd1af063c7ff5253a43a55b0c5c1470beedcb8ac0f36d32c838c.jpg" id="163" name="Picture"/>
                     <pic:cNvPicPr>
                       <a:picLocks noChangeArrowheads="1" noChangeAspect="1"/>
                     </pic:cNvPicPr>
                   </pic:nvPicPr>
                   <pic:blipFill>
-                    <a:blip r:embed="rId164"/>
+                    <a:blip r:embed="rId161"/>
                     <a:stretch>
                       <a:fillRect/>
                     </a:stretch>
@@ -9263,18 +9286,18 @@
           <wp:inline>
             <wp:extent cx="2468880" cy="1213103"/>
             <wp:effectExtent b="0" l="0" r="0" t="0"/>
-            <wp:docPr descr="" title="" id="168" name="Picture"/>
+            <wp:docPr descr="" title="" id="165" name="Picture"/>
             <a:graphic>
               <a:graphicData uri="http://schemas.openxmlformats.org/drawingml/2006/picture">
                 <pic:pic>
                   <pic:nvPicPr>
-                    <pic:cNvPr descr="28431002d0afa6c0a233b96818038a03e5d03a86821fd74ef380fd30507ebb5c.jpg" id="169" name="Picture"/>
+                    <pic:cNvPr descr="28431002d0afa6c0a233b96818038a03e5d03a86821fd74ef380fd30507ebb5c.jpg" id="166" name="Picture"/>
                     <pic:cNvPicPr>
                       <a:picLocks noChangeArrowheads="1" noChangeAspect="1"/>
                     </pic:cNvPicPr>
                   </pic:nvPicPr>
                   <pic:blipFill>
-                    <a:blip r:embed="rId167"/>
+                    <a:blip r:embed="rId164"/>
                     <a:stretch>
                       <a:fillRect/>
                     </a:stretch>
@@ -9377,18 +9400,18 @@
                 <wp:inline>
                   <wp:extent cx="2005584" cy="1237487"/>
                   <wp:effectExtent b="0" l="0" r="0" t="0"/>
-                  <wp:docPr descr="" title="" id="171" name="Picture"/>
+                  <wp:docPr descr="" title="" id="168" name="Picture"/>
                   <a:graphic>
                     <a:graphicData uri="http://schemas.openxmlformats.org/drawingml/2006/picture">
                       <pic:pic>
                         <pic:nvPicPr>
-                          <pic:cNvPr descr="37740b6468a7e62eb651b83891656d29d113311da1d1e7abb53383ca52999d00.jpg" id="172" name="Picture"/>
+                          <pic:cNvPr descr="37740b6468a7e62eb651b83891656d29d113311da1d1e7abb53383ca52999d00.jpg" id="169" name="Picture"/>
                           <pic:cNvPicPr>
                             <a:picLocks noChangeArrowheads="1" noChangeAspect="1"/>
                           </pic:cNvPicPr>
                         </pic:nvPicPr>
                         <pic:blipFill>
-                          <a:blip r:embed="rId170"/>
+                          <a:blip r:embed="rId167"/>
                           <a:stretch>
                             <a:fillRect/>
                           </a:stretch>
@@ -9431,18 +9454,18 @@
                 <wp:inline>
                   <wp:extent cx="2406600" cy="568832"/>
                   <wp:effectExtent b="0" l="0" r="0" t="0"/>
-                  <wp:docPr descr="" title="" id="174" name="Picture"/>
+                  <wp:docPr descr="" title="" id="171" name="Picture"/>
                   <a:graphic>
                     <a:graphicData uri="http://schemas.openxmlformats.org/drawingml/2006/picture">
                       <pic:pic>
                         <pic:nvPicPr>
-                          <pic:cNvPr descr="c2a07e0e32ce52c40acc15b06f0bed06dff5b9fd9aa2abf9916fd9d215debfca.jpg" id="175" name="Picture"/>
+                          <pic:cNvPr descr="c2a07e0e32ce52c40acc15b06f0bed06dff5b9fd9aa2abf9916fd9d215debfca.jpg" id="172" name="Picture"/>
                           <pic:cNvPicPr>
                             <a:picLocks noChangeArrowheads="1" noChangeAspect="1"/>
                           </pic:cNvPicPr>
                         </pic:nvPicPr>
                         <pic:blipFill>
-                          <a:blip r:embed="rId173"/>
+                          <a:blip r:embed="rId170"/>
                           <a:stretch>
                             <a:fillRect/>
                           </a:stretch>
@@ -9515,18 +9538,18 @@
           <wp:inline>
             <wp:extent cx="3024000" cy="689361"/>
             <wp:effectExtent b="0" l="0" r="0" t="0"/>
-            <wp:docPr descr="" title="" id="177" name="Picture"/>
+            <wp:docPr descr="" title="" id="174" name="Picture"/>
             <a:graphic>
               <a:graphicData uri="http://schemas.openxmlformats.org/drawingml/2006/picture">
                 <pic:pic>
                   <pic:nvPicPr>
-                    <pic:cNvPr descr="a35adbb53c3ffa7b6d92ee25d18ec49bba1e9e72c446e9f10d3b8aa4440f6103.jpg" id="178" name="Picture"/>
+                    <pic:cNvPr descr="a35adbb53c3ffa7b6d92ee25d18ec49bba1e9e72c446e9f10d3b8aa4440f6103.jpg" id="175" name="Picture"/>
                     <pic:cNvPicPr>
                       <a:picLocks noChangeArrowheads="1" noChangeAspect="1"/>
                     </pic:cNvPicPr>
                   </pic:nvPicPr>
                   <pic:blipFill>
-                    <a:blip r:embed="rId176"/>
+                    <a:blip r:embed="rId173"/>
                     <a:stretch>
                       <a:fillRect/>
                     </a:stretch>
@@ -9668,18 +9691,18 @@
           <wp:inline>
             <wp:extent cx="1682495" cy="1834896"/>
             <wp:effectExtent b="0" l="0" r="0" t="0"/>
-            <wp:docPr descr="" title="" id="180" name="Picture"/>
+            <wp:docPr descr="" title="" id="177" name="Picture"/>
             <a:graphic>
               <a:graphicData uri="http://schemas.openxmlformats.org/drawingml/2006/picture">
                 <pic:pic>
                   <pic:nvPicPr>
-                    <pic:cNvPr descr="d81dd563846253b6b99f6b47ef79bd7c2c2a5e8a718b8d3621e61e8f9c684165.jpg" id="181" name="Picture"/>
+                    <pic:cNvPr descr="d81dd563846253b6b99f6b47ef79bd7c2c2a5e8a718b8d3621e61e8f9c684165.jpg" id="178" name="Picture"/>
                     <pic:cNvPicPr>
                       <a:picLocks noChangeArrowheads="1" noChangeAspect="1"/>
                     </pic:cNvPicPr>
                   </pic:nvPicPr>
                   <pic:blipFill>
-                    <a:blip r:embed="rId179"/>
+                    <a:blip r:embed="rId176"/>
                     <a:stretch>
                       <a:fillRect/>
                     </a:stretch>
@@ -9706,9 +9729,9 @@
         </w:drawing>
       </w:r>
     </w:p>
-    <w:bookmarkEnd w:id="182"/>
-    <w:bookmarkEnd w:id="183"/>
-    <w:bookmarkStart w:id="236" w:name="第-4-题13-分分子编辑"/>
+    <w:bookmarkEnd w:id="179"/>
+    <w:bookmarkEnd w:id="180"/>
+    <w:bookmarkStart w:id="233" w:name="第-4-题13-分分子编辑"/>
     <w:p>
       <w:pPr>
         <w:pStyle w:val="Heading3"/>
@@ -9857,18 +9880,18 @@
           <wp:inline>
             <wp:extent cx="3024000" cy="830454"/>
             <wp:effectExtent b="0" l="0" r="0" t="0"/>
-            <wp:docPr descr="" title="" id="185" name="Picture"/>
+            <wp:docPr descr="" title="" id="182" name="Picture"/>
             <a:graphic>
               <a:graphicData uri="http://schemas.openxmlformats.org/drawingml/2006/picture">
                 <pic:pic>
                   <pic:nvPicPr>
-                    <pic:cNvPr descr="7d21a9159301db479bb727697f2dfb16dc8c93a2af34752c22ce2ced1c73b053.jpg" id="186" name="Picture"/>
+                    <pic:cNvPr descr="7d21a9159301db479bb727697f2dfb16dc8c93a2af34752c22ce2ced1c73b053.jpg" id="183" name="Picture"/>
                     <pic:cNvPicPr>
                       <a:picLocks noChangeArrowheads="1" noChangeAspect="1"/>
                     </pic:cNvPicPr>
                   </pic:nvPicPr>
                   <pic:blipFill>
-                    <a:blip r:embed="rId184"/>
+                    <a:blip r:embed="rId181"/>
                     <a:stretch>
                       <a:fillRect/>
                     </a:stretch>
@@ -10086,18 +10109,18 @@
           <wp:inline>
             <wp:extent cx="3024000" cy="589909"/>
             <wp:effectExtent b="0" l="0" r="0" t="0"/>
-            <wp:docPr descr="" title="" id="188" name="Picture"/>
+            <wp:docPr descr="" title="" id="185" name="Picture"/>
             <a:graphic>
               <a:graphicData uri="http://schemas.openxmlformats.org/drawingml/2006/picture">
                 <pic:pic>
                   <pic:nvPicPr>
-                    <pic:cNvPr descr="8c8ec3301662e4c62ca78b46280d8c340dc18e1448519ef7ef5f1fa619ca805f.jpg" id="189" name="Picture"/>
+                    <pic:cNvPr descr="8c8ec3301662e4c62ca78b46280d8c340dc18e1448519ef7ef5f1fa619ca805f.jpg" id="186" name="Picture"/>
                     <pic:cNvPicPr>
                       <a:picLocks noChangeArrowheads="1" noChangeAspect="1"/>
                     </pic:cNvPicPr>
                   </pic:nvPicPr>
                   <pic:blipFill>
-                    <a:blip r:embed="rId187"/>
+                    <a:blip r:embed="rId184"/>
                     <a:stretch>
                       <a:fillRect/>
                     </a:stretch>
@@ -10167,18 +10190,18 @@
           <wp:inline>
             <wp:extent cx="3024000" cy="956335"/>
             <wp:effectExtent b="0" l="0" r="0" t="0"/>
-            <wp:docPr descr="" title="" id="191" name="Picture"/>
+            <wp:docPr descr="" title="" id="188" name="Picture"/>
             <a:graphic>
               <a:graphicData uri="http://schemas.openxmlformats.org/drawingml/2006/picture">
                 <pic:pic>
                   <pic:nvPicPr>
-                    <pic:cNvPr descr="5648e28213e90a022ac8edcf2cd10b0cf4569ab53b60704e70d8d70d45a5ff8d.jpg" id="192" name="Picture"/>
+                    <pic:cNvPr descr="5648e28213e90a022ac8edcf2cd10b0cf4569ab53b60704e70d8d70d45a5ff8d.jpg" id="189" name="Picture"/>
                     <pic:cNvPicPr>
                       <a:picLocks noChangeArrowheads="1" noChangeAspect="1"/>
                     </pic:cNvPicPr>
                   </pic:nvPicPr>
                   <pic:blipFill>
-                    <a:blip r:embed="rId190"/>
+                    <a:blip r:embed="rId187"/>
                     <a:stretch>
                       <a:fillRect/>
                     </a:stretch>
@@ -10268,18 +10291,18 @@
           <wp:inline>
             <wp:extent cx="2456688" cy="670559"/>
             <wp:effectExtent b="0" l="0" r="0" t="0"/>
-            <wp:docPr descr="" title="" id="194" name="Picture"/>
+            <wp:docPr descr="" title="" id="191" name="Picture"/>
             <a:graphic>
               <a:graphicData uri="http://schemas.openxmlformats.org/drawingml/2006/picture">
                 <pic:pic>
                   <pic:nvPicPr>
-                    <pic:cNvPr descr="97e9f376b274a8afc95cf2ca285a103b10cdd57b615226f4f86a0bc4cfb30916.jpg" id="195" name="Picture"/>
+                    <pic:cNvPr descr="97e9f376b274a8afc95cf2ca285a103b10cdd57b615226f4f86a0bc4cfb30916.jpg" id="192" name="Picture"/>
                     <pic:cNvPicPr>
                       <a:picLocks noChangeArrowheads="1" noChangeAspect="1"/>
                     </pic:cNvPicPr>
                   </pic:nvPicPr>
                   <pic:blipFill>
-                    <a:blip r:embed="rId193"/>
+                    <a:blip r:embed="rId190"/>
                     <a:stretch>
                       <a:fillRect/>
                     </a:stretch>
@@ -10396,18 +10419,18 @@
           <wp:inline>
             <wp:extent cx="2556515" cy="1872000"/>
             <wp:effectExtent b="0" l="0" r="0" t="0"/>
-            <wp:docPr descr="" title="" id="197" name="Picture"/>
+            <wp:docPr descr="" title="" id="194" name="Picture"/>
             <a:graphic>
               <a:graphicData uri="http://schemas.openxmlformats.org/drawingml/2006/picture">
                 <pic:pic>
                   <pic:nvPicPr>
-                    <pic:cNvPr descr="3ecce48a2189ef8847307b8ef741cb0fc32f923a208daf4803db251a6b988a5f.jpg" id="198" name="Picture"/>
+                    <pic:cNvPr descr="3ecce48a2189ef8847307b8ef741cb0fc32f923a208daf4803db251a6b988a5f.jpg" id="195" name="Picture"/>
                     <pic:cNvPicPr>
                       <a:picLocks noChangeArrowheads="1" noChangeAspect="1"/>
                     </pic:cNvPicPr>
                   </pic:nvPicPr>
                   <pic:blipFill>
-                    <a:blip r:embed="rId196"/>
+                    <a:blip r:embed="rId193"/>
                     <a:stretch>
                       <a:fillRect/>
                     </a:stretch>
@@ -10434,7 +10457,7 @@
         </w:drawing>
       </w:r>
     </w:p>
-    <w:bookmarkStart w:id="235" w:name="答案-3"/>
+    <w:bookmarkStart w:id="232" w:name="答案-3"/>
     <w:p>
       <w:pPr>
         <w:pStyle w:val="Heading4"/>
@@ -10501,18 +10524,18 @@
                 <wp:inline>
                   <wp:extent cx="1568400" cy="439627"/>
                   <wp:effectExtent b="0" l="0" r="0" t="0"/>
-                  <wp:docPr descr="" title="" id="200" name="Picture"/>
+                  <wp:docPr descr="" title="" id="197" name="Picture"/>
                   <a:graphic>
                     <a:graphicData uri="http://schemas.openxmlformats.org/drawingml/2006/picture">
                       <pic:pic>
                         <pic:nvPicPr>
-                          <pic:cNvPr descr="5c42abb741b769ad82fb0d64baa1a6e0f79b7f8dcff3b107db62e23eaa4faefb.jpg" id="201" name="Picture"/>
+                          <pic:cNvPr descr="5c42abb741b769ad82fb0d64baa1a6e0f79b7f8dcff3b107db62e23eaa4faefb.jpg" id="198" name="Picture"/>
                           <pic:cNvPicPr>
                             <a:picLocks noChangeArrowheads="1" noChangeAspect="1"/>
                           </pic:cNvPicPr>
                         </pic:nvPicPr>
                         <pic:blipFill>
-                          <a:blip r:embed="rId199"/>
+                          <a:blip r:embed="rId196"/>
                           <a:stretch>
                             <a:fillRect/>
                           </a:stretch>
@@ -10555,18 +10578,18 @@
                 <wp:inline>
                   <wp:extent cx="1568400" cy="875936"/>
                   <wp:effectExtent b="0" l="0" r="0" t="0"/>
-                  <wp:docPr descr="" title="" id="203" name="Picture"/>
+                  <wp:docPr descr="" title="" id="200" name="Picture"/>
                   <a:graphic>
                     <a:graphicData uri="http://schemas.openxmlformats.org/drawingml/2006/picture">
                       <pic:pic>
                         <pic:nvPicPr>
-                          <pic:cNvPr descr="c86d1e22fed76fb20817865c0742d7e5549958eff49e9d31d0937fda1312ba79.jpg" id="204" name="Picture"/>
+                          <pic:cNvPr descr="c86d1e22fed76fb20817865c0742d7e5549958eff49e9d31d0937fda1312ba79.jpg" id="201" name="Picture"/>
                           <pic:cNvPicPr>
                             <a:picLocks noChangeArrowheads="1" noChangeAspect="1"/>
                           </pic:cNvPicPr>
                         </pic:nvPicPr>
                         <pic:blipFill>
-                          <a:blip r:embed="rId202"/>
+                          <a:blip r:embed="rId199"/>
                           <a:stretch>
                             <a:fillRect/>
                           </a:stretch>
@@ -10609,18 +10632,18 @@
                 <wp:inline>
                   <wp:extent cx="1568400" cy="936358"/>
                   <wp:effectExtent b="0" l="0" r="0" t="0"/>
-                  <wp:docPr descr="" title="" id="206" name="Picture"/>
+                  <wp:docPr descr="" title="" id="203" name="Picture"/>
                   <a:graphic>
                     <a:graphicData uri="http://schemas.openxmlformats.org/drawingml/2006/picture">
                       <pic:pic>
                         <pic:nvPicPr>
-                          <pic:cNvPr descr="adb164b25a279c5c013d911b024e2c5fc68df7e5bcac6598c63baed43c855b5e.jpg" id="207" name="Picture"/>
+                          <pic:cNvPr descr="adb164b25a279c5c013d911b024e2c5fc68df7e5bcac6598c63baed43c855b5e.jpg" id="204" name="Picture"/>
                           <pic:cNvPicPr>
                             <a:picLocks noChangeArrowheads="1" noChangeAspect="1"/>
                           </pic:cNvPicPr>
                         </pic:nvPicPr>
                         <pic:blipFill>
-                          <a:blip r:embed="rId205"/>
+                          <a:blip r:embed="rId202"/>
                           <a:stretch>
                             <a:fillRect/>
                           </a:stretch>
@@ -10678,18 +10701,18 @@
           <wp:inline>
             <wp:extent cx="1566672" cy="920495"/>
             <wp:effectExtent b="0" l="0" r="0" t="0"/>
-            <wp:docPr descr="" title="" id="209" name="Picture"/>
+            <wp:docPr descr="" title="" id="206" name="Picture"/>
             <a:graphic>
               <a:graphicData uri="http://schemas.openxmlformats.org/drawingml/2006/picture">
                 <pic:pic>
                   <pic:nvPicPr>
-                    <pic:cNvPr descr="0e43fddc4e64d568a134e8d2f89b56faba63dcd88064d76c8d3af1c44ab20320.jpg" id="210" name="Picture"/>
+                    <pic:cNvPr descr="0e43fddc4e64d568a134e8d2f89b56faba63dcd88064d76c8d3af1c44ab20320.jpg" id="207" name="Picture"/>
                     <pic:cNvPicPr>
                       <a:picLocks noChangeArrowheads="1" noChangeAspect="1"/>
                     </pic:cNvPicPr>
                   </pic:nvPicPr>
                   <pic:blipFill>
-                    <a:blip r:embed="rId208"/>
+                    <a:blip r:embed="rId205"/>
                     <a:stretch>
                       <a:fillRect/>
                     </a:stretch>
@@ -10744,18 +10767,18 @@
           <wp:inline>
             <wp:extent cx="1243584" cy="1042415"/>
             <wp:effectExtent b="0" l="0" r="0" t="0"/>
-            <wp:docPr descr="" title="" id="212" name="Picture"/>
+            <wp:docPr descr="" title="" id="209" name="Picture"/>
             <a:graphic>
               <a:graphicData uri="http://schemas.openxmlformats.org/drawingml/2006/picture">
                 <pic:pic>
                   <pic:nvPicPr>
-                    <pic:cNvPr descr="8544a92f5ef973e2fdd17cf55803fdc6365d31b52096e0c5ff086c5d858697d3.jpg" id="213" name="Picture"/>
+                    <pic:cNvPr descr="8544a92f5ef973e2fdd17cf55803fdc6365d31b52096e0c5ff086c5d858697d3.jpg" id="210" name="Picture"/>
                     <pic:cNvPicPr>
                       <a:picLocks noChangeArrowheads="1" noChangeAspect="1"/>
                     </pic:cNvPicPr>
                   </pic:nvPicPr>
                   <pic:blipFill>
-                    <a:blip r:embed="rId211"/>
+                    <a:blip r:embed="rId208"/>
                     <a:stretch>
                       <a:fillRect/>
                     </a:stretch>
@@ -10847,18 +10870,18 @@
                 <wp:inline>
                   <wp:extent cx="1761743" cy="1481328"/>
                   <wp:effectExtent b="0" l="0" r="0" t="0"/>
-                  <wp:docPr descr="" title="" id="215" name="Picture"/>
+                  <wp:docPr descr="" title="" id="212" name="Picture"/>
                   <a:graphic>
                     <a:graphicData uri="http://schemas.openxmlformats.org/drawingml/2006/picture">
                       <pic:pic>
                         <pic:nvPicPr>
-                          <pic:cNvPr descr="ecabef69195f82a16080c412c361148be7eaeedb49288e13978ad92d1fb37e6c.jpg" id="216" name="Picture"/>
+                          <pic:cNvPr descr="ecabef69195f82a16080c412c361148be7eaeedb49288e13978ad92d1fb37e6c.jpg" id="213" name="Picture"/>
                           <pic:cNvPicPr>
                             <a:picLocks noChangeArrowheads="1" noChangeAspect="1"/>
                           </pic:cNvPicPr>
                         </pic:nvPicPr>
                         <pic:blipFill>
-                          <a:blip r:embed="rId214"/>
+                          <a:blip r:embed="rId211"/>
                           <a:stretch>
                             <a:fillRect/>
                           </a:stretch>
@@ -10901,18 +10924,18 @@
                 <wp:inline>
                   <wp:extent cx="2406600" cy="458143"/>
                   <wp:effectExtent b="0" l="0" r="0" t="0"/>
-                  <wp:docPr descr="" title="" id="218" name="Picture"/>
+                  <wp:docPr descr="" title="" id="215" name="Picture"/>
                   <a:graphic>
                     <a:graphicData uri="http://schemas.openxmlformats.org/drawingml/2006/picture">
                       <pic:pic>
                         <pic:nvPicPr>
-                          <pic:cNvPr descr="2b5891772b4b1398322dd772ce34962a2c2a0ac15f80c7182c8e6d6800248592.jpg" id="219" name="Picture"/>
+                          <pic:cNvPr descr="2b5891772b4b1398322dd772ce34962a2c2a0ac15f80c7182c8e6d6800248592.jpg" id="216" name="Picture"/>
                           <pic:cNvPicPr>
                             <a:picLocks noChangeArrowheads="1" noChangeAspect="1"/>
                           </pic:cNvPicPr>
                         </pic:nvPicPr>
                         <pic:blipFill>
-                          <a:blip r:embed="rId217"/>
+                          <a:blip r:embed="rId214"/>
                           <a:stretch>
                             <a:fillRect/>
                           </a:stretch>
@@ -10991,18 +11014,18 @@
                 <wp:inline>
                   <wp:extent cx="2406600" cy="796705"/>
                   <wp:effectExtent b="0" l="0" r="0" t="0"/>
-                  <wp:docPr descr="" title="" id="221" name="Picture"/>
+                  <wp:docPr descr="" title="" id="218" name="Picture"/>
                   <a:graphic>
                     <a:graphicData uri="http://schemas.openxmlformats.org/drawingml/2006/picture">
                       <pic:pic>
                         <pic:nvPicPr>
-                          <pic:cNvPr descr="eb4272ae87f86a7a4342b204413351c9b62b68f61b0128f5714e97fbaa295844.jpg" id="222" name="Picture"/>
+                          <pic:cNvPr descr="eb4272ae87f86a7a4342b204413351c9b62b68f61b0128f5714e97fbaa295844.jpg" id="219" name="Picture"/>
                           <pic:cNvPicPr>
                             <a:picLocks noChangeArrowheads="1" noChangeAspect="1"/>
                           </pic:cNvPicPr>
                         </pic:nvPicPr>
                         <pic:blipFill>
-                          <a:blip r:embed="rId220"/>
+                          <a:blip r:embed="rId217"/>
                           <a:stretch>
                             <a:fillRect/>
                           </a:stretch>
@@ -11045,18 +11068,18 @@
                 <wp:inline>
                   <wp:extent cx="2406600" cy="730091"/>
                   <wp:effectExtent b="0" l="0" r="0" t="0"/>
-                  <wp:docPr descr="" title="" id="224" name="Picture"/>
+                  <wp:docPr descr="" title="" id="221" name="Picture"/>
                   <a:graphic>
                     <a:graphicData uri="http://schemas.openxmlformats.org/drawingml/2006/picture">
                       <pic:pic>
                         <pic:nvPicPr>
-                          <pic:cNvPr descr="4527ad16c6dc84fff31544d4024fc7dd857df62d4f64e2fd30bc46b9e633f043.jpg" id="225" name="Picture"/>
+                          <pic:cNvPr descr="4527ad16c6dc84fff31544d4024fc7dd857df62d4f64e2fd30bc46b9e633f043.jpg" id="222" name="Picture"/>
                           <pic:cNvPicPr>
                             <a:picLocks noChangeArrowheads="1" noChangeAspect="1"/>
                           </pic:cNvPicPr>
                         </pic:nvPicPr>
                         <pic:blipFill>
-                          <a:blip r:embed="rId223"/>
+                          <a:blip r:embed="rId220"/>
                           <a:stretch>
                             <a:fillRect/>
                           </a:stretch>
@@ -11136,18 +11159,18 @@
                 <wp:inline>
                   <wp:extent cx="1568399" cy="421991"/>
                   <wp:effectExtent b="0" l="0" r="0" t="0"/>
-                  <wp:docPr descr="" title="" id="227" name="Picture"/>
+                  <wp:docPr descr="" title="" id="224" name="Picture"/>
                   <a:graphic>
                     <a:graphicData uri="http://schemas.openxmlformats.org/drawingml/2006/picture">
                       <pic:pic>
                         <pic:nvPicPr>
-                          <pic:cNvPr descr="d6a4ecd0345009b44b48b0f3448dc2053e80120ea3af368f8f1efe81310c92c4.jpg" id="228" name="Picture"/>
+                          <pic:cNvPr descr="d6a4ecd0345009b44b48b0f3448dc2053e80120ea3af368f8f1efe81310c92c4.jpg" id="225" name="Picture"/>
                           <pic:cNvPicPr>
                             <a:picLocks noChangeArrowheads="1" noChangeAspect="1"/>
                           </pic:cNvPicPr>
                         </pic:nvPicPr>
                         <pic:blipFill>
-                          <a:blip r:embed="rId226"/>
+                          <a:blip r:embed="rId223"/>
                           <a:stretch>
                             <a:fillRect/>
                           </a:stretch>
@@ -11190,18 +11213,18 @@
                 <wp:inline>
                   <wp:extent cx="1568400" cy="534067"/>
                   <wp:effectExtent b="0" l="0" r="0" t="0"/>
-                  <wp:docPr descr="" title="" id="230" name="Picture"/>
+                  <wp:docPr descr="" title="" id="227" name="Picture"/>
                   <a:graphic>
                     <a:graphicData uri="http://schemas.openxmlformats.org/drawingml/2006/picture">
                       <pic:pic>
                         <pic:nvPicPr>
-                          <pic:cNvPr descr="19280aa3cf38f77157836dcc13a77bee6b846350a1a95279d9036b1db77d7d4b.jpg" id="231" name="Picture"/>
+                          <pic:cNvPr descr="19280aa3cf38f77157836dcc13a77bee6b846350a1a95279d9036b1db77d7d4b.jpg" id="228" name="Picture"/>
                           <pic:cNvPicPr>
                             <a:picLocks noChangeArrowheads="1" noChangeAspect="1"/>
                           </pic:cNvPicPr>
                         </pic:nvPicPr>
                         <pic:blipFill>
-                          <a:blip r:embed="rId229"/>
+                          <a:blip r:embed="rId226"/>
                           <a:stretch>
                             <a:fillRect/>
                           </a:stretch>
@@ -11244,18 +11267,18 @@
                 <wp:inline>
                   <wp:extent cx="1568400" cy="1334491"/>
                   <wp:effectExtent b="0" l="0" r="0" t="0"/>
-                  <wp:docPr descr="" title="" id="233" name="Picture"/>
+                  <wp:docPr descr="" title="" id="230" name="Picture"/>
                   <a:graphic>
                     <a:graphicData uri="http://schemas.openxmlformats.org/drawingml/2006/picture">
                       <pic:pic>
                         <pic:nvPicPr>
-                          <pic:cNvPr descr="450f8c17b1f6e34d75172e106e6f6398e307dd37c85ea97da5965a593d2bac3b.jpg" id="234" name="Picture"/>
+                          <pic:cNvPr descr="450f8c17b1f6e34d75172e106e6f6398e307dd37c85ea97da5965a593d2bac3b.jpg" id="231" name="Picture"/>
                           <pic:cNvPicPr>
                             <a:picLocks noChangeArrowheads="1" noChangeAspect="1"/>
                           </pic:cNvPicPr>
                         </pic:nvPicPr>
                         <pic:blipFill>
-                          <a:blip r:embed="rId232"/>
+                          <a:blip r:embed="rId229"/>
                           <a:stretch>
                             <a:fillRect/>
                           </a:stretch>
@@ -11285,9 +11308,9 @@
         </w:tc>
       </w:tr>
     </w:tbl>
-    <w:bookmarkEnd w:id="235"/>
-    <w:bookmarkEnd w:id="236"/>
-    <w:bookmarkStart w:id="265" w:name="第-5-题13-分三钴碳化物簇"/>
+    <w:bookmarkEnd w:id="232"/>
+    <w:bookmarkEnd w:id="233"/>
+    <w:bookmarkStart w:id="262" w:name="第-5-题13-分三钴碳化物簇"/>
     <w:p>
       <w:pPr>
         <w:pStyle w:val="Heading3"/>
@@ -12085,18 +12108,18 @@
           <wp:inline>
             <wp:extent cx="3024000" cy="667672"/>
             <wp:effectExtent b="0" l="0" r="0" t="0"/>
-            <wp:docPr descr="" title="" id="238" name="Picture"/>
+            <wp:docPr descr="" title="" id="235" name="Picture"/>
             <a:graphic>
               <a:graphicData uri="http://schemas.openxmlformats.org/drawingml/2006/picture">
                 <pic:pic>
                   <pic:nvPicPr>
-                    <pic:cNvPr descr="a6c6af33b2ad760a995b15a57f82bd6969b5284b47b72bd5df067c4681cbf4f5.jpg" id="239" name="Picture"/>
+                    <pic:cNvPr descr="a6c6af33b2ad760a995b15a57f82bd6969b5284b47b72bd5df067c4681cbf4f5.jpg" id="236" name="Picture"/>
                     <pic:cNvPicPr>
                       <a:picLocks noChangeArrowheads="1" noChangeAspect="1"/>
                     </pic:cNvPicPr>
                   </pic:nvPicPr>
                   <pic:blipFill>
-                    <a:blip r:embed="rId237"/>
+                    <a:blip r:embed="rId234"/>
                     <a:stretch>
                       <a:fillRect/>
                     </a:stretch>
@@ -14325,7 +14348,7 @@
         <w:t xml:space="preserve">Me，甲基；Et，乙基；Pr，丙基；Bu，丁基；Ph，苯基；Ac，乙酰基；Ts，对甲苯磺酰基；Cy，环己基；mCPBA，间氯过氧苯甲酸；DMSO，二甲亚砜；LDA，二异丙基氨基锂；THF，四氢呋喃；AIBN，偶氮二异丁腈；DBU，1,8-二氮杂双环[5.4.0]十一烯。</w:t>
       </w:r>
     </w:p>
-    <w:bookmarkStart w:id="264" w:name="答案-4"/>
+    <w:bookmarkStart w:id="261" w:name="答案-4"/>
     <w:p>
       <w:pPr>
         <w:pStyle w:val="Heading4"/>
@@ -14337,900 +14360,1143 @@
         <w:t xml:space="preserve">答案</w:t>
       </w:r>
     </w:p>
-    <w:p>
-      <w:pPr>
-        <w:pStyle w:val="FirstParagraph"/>
-        <w:spacing w:before="0" w:after="0" w:line="276" w:lineRule="auto"/>
-        <w:ind w:firstLineChars="200" w:firstLine="420"/>
-      </w:pPr>
-      <w:r>
-        <w:rPr>
-          <w:rFonts w:ascii="Times New Roman" w:hAnsi="Times New Roman" w:cs="Times New Roman" w:eastAsia="SimSun"/>
-        </w:rPr>
-        <w:t xml:space="preserve">三钴碳化物簇(26分,占13%)</w:t>
-      </w:r>
-    </w:p>
-    <w:p>
-      <w:pPr>
-        <w:pStyle w:val="BodyText"/>
-        <w:spacing w:before="0" w:after="0" w:line="276" w:lineRule="auto"/>
-      </w:pPr>
-      <w:r>
-        <w:rPr>
-          <w:rFonts w:ascii="Times New Roman" w:hAnsi="Times New Roman" w:cs="Times New Roman" w:eastAsia="SimSun"/>
-        </w:rPr>
-        <w:t xml:space="preserve">5-1共2分</w:t>
-      </w:r>
-    </w:p>
-    <w:p>
-      <w:pPr>
-        <w:pStyle w:val="BodyText"/>
-        <w:spacing w:before="0" w:after="0" w:line="276" w:lineRule="auto"/>
-        <w:ind w:firstLineChars="200" w:firstLine="420"/>
-      </w:pPr>
-      <m:oMath>
-        <m:r>
-          <m:rPr>
-            <m:sty m:val="p"/>
-          </m:rPr>
-          <w:rPr>
-            <w:rFonts w:ascii="Times New Roman" w:hAnsi="Times New Roman" w:cs="Times New Roman" w:eastAsia="SimSun"/>
-          </w:rPr>
-          <m:t>n</m:t>
-        </m:r>
-        <m:r>
-          <m:rPr>
-            <m:sty m:val="p"/>
-          </m:rPr>
-          <w:rPr>
-            <w:rFonts w:ascii="Times New Roman" w:hAnsi="Times New Roman" w:cs="Times New Roman" w:eastAsia="SimSun"/>
-          </w:rPr>
-          <m:t>C</m:t>
-        </m:r>
-        <m:r>
-          <m:rPr>
-            <m:sty m:val="p"/>
-          </m:rPr>
-          <w:rPr>
-            <w:rFonts w:ascii="Times New Roman" w:hAnsi="Times New Roman" w:cs="Times New Roman" w:eastAsia="SimSun"/>
-          </w:rPr>
-          <m:t>O</m:t>
-        </m:r>
-        <m:r>
-          <m:rPr>
-            <m:sty m:val="p"/>
-          </m:rPr>
-          <w:rPr>
-            <w:rFonts w:ascii="Times New Roman" w:hAnsi="Times New Roman" w:cs="Times New Roman" w:eastAsia="SimSun"/>
-          </w:rPr>
-          <m:t>+</m:t>
-        </m:r>
-        <m:d>
-          <m:dPr>
-            <m:begChr m:val="("/>
-            <m:sepChr m:val=""/>
-            <m:endChr m:val=")"/>
-            <m:grow/>
-          </m:dPr>
-          <m:e>
-            <m:r>
+    <w:tbl>
+      <w:tblPr>
+        <w:tblStyle w:val="Table"/>
+        <w:tblW w:type="dxa" w:w="9752"/>
+        <w:jc w:val="center"/>
+        <w:tblBorders>
+          <w:top w:val="nil"/>
+          <w:left w:val="nil"/>
+          <w:bottom w:val="nil"/>
+          <w:right w:val="nil"/>
+          <w:insideH w:val="nil"/>
+          <w:insideV w:val="nil"/>
+        </w:tblBorders>
+        <w:tblLayout w:type="fixed"/>
+        <w:tblLook w:firstRow="1" w:lastRow="0" w:firstColumn="0" w:lastColumn="0" w:noHBand="0" w:noVBand="0" w:val="0020"/>
+      </w:tblPr>
+      <w:tblGrid>
+        <w:gridCol w:w="4440"/>
+        <w:gridCol w:w="3700"/>
+        <w:gridCol w:w="1612"/>
+      </w:tblGrid>
+      <w:tr>
+        <w:trPr>
+          <w:tblHeader w:val="on"/>
+        </w:trPr>
+        <w:tc>
+          <w:tcPr>
+            <w:tcW w:type="dxa" w:w="4440"/>
+          </w:tcPr>
+          <w:tcPr/>
+          <w:p>
+            <w:pPr>
+              <w:pStyle w:val="Compact"/>
+              <w:jc w:val="center"/>
+            </w:pPr>
+            <w:r>
               <w:rPr>
                 <w:rFonts w:ascii="Times New Roman" w:hAnsi="Times New Roman" w:cs="Times New Roman" w:eastAsia="SimSun"/>
               </w:rPr>
-              <m:t>2</m:t>
-            </m:r>
-            <m:r>
-              <m:rPr>
-                <m:sty m:val="p"/>
-              </m:rPr>
+              <w:t xml:space="preserve">三钴碳化物簇(26分,占13%)</w:t>
+            </w:r>
+          </w:p>
+        </w:tc>
+        <w:tc>
+          <w:tcPr>
+            <w:tcW w:type="dxa" w:w="3700"/>
+          </w:tcPr>
+          <w:tcPr/>
+          <w:p>
+            <w:pPr>
+              <w:pStyle w:val="Compact"/>
+            </w:pPr>
+          </w:p>
+        </w:tc>
+        <w:tc>
+          <w:tcPr>
+            <w:tcW w:type="dxa" w:w="1612"/>
+          </w:tcPr>
+          <w:tcPr/>
+          <w:p>
+            <w:pPr>
+              <w:pStyle w:val="Compact"/>
+            </w:pPr>
+          </w:p>
+        </w:tc>
+      </w:tr>
+      <w:tr>
+        <w:tc>
+          <w:tcPr>
+            <w:tcW w:type="dxa" w:w="4440"/>
+          </w:tcPr>
+          <w:tcPr/>
+          <w:p>
+            <w:pPr>
+              <w:pStyle w:val="Compact"/>
+              <w:jc w:val="center"/>
+            </w:pPr>
+            <w:r>
               <w:rPr>
                 <w:rFonts w:ascii="Times New Roman" w:hAnsi="Times New Roman" w:cs="Times New Roman" w:eastAsia="SimSun"/>
               </w:rPr>
-              <m:t>n</m:t>
-            </m:r>
-            <m:r>
-              <m:rPr>
-                <m:sty m:val="p"/>
-              </m:rPr>
+              <w:t xml:space="preserve">5-1共2分</w:t>
+            </w:r>
+          </w:p>
+        </w:tc>
+        <w:tc>
+          <w:tcPr>
+            <w:tcW w:type="dxa" w:w="3700"/>
+          </w:tcPr>
+          <w:tcPr/>
+          <w:p>
+            <w:pPr>
+              <w:pStyle w:val="Compact"/>
+              <w:jc w:val="center"/>
+            </w:pPr>
+            <m:oMath>
+              <m:r>
+                <m:rPr>
+                  <m:sty m:val="p"/>
+                </m:rPr>
+                <w:rPr>
+                  <w:rFonts w:ascii="Times New Roman" w:hAnsi="Times New Roman" w:cs="Times New Roman" w:eastAsia="SimSun"/>
+                </w:rPr>
+                <m:t>n</m:t>
+              </m:r>
+              <m:r>
+                <m:rPr>
+                  <m:sty m:val="p"/>
+                </m:rPr>
+                <w:rPr>
+                  <w:rFonts w:ascii="Times New Roman" w:hAnsi="Times New Roman" w:cs="Times New Roman" w:eastAsia="SimSun"/>
+                </w:rPr>
+                <m:t>C</m:t>
+              </m:r>
+              <m:r>
+                <m:rPr>
+                  <m:sty m:val="p"/>
+                </m:rPr>
+                <w:rPr>
+                  <w:rFonts w:ascii="Times New Roman" w:hAnsi="Times New Roman" w:cs="Times New Roman" w:eastAsia="SimSun"/>
+                </w:rPr>
+                <m:t>O</m:t>
+              </m:r>
+              <m:r>
+                <m:rPr>
+                  <m:sty m:val="p"/>
+                </m:rPr>
+                <w:rPr>
+                  <w:rFonts w:ascii="Times New Roman" w:hAnsi="Times New Roman" w:cs="Times New Roman" w:eastAsia="SimSun"/>
+                </w:rPr>
+                <m:t>+</m:t>
+              </m:r>
+              <m:d>
+                <m:dPr>
+                  <m:begChr m:val="("/>
+                  <m:sepChr m:val=""/>
+                  <m:endChr m:val=")"/>
+                  <m:grow/>
+                </m:dPr>
+                <m:e>
+                  <m:r>
+                    <w:rPr>
+                      <w:rFonts w:ascii="Times New Roman" w:hAnsi="Times New Roman" w:cs="Times New Roman" w:eastAsia="SimSun"/>
+                    </w:rPr>
+                    <m:t>2</m:t>
+                  </m:r>
+                  <m:r>
+                    <m:rPr>
+                      <m:sty m:val="p"/>
+                    </m:rPr>
+                    <w:rPr>
+                      <w:rFonts w:ascii="Times New Roman" w:hAnsi="Times New Roman" w:cs="Times New Roman" w:eastAsia="SimSun"/>
+                    </w:rPr>
+                    <m:t>n</m:t>
+                  </m:r>
+                  <m:r>
+                    <m:rPr>
+                      <m:sty m:val="p"/>
+                    </m:rPr>
+                    <w:rPr>
+                      <w:rFonts w:ascii="Times New Roman" w:hAnsi="Times New Roman" w:cs="Times New Roman" w:eastAsia="SimSun"/>
+                    </w:rPr>
+                    <m:t>+</m:t>
+                  </m:r>
+                  <m:r>
+                    <w:rPr>
+                      <w:rFonts w:ascii="Times New Roman" w:hAnsi="Times New Roman" w:cs="Times New Roman" w:eastAsia="SimSun"/>
+                    </w:rPr>
+                    <m:t>1</m:t>
+                  </m:r>
+                </m:e>
+              </m:d>
+              <m:sSub>
+                <m:e>
+                  <m:r>
+                    <m:rPr>
+                      <m:sty m:val="p"/>
+                    </m:rPr>
+                    <w:rPr>
+                      <w:rFonts w:ascii="Times New Roman" w:hAnsi="Times New Roman" w:cs="Times New Roman" w:eastAsia="SimSun"/>
+                    </w:rPr>
+                    <m:t>H</m:t>
+                  </m:r>
+                </m:e>
+                <m:sub>
+                  <m:r>
+                    <w:rPr>
+                      <w:rFonts w:ascii="Times New Roman" w:hAnsi="Times New Roman" w:cs="Times New Roman" w:eastAsia="SimSun"/>
+                    </w:rPr>
+                    <m:t>2</m:t>
+                  </m:r>
+                </m:sub>
+              </m:sSub>
+              <m:r>
+                <m:rPr>
+                  <m:sty m:val="p"/>
+                </m:rPr>
+                <w:rPr>
+                  <w:rFonts w:ascii="Times New Roman" w:hAnsi="Times New Roman" w:cs="Times New Roman" w:eastAsia="SimSun"/>
+                </w:rPr>
+                <m:t>→</m:t>
+              </m:r>
+              <m:sSub>
+                <m:e>
+                  <m:r>
+                    <m:rPr>
+                      <m:sty m:val="p"/>
+                    </m:rPr>
+                    <w:rPr>
+                      <w:rFonts w:ascii="Times New Roman" w:hAnsi="Times New Roman" w:cs="Times New Roman" w:eastAsia="SimSun"/>
+                    </w:rPr>
+                    <m:t>C</m:t>
+                  </m:r>
+                </m:e>
+                <m:sub>
+                  <m:r>
+                    <m:rPr>
+                      <m:sty m:val="p"/>
+                    </m:rPr>
+                    <w:rPr>
+                      <w:rFonts w:ascii="Times New Roman" w:hAnsi="Times New Roman" w:cs="Times New Roman" w:eastAsia="SimSun"/>
+                    </w:rPr>
+                    <m:t>n</m:t>
+                  </m:r>
+                </m:sub>
+              </m:sSub>
+              <m:sSub>
+                <m:e>
+                  <m:r>
+                    <m:rPr>
+                      <m:sty m:val="p"/>
+                    </m:rPr>
+                    <w:rPr>
+                      <w:rFonts w:ascii="Times New Roman" w:hAnsi="Times New Roman" w:cs="Times New Roman" w:eastAsia="SimSun"/>
+                    </w:rPr>
+                    <m:t>H</m:t>
+                  </m:r>
+                </m:e>
+                <m:sub>
+                  <m:r>
+                    <w:rPr>
+                      <w:rFonts w:ascii="Times New Roman" w:hAnsi="Times New Roman" w:cs="Times New Roman" w:eastAsia="SimSun"/>
+                    </w:rPr>
+                    <m:t>2</m:t>
+                  </m:r>
+                  <m:r>
+                    <m:rPr>
+                      <m:sty m:val="p"/>
+                    </m:rPr>
+                    <w:rPr>
+                      <w:rFonts w:ascii="Times New Roman" w:hAnsi="Times New Roman" w:cs="Times New Roman" w:eastAsia="SimSun"/>
+                    </w:rPr>
+                    <m:t>n</m:t>
+                  </m:r>
+                  <m:r>
+                    <m:rPr>
+                      <m:sty m:val="p"/>
+                    </m:rPr>
+                    <w:rPr>
+                      <w:rFonts w:ascii="Times New Roman" w:hAnsi="Times New Roman" w:cs="Times New Roman" w:eastAsia="SimSun"/>
+                    </w:rPr>
+                    <m:t>+</m:t>
+                  </m:r>
+                  <m:r>
+                    <w:rPr>
+                      <w:rFonts w:ascii="Times New Roman" w:hAnsi="Times New Roman" w:cs="Times New Roman" w:eastAsia="SimSun"/>
+                    </w:rPr>
+                    <m:t>2</m:t>
+                  </m:r>
+                </m:sub>
+              </m:sSub>
+              <m:r>
+                <m:rPr>
+                  <m:sty m:val="p"/>
+                </m:rPr>
+                <w:rPr>
+                  <w:rFonts w:ascii="Times New Roman" w:hAnsi="Times New Roman" w:cs="Times New Roman" w:eastAsia="SimSun"/>
+                </w:rPr>
+                <m:t>+</m:t>
+              </m:r>
+              <m:r>
+                <m:rPr>
+                  <m:sty m:val="p"/>
+                </m:rPr>
+                <w:rPr>
+                  <w:rFonts w:ascii="Times New Roman" w:hAnsi="Times New Roman" w:cs="Times New Roman" w:eastAsia="SimSun"/>
+                </w:rPr>
+                <m:t>n</m:t>
+              </m:r>
+              <m:sSub>
+                <m:e>
+                  <m:r>
+                    <m:rPr>
+                      <m:sty m:val="p"/>
+                    </m:rPr>
+                    <w:rPr>
+                      <w:rFonts w:ascii="Times New Roman" w:hAnsi="Times New Roman" w:cs="Times New Roman" w:eastAsia="SimSun"/>
+                    </w:rPr>
+                    <m:t>H</m:t>
+                  </m:r>
+                </m:e>
+                <m:sub>
+                  <m:r>
+                    <w:rPr>
+                      <w:rFonts w:ascii="Times New Roman" w:hAnsi="Times New Roman" w:cs="Times New Roman" w:eastAsia="SimSun"/>
+                    </w:rPr>
+                    <m:t>2</m:t>
+                  </m:r>
+                </m:sub>
+              </m:sSub>
+              <m:r>
+                <m:rPr>
+                  <m:sty m:val="p"/>
+                </m:rPr>
+                <w:rPr>
+                  <w:rFonts w:ascii="Times New Roman" w:hAnsi="Times New Roman" w:cs="Times New Roman" w:eastAsia="SimSun"/>
+                </w:rPr>
+                <m:t>O</m:t>
+              </m:r>
+            </m:oMath>
+            <w:r>
+              <w:t xml:space="preserve"> </w:t>
+            </w:r>
+            <w:r>
               <w:rPr>
                 <w:rFonts w:ascii="Times New Roman" w:hAnsi="Times New Roman" w:cs="Times New Roman" w:eastAsia="SimSun"/>
               </w:rPr>
-              <m:t>+</m:t>
-            </m:r>
-            <m:r>
+              <w:t xml:space="preserve">(2分)</w:t>
+            </w:r>
+          </w:p>
+        </w:tc>
+        <w:tc>
+          <w:tcPr>
+            <w:tcW w:type="dxa" w:w="1612"/>
+          </w:tcPr>
+          <w:tcPr/>
+          <w:p>
+            <w:pPr>
+              <w:pStyle w:val="Compact"/>
+            </w:pPr>
+          </w:p>
+        </w:tc>
+      </w:tr>
+      <w:tr>
+        <w:tc>
+          <w:tcPr>
+            <w:tcW w:type="dxa" w:w="4440"/>
+          </w:tcPr>
+          <w:tcPr/>
+          <w:p>
+            <w:pPr>
+              <w:pStyle w:val="Compact"/>
+              <w:jc w:val="center"/>
+            </w:pPr>
+            <w:r>
               <w:rPr>
                 <w:rFonts w:ascii="Times New Roman" w:hAnsi="Times New Roman" w:cs="Times New Roman" w:eastAsia="SimSun"/>
               </w:rPr>
-              <m:t>1</m:t>
-            </m:r>
-          </m:e>
-        </m:d>
-        <m:sSub>
-          <m:e>
-            <m:r>
-              <m:rPr>
-                <m:sty m:val="p"/>
-              </m:rPr>
+              <w:t xml:space="preserve">5-2共3分</w:t>
+            </w:r>
+          </w:p>
+        </w:tc>
+        <w:tc>
+          <w:tcPr>
+            <w:tcW w:type="dxa" w:w="3700"/>
+          </w:tcPr>
+          <w:tcPr/>
+          <w:p>
+            <w:pPr>
+              <w:pStyle w:val="Compact"/>
+              <w:jc w:val="center"/>
+            </w:pPr>
+            <w:r>
+              <w:drawing>
+                <wp:inline>
+                  <wp:extent cx="1568400" cy="1076189"/>
+                  <wp:effectExtent b="0" l="0" r="0" t="0"/>
+                  <wp:docPr descr="" title="" id="238" name="Picture"/>
+                  <a:graphic>
+                    <a:graphicData uri="http://schemas.openxmlformats.org/drawingml/2006/picture">
+                      <pic:pic>
+                        <pic:nvPicPr>
+                          <pic:cNvPr descr="5159bec050f9b9743c911cc1ae28cd816a149348bc49d29c1ace012f0a225044.jpg" id="239" name="Picture"/>
+                          <pic:cNvPicPr>
+                            <a:picLocks noChangeArrowheads="1" noChangeAspect="1"/>
+                          </pic:cNvPicPr>
+                        </pic:nvPicPr>
+                        <pic:blipFill>
+                          <a:blip r:embed="rId237"/>
+                          <a:stretch>
+                            <a:fillRect/>
+                          </a:stretch>
+                        </pic:blipFill>
+                        <pic:spPr bwMode="auto">
+                          <a:xfrm>
+                            <a:off x="0" y="0"/>
+                            <a:ext cx="1568400" cy="1076189"/>
+                          </a:xfrm>
+                          <a:prstGeom prst="rect">
+                            <a:avLst/>
+                          </a:prstGeom>
+                          <a:noFill/>
+                          <a:ln w="9525">
+                            <a:noFill/>
+                            <a:headEnd/>
+                            <a:tailEnd/>
+                          </a:ln>
+                        </pic:spPr>
+                      </pic:pic>
+                    </a:graphicData>
+                  </a:graphic>
+                </wp:inline>
+              </w:drawing>
+            </w:r>
+            <w:r>
+              <w:t xml:space="preserve"> </w:t>
+            </w:r>
+            <w:r>
               <w:rPr>
                 <w:rFonts w:ascii="Times New Roman" w:hAnsi="Times New Roman" w:cs="Times New Roman" w:eastAsia="SimSun"/>
               </w:rPr>
-              <m:t>H</m:t>
-            </m:r>
-          </m:e>
-          <m:sub>
-            <m:r>
+              <w:t xml:space="preserve">(3分)</w:t>
+            </w:r>
+          </w:p>
+        </w:tc>
+        <w:tc>
+          <w:tcPr>
+            <w:tcW w:type="dxa" w:w="1612"/>
+          </w:tcPr>
+          <w:tcPr/>
+          <w:p>
+            <w:pPr>
+              <w:pStyle w:val="Compact"/>
+            </w:pPr>
+          </w:p>
+        </w:tc>
+      </w:tr>
+      <w:tr>
+        <w:tc>
+          <w:tcPr>
+            <w:tcW w:type="dxa" w:w="4440"/>
+          </w:tcPr>
+          <w:tcPr/>
+          <w:p>
+            <w:pPr>
+              <w:pStyle w:val="Compact"/>
+              <w:jc w:val="center"/>
+            </w:pPr>
+            <w:r>
               <w:rPr>
                 <w:rFonts w:ascii="Times New Roman" w:hAnsi="Times New Roman" w:cs="Times New Roman" w:eastAsia="SimSun"/>
               </w:rPr>
-              <m:t>2</m:t>
-            </m:r>
-          </m:sub>
-        </m:sSub>
-        <m:r>
-          <m:rPr>
-            <m:sty m:val="p"/>
-          </m:rPr>
-          <w:rPr>
-            <w:rFonts w:ascii="Times New Roman" w:hAnsi="Times New Roman" w:cs="Times New Roman" w:eastAsia="SimSun"/>
-          </w:rPr>
-          <m:t>→</m:t>
-        </m:r>
-        <m:sSub>
-          <m:e>
-            <m:r>
-              <m:rPr>
-                <m:sty m:val="p"/>
-              </m:rPr>
+              <w:t xml:space="preserve">5-3-1共4分</w:t>
+            </w:r>
+          </w:p>
+        </w:tc>
+        <w:tc>
+          <w:tcPr>
+            <w:tcW w:type="dxa" w:w="3700"/>
+          </w:tcPr>
+          <w:tcPr/>
+          <w:p>
+            <w:pPr>
+              <w:pStyle w:val="Compact"/>
+              <w:jc w:val="center"/>
+            </w:pPr>
+            <w:r>
+              <w:drawing>
+                <wp:inline>
+                  <wp:extent cx="1568400" cy="1501182"/>
+                  <wp:effectExtent b="0" l="0" r="0" t="0"/>
+                  <wp:docPr descr="" title="" id="241" name="Picture"/>
+                  <a:graphic>
+                    <a:graphicData uri="http://schemas.openxmlformats.org/drawingml/2006/picture">
+                      <pic:pic>
+                        <pic:nvPicPr>
+                          <pic:cNvPr descr="a522e9180944afac3ebadf00b2cd9b928ba56fb70a97d42dcecafe52fe4e388c.jpg" id="242" name="Picture"/>
+                          <pic:cNvPicPr>
+                            <a:picLocks noChangeArrowheads="1" noChangeAspect="1"/>
+                          </pic:cNvPicPr>
+                        </pic:nvPicPr>
+                        <pic:blipFill>
+                          <a:blip r:embed="rId240"/>
+                          <a:stretch>
+                            <a:fillRect/>
+                          </a:stretch>
+                        </pic:blipFill>
+                        <pic:spPr bwMode="auto">
+                          <a:xfrm>
+                            <a:off x="0" y="0"/>
+                            <a:ext cx="1568400" cy="1501182"/>
+                          </a:xfrm>
+                          <a:prstGeom prst="rect">
+                            <a:avLst/>
+                          </a:prstGeom>
+                          <a:noFill/>
+                          <a:ln w="9525">
+                            <a:noFill/>
+                            <a:headEnd/>
+                            <a:tailEnd/>
+                          </a:ln>
+                        </pic:spPr>
+                      </pic:pic>
+                    </a:graphicData>
+                  </a:graphic>
+                </wp:inline>
+              </w:drawing>
+            </w:r>
+            <w:r>
+              <w:t xml:space="preserve"> </w:t>
+            </w:r>
+            <w:r>
               <w:rPr>
                 <w:rFonts w:ascii="Times New Roman" w:hAnsi="Times New Roman" w:cs="Times New Roman" w:eastAsia="SimSun"/>
               </w:rPr>
-              <m:t>C</m:t>
-            </m:r>
-          </m:e>
-          <m:sub>
-            <m:r>
-              <m:rPr>
-                <m:sty m:val="p"/>
-              </m:rPr>
+              <w:t xml:space="preserve">(2分)</w:t>
+            </w:r>
+          </w:p>
+        </w:tc>
+        <w:tc>
+          <w:tcPr>
+            <w:tcW w:type="dxa" w:w="1612"/>
+          </w:tcPr>
+          <w:tcPr/>
+          <w:p>
+            <w:pPr>
+              <w:pStyle w:val="Compact"/>
+              <w:jc w:val="center"/>
+            </w:pPr>
+            <w:r>
+              <w:drawing>
+                <wp:inline>
+                  <wp:extent cx="1568400" cy="1526626"/>
+                  <wp:effectExtent b="0" l="0" r="0" t="0"/>
+                  <wp:docPr descr="" title="" id="244" name="Picture"/>
+                  <a:graphic>
+                    <a:graphicData uri="http://schemas.openxmlformats.org/drawingml/2006/picture">
+                      <pic:pic>
+                        <pic:nvPicPr>
+                          <pic:cNvPr descr="50802ae446763f62382fae047cda61972ff0abef193f4e64b466e72c9766b8ff.jpg" id="245" name="Picture"/>
+                          <pic:cNvPicPr>
+                            <a:picLocks noChangeArrowheads="1" noChangeAspect="1"/>
+                          </pic:cNvPicPr>
+                        </pic:nvPicPr>
+                        <pic:blipFill>
+                          <a:blip r:embed="rId243"/>
+                          <a:stretch>
+                            <a:fillRect/>
+                          </a:stretch>
+                        </pic:blipFill>
+                        <pic:spPr bwMode="auto">
+                          <a:xfrm>
+                            <a:off x="0" y="0"/>
+                            <a:ext cx="1568400" cy="1526626"/>
+                          </a:xfrm>
+                          <a:prstGeom prst="rect">
+                            <a:avLst/>
+                          </a:prstGeom>
+                          <a:noFill/>
+                          <a:ln w="9525">
+                            <a:noFill/>
+                            <a:headEnd/>
+                            <a:tailEnd/>
+                          </a:ln>
+                        </pic:spPr>
+                      </pic:pic>
+                    </a:graphicData>
+                  </a:graphic>
+                </wp:inline>
+              </w:drawing>
+            </w:r>
+            <w:r>
+              <w:t xml:space="preserve"> </w:t>
+            </w:r>
+            <w:r>
               <w:rPr>
                 <w:rFonts w:ascii="Times New Roman" w:hAnsi="Times New Roman" w:cs="Times New Roman" w:eastAsia="SimSun"/>
               </w:rPr>
-              <m:t>n</m:t>
-            </m:r>
-          </m:sub>
-        </m:sSub>
-        <m:sSub>
-          <m:e>
-            <m:r>
-              <m:rPr>
-                <m:sty m:val="p"/>
-              </m:rPr>
+              <w:t xml:space="preserve">(2分)</w:t>
+            </w:r>
+          </w:p>
+        </w:tc>
+      </w:tr>
+      <w:tr>
+        <w:tc>
+          <w:tcPr>
+            <w:tcW w:type="dxa" w:w="4440"/>
+          </w:tcPr>
+          <w:tcPr/>
+          <w:p>
+            <w:pPr>
+              <w:pStyle w:val="Compact"/>
+            </w:pPr>
+          </w:p>
+        </w:tc>
+        <w:tc>
+          <w:tcPr>
+            <w:tcW w:type="dxa" w:w="3700"/>
+          </w:tcPr>
+          <w:tcPr/>
+          <w:p>
+            <w:pPr>
+              <w:pStyle w:val="Compact"/>
+              <w:jc w:val="center"/>
+            </w:pPr>
+            <w:r>
+              <w:t xml:space="preserve">P</w:t>
+            </w:r>
+          </w:p>
+        </w:tc>
+        <w:tc>
+          <w:tcPr>
+            <w:tcW w:type="dxa" w:w="1612"/>
+          </w:tcPr>
+          <w:tcPr/>
+          <w:p>
+            <w:pPr>
+              <w:pStyle w:val="Compact"/>
+              <w:jc w:val="center"/>
+            </w:pPr>
+            <w:r>
+              <w:t xml:space="preserve">Q</w:t>
+            </w:r>
+          </w:p>
+        </w:tc>
+      </w:tr>
+      <w:tr>
+        <w:tc>
+          <w:tcPr>
+            <w:tcW w:type="dxa" w:w="4440"/>
+          </w:tcPr>
+          <w:tcPr/>
+          <w:p>
+            <w:pPr>
+              <w:pStyle w:val="Compact"/>
+              <w:jc w:val="center"/>
+            </w:pPr>
+            <w:r>
               <w:rPr>
                 <w:rFonts w:ascii="Times New Roman" w:hAnsi="Times New Roman" w:cs="Times New Roman" w:eastAsia="SimSun"/>
               </w:rPr>
-              <m:t>H</m:t>
-            </m:r>
-          </m:e>
-          <m:sub>
-            <m:r>
+              <w:t xml:space="preserve">5-3-2共2分</w:t>
+            </w:r>
+          </w:p>
+        </w:tc>
+        <w:tc>
+          <w:tcPr>
+            <w:tcW w:type="dxa" w:w="3700"/>
+          </w:tcPr>
+          <w:tcPr/>
+          <w:p>
+            <w:pPr>
+              <w:pStyle w:val="Compact"/>
+              <w:jc w:val="center"/>
+            </w:pPr>
+            <w:r>
+              <w:drawing>
+                <wp:inline>
+                  <wp:extent cx="1568400" cy="1526576"/>
+                  <wp:effectExtent b="0" l="0" r="0" t="0"/>
+                  <wp:docPr descr="" title="" id="247" name="Picture"/>
+                  <a:graphic>
+                    <a:graphicData uri="http://schemas.openxmlformats.org/drawingml/2006/picture">
+                      <pic:pic>
+                        <pic:nvPicPr>
+                          <pic:cNvPr descr="5d5e2b3a234d05e935fd645674a6af16830f3675c7b75d7ec98ed176bff6018e.jpg" id="248" name="Picture"/>
+                          <pic:cNvPicPr>
+                            <a:picLocks noChangeArrowheads="1" noChangeAspect="1"/>
+                          </pic:cNvPicPr>
+                        </pic:nvPicPr>
+                        <pic:blipFill>
+                          <a:blip r:embed="rId246"/>
+                          <a:stretch>
+                            <a:fillRect/>
+                          </a:stretch>
+                        </pic:blipFill>
+                        <pic:spPr bwMode="auto">
+                          <a:xfrm>
+                            <a:off x="0" y="0"/>
+                            <a:ext cx="1568400" cy="1526576"/>
+                          </a:xfrm>
+                          <a:prstGeom prst="rect">
+                            <a:avLst/>
+                          </a:prstGeom>
+                          <a:noFill/>
+                          <a:ln w="9525">
+                            <a:noFill/>
+                            <a:headEnd/>
+                            <a:tailEnd/>
+                          </a:ln>
+                        </pic:spPr>
+                      </pic:pic>
+                    </a:graphicData>
+                  </a:graphic>
+                </wp:inline>
+              </w:drawing>
+            </w:r>
+            <w:r>
+              <w:t xml:space="preserve"> </w:t>
+            </w:r>
+            <w:r>
               <w:rPr>
                 <w:rFonts w:ascii="Times New Roman" w:hAnsi="Times New Roman" w:cs="Times New Roman" w:eastAsia="SimSun"/>
               </w:rPr>
-              <m:t>2</m:t>
-            </m:r>
-            <m:r>
-              <m:rPr>
-                <m:sty m:val="p"/>
-              </m:rPr>
+              <w:t xml:space="preserve">(2分)</w:t>
+            </w:r>
+          </w:p>
+        </w:tc>
+        <w:tc>
+          <w:tcPr>
+            <w:tcW w:type="dxa" w:w="1612"/>
+          </w:tcPr>
+          <w:tcPr/>
+          <w:p>
+            <w:pPr>
+              <w:pStyle w:val="Compact"/>
+            </w:pPr>
+          </w:p>
+        </w:tc>
+      </w:tr>
+      <w:tr>
+        <w:tc>
+          <w:tcPr>
+            <w:tcW w:type="dxa" w:w="4440"/>
+          </w:tcPr>
+          <w:tcPr/>
+          <w:p>
+            <w:pPr>
+              <w:pStyle w:val="Compact"/>
+              <w:jc w:val="center"/>
+            </w:pPr>
+            <w:r>
               <w:rPr>
                 <w:rFonts w:ascii="Times New Roman" w:hAnsi="Times New Roman" w:cs="Times New Roman" w:eastAsia="SimSun"/>
               </w:rPr>
-              <m:t>n</m:t>
-            </m:r>
-            <m:r>
-              <m:rPr>
-                <m:sty m:val="p"/>
-              </m:rPr>
+              <w:t xml:space="preserve">5-4-1共3分</w:t>
+            </w:r>
+          </w:p>
+        </w:tc>
+        <w:tc>
+          <w:tcPr>
+            <w:tcW w:type="dxa" w:w="3700"/>
+          </w:tcPr>
+          <w:tcPr/>
+          <w:p>
+            <w:pPr>
+              <w:pStyle w:val="Compact"/>
+              <w:jc w:val="center"/>
+            </w:pPr>
+            <w:r>
+              <w:drawing>
+                <wp:inline>
+                  <wp:extent cx="1561487" cy="1655999"/>
+                  <wp:effectExtent b="0" l="0" r="0" t="0"/>
+                  <wp:docPr descr="" title="" id="250" name="Picture"/>
+                  <a:graphic>
+                    <a:graphicData uri="http://schemas.openxmlformats.org/drawingml/2006/picture">
+                      <pic:pic>
+                        <pic:nvPicPr>
+                          <pic:cNvPr descr="40469e2ed186c4d328997a63f6c5c70cad7dab6aa5ee9039438919bfc4fb50f6.jpg" id="251" name="Picture"/>
+                          <pic:cNvPicPr>
+                            <a:picLocks noChangeArrowheads="1" noChangeAspect="1"/>
+                          </pic:cNvPicPr>
+                        </pic:nvPicPr>
+                        <pic:blipFill>
+                          <a:blip r:embed="rId249"/>
+                          <a:stretch>
+                            <a:fillRect/>
+                          </a:stretch>
+                        </pic:blipFill>
+                        <pic:spPr bwMode="auto">
+                          <a:xfrm>
+                            <a:off x="0" y="0"/>
+                            <a:ext cx="1561487" cy="1655999"/>
+                          </a:xfrm>
+                          <a:prstGeom prst="rect">
+                            <a:avLst/>
+                          </a:prstGeom>
+                          <a:noFill/>
+                          <a:ln w="9525">
+                            <a:noFill/>
+                            <a:headEnd/>
+                            <a:tailEnd/>
+                          </a:ln>
+                        </pic:spPr>
+                      </pic:pic>
+                    </a:graphicData>
+                  </a:graphic>
+                </wp:inline>
+              </w:drawing>
+            </w:r>
+            <w:r>
+              <w:t xml:space="preserve"> </w:t>
+            </w:r>
+            <w:r>
               <w:rPr>
                 <w:rFonts w:ascii="Times New Roman" w:hAnsi="Times New Roman" w:cs="Times New Roman" w:eastAsia="SimSun"/>
               </w:rPr>
-              <m:t>+</m:t>
-            </m:r>
-            <m:r>
+              <w:t xml:space="preserve">(3分)</w:t>
+            </w:r>
+          </w:p>
+        </w:tc>
+        <w:tc>
+          <w:tcPr>
+            <w:tcW w:type="dxa" w:w="1612"/>
+          </w:tcPr>
+          <w:tcPr/>
+          <w:p>
+            <w:pPr>
+              <w:pStyle w:val="Compact"/>
+            </w:pPr>
+          </w:p>
+        </w:tc>
+      </w:tr>
+      <w:tr>
+        <w:tc>
+          <w:tcPr>
+            <w:tcW w:type="dxa" w:w="4440"/>
+          </w:tcPr>
+          <w:tcPr/>
+          <w:p>
+            <w:pPr>
+              <w:pStyle w:val="Compact"/>
+              <w:jc w:val="center"/>
+            </w:pPr>
+            <w:r>
               <w:rPr>
                 <w:rFonts w:ascii="Times New Roman" w:hAnsi="Times New Roman" w:cs="Times New Roman" w:eastAsia="SimSun"/>
               </w:rPr>
-              <m:t>2</m:t>
-            </m:r>
-          </m:sub>
-        </m:sSub>
-        <m:r>
-          <m:rPr>
-            <m:sty m:val="p"/>
-          </m:rPr>
-          <w:rPr>
-            <w:rFonts w:ascii="Times New Roman" w:hAnsi="Times New Roman" w:cs="Times New Roman" w:eastAsia="SimSun"/>
-          </w:rPr>
-          <m:t>+</m:t>
-        </m:r>
-        <m:r>
-          <m:rPr>
-            <m:sty m:val="p"/>
-          </m:rPr>
-          <w:rPr>
-            <w:rFonts w:ascii="Times New Roman" w:hAnsi="Times New Roman" w:cs="Times New Roman" w:eastAsia="SimSun"/>
-          </w:rPr>
-          <m:t>n</m:t>
-        </m:r>
-        <m:sSub>
-          <m:e>
-            <m:r>
-              <m:rPr>
-                <m:sty m:val="p"/>
-              </m:rPr>
+              <w:t xml:space="preserve">5-4-2共9分</w:t>
+            </w:r>
+          </w:p>
+        </w:tc>
+        <w:tc>
+          <w:tcPr>
+            <w:tcW w:type="dxa" w:w="3700"/>
+          </w:tcPr>
+          <w:tcPr/>
+          <w:p>
+            <w:pPr>
+              <w:pStyle w:val="Compact"/>
+              <w:jc w:val="center"/>
+            </w:pPr>
+            <w:r>
+              <w:drawing>
+                <wp:inline>
+                  <wp:extent cx="1568400" cy="1438377"/>
+                  <wp:effectExtent b="0" l="0" r="0" t="0"/>
+                  <wp:docPr descr="" title="" id="253" name="Picture"/>
+                  <a:graphic>
+                    <a:graphicData uri="http://schemas.openxmlformats.org/drawingml/2006/picture">
+                      <pic:pic>
+                        <pic:nvPicPr>
+                          <pic:cNvPr descr="217774eee8e633eb51d4db71cf13c18e306875b9d5adb6eef221b514917d4ad3.jpg" id="254" name="Picture"/>
+                          <pic:cNvPicPr>
+                            <a:picLocks noChangeArrowheads="1" noChangeAspect="1"/>
+                          </pic:cNvPicPr>
+                        </pic:nvPicPr>
+                        <pic:blipFill>
+                          <a:blip r:embed="rId252"/>
+                          <a:stretch>
+                            <a:fillRect/>
+                          </a:stretch>
+                        </pic:blipFill>
+                        <pic:spPr bwMode="auto">
+                          <a:xfrm>
+                            <a:off x="0" y="0"/>
+                            <a:ext cx="1568400" cy="1438377"/>
+                          </a:xfrm>
+                          <a:prstGeom prst="rect">
+                            <a:avLst/>
+                          </a:prstGeom>
+                          <a:noFill/>
+                          <a:ln w="9525">
+                            <a:noFill/>
+                            <a:headEnd/>
+                            <a:tailEnd/>
+                          </a:ln>
+                        </pic:spPr>
+                      </pic:pic>
+                    </a:graphicData>
+                  </a:graphic>
+                </wp:inline>
+              </w:drawing>
+            </w:r>
+            <w:r>
+              <w:t xml:space="preserve"> </w:t>
+            </w:r>
+            <w:r>
               <w:rPr>
                 <w:rFonts w:ascii="Times New Roman" w:hAnsi="Times New Roman" w:cs="Times New Roman" w:eastAsia="SimSun"/>
               </w:rPr>
-              <m:t>H</m:t>
-            </m:r>
-          </m:e>
-          <m:sub>
-            <m:r>
+              <w:t xml:space="preserve">(3分)</w:t>
+            </w:r>
+          </w:p>
+        </w:tc>
+        <w:tc>
+          <w:tcPr>
+            <w:tcW w:type="dxa" w:w="1612"/>
+          </w:tcPr>
+          <w:tcPr/>
+          <w:p>
+            <w:pPr>
+              <w:pStyle w:val="Compact"/>
+              <w:jc w:val="center"/>
+            </w:pPr>
+            <w:r>
+              <w:drawing>
+                <wp:inline>
+                  <wp:extent cx="1568400" cy="1351938"/>
+                  <wp:effectExtent b="0" l="0" r="0" t="0"/>
+                  <wp:docPr descr="" title="" id="256" name="Picture"/>
+                  <a:graphic>
+                    <a:graphicData uri="http://schemas.openxmlformats.org/drawingml/2006/picture">
+                      <pic:pic>
+                        <pic:nvPicPr>
+                          <pic:cNvPr descr="99e02b8672007e5819a2b8afd9be57f79d7db823512a106081d92ffc2d0ee62c.jpg" id="257" name="Picture"/>
+                          <pic:cNvPicPr>
+                            <a:picLocks noChangeArrowheads="1" noChangeAspect="1"/>
+                          </pic:cNvPicPr>
+                        </pic:nvPicPr>
+                        <pic:blipFill>
+                          <a:blip r:embed="rId255"/>
+                          <a:stretch>
+                            <a:fillRect/>
+                          </a:stretch>
+                        </pic:blipFill>
+                        <pic:spPr bwMode="auto">
+                          <a:xfrm>
+                            <a:off x="0" y="0"/>
+                            <a:ext cx="1568400" cy="1351938"/>
+                          </a:xfrm>
+                          <a:prstGeom prst="rect">
+                            <a:avLst/>
+                          </a:prstGeom>
+                          <a:noFill/>
+                          <a:ln w="9525">
+                            <a:noFill/>
+                            <a:headEnd/>
+                            <a:tailEnd/>
+                          </a:ln>
+                        </pic:spPr>
+                      </pic:pic>
+                    </a:graphicData>
+                  </a:graphic>
+                </wp:inline>
+              </w:drawing>
+            </w:r>
+            <w:r>
+              <w:t xml:space="preserve"> </w:t>
+            </w:r>
+            <w:r>
               <w:rPr>
                 <w:rFonts w:ascii="Times New Roman" w:hAnsi="Times New Roman" w:cs="Times New Roman" w:eastAsia="SimSun"/>
               </w:rPr>
-              <m:t>2</m:t>
-            </m:r>
-          </m:sub>
-        </m:sSub>
-        <m:r>
-          <m:rPr>
-            <m:sty m:val="p"/>
-          </m:rPr>
-          <w:rPr>
-            <w:rFonts w:ascii="Times New Roman" w:hAnsi="Times New Roman" w:cs="Times New Roman" w:eastAsia="SimSun"/>
-          </w:rPr>
-          <m:t>O</m:t>
-        </m:r>
-      </m:oMath>
-      <w:r>
-        <w:t xml:space="preserve"> </w:t>
-      </w:r>
-      <w:r>
-        <w:rPr>
-          <w:rFonts w:ascii="Times New Roman" w:hAnsi="Times New Roman" w:cs="Times New Roman" w:eastAsia="SimSun"/>
-        </w:rPr>
-        <w:t xml:space="preserve">(2分)</w:t>
-      </w:r>
-    </w:p>
-    <w:p>
-      <w:pPr>
-        <w:pStyle w:val="BodyText"/>
-        <w:spacing w:before="0" w:after="0" w:line="276" w:lineRule="auto"/>
-      </w:pPr>
-      <w:r>
-        <w:rPr>
-          <w:rFonts w:ascii="Times New Roman" w:hAnsi="Times New Roman" w:cs="Times New Roman" w:eastAsia="SimSun"/>
-        </w:rPr>
-        <w:t xml:space="preserve">5-2共3分</w:t>
-      </w:r>
-    </w:p>
-    <w:p>
-      <w:pPr>
-        <w:pStyle w:val="BodyText"/>
-        <w:keepNext/>
-        <w:spacing w:before="120" w:after="40" w:line="240" w:lineRule="auto"/>
-        <w:jc w:val="center"/>
-      </w:pPr>
-      <w:r>
-        <w:drawing>
-          <wp:inline>
-            <wp:extent cx="2292095" cy="1572768"/>
-            <wp:effectExtent b="0" l="0" r="0" t="0"/>
-            <wp:docPr descr="" title="" id="241" name="Picture"/>
-            <a:graphic>
-              <a:graphicData uri="http://schemas.openxmlformats.org/drawingml/2006/picture">
-                <pic:pic>
-                  <pic:nvPicPr>
-                    <pic:cNvPr descr="5159bec050f9b9743c911cc1ae28cd816a149348bc49d29c1ace012f0a225044.jpg" id="242" name="Picture"/>
-                    <pic:cNvPicPr>
-                      <a:picLocks noChangeArrowheads="1" noChangeAspect="1"/>
-                    </pic:cNvPicPr>
-                  </pic:nvPicPr>
-                  <pic:blipFill>
-                    <a:blip r:embed="rId240"/>
-                    <a:stretch>
-                      <a:fillRect/>
-                    </a:stretch>
-                  </pic:blipFill>
-                  <pic:spPr bwMode="auto">
-                    <a:xfrm>
-                      <a:off x="0" y="0"/>
-                      <a:ext cx="2292095" cy="1572768"/>
-                    </a:xfrm>
-                    <a:prstGeom prst="rect">
-                      <a:avLst/>
-                    </a:prstGeom>
-                    <a:noFill/>
-                    <a:ln w="9525">
-                      <a:noFill/>
-                      <a:headEnd/>
-                      <a:tailEnd/>
-                    </a:ln>
-                  </pic:spPr>
-                </pic:pic>
-              </a:graphicData>
-            </a:graphic>
-          </wp:inline>
-        </w:drawing>
-      </w:r>
-    </w:p>
-    <w:p>
-      <w:pPr>
-        <w:pStyle w:val="BodyText"/>
-        <w:spacing w:before="0" w:after="0" w:line="276" w:lineRule="auto"/>
-        <w:ind w:firstLineChars="200" w:firstLine="420"/>
-      </w:pPr>
-      <w:r>
-        <w:rPr>
-          <w:rFonts w:ascii="Times New Roman" w:hAnsi="Times New Roman" w:cs="Times New Roman" w:eastAsia="SimSun"/>
-        </w:rPr>
-        <w:t xml:space="preserve">(3分)</w:t>
-      </w:r>
-    </w:p>
-    <w:p>
-      <w:pPr>
-        <w:pStyle w:val="BodyText"/>
-        <w:spacing w:before="0" w:after="0" w:line="276" w:lineRule="auto"/>
-      </w:pPr>
-      <w:r>
-        <w:rPr>
-          <w:rFonts w:ascii="Times New Roman" w:hAnsi="Times New Roman" w:cs="Times New Roman" w:eastAsia="SimSun"/>
-        </w:rPr>
-        <w:t xml:space="preserve">5-3-1共4分</w:t>
-      </w:r>
-    </w:p>
-    <w:p>
-      <w:pPr>
-        <w:pStyle w:val="BodyText"/>
-        <w:keepNext/>
-        <w:spacing w:before="120" w:after="40" w:line="240" w:lineRule="auto"/>
-        <w:jc w:val="center"/>
-      </w:pPr>
-      <w:r>
-        <w:drawing>
-          <wp:inline>
-            <wp:extent cx="2160000" cy="2067428"/>
-            <wp:effectExtent b="0" l="0" r="0" t="0"/>
-            <wp:docPr descr="" title="" id="244" name="Picture"/>
-            <a:graphic>
-              <a:graphicData uri="http://schemas.openxmlformats.org/drawingml/2006/picture">
-                <pic:pic>
-                  <pic:nvPicPr>
-                    <pic:cNvPr descr="a522e9180944afac3ebadf00b2cd9b928ba56fb70a97d42dcecafe52fe4e388c.jpg" id="245" name="Picture"/>
-                    <pic:cNvPicPr>
-                      <a:picLocks noChangeArrowheads="1" noChangeAspect="1"/>
-                    </pic:cNvPicPr>
-                  </pic:nvPicPr>
-                  <pic:blipFill>
-                    <a:blip r:embed="rId243"/>
-                    <a:stretch>
-                      <a:fillRect/>
-                    </a:stretch>
-                  </pic:blipFill>
-                  <pic:spPr bwMode="auto">
-                    <a:xfrm>
-                      <a:off x="0" y="0"/>
-                      <a:ext cx="2160000" cy="2067428"/>
-                    </a:xfrm>
-                    <a:prstGeom prst="rect">
-                      <a:avLst/>
-                    </a:prstGeom>
-                    <a:noFill/>
-                    <a:ln w="9525">
-                      <a:noFill/>
-                      <a:headEnd/>
-                      <a:tailEnd/>
-                    </a:ln>
-                  </pic:spPr>
-                </pic:pic>
-              </a:graphicData>
-            </a:graphic>
-          </wp:inline>
-        </w:drawing>
-      </w:r>
-    </w:p>
-    <w:p>
-      <w:pPr>
-        <w:pStyle w:val="BodyText"/>
-        <w:spacing w:before="0" w:after="0" w:line="276" w:lineRule="auto"/>
-        <w:ind w:firstLineChars="200" w:firstLine="420"/>
-      </w:pPr>
-      <w:r>
-        <w:rPr>
-          <w:rFonts w:ascii="Times New Roman" w:hAnsi="Times New Roman" w:cs="Times New Roman" w:eastAsia="SimSun"/>
-        </w:rPr>
-        <w:t xml:space="preserve">(2分)</w:t>
-      </w:r>
-    </w:p>
-    <w:p>
-      <w:pPr>
-        <w:pStyle w:val="BodyText"/>
-        <w:keepNext/>
-        <w:spacing w:before="120" w:after="40" w:line="240" w:lineRule="auto"/>
-        <w:jc w:val="center"/>
-      </w:pPr>
-      <w:r>
-        <w:drawing>
-          <wp:inline>
-            <wp:extent cx="2160000" cy="2102469"/>
-            <wp:effectExtent b="0" l="0" r="0" t="0"/>
-            <wp:docPr descr="" title="" id="247" name="Picture"/>
-            <a:graphic>
-              <a:graphicData uri="http://schemas.openxmlformats.org/drawingml/2006/picture">
-                <pic:pic>
-                  <pic:nvPicPr>
-                    <pic:cNvPr descr="50802ae446763f62382fae047cda61972ff0abef193f4e64b466e72c9766b8ff.jpg" id="248" name="Picture"/>
-                    <pic:cNvPicPr>
-                      <a:picLocks noChangeArrowheads="1" noChangeAspect="1"/>
-                    </pic:cNvPicPr>
-                  </pic:nvPicPr>
-                  <pic:blipFill>
-                    <a:blip r:embed="rId246"/>
-                    <a:stretch>
-                      <a:fillRect/>
-                    </a:stretch>
-                  </pic:blipFill>
-                  <pic:spPr bwMode="auto">
-                    <a:xfrm>
-                      <a:off x="0" y="0"/>
-                      <a:ext cx="2160000" cy="2102469"/>
-                    </a:xfrm>
-                    <a:prstGeom prst="rect">
-                      <a:avLst/>
-                    </a:prstGeom>
-                    <a:noFill/>
-                    <a:ln w="9525">
-                      <a:noFill/>
-                      <a:headEnd/>
-                      <a:tailEnd/>
-                    </a:ln>
-                  </pic:spPr>
-                </pic:pic>
-              </a:graphicData>
-            </a:graphic>
-          </wp:inline>
-        </w:drawing>
-      </w:r>
-    </w:p>
-    <w:p>
-      <w:pPr>
-        <w:pStyle w:val="BodyText"/>
-        <w:spacing w:before="0" w:after="0" w:line="276" w:lineRule="auto"/>
-        <w:ind w:firstLineChars="200" w:firstLine="420"/>
-      </w:pPr>
-      <w:r>
-        <w:rPr>
-          <w:rFonts w:ascii="Times New Roman" w:hAnsi="Times New Roman" w:cs="Times New Roman" w:eastAsia="SimSun"/>
-        </w:rPr>
-        <w:t xml:space="preserve">(2分)</w:t>
-      </w:r>
-    </w:p>
-    <w:p>
-      <w:pPr>
-        <w:pStyle w:val="BodyText"/>
-        <w:spacing w:before="0" w:after="0" w:line="276" w:lineRule="auto"/>
-        <w:ind w:firstLineChars="200" w:firstLine="420"/>
-      </w:pPr>
-      <w:r>
-        <w:t xml:space="preserve">P</w:t>
-      </w:r>
-    </w:p>
-    <w:p>
-      <w:pPr>
-        <w:pStyle w:val="BodyText"/>
-        <w:spacing w:before="0" w:after="0" w:line="276" w:lineRule="auto"/>
-        <w:ind w:firstLineChars="200" w:firstLine="420"/>
-      </w:pPr>
-      <w:r>
-        <w:t xml:space="preserve">Q</w:t>
-      </w:r>
-    </w:p>
-    <w:p>
-      <w:pPr>
-        <w:pStyle w:val="BodyText"/>
-        <w:spacing w:before="0" w:after="0" w:line="276" w:lineRule="auto"/>
-      </w:pPr>
-      <w:r>
-        <w:rPr>
-          <w:rFonts w:ascii="Times New Roman" w:hAnsi="Times New Roman" w:cs="Times New Roman" w:eastAsia="SimSun"/>
-        </w:rPr>
-        <w:t xml:space="preserve">5-3-2共2分</w:t>
-      </w:r>
-    </w:p>
-    <w:p>
-      <w:pPr>
-        <w:pStyle w:val="BodyText"/>
-        <w:keepNext/>
-        <w:spacing w:before="120" w:after="40" w:line="240" w:lineRule="auto"/>
-        <w:jc w:val="center"/>
-      </w:pPr>
-      <w:r>
-        <w:drawing>
-          <wp:inline>
-            <wp:extent cx="2160000" cy="2102400"/>
-            <wp:effectExtent b="0" l="0" r="0" t="0"/>
-            <wp:docPr descr="" title="" id="250" name="Picture"/>
-            <a:graphic>
-              <a:graphicData uri="http://schemas.openxmlformats.org/drawingml/2006/picture">
-                <pic:pic>
-                  <pic:nvPicPr>
-                    <pic:cNvPr descr="5d5e2b3a234d05e935fd645674a6af16830f3675c7b75d7ec98ed176bff6018e.jpg" id="251" name="Picture"/>
-                    <pic:cNvPicPr>
-                      <a:picLocks noChangeArrowheads="1" noChangeAspect="1"/>
-                    </pic:cNvPicPr>
-                  </pic:nvPicPr>
-                  <pic:blipFill>
-                    <a:blip r:embed="rId249"/>
-                    <a:stretch>
-                      <a:fillRect/>
-                    </a:stretch>
-                  </pic:blipFill>
-                  <pic:spPr bwMode="auto">
-                    <a:xfrm>
-                      <a:off x="0" y="0"/>
-                      <a:ext cx="2160000" cy="2102400"/>
-                    </a:xfrm>
-                    <a:prstGeom prst="rect">
-                      <a:avLst/>
-                    </a:prstGeom>
-                    <a:noFill/>
-                    <a:ln w="9525">
-                      <a:noFill/>
-                      <a:headEnd/>
-                      <a:tailEnd/>
-                    </a:ln>
-                  </pic:spPr>
-                </pic:pic>
-              </a:graphicData>
-            </a:graphic>
-          </wp:inline>
-        </w:drawing>
-      </w:r>
-    </w:p>
-    <w:p>
-      <w:pPr>
-        <w:pStyle w:val="BodyText"/>
-        <w:spacing w:before="0" w:after="0" w:line="276" w:lineRule="auto"/>
-        <w:ind w:firstLineChars="200" w:firstLine="420"/>
-      </w:pPr>
-      <w:r>
-        <w:rPr>
-          <w:rFonts w:ascii="Times New Roman" w:hAnsi="Times New Roman" w:cs="Times New Roman" w:eastAsia="SimSun"/>
-        </w:rPr>
-        <w:t xml:space="preserve">(2分)</w:t>
-      </w:r>
-    </w:p>
-    <w:p>
-      <w:pPr>
-        <w:pStyle w:val="BodyText"/>
-        <w:spacing w:before="0" w:after="0" w:line="276" w:lineRule="auto"/>
-      </w:pPr>
-      <w:r>
-        <w:rPr>
-          <w:rFonts w:ascii="Times New Roman" w:hAnsi="Times New Roman" w:cs="Times New Roman" w:eastAsia="SimSun"/>
-        </w:rPr>
-        <w:t xml:space="preserve">5-4-1共3分</w:t>
-      </w:r>
-    </w:p>
-    <w:p>
-      <w:pPr>
-        <w:pStyle w:val="BodyText"/>
-        <w:keepNext/>
-        <w:spacing w:before="120" w:after="40" w:line="240" w:lineRule="auto"/>
-        <w:jc w:val="center"/>
-      </w:pPr>
-      <w:r>
-        <w:drawing>
-          <wp:inline>
-            <wp:extent cx="2036724" cy="2160000"/>
-            <wp:effectExtent b="0" l="0" r="0" t="0"/>
-            <wp:docPr descr="" title="" id="253" name="Picture"/>
-            <a:graphic>
-              <a:graphicData uri="http://schemas.openxmlformats.org/drawingml/2006/picture">
-                <pic:pic>
-                  <pic:nvPicPr>
-                    <pic:cNvPr descr="40469e2ed186c4d328997a63f6c5c70cad7dab6aa5ee9039438919bfc4fb50f6.jpg" id="254" name="Picture"/>
-                    <pic:cNvPicPr>
-                      <a:picLocks noChangeArrowheads="1" noChangeAspect="1"/>
-                    </pic:cNvPicPr>
-                  </pic:nvPicPr>
-                  <pic:blipFill>
-                    <a:blip r:embed="rId252"/>
-                    <a:stretch>
-                      <a:fillRect/>
-                    </a:stretch>
-                  </pic:blipFill>
-                  <pic:spPr bwMode="auto">
-                    <a:xfrm>
-                      <a:off x="0" y="0"/>
-                      <a:ext cx="2036724" cy="2160000"/>
-                    </a:xfrm>
-                    <a:prstGeom prst="rect">
-                      <a:avLst/>
-                    </a:prstGeom>
-                    <a:noFill/>
-                    <a:ln w="9525">
-                      <a:noFill/>
-                      <a:headEnd/>
-                      <a:tailEnd/>
-                    </a:ln>
-                  </pic:spPr>
-                </pic:pic>
-              </a:graphicData>
-            </a:graphic>
-          </wp:inline>
-        </w:drawing>
-      </w:r>
-    </w:p>
-    <w:p>
-      <w:pPr>
-        <w:pStyle w:val="BodyText"/>
-        <w:spacing w:before="0" w:after="0" w:line="276" w:lineRule="auto"/>
-        <w:ind w:firstLineChars="200" w:firstLine="420"/>
-      </w:pPr>
-      <w:r>
-        <w:rPr>
-          <w:rFonts w:ascii="Times New Roman" w:hAnsi="Times New Roman" w:cs="Times New Roman" w:eastAsia="SimSun"/>
-        </w:rPr>
-        <w:t xml:space="preserve">(3分)</w:t>
-      </w:r>
-    </w:p>
-    <w:p>
-      <w:pPr>
-        <w:pStyle w:val="BodyText"/>
-        <w:spacing w:before="0" w:after="0" w:line="276" w:lineRule="auto"/>
-      </w:pPr>
-      <w:r>
-        <w:rPr>
-          <w:rFonts w:ascii="Times New Roman" w:hAnsi="Times New Roman" w:cs="Times New Roman" w:eastAsia="SimSun"/>
-        </w:rPr>
-        <w:t xml:space="preserve">5-4-2共9分</w:t>
-      </w:r>
-    </w:p>
-    <w:p>
-      <w:pPr>
-        <w:pStyle w:val="BodyText"/>
-        <w:keepNext/>
-        <w:spacing w:before="120" w:after="40" w:line="240" w:lineRule="auto"/>
-        <w:jc w:val="center"/>
-      </w:pPr>
-      <w:r>
-        <w:drawing>
-          <wp:inline>
-            <wp:extent cx="2160000" cy="1980932"/>
-            <wp:effectExtent b="0" l="0" r="0" t="0"/>
-            <wp:docPr descr="" title="" id="256" name="Picture"/>
-            <a:graphic>
-              <a:graphicData uri="http://schemas.openxmlformats.org/drawingml/2006/picture">
-                <pic:pic>
-                  <pic:nvPicPr>
-                    <pic:cNvPr descr="217774eee8e633eb51d4db71cf13c18e306875b9d5adb6eef221b514917d4ad3.jpg" id="257" name="Picture"/>
-                    <pic:cNvPicPr>
-                      <a:picLocks noChangeArrowheads="1" noChangeAspect="1"/>
-                    </pic:cNvPicPr>
-                  </pic:nvPicPr>
-                  <pic:blipFill>
-                    <a:blip r:embed="rId255"/>
-                    <a:stretch>
-                      <a:fillRect/>
-                    </a:stretch>
-                  </pic:blipFill>
-                  <pic:spPr bwMode="auto">
-                    <a:xfrm>
-                      <a:off x="0" y="0"/>
-                      <a:ext cx="2160000" cy="1980932"/>
-                    </a:xfrm>
-                    <a:prstGeom prst="rect">
-                      <a:avLst/>
-                    </a:prstGeom>
-                    <a:noFill/>
-                    <a:ln w="9525">
-                      <a:noFill/>
-                      <a:headEnd/>
-                      <a:tailEnd/>
-                    </a:ln>
-                  </pic:spPr>
-                </pic:pic>
-              </a:graphicData>
-            </a:graphic>
-          </wp:inline>
-        </w:drawing>
-      </w:r>
-    </w:p>
-    <w:p>
-      <w:pPr>
-        <w:pStyle w:val="BodyText"/>
-        <w:spacing w:before="0" w:after="0" w:line="276" w:lineRule="auto"/>
-        <w:ind w:firstLineChars="200" w:firstLine="420"/>
-      </w:pPr>
-      <w:r>
-        <w:rPr>
-          <w:rFonts w:ascii="Times New Roman" w:hAnsi="Times New Roman" w:cs="Times New Roman" w:eastAsia="SimSun"/>
-        </w:rPr>
-        <w:t xml:space="preserve">(3分)</w:t>
-      </w:r>
-    </w:p>
-    <w:p>
-      <w:pPr>
-        <w:pStyle w:val="BodyText"/>
-        <w:keepNext/>
-        <w:spacing w:before="120" w:after="40" w:line="240" w:lineRule="auto"/>
-        <w:jc w:val="center"/>
-      </w:pPr>
-      <w:r>
-        <w:drawing>
-          <wp:inline>
-            <wp:extent cx="2160000" cy="1861888"/>
-            <wp:effectExtent b="0" l="0" r="0" t="0"/>
-            <wp:docPr descr="" title="" id="259" name="Picture"/>
-            <a:graphic>
-              <a:graphicData uri="http://schemas.openxmlformats.org/drawingml/2006/picture">
-                <pic:pic>
-                  <pic:nvPicPr>
-                    <pic:cNvPr descr="99e02b8672007e5819a2b8afd9be57f79d7db823512a106081d92ffc2d0ee62c.jpg" id="260" name="Picture"/>
-                    <pic:cNvPicPr>
-                      <a:picLocks noChangeArrowheads="1" noChangeAspect="1"/>
-                    </pic:cNvPicPr>
-                  </pic:nvPicPr>
-                  <pic:blipFill>
-                    <a:blip r:embed="rId258"/>
-                    <a:stretch>
-                      <a:fillRect/>
-                    </a:stretch>
-                  </pic:blipFill>
-                  <pic:spPr bwMode="auto">
-                    <a:xfrm>
-                      <a:off x="0" y="0"/>
-                      <a:ext cx="2160000" cy="1861888"/>
-                    </a:xfrm>
-                    <a:prstGeom prst="rect">
-                      <a:avLst/>
-                    </a:prstGeom>
-                    <a:noFill/>
-                    <a:ln w="9525">
-                      <a:noFill/>
-                      <a:headEnd/>
-                      <a:tailEnd/>
-                    </a:ln>
-                  </pic:spPr>
-                </pic:pic>
-              </a:graphicData>
-            </a:graphic>
-          </wp:inline>
-        </w:drawing>
-      </w:r>
-    </w:p>
-    <w:p>
-      <w:pPr>
-        <w:pStyle w:val="BodyText"/>
-        <w:spacing w:before="0" w:after="0" w:line="276" w:lineRule="auto"/>
-        <w:ind w:firstLineChars="200" w:firstLine="420"/>
-      </w:pPr>
-      <w:r>
-        <w:rPr>
-          <w:rFonts w:ascii="Times New Roman" w:hAnsi="Times New Roman" w:cs="Times New Roman" w:eastAsia="SimSun"/>
-        </w:rPr>
-        <w:t xml:space="preserve">(3分)</w:t>
-      </w:r>
-    </w:p>
-    <w:p>
-      <w:pPr>
-        <w:pStyle w:val="BodyText"/>
-        <w:spacing w:before="0" w:after="0" w:line="276" w:lineRule="auto"/>
-        <w:ind w:firstLineChars="200" w:firstLine="420"/>
-      </w:pPr>
-      <w:r>
-        <w:t xml:space="preserve">A</w:t>
-      </w:r>
-    </w:p>
-    <w:p>
-      <w:pPr>
-        <w:pStyle w:val="BodyText"/>
-        <w:spacing w:before="0" w:after="0" w:line="276" w:lineRule="auto"/>
-        <w:ind w:firstLineChars="200" w:firstLine="420"/>
-      </w:pPr>
-      <w:r>
-        <w:t xml:space="preserve">B</w:t>
-      </w:r>
-    </w:p>
-    <w:p>
-      <w:pPr>
-        <w:pStyle w:val="BodyText"/>
-        <w:keepNext/>
-        <w:spacing w:before="120" w:after="40" w:line="240" w:lineRule="auto"/>
-        <w:jc w:val="center"/>
-      </w:pPr>
-      <w:r>
-        <w:drawing>
-          <wp:inline>
-            <wp:extent cx="1975103" cy="2090928"/>
-            <wp:effectExtent b="0" l="0" r="0" t="0"/>
-            <wp:docPr descr="" title="" id="262" name="Picture"/>
-            <a:graphic>
-              <a:graphicData uri="http://schemas.openxmlformats.org/drawingml/2006/picture">
-                <pic:pic>
-                  <pic:nvPicPr>
-                    <pic:cNvPr descr="4913da2ebc0d86c043378c8cf48745ec2e07c00e9b215c2abf472fb544e06896.jpg" id="263" name="Picture"/>
-                    <pic:cNvPicPr>
-                      <a:picLocks noChangeArrowheads="1" noChangeAspect="1"/>
-                    </pic:cNvPicPr>
-                  </pic:nvPicPr>
-                  <pic:blipFill>
-                    <a:blip r:embed="rId261"/>
-                    <a:stretch>
-                      <a:fillRect/>
-                    </a:stretch>
-                  </pic:blipFill>
-                  <pic:spPr bwMode="auto">
-                    <a:xfrm>
-                      <a:off x="0" y="0"/>
-                      <a:ext cx="1975103" cy="2090928"/>
-                    </a:xfrm>
-                    <a:prstGeom prst="rect">
-                      <a:avLst/>
-                    </a:prstGeom>
-                    <a:noFill/>
-                    <a:ln w="9525">
-                      <a:noFill/>
-                      <a:headEnd/>
-                      <a:tailEnd/>
-                    </a:ln>
-                  </pic:spPr>
-                </pic:pic>
-              </a:graphicData>
-            </a:graphic>
-          </wp:inline>
-        </w:drawing>
-      </w:r>
-    </w:p>
-    <w:p>
-      <w:pPr>
-        <w:pStyle w:val="BodyText"/>
-        <w:spacing w:before="0" w:after="120" w:line="240" w:lineRule="auto"/>
-        <w:ind w:firstLineChars="200" w:firstLine="420"/>
-        <w:jc w:val="center"/>
-      </w:pPr>
-      <w:r>
-        <w:rPr>
-          <w:rFonts w:ascii="Times New Roman" w:hAnsi="Times New Roman" w:cs="Times New Roman" w:eastAsia="SimSun"/>
-        </w:rPr>
-        <w:t xml:space="preserve">(3分,注意标注电荷)</w:t>
-      </w:r>
-    </w:p>
-    <w:p>
-      <w:pPr>
-        <w:pStyle w:val="BodyText"/>
-        <w:spacing w:before="0" w:after="0" w:line="276" w:lineRule="auto"/>
-        <w:ind w:firstLineChars="200" w:firstLine="420"/>
-      </w:pPr>
-      <w:r>
-        <w:rPr>
-          <w:rFonts w:ascii="Times New Roman" w:hAnsi="Times New Roman" w:cs="Times New Roman" w:eastAsia="SimSun"/>
-        </w:rPr>
-        <w:t xml:space="preserve">共9分。</w:t>
-      </w:r>
-    </w:p>
-    <w:p>
-      <w:pPr>
-        <w:pStyle w:val="BodyText"/>
-        <w:spacing w:before="0" w:after="0" w:line="276" w:lineRule="auto"/>
-        <w:ind w:firstLineChars="200" w:firstLine="420"/>
-      </w:pPr>
-      <w:r>
-        <w:t xml:space="preserve">C</w:t>
-      </w:r>
-    </w:p>
+              <w:t xml:space="preserve">(3分)</w:t>
+            </w:r>
+          </w:p>
+        </w:tc>
+      </w:tr>
+      <w:tr>
+        <w:tc>
+          <w:tcPr>
+            <w:tcW w:type="dxa" w:w="4440"/>
+          </w:tcPr>
+          <w:tcPr/>
+          <w:p>
+            <w:pPr>
+              <w:pStyle w:val="Compact"/>
+            </w:pPr>
+          </w:p>
+        </w:tc>
+        <w:tc>
+          <w:tcPr>
+            <w:tcW w:type="dxa" w:w="3700"/>
+          </w:tcPr>
+          <w:tcPr/>
+          <w:p>
+            <w:pPr>
+              <w:pStyle w:val="Compact"/>
+              <w:jc w:val="center"/>
+            </w:pPr>
+            <w:r>
+              <w:t xml:space="preserve">A</w:t>
+            </w:r>
+          </w:p>
+        </w:tc>
+        <w:tc>
+          <w:tcPr>
+            <w:tcW w:type="dxa" w:w="1612"/>
+          </w:tcPr>
+          <w:tcPr/>
+          <w:p>
+            <w:pPr>
+              <w:pStyle w:val="Compact"/>
+              <w:jc w:val="center"/>
+            </w:pPr>
+            <w:r>
+              <w:t xml:space="preserve">B</w:t>
+            </w:r>
+          </w:p>
+        </w:tc>
+      </w:tr>
+      <w:tr>
+        <w:tc>
+          <w:tcPr>
+            <w:tcW w:type="dxa" w:w="4440"/>
+          </w:tcPr>
+          <w:tcPr/>
+          <w:p>
+            <w:pPr>
+              <w:pStyle w:val="Compact"/>
+            </w:pPr>
+          </w:p>
+        </w:tc>
+        <w:tc>
+          <w:tcPr>
+            <w:tcW w:type="dxa" w:w="3700"/>
+          </w:tcPr>
+          <w:tcPr/>
+          <w:p>
+            <w:pPr>
+              <w:pStyle w:val="Compact"/>
+              <w:jc w:val="center"/>
+            </w:pPr>
+            <w:r>
+              <w:drawing>
+                <wp:inline>
+                  <wp:extent cx="1564267" cy="1655999"/>
+                  <wp:effectExtent b="0" l="0" r="0" t="0"/>
+                  <wp:docPr descr="" title="" id="259" name="Picture"/>
+                  <a:graphic>
+                    <a:graphicData uri="http://schemas.openxmlformats.org/drawingml/2006/picture">
+                      <pic:pic>
+                        <pic:nvPicPr>
+                          <pic:cNvPr descr="4913da2ebc0d86c043378c8cf48745ec2e07c00e9b215c2abf472fb544e06896.jpg" id="260" name="Picture"/>
+                          <pic:cNvPicPr>
+                            <a:picLocks noChangeArrowheads="1" noChangeAspect="1"/>
+                          </pic:cNvPicPr>
+                        </pic:nvPicPr>
+                        <pic:blipFill>
+                          <a:blip r:embed="rId258"/>
+                          <a:stretch>
+                            <a:fillRect/>
+                          </a:stretch>
+                        </pic:blipFill>
+                        <pic:spPr bwMode="auto">
+                          <a:xfrm>
+                            <a:off x="0" y="0"/>
+                            <a:ext cx="1564267" cy="1655999"/>
+                          </a:xfrm>
+                          <a:prstGeom prst="rect">
+                            <a:avLst/>
+                          </a:prstGeom>
+                          <a:noFill/>
+                          <a:ln w="9525">
+                            <a:noFill/>
+                            <a:headEnd/>
+                            <a:tailEnd/>
+                          </a:ln>
+                        </pic:spPr>
+                      </pic:pic>
+                    </a:graphicData>
+                  </a:graphic>
+                </wp:inline>
+              </w:drawing>
+            </w:r>
+            <w:r>
+              <w:t xml:space="preserve"> </w:t>
+            </w:r>
+            <w:r>
+              <w:rPr>
+                <w:rFonts w:ascii="Times New Roman" w:hAnsi="Times New Roman" w:cs="Times New Roman" w:eastAsia="SimSun"/>
+              </w:rPr>
+              <w:t xml:space="preserve">(3分,注意标注电荷)</w:t>
+            </w:r>
+          </w:p>
+        </w:tc>
+        <w:tc>
+          <w:tcPr>
+            <w:tcW w:type="dxa" w:w="1612"/>
+          </w:tcPr>
+          <w:tcPr/>
+          <w:p>
+            <w:pPr>
+              <w:pStyle w:val="Compact"/>
+              <w:jc w:val="center"/>
+            </w:pPr>
+            <w:r>
+              <w:rPr>
+                <w:rFonts w:ascii="Times New Roman" w:hAnsi="Times New Roman" w:cs="Times New Roman" w:eastAsia="SimSun"/>
+              </w:rPr>
+              <w:t xml:space="preserve">共9分。</w:t>
+            </w:r>
+          </w:p>
+        </w:tc>
+      </w:tr>
+      <w:tr>
+        <w:tc>
+          <w:tcPr>
+            <w:tcW w:type="dxa" w:w="4440"/>
+          </w:tcPr>
+          <w:tcPr/>
+          <w:p>
+            <w:pPr>
+              <w:pStyle w:val="Compact"/>
+            </w:pPr>
+          </w:p>
+        </w:tc>
+        <w:tc>
+          <w:tcPr>
+            <w:tcW w:type="dxa" w:w="3700"/>
+          </w:tcPr>
+          <w:tcPr/>
+          <w:p>
+            <w:pPr>
+              <w:pStyle w:val="Compact"/>
+              <w:jc w:val="center"/>
+            </w:pPr>
+            <w:r>
+              <w:t xml:space="preserve">C</w:t>
+            </w:r>
+          </w:p>
+        </w:tc>
+        <w:tc>
+          <w:tcPr>
+            <w:tcW w:type="dxa" w:w="1612"/>
+          </w:tcPr>
+          <w:tcPr/>
+          <w:p>
+            <w:pPr>
+              <w:pStyle w:val="Compact"/>
+            </w:pPr>
+          </w:p>
+        </w:tc>
+      </w:tr>
+    </w:tbl>
     <w:p>
       <w:pPr>
         <w:pStyle w:val="BodyText"/>
@@ -15856,10 +16122,10 @@
         <w:t xml:space="preserve">(3分)</w:t>
       </w:r>
     </w:p>
-    <w:bookmarkEnd w:id="264"/>
-    <w:bookmarkEnd w:id="265"/>
-    <w:bookmarkEnd w:id="266"/>
-    <w:bookmarkStart w:id="287" w:name="第二部分-结构鉴定与立体化学第-610-题共-65-分"/>
+    <w:bookmarkEnd w:id="261"/>
+    <w:bookmarkEnd w:id="262"/>
+    <w:bookmarkEnd w:id="263"/>
+    <w:bookmarkStart w:id="565" w:name="第二部分-结构鉴定与立体化学第-610-题共-65-分"/>
     <w:p>
       <w:pPr>
         <w:pStyle w:val="Heading2"/>
@@ -15898,7 +16164,7 @@
         <w:t xml:space="preserve">分）</w:t>
       </w:r>
     </w:p>
-    <w:bookmarkStart w:id="286" w:name="第-6-题13-分复杂的-wittig-重排"/>
+    <w:bookmarkStart w:id="313" w:name="第-6-题13-分复杂的-wittig-重排"/>
     <w:p>
       <w:pPr>
         <w:pStyle w:val="Heading3"/>
@@ -16070,18 +16336,18 @@
           <wp:inline>
             <wp:extent cx="1938528" cy="548639"/>
             <wp:effectExtent b="0" l="0" r="0" t="0"/>
-            <wp:docPr descr="" title="" id="268" name="Picture"/>
+            <wp:docPr descr="" title="" id="265" name="Picture"/>
             <a:graphic>
               <a:graphicData uri="http://schemas.openxmlformats.org/drawingml/2006/picture">
                 <pic:pic>
                   <pic:nvPicPr>
-                    <pic:cNvPr descr="1d4d1709ee4e03d9062a7de821d9de57cd2492fbc0d388234de44576942f13d7.jpg" id="269" name="Picture"/>
+                    <pic:cNvPr descr="1d4d1709ee4e03d9062a7de821d9de57cd2492fbc0d388234de44576942f13d7.jpg" id="266" name="Picture"/>
                     <pic:cNvPicPr>
                       <a:picLocks noChangeArrowheads="1" noChangeAspect="1"/>
                     </pic:cNvPicPr>
                   </pic:nvPicPr>
                   <pic:blipFill>
-                    <a:blip r:embed="rId267"/>
+                    <a:blip r:embed="rId264"/>
                     <a:stretch>
                       <a:fillRect/>
                     </a:stretch>
@@ -16233,18 +16499,18 @@
           <wp:inline>
             <wp:extent cx="3024000" cy="803461"/>
             <wp:effectExtent b="0" l="0" r="0" t="0"/>
-            <wp:docPr descr="" title="" id="271" name="Picture"/>
+            <wp:docPr descr="" title="" id="268" name="Picture"/>
             <a:graphic>
               <a:graphicData uri="http://schemas.openxmlformats.org/drawingml/2006/picture">
                 <pic:pic>
                   <pic:nvPicPr>
-                    <pic:cNvPr descr="2f41eefb2f8837e882efddd34785856a3b9af320cdd7cc417be25a21fab2c5d0.jpg" id="272" name="Picture"/>
+                    <pic:cNvPr descr="2f41eefb2f8837e882efddd34785856a3b9af320cdd7cc417be25a21fab2c5d0.jpg" id="269" name="Picture"/>
                     <pic:cNvPicPr>
                       <a:picLocks noChangeArrowheads="1" noChangeAspect="1"/>
                     </pic:cNvPicPr>
                   </pic:nvPicPr>
                   <pic:blipFill>
-                    <a:blip r:embed="rId270"/>
+                    <a:blip r:embed="rId267"/>
                     <a:stretch>
                       <a:fillRect/>
                     </a:stretch>
@@ -16416,18 +16682,18 @@
           <wp:inline>
             <wp:extent cx="3024000" cy="1252124"/>
             <wp:effectExtent b="0" l="0" r="0" t="0"/>
-            <wp:docPr descr="" title="" id="274" name="Picture"/>
+            <wp:docPr descr="" title="" id="271" name="Picture"/>
             <a:graphic>
               <a:graphicData uri="http://schemas.openxmlformats.org/drawingml/2006/picture">
                 <pic:pic>
                   <pic:nvPicPr>
-                    <pic:cNvPr descr="c01f38ed91851ecdd5a7bafa10e2ae41a671f0ed4f073912970da57131275e30.jpg" id="275" name="Picture"/>
+                    <pic:cNvPr descr="c01f38ed91851ecdd5a7bafa10e2ae41a671f0ed4f073912970da57131275e30.jpg" id="272" name="Picture"/>
                     <pic:cNvPicPr>
                       <a:picLocks noChangeArrowheads="1" noChangeAspect="1"/>
                     </pic:cNvPicPr>
                   </pic:nvPicPr>
                   <pic:blipFill>
-                    <a:blip r:embed="rId273"/>
+                    <a:blip r:embed="rId270"/>
                     <a:stretch>
                       <a:fillRect/>
                     </a:stretch>
@@ -16538,18 +16804,18 @@
           <wp:inline>
             <wp:extent cx="3024000" cy="1666692"/>
             <wp:effectExtent b="0" l="0" r="0" t="0"/>
-            <wp:docPr descr="" title="" id="277" name="Picture"/>
+            <wp:docPr descr="" title="" id="274" name="Picture"/>
             <a:graphic>
               <a:graphicData uri="http://schemas.openxmlformats.org/drawingml/2006/picture">
                 <pic:pic>
                   <pic:nvPicPr>
-                    <pic:cNvPr descr="8c28f829305194786d02e72b66cd5edc1d769033afea47367dc25569c4cfa3af.jpg" id="278" name="Picture"/>
+                    <pic:cNvPr descr="8c28f829305194786d02e72b66cd5edc1d769033afea47367dc25569c4cfa3af.jpg" id="275" name="Picture"/>
                     <pic:cNvPicPr>
                       <a:picLocks noChangeArrowheads="1" noChangeAspect="1"/>
                     </pic:cNvPicPr>
                   </pic:nvPicPr>
                   <pic:blipFill>
-                    <a:blip r:embed="rId276"/>
+                    <a:blip r:embed="rId273"/>
                     <a:stretch>
                       <a:fillRect/>
                     </a:stretch>
@@ -16621,18 +16887,18 @@
           <wp:inline>
             <wp:extent cx="3024000" cy="755335"/>
             <wp:effectExtent b="0" l="0" r="0" t="0"/>
-            <wp:docPr descr="" title="" id="280" name="Picture"/>
+            <wp:docPr descr="" title="" id="277" name="Picture"/>
             <a:graphic>
               <a:graphicData uri="http://schemas.openxmlformats.org/drawingml/2006/picture">
                 <pic:pic>
                   <pic:nvPicPr>
-                    <pic:cNvPr descr="ec7d8567258d7fbd556d3f6495f29a3a0b52a58759745313a0395c5751b70b83.jpg" id="281" name="Picture"/>
+                    <pic:cNvPr descr="ec7d8567258d7fbd556d3f6495f29a3a0b52a58759745313a0395c5751b70b83.jpg" id="278" name="Picture"/>
                     <pic:cNvPicPr>
                       <a:picLocks noChangeArrowheads="1" noChangeAspect="1"/>
                     </pic:cNvPicPr>
                   </pic:nvPicPr>
                   <pic:blipFill>
-                    <a:blip r:embed="rId279"/>
+                    <a:blip r:embed="rId276"/>
                     <a:stretch>
                       <a:fillRect/>
                     </a:stretch>
@@ -17045,7 +17311,7 @@
         <w:t xml:space="preserve">值的作用。</w:t>
       </w:r>
     </w:p>
-    <w:bookmarkStart w:id="285" w:name="答案-5"/>
+    <w:bookmarkStart w:id="312" w:name="答案-5"/>
     <w:p>
       <w:pPr>
         <w:pStyle w:val="Heading4"/>
@@ -17069,18 +17335,18 @@
           <wp:inline>
             <wp:extent cx="1938527" cy="1359408"/>
             <wp:effectExtent b="0" l="0" r="0" t="0"/>
-            <wp:docPr descr="" title="" id="283" name="Picture"/>
+            <wp:docPr descr="" title="" id="280" name="Picture"/>
             <a:graphic>
               <a:graphicData uri="http://schemas.openxmlformats.org/drawingml/2006/picture">
                 <pic:pic>
                   <pic:nvPicPr>
-                    <pic:cNvPr descr="286351a78f86af9db178599685d71918145285b449462bc9774e0890e8f4f508.jpg" id="284" name="Picture"/>
+                    <pic:cNvPr descr="286351a78f86af9db178599685d71918145285b449462bc9774e0890e8f4f508.jpg" id="281" name="Picture"/>
                     <pic:cNvPicPr>
                       <a:picLocks noChangeArrowheads="1" noChangeAspect="1"/>
                     </pic:cNvPicPr>
                   </pic:nvPicPr>
                   <pic:blipFill>
-                    <a:blip r:embed="rId282"/>
+                    <a:blip r:embed="rId279"/>
                     <a:stretch>
                       <a:fillRect/>
                     </a:stretch>
@@ -17107,14 +17373,11 @@
         </w:drawing>
       </w:r>
     </w:p>
-    <w:bookmarkEnd w:id="285"/>
-    <w:bookmarkEnd w:id="286"/>
-    <w:bookmarkEnd w:id="287"/>
-    <w:bookmarkStart w:id="357" w:name="分-结构-1-分-手性位点一个-1-分"/>
     <w:p>
       <w:pPr>
-        <w:pStyle w:val="Heading2"/>
+        <w:pStyle w:val="BodyText"/>
         <w:spacing w:before="0" w:after="120" w:line="240" w:lineRule="auto"/>
+        <w:ind w:firstLineChars="200" w:firstLine="420"/>
         <w:jc w:val="center"/>
       </w:pPr>
       <w:r>
@@ -17237,18 +17500,18 @@
                 <wp:inline>
                   <wp:extent cx="1139951" cy="822960"/>
                   <wp:effectExtent b="0" l="0" r="0" t="0"/>
-                  <wp:docPr descr="" title="" id="289" name="Picture"/>
+                  <wp:docPr descr="" title="" id="283" name="Picture"/>
                   <a:graphic>
                     <a:graphicData uri="http://schemas.openxmlformats.org/drawingml/2006/picture">
                       <pic:pic>
                         <pic:nvPicPr>
-                          <pic:cNvPr descr="90179e296cd6b5d17891cc0552c2874a54b346504c0bdd44924d7268bc403b1c.jpg" id="290" name="Picture"/>
+                          <pic:cNvPr descr="90179e296cd6b5d17891cc0552c2874a54b346504c0bdd44924d7268bc403b1c.jpg" id="284" name="Picture"/>
                           <pic:cNvPicPr>
                             <a:picLocks noChangeArrowheads="1" noChangeAspect="1"/>
                           </pic:cNvPicPr>
                         </pic:nvPicPr>
                         <pic:blipFill>
-                          <a:blip r:embed="rId288"/>
+                          <a:blip r:embed="rId282"/>
                           <a:stretch>
                             <a:fillRect/>
                           </a:stretch>
@@ -17291,18 +17554,18 @@
                 <wp:inline>
                   <wp:extent cx="1639824" cy="768095"/>
                   <wp:effectExtent b="0" l="0" r="0" t="0"/>
-                  <wp:docPr descr="" title="" id="292" name="Picture"/>
+                  <wp:docPr descr="" title="" id="286" name="Picture"/>
                   <a:graphic>
                     <a:graphicData uri="http://schemas.openxmlformats.org/drawingml/2006/picture">
                       <pic:pic>
                         <pic:nvPicPr>
-                          <pic:cNvPr descr="9f76ffdbc82d3679a7b0be142f232a027e45d77772b4d0277695cbbe5e7865a6.jpg" id="293" name="Picture"/>
+                          <pic:cNvPr descr="9f76ffdbc82d3679a7b0be142f232a027e45d77772b4d0277695cbbe5e7865a6.jpg" id="287" name="Picture"/>
                           <pic:cNvPicPr>
                             <a:picLocks noChangeArrowheads="1" noChangeAspect="1"/>
                           </pic:cNvPicPr>
                         </pic:nvPicPr>
                         <pic:blipFill>
-                          <a:blip r:embed="rId291"/>
+                          <a:blip r:embed="rId285"/>
                           <a:stretch>
                             <a:fillRect/>
                           </a:stretch>
@@ -17385,18 +17648,18 @@
                 <wp:inline>
                   <wp:extent cx="1658112" cy="786383"/>
                   <wp:effectExtent b="0" l="0" r="0" t="0"/>
-                  <wp:docPr descr="" title="" id="295" name="Picture"/>
+                  <wp:docPr descr="" title="" id="289" name="Picture"/>
                   <a:graphic>
                     <a:graphicData uri="http://schemas.openxmlformats.org/drawingml/2006/picture">
                       <pic:pic>
                         <pic:nvPicPr>
-                          <pic:cNvPr descr="28f0d39a2e4aa69f0546c4290f1e16ccb28c3941f8caee6bdbcf61447f7b1f8b.jpg" id="296" name="Picture"/>
+                          <pic:cNvPr descr="28f0d39a2e4aa69f0546c4290f1e16ccb28c3941f8caee6bdbcf61447f7b1f8b.jpg" id="290" name="Picture"/>
                           <pic:cNvPicPr>
                             <a:picLocks noChangeArrowheads="1" noChangeAspect="1"/>
                           </pic:cNvPicPr>
                         </pic:nvPicPr>
                         <pic:blipFill>
-                          <a:blip r:embed="rId294"/>
+                          <a:blip r:embed="rId288"/>
                           <a:stretch>
                             <a:fillRect/>
                           </a:stretch>
@@ -17439,18 +17702,18 @@
                 <wp:inline>
                   <wp:extent cx="1139951" cy="841248"/>
                   <wp:effectExtent b="0" l="0" r="0" t="0"/>
-                  <wp:docPr descr="" title="" id="298" name="Picture"/>
+                  <wp:docPr descr="" title="" id="292" name="Picture"/>
                   <a:graphic>
                     <a:graphicData uri="http://schemas.openxmlformats.org/drawingml/2006/picture">
                       <pic:pic>
                         <pic:nvPicPr>
-                          <pic:cNvPr descr="8373131b6062f4f37bd4a550ea64467cfdac68a1b61fd0867e2988877f14d5ba.jpg" id="299" name="Picture"/>
+                          <pic:cNvPr descr="8373131b6062f4f37bd4a550ea64467cfdac68a1b61fd0867e2988877f14d5ba.jpg" id="293" name="Picture"/>
                           <pic:cNvPicPr>
                             <a:picLocks noChangeArrowheads="1" noChangeAspect="1"/>
                           </pic:cNvPicPr>
                         </pic:nvPicPr>
                         <pic:blipFill>
-                          <a:blip r:embed="rId297"/>
+                          <a:blip r:embed="rId291"/>
                           <a:stretch>
                             <a:fillRect/>
                           </a:stretch>
@@ -17530,18 +17793,18 @@
                 <wp:inline>
                   <wp:extent cx="1568400" cy="312620"/>
                   <wp:effectExtent b="0" l="0" r="0" t="0"/>
-                  <wp:docPr descr="" title="" id="301" name="Picture"/>
+                  <wp:docPr descr="" title="" id="295" name="Picture"/>
                   <a:graphic>
                     <a:graphicData uri="http://schemas.openxmlformats.org/drawingml/2006/picture">
                       <pic:pic>
                         <pic:nvPicPr>
-                          <pic:cNvPr descr="d040b039a1950ce94244ca6db7b6da0a50313e99f5a705cd1024aa083c980944.jpg" id="302" name="Picture"/>
+                          <pic:cNvPr descr="d040b039a1950ce94244ca6db7b6da0a50313e99f5a705cd1024aa083c980944.jpg" id="296" name="Picture"/>
                           <pic:cNvPicPr>
                             <a:picLocks noChangeArrowheads="1" noChangeAspect="1"/>
                           </pic:cNvPicPr>
                         </pic:nvPicPr>
                         <pic:blipFill>
-                          <a:blip r:embed="rId300"/>
+                          <a:blip r:embed="rId294"/>
                           <a:stretch>
                             <a:fillRect/>
                           </a:stretch>
@@ -17584,18 +17847,18 @@
                 <wp:inline>
                   <wp:extent cx="1568400" cy="279637"/>
                   <wp:effectExtent b="0" l="0" r="0" t="0"/>
-                  <wp:docPr descr="" title="" id="304" name="Picture"/>
+                  <wp:docPr descr="" title="" id="298" name="Picture"/>
                   <a:graphic>
                     <a:graphicData uri="http://schemas.openxmlformats.org/drawingml/2006/picture">
                       <pic:pic>
                         <pic:nvPicPr>
-                          <pic:cNvPr descr="c7ae690dbb6f849d8ef64b70dcb03b78ea17bfbb0ad15fc263b05d0af22b6ea2.jpg" id="305" name="Picture"/>
+                          <pic:cNvPr descr="c7ae690dbb6f849d8ef64b70dcb03b78ea17bfbb0ad15fc263b05d0af22b6ea2.jpg" id="299" name="Picture"/>
                           <pic:cNvPicPr>
                             <a:picLocks noChangeArrowheads="1" noChangeAspect="1"/>
                           </pic:cNvPicPr>
                         </pic:nvPicPr>
                         <pic:blipFill>
-                          <a:blip r:embed="rId303"/>
+                          <a:blip r:embed="rId297"/>
                           <a:stretch>
                             <a:fillRect/>
                           </a:stretch>
@@ -17638,18 +17901,18 @@
                 <wp:inline>
                   <wp:extent cx="1568400" cy="408380"/>
                   <wp:effectExtent b="0" l="0" r="0" t="0"/>
-                  <wp:docPr descr="" title="" id="307" name="Picture"/>
+                  <wp:docPr descr="" title="" id="301" name="Picture"/>
                   <a:graphic>
                     <a:graphicData uri="http://schemas.openxmlformats.org/drawingml/2006/picture">
                       <pic:pic>
                         <pic:nvPicPr>
-                          <pic:cNvPr descr="59bf43e682c18a7d592fa358baa8e4d5a63d7aa7855c8f24dd91af9187900e21.jpg" id="308" name="Picture"/>
+                          <pic:cNvPr descr="59bf43e682c18a7d592fa358baa8e4d5a63d7aa7855c8f24dd91af9187900e21.jpg" id="302" name="Picture"/>
                           <pic:cNvPicPr>
                             <a:picLocks noChangeArrowheads="1" noChangeAspect="1"/>
                           </pic:cNvPicPr>
                         </pic:nvPicPr>
                         <pic:blipFill>
-                          <a:blip r:embed="rId306"/>
+                          <a:blip r:embed="rId300"/>
                           <a:stretch>
                             <a:fillRect/>
                           </a:stretch>
@@ -17817,18 +18080,18 @@
                 <wp:inline>
                   <wp:extent cx="2406600" cy="1325202"/>
                   <wp:effectExtent b="0" l="0" r="0" t="0"/>
-                  <wp:docPr descr="" title="" id="310" name="Picture"/>
+                  <wp:docPr descr="" title="" id="304" name="Picture"/>
                   <a:graphic>
                     <a:graphicData uri="http://schemas.openxmlformats.org/drawingml/2006/picture">
                       <pic:pic>
                         <pic:nvPicPr>
-                          <pic:cNvPr descr="4cdbf1b7d0b326e61960cb417b48afd1eedcf09d4b520ea9b1c11ca4b65f44d8.jpg" id="311" name="Picture"/>
+                          <pic:cNvPr descr="4cdbf1b7d0b326e61960cb417b48afd1eedcf09d4b520ea9b1c11ca4b65f44d8.jpg" id="305" name="Picture"/>
                           <pic:cNvPicPr>
                             <a:picLocks noChangeArrowheads="1" noChangeAspect="1"/>
                           </pic:cNvPicPr>
                         </pic:nvPicPr>
                         <pic:blipFill>
-                          <a:blip r:embed="rId309"/>
+                          <a:blip r:embed="rId303"/>
                           <a:stretch>
                             <a:fillRect/>
                           </a:stretch>
@@ -17871,18 +18134,18 @@
                 <wp:inline>
                   <wp:extent cx="2406600" cy="649531"/>
                   <wp:effectExtent b="0" l="0" r="0" t="0"/>
-                  <wp:docPr descr="" title="" id="313" name="Picture"/>
+                  <wp:docPr descr="" title="" id="307" name="Picture"/>
                   <a:graphic>
                     <a:graphicData uri="http://schemas.openxmlformats.org/drawingml/2006/picture">
                       <pic:pic>
                         <pic:nvPicPr>
-                          <pic:cNvPr descr="b704317eb8043c83dcab5a8aed73637f072dda975de0556830b568e861114e85.jpg" id="314" name="Picture"/>
+                          <pic:cNvPr descr="b704317eb8043c83dcab5a8aed73637f072dda975de0556830b568e861114e85.jpg" id="308" name="Picture"/>
                           <pic:cNvPicPr>
                             <a:picLocks noChangeArrowheads="1" noChangeAspect="1"/>
                           </pic:cNvPicPr>
                         </pic:nvPicPr>
                         <pic:blipFill>
-                          <a:blip r:embed="rId312"/>
+                          <a:blip r:embed="rId306"/>
                           <a:stretch>
                             <a:fillRect/>
                           </a:stretch>
@@ -18026,18 +18289,18 @@
           <wp:inline>
             <wp:extent cx="3024000" cy="1041134"/>
             <wp:effectExtent b="0" l="0" r="0" t="0"/>
-            <wp:docPr descr="" title="" id="316" name="Picture"/>
+            <wp:docPr descr="" title="" id="310" name="Picture"/>
             <a:graphic>
               <a:graphicData uri="http://schemas.openxmlformats.org/drawingml/2006/picture">
                 <pic:pic>
                   <pic:nvPicPr>
-                    <pic:cNvPr descr="a8b34573e91bc47110652782707b19077db44b86f031f1c6a79b296662724770.jpg" id="317" name="Picture"/>
+                    <pic:cNvPr descr="a8b34573e91bc47110652782707b19077db44b86f031f1c6a79b296662724770.jpg" id="311" name="Picture"/>
                     <pic:cNvPicPr>
                       <a:picLocks noChangeArrowheads="1" noChangeAspect="1"/>
                     </pic:cNvPicPr>
                   </pic:nvPicPr>
                   <pic:blipFill>
-                    <a:blip r:embed="rId315"/>
+                    <a:blip r:embed="rId309"/>
                     <a:stretch>
                       <a:fillRect/>
                     </a:stretch>
@@ -18101,7 +18364,9 @@
         <w:t xml:space="preserve">[1,3]-σ迁移在协同条件下禁阻,故通过生成紧密离子对进行迁移反应(1分)紧密离子对在反应过程中可能发生解离,降低对映选择性(1分)TEMPO可以氧化发生解离的烯丙基负离子,使得产物几乎全部来自于高专一性的紧密离子对重组路径(1分)(共3分,各1分,若答“紧密自由基对”亦可)</w:t>
       </w:r>
     </w:p>
-    <w:bookmarkStart w:id="334" w:name="第-7-题13-分某类有机发光小分子"/>
+    <w:bookmarkEnd w:id="312"/>
+    <w:bookmarkEnd w:id="313"/>
+    <w:bookmarkStart w:id="330" w:name="第-7-题13-分某类有机发光小分子"/>
     <w:p>
       <w:pPr>
         <w:pStyle w:val="Heading3"/>
@@ -18280,18 +18545,18 @@
           <wp:inline>
             <wp:extent cx="3024000" cy="1074006"/>
             <wp:effectExtent b="0" l="0" r="0" t="0"/>
-            <wp:docPr descr="" title="" id="319" name="Picture"/>
+            <wp:docPr descr="" title="" id="315" name="Picture"/>
             <a:graphic>
               <a:graphicData uri="http://schemas.openxmlformats.org/drawingml/2006/picture">
                 <pic:pic>
                   <pic:nvPicPr>
-                    <pic:cNvPr descr="de1f7b856759b6cf361b8a3e1988f929b6f77ea1197825b5cafb7e9a48f21c34.jpg" id="320" name="Picture"/>
+                    <pic:cNvPr descr="de1f7b856759b6cf361b8a3e1988f929b6f77ea1197825b5cafb7e9a48f21c34.jpg" id="316" name="Picture"/>
                     <pic:cNvPicPr>
                       <a:picLocks noChangeArrowheads="1" noChangeAspect="1"/>
                     </pic:cNvPicPr>
                   </pic:nvPicPr>
                   <pic:blipFill>
-                    <a:blip r:embed="rId318"/>
+                    <a:blip r:embed="rId314"/>
                     <a:stretch>
                       <a:fillRect/>
                     </a:stretch>
@@ -18968,7 +19233,7 @@
         <w:t xml:space="preserve">的杂化方式。</w:t>
       </w:r>
     </w:p>
-    <w:bookmarkStart w:id="333" w:name="答案-6"/>
+    <w:bookmarkStart w:id="329" w:name="答案-6"/>
     <w:p>
       <w:pPr>
         <w:pStyle w:val="Heading4"/>
@@ -19334,18 +19599,18 @@
           <wp:inline>
             <wp:extent cx="3024000" cy="979728"/>
             <wp:effectExtent b="0" l="0" r="0" t="0"/>
-            <wp:docPr descr="" title="" id="322" name="Picture"/>
+            <wp:docPr descr="" title="" id="318" name="Picture"/>
             <a:graphic>
               <a:graphicData uri="http://schemas.openxmlformats.org/drawingml/2006/picture">
                 <pic:pic>
                   <pic:nvPicPr>
-                    <pic:cNvPr descr="45d49d85a5f44fed008c21ad3f7a3ef37e3c2b436ec8851aaa00f48cd98c7d87.jpg" id="323" name="Picture"/>
+                    <pic:cNvPr descr="45d49d85a5f44fed008c21ad3f7a3ef37e3c2b436ec8851aaa00f48cd98c7d87.jpg" id="319" name="Picture"/>
                     <pic:cNvPicPr>
                       <a:picLocks noChangeArrowheads="1" noChangeAspect="1"/>
                     </pic:cNvPicPr>
                   </pic:nvPicPr>
                   <pic:blipFill>
-                    <a:blip r:embed="rId321"/>
+                    <a:blip r:embed="rId317"/>
                     <a:stretch>
                       <a:fillRect/>
                     </a:stretch>
@@ -19469,18 +19734,18 @@
           <wp:inline>
             <wp:extent cx="3024000" cy="1074256"/>
             <wp:effectExtent b="0" l="0" r="0" t="0"/>
-            <wp:docPr descr="" title="" id="325" name="Picture"/>
+            <wp:docPr descr="" title="" id="321" name="Picture"/>
             <a:graphic>
               <a:graphicData uri="http://schemas.openxmlformats.org/drawingml/2006/picture">
                 <pic:pic>
                   <pic:nvPicPr>
-                    <pic:cNvPr descr="ff6630609c5d554291f7ef955c27b807cc6c5601e67d76630fc45b119372ceb7.jpg" id="326" name="Picture"/>
+                    <pic:cNvPr descr="ff6630609c5d554291f7ef955c27b807cc6c5601e67d76630fc45b119372ceb7.jpg" id="322" name="Picture"/>
                     <pic:cNvPicPr>
                       <a:picLocks noChangeArrowheads="1" noChangeAspect="1"/>
                     </pic:cNvPicPr>
                   </pic:nvPicPr>
                   <pic:blipFill>
-                    <a:blip r:embed="rId324"/>
+                    <a:blip r:embed="rId320"/>
                     <a:stretch>
                       <a:fillRect/>
                     </a:stretch>
@@ -19578,18 +19843,18 @@
           <wp:inline>
             <wp:extent cx="3024000" cy="1730480"/>
             <wp:effectExtent b="0" l="0" r="0" t="0"/>
-            <wp:docPr descr="" title="" id="328" name="Picture"/>
+            <wp:docPr descr="" title="" id="324" name="Picture"/>
             <a:graphic>
               <a:graphicData uri="http://schemas.openxmlformats.org/drawingml/2006/picture">
                 <pic:pic>
                   <pic:nvPicPr>
-                    <pic:cNvPr descr="62455be6a10c62406482b1e1a02933a0e9fc43a6222d4aff9e3974fa74da2fe6.jpg" id="329" name="Picture"/>
+                    <pic:cNvPr descr="62455be6a10c62406482b1e1a02933a0e9fc43a6222d4aff9e3974fa74da2fe6.jpg" id="325" name="Picture"/>
                     <pic:cNvPicPr>
                       <a:picLocks noChangeArrowheads="1" noChangeAspect="1"/>
                     </pic:cNvPicPr>
                   </pic:nvPicPr>
                   <pic:blipFill>
-                    <a:blip r:embed="rId327"/>
+                    <a:blip r:embed="rId323"/>
                     <a:stretch>
                       <a:fillRect/>
                     </a:stretch>
@@ -19642,18 +19907,18 @@
           <wp:inline>
             <wp:extent cx="1880539" cy="2160000"/>
             <wp:effectExtent b="0" l="0" r="0" t="0"/>
-            <wp:docPr descr="" title="" id="331" name="Picture"/>
+            <wp:docPr descr="" title="" id="327" name="Picture"/>
             <a:graphic>
               <a:graphicData uri="http://schemas.openxmlformats.org/drawingml/2006/picture">
                 <pic:pic>
                   <pic:nvPicPr>
-                    <pic:cNvPr descr="ab791fb6f627e3c00f6143f581b67d582102dbdd28764d3b2651cb6a91fac1c7.jpg" id="332" name="Picture"/>
+                    <pic:cNvPr descr="ab791fb6f627e3c00f6143f581b67d582102dbdd28764d3b2651cb6a91fac1c7.jpg" id="328" name="Picture"/>
                     <pic:cNvPicPr>
                       <a:picLocks noChangeArrowheads="1" noChangeAspect="1"/>
                     </pic:cNvPicPr>
                   </pic:nvPicPr>
                   <pic:blipFill>
-                    <a:blip r:embed="rId330"/>
+                    <a:blip r:embed="rId326"/>
                     <a:stretch>
                       <a:fillRect/>
                     </a:stretch>
@@ -19680,9 +19945,9 @@
         </w:drawing>
       </w:r>
     </w:p>
-    <w:bookmarkEnd w:id="333"/>
-    <w:bookmarkEnd w:id="334"/>
-    <w:bookmarkStart w:id="356" w:name="第-8-题13-分烷烃构象与-a¹³-张力"/>
+    <w:bookmarkEnd w:id="329"/>
+    <w:bookmarkEnd w:id="330"/>
+    <w:bookmarkStart w:id="458" w:name="第-8-题13-分烷烃构象与-a¹³-张力"/>
     <w:p>
       <w:pPr>
         <w:pStyle w:val="Heading3"/>
@@ -19912,18 +20177,18 @@
                 <wp:inline>
                   <wp:extent cx="1005839" cy="1103376"/>
                   <wp:effectExtent b="0" l="0" r="0" t="0"/>
-                  <wp:docPr descr="" title="" id="336" name="Picture"/>
+                  <wp:docPr descr="" title="" id="332" name="Picture"/>
                   <a:graphic>
                     <a:graphicData uri="http://schemas.openxmlformats.org/drawingml/2006/picture">
                       <pic:pic>
                         <pic:nvPicPr>
-                          <pic:cNvPr descr="39e8d9413e054bf66fee4111535fa317c163bb3b1849d25a8cb594059b7c2b9d.jpg" id="337" name="Picture"/>
+                          <pic:cNvPr descr="39e8d9413e054bf66fee4111535fa317c163bb3b1849d25a8cb594059b7c2b9d.jpg" id="333" name="Picture"/>
                           <pic:cNvPicPr>
                             <a:picLocks noChangeArrowheads="1" noChangeAspect="1"/>
                           </pic:cNvPicPr>
                         </pic:nvPicPr>
                         <pic:blipFill>
-                          <a:blip r:embed="rId335"/>
+                          <a:blip r:embed="rId331"/>
                           <a:stretch>
                             <a:fillRect/>
                           </a:stretch>
@@ -19966,18 +20231,18 @@
                 <wp:inline>
                   <wp:extent cx="713232" cy="566928"/>
                   <wp:effectExtent b="0" l="0" r="0" t="0"/>
-                  <wp:docPr descr="" title="" id="339" name="Picture"/>
+                  <wp:docPr descr="" title="" id="335" name="Picture"/>
                   <a:graphic>
                     <a:graphicData uri="http://schemas.openxmlformats.org/drawingml/2006/picture">
                       <pic:pic>
                         <pic:nvPicPr>
-                          <pic:cNvPr descr="8c8ae8df2d03fa3002e48ddc82d19291199c9e6b47b6fff6aea2339888832ff6.jpg" id="340" name="Picture"/>
+                          <pic:cNvPr descr="8c8ae8df2d03fa3002e48ddc82d19291199c9e6b47b6fff6aea2339888832ff6.jpg" id="336" name="Picture"/>
                           <pic:cNvPicPr>
                             <a:picLocks noChangeArrowheads="1" noChangeAspect="1"/>
                           </pic:cNvPicPr>
                         </pic:nvPicPr>
                         <pic:blipFill>
-                          <a:blip r:embed="rId338"/>
+                          <a:blip r:embed="rId334"/>
                           <a:stretch>
                             <a:fillRect/>
                           </a:stretch>
@@ -20020,18 +20285,18 @@
                 <wp:inline>
                   <wp:extent cx="1091184" cy="1091184"/>
                   <wp:effectExtent b="0" l="0" r="0" t="0"/>
-                  <wp:docPr descr="" title="" id="342" name="Picture"/>
+                  <wp:docPr descr="" title="" id="338" name="Picture"/>
                   <a:graphic>
                     <a:graphicData uri="http://schemas.openxmlformats.org/drawingml/2006/picture">
                       <pic:pic>
                         <pic:nvPicPr>
-                          <pic:cNvPr descr="71b8eaf1f5da599eeed8cad977be93a46f31bec2f5bab3b560e68169b54a5c23.jpg" id="343" name="Picture"/>
+                          <pic:cNvPr descr="71b8eaf1f5da599eeed8cad977be93a46f31bec2f5bab3b560e68169b54a5c23.jpg" id="339" name="Picture"/>
                           <pic:cNvPicPr>
                             <a:picLocks noChangeArrowheads="1" noChangeAspect="1"/>
                           </pic:cNvPicPr>
                         </pic:nvPicPr>
                         <pic:blipFill>
-                          <a:blip r:embed="rId341"/>
+                          <a:blip r:embed="rId337"/>
                           <a:stretch>
                             <a:fillRect/>
                           </a:stretch>
@@ -20172,18 +20437,18 @@
                 <wp:inline>
                   <wp:extent cx="1548384" cy="597407"/>
                   <wp:effectExtent b="0" l="0" r="0" t="0"/>
-                  <wp:docPr descr="" title="" id="345" name="Picture"/>
+                  <wp:docPr descr="" title="" id="341" name="Picture"/>
                   <a:graphic>
                     <a:graphicData uri="http://schemas.openxmlformats.org/drawingml/2006/picture">
                       <pic:pic>
                         <pic:nvPicPr>
-                          <pic:cNvPr descr="47bbb159ff20e03f39dbe59bfea6c9cf5726e9e5afee2a92ce942e9e8f0d2398.jpg" id="346" name="Picture"/>
+                          <pic:cNvPr descr="47bbb159ff20e03f39dbe59bfea6c9cf5726e9e5afee2a92ce942e9e8f0d2398.jpg" id="342" name="Picture"/>
                           <pic:cNvPicPr>
                             <a:picLocks noChangeArrowheads="1" noChangeAspect="1"/>
                           </pic:cNvPicPr>
                         </pic:nvPicPr>
                         <pic:blipFill>
-                          <a:blip r:embed="rId344"/>
+                          <a:blip r:embed="rId340"/>
                           <a:stretch>
                             <a:fillRect/>
                           </a:stretch>
@@ -20226,18 +20491,18 @@
                 <wp:inline>
                   <wp:extent cx="1219200" cy="816864"/>
                   <wp:effectExtent b="0" l="0" r="0" t="0"/>
-                  <wp:docPr descr="" title="" id="348" name="Picture"/>
+                  <wp:docPr descr="" title="" id="344" name="Picture"/>
                   <a:graphic>
                     <a:graphicData uri="http://schemas.openxmlformats.org/drawingml/2006/picture">
                       <pic:pic>
                         <pic:nvPicPr>
-                          <pic:cNvPr descr="fe4c6c9feb33aaf8ac5b9b6e777873f0c033b3fcca3fe7eb720dced0f6f18b1e.jpg" id="349" name="Picture"/>
+                          <pic:cNvPr descr="fe4c6c9feb33aaf8ac5b9b6e777873f0c033b3fcca3fe7eb720dced0f6f18b1e.jpg" id="345" name="Picture"/>
                           <pic:cNvPicPr>
                             <a:picLocks noChangeArrowheads="1" noChangeAspect="1"/>
                           </pic:cNvPicPr>
                         </pic:nvPicPr>
                         <pic:blipFill>
-                          <a:blip r:embed="rId347"/>
+                          <a:blip r:embed="rId343"/>
                           <a:stretch>
                             <a:fillRect/>
                           </a:stretch>
@@ -20280,18 +20545,18 @@
                 <wp:inline>
                   <wp:extent cx="1225296" cy="816864"/>
                   <wp:effectExtent b="0" l="0" r="0" t="0"/>
-                  <wp:docPr descr="" title="" id="351" name="Picture"/>
+                  <wp:docPr descr="" title="" id="347" name="Picture"/>
                   <a:graphic>
                     <a:graphicData uri="http://schemas.openxmlformats.org/drawingml/2006/picture">
                       <pic:pic>
                         <pic:nvPicPr>
-                          <pic:cNvPr descr="14c9b0df1cbd20c6f419d5c43bfe4386048b9192ac57aaae425313e530acaa58.jpg" id="352" name="Picture"/>
+                          <pic:cNvPr descr="14c9b0df1cbd20c6f419d5c43bfe4386048b9192ac57aaae425313e530acaa58.jpg" id="348" name="Picture"/>
                           <pic:cNvPicPr>
                             <a:picLocks noChangeArrowheads="1" noChangeAspect="1"/>
                           </pic:cNvPicPr>
                         </pic:nvPicPr>
                         <pic:blipFill>
-                          <a:blip r:embed="rId350"/>
+                          <a:blip r:embed="rId346"/>
                           <a:stretch>
                             <a:fillRect/>
                           </a:stretch>
@@ -20350,7 +20615,7 @@
         <w:keepNext/>
         <w:numPr>
           <w:ilvl w:val="0"/>
-          <w:numId w:val="1003"/>
+          <w:numId w:val="1004"/>
         </w:numPr>
         <w:spacing w:before="120" w:after="40" w:line="240" w:lineRule="auto"/>
         <w:jc w:val="center"/>
@@ -20360,18 +20625,18 @@
           <wp:inline>
             <wp:extent cx="1444751" cy="1024128"/>
             <wp:effectExtent b="0" l="0" r="0" t="0"/>
-            <wp:docPr descr="" title="" id="354" name="Picture"/>
+            <wp:docPr descr="" title="" id="350" name="Picture"/>
             <a:graphic>
               <a:graphicData uri="http://schemas.openxmlformats.org/drawingml/2006/picture">
                 <pic:pic>
                   <pic:nvPicPr>
-                    <pic:cNvPr descr="49891da32a5c0e9c2cf1f270fe9cba45b1df0263c17615059ea1153971760ee5.jpg" id="355" name="Picture"/>
+                    <pic:cNvPr descr="49891da32a5c0e9c2cf1f270fe9cba45b1df0263c17615059ea1153971760ee5.jpg" id="351" name="Picture"/>
                     <pic:cNvPicPr>
                       <a:picLocks noChangeArrowheads="1" noChangeAspect="1"/>
                     </pic:cNvPicPr>
                   </pic:nvPicPr>
                   <pic:blipFill>
-                    <a:blip r:embed="rId353"/>
+                    <a:blip r:embed="rId349"/>
                     <a:stretch>
                       <a:fillRect/>
                     </a:stretch>
@@ -20396,35 +20661,6 @@
             </a:graphic>
           </wp:inline>
         </w:drawing>
-      </w:r>
-    </w:p>
-    <w:bookmarkEnd w:id="356"/>
-    <w:bookmarkEnd w:id="357"/>
-    <w:bookmarkStart w:id="561" w:name="奥林匹克"/>
-    <w:p>
-      <w:pPr>
-        <w:pStyle w:val="Heading2"/>
-        <w:spacing w:before="0" w:after="120" w:line="240" w:lineRule="auto"/>
-        <w:jc w:val="center"/>
-      </w:pPr>
-      <w:r>
-        <w:rPr>
-          <w:rFonts w:ascii="Times New Roman" w:hAnsi="Times New Roman" w:cs="Times New Roman" w:eastAsia="SimSun"/>
-        </w:rPr>
-        <w:t xml:space="preserve">奥林匹克</w:t>
-      </w:r>
-    </w:p>
-    <w:p>
-      <w:pPr>
-        <w:pStyle w:val="FirstParagraph"/>
-        <w:spacing w:before="0" w:after="0" w:line="276" w:lineRule="auto"/>
-        <w:ind w:firstLineChars="200" w:firstLine="420"/>
-      </w:pPr>
-      <w:r>
-        <w:rPr>
-          <w:rFonts w:ascii="Times New Roman" w:hAnsi="Times New Roman" w:cs="Times New Roman" w:eastAsia="SimSun"/>
-        </w:rPr>
-        <w:t xml:space="preserve">’026年7</w:t>
       </w:r>
     </w:p>
     <w:tbl>
@@ -20514,18 +20750,18 @@
                 <wp:inline>
                   <wp:extent cx="1568400" cy="495656"/>
                   <wp:effectExtent b="0" l="0" r="0" t="0"/>
-                  <wp:docPr descr="" title="" id="359" name="Picture"/>
+                  <wp:docPr descr="" title="" id="353" name="Picture"/>
                   <a:graphic>
                     <a:graphicData uri="http://schemas.openxmlformats.org/drawingml/2006/picture">
                       <pic:pic>
                         <pic:nvPicPr>
-                          <pic:cNvPr descr="99423b344561725ea5ed275d1ec62a4900fd59b02153d11068b2ae9cc9b89423.jpg" id="360" name="Picture"/>
+                          <pic:cNvPr descr="99423b344561725ea5ed275d1ec62a4900fd59b02153d11068b2ae9cc9b89423.jpg" id="354" name="Picture"/>
                           <pic:cNvPicPr>
                             <a:picLocks noChangeArrowheads="1" noChangeAspect="1"/>
                           </pic:cNvPicPr>
                         </pic:nvPicPr>
                         <pic:blipFill>
-                          <a:blip r:embed="rId358"/>
+                          <a:blip r:embed="rId352"/>
                           <a:stretch>
                             <a:fillRect/>
                           </a:stretch>
@@ -20568,18 +20804,18 @@
                 <wp:inline>
                   <wp:extent cx="1548384" cy="1359407"/>
                   <wp:effectExtent b="0" l="0" r="0" t="0"/>
-                  <wp:docPr descr="" title="" id="362" name="Picture"/>
+                  <wp:docPr descr="" title="" id="356" name="Picture"/>
                   <a:graphic>
                     <a:graphicData uri="http://schemas.openxmlformats.org/drawingml/2006/picture">
                       <pic:pic>
                         <pic:nvPicPr>
-                          <pic:cNvPr descr="573c174f391187bf51de8a209e7fec712f7ee3bba0b72f5a5dca54039a3f4dc6.jpg" id="363" name="Picture"/>
+                          <pic:cNvPr descr="573c174f391187bf51de8a209e7fec712f7ee3bba0b72f5a5dca54039a3f4dc6.jpg" id="357" name="Picture"/>
                           <pic:cNvPicPr>
                             <a:picLocks noChangeArrowheads="1" noChangeAspect="1"/>
                           </pic:cNvPicPr>
                         </pic:nvPicPr>
                         <pic:blipFill>
-                          <a:blip r:embed="rId361"/>
+                          <a:blip r:embed="rId355"/>
                           <a:stretch>
                             <a:fillRect/>
                           </a:stretch>
@@ -20622,18 +20858,18 @@
                 <wp:inline>
                   <wp:extent cx="1568400" cy="994880"/>
                   <wp:effectExtent b="0" l="0" r="0" t="0"/>
-                  <wp:docPr descr="" title="" id="365" name="Picture"/>
+                  <wp:docPr descr="" title="" id="359" name="Picture"/>
                   <a:graphic>
                     <a:graphicData uri="http://schemas.openxmlformats.org/drawingml/2006/picture">
                       <pic:pic>
                         <pic:nvPicPr>
-                          <pic:cNvPr descr="15c75d6b077461eab62110d0d93dbea3c8e1bc0f2abf8cce236ebfd34a87c47a.jpg" id="366" name="Picture"/>
+                          <pic:cNvPr descr="15c75d6b077461eab62110d0d93dbea3c8e1bc0f2abf8cce236ebfd34a87c47a.jpg" id="360" name="Picture"/>
                           <pic:cNvPicPr>
                             <a:picLocks noChangeArrowheads="1" noChangeAspect="1"/>
                           </pic:cNvPicPr>
                         </pic:nvPicPr>
                         <pic:blipFill>
-                          <a:blip r:embed="rId364"/>
+                          <a:blip r:embed="rId358"/>
                           <a:stretch>
                             <a:fillRect/>
                           </a:stretch>
@@ -20699,18 +20935,18 @@
           <wp:inline>
             <wp:extent cx="2645664" cy="835151"/>
             <wp:effectExtent b="0" l="0" r="0" t="0"/>
-            <wp:docPr descr="" title="" id="368" name="Picture"/>
+            <wp:docPr descr="" title="" id="362" name="Picture"/>
             <a:graphic>
               <a:graphicData uri="http://schemas.openxmlformats.org/drawingml/2006/picture">
                 <pic:pic>
                   <pic:nvPicPr>
-                    <pic:cNvPr descr="09c2d90a5b407c755a814b946ecfe55fe01006f0e41a23ba4893763ef73ab501.jpg" id="369" name="Picture"/>
+                    <pic:cNvPr descr="09c2d90a5b407c755a814b946ecfe55fe01006f0e41a23ba4893763ef73ab501.jpg" id="363" name="Picture"/>
                     <pic:cNvPicPr>
                       <a:picLocks noChangeArrowheads="1" noChangeAspect="1"/>
                     </pic:cNvPicPr>
                   </pic:nvPicPr>
                   <pic:blipFill>
-                    <a:blip r:embed="rId367"/>
+                    <a:blip r:embed="rId361"/>
                     <a:stretch>
                       <a:fillRect/>
                     </a:stretch>
@@ -20836,18 +21072,18 @@
                 <wp:inline>
                   <wp:extent cx="1511807" cy="1091184"/>
                   <wp:effectExtent b="0" l="0" r="0" t="0"/>
-                  <wp:docPr descr="" title="" id="371" name="Picture"/>
+                  <wp:docPr descr="" title="" id="365" name="Picture"/>
                   <a:graphic>
                     <a:graphicData uri="http://schemas.openxmlformats.org/drawingml/2006/picture">
                       <pic:pic>
                         <pic:nvPicPr>
-                          <pic:cNvPr descr="37bdaad2258e99268f9f7136923ba5ab229e2aa0e28a74d998d10c8d9da09c4d.jpg" id="372" name="Picture"/>
+                          <pic:cNvPr descr="37bdaad2258e99268f9f7136923ba5ab229e2aa0e28a74d998d10c8d9da09c4d.jpg" id="366" name="Picture"/>
                           <pic:cNvPicPr>
                             <a:picLocks noChangeArrowheads="1" noChangeAspect="1"/>
                           </pic:cNvPicPr>
                         </pic:nvPicPr>
                         <pic:blipFill>
-                          <a:blip r:embed="rId370"/>
+                          <a:blip r:embed="rId364"/>
                           <a:stretch>
                             <a:fillRect/>
                           </a:stretch>
@@ -20890,18 +21126,18 @@
                 <wp:inline>
                   <wp:extent cx="1444751" cy="1103376"/>
                   <wp:effectExtent b="0" l="0" r="0" t="0"/>
-                  <wp:docPr descr="" title="" id="374" name="Picture"/>
+                  <wp:docPr descr="" title="" id="368" name="Picture"/>
                   <a:graphic>
                     <a:graphicData uri="http://schemas.openxmlformats.org/drawingml/2006/picture">
                       <pic:pic>
                         <pic:nvPicPr>
-                          <pic:cNvPr descr="56d785874db90729faa91cdb32e7965c2ef3ddad43344b20fb384420fd8f9679.jpg" id="375" name="Picture"/>
+                          <pic:cNvPr descr="56d785874db90729faa91cdb32e7965c2ef3ddad43344b20fb384420fd8f9679.jpg" id="369" name="Picture"/>
                           <pic:cNvPicPr>
                             <a:picLocks noChangeArrowheads="1" noChangeAspect="1"/>
                           </pic:cNvPicPr>
                         </pic:nvPicPr>
                         <pic:blipFill>
-                          <a:blip r:embed="rId373"/>
+                          <a:blip r:embed="rId367"/>
                           <a:stretch>
                             <a:fillRect/>
                           </a:stretch>
@@ -20970,18 +21206,18 @@
                 <wp:inline>
                   <wp:extent cx="1395983" cy="987552"/>
                   <wp:effectExtent b="0" l="0" r="0" t="0"/>
-                  <wp:docPr descr="" title="" id="377" name="Picture"/>
+                  <wp:docPr descr="" title="" id="371" name="Picture"/>
                   <a:graphic>
                     <a:graphicData uri="http://schemas.openxmlformats.org/drawingml/2006/picture">
                       <pic:pic>
                         <pic:nvPicPr>
-                          <pic:cNvPr descr="d867f2e7ab8885bb8b93ccc07caebd0e631a42a438fd6d4e10f903ef6161e683.jpg" id="378" name="Picture"/>
+                          <pic:cNvPr descr="d867f2e7ab8885bb8b93ccc07caebd0e631a42a438fd6d4e10f903ef6161e683.jpg" id="372" name="Picture"/>
                           <pic:cNvPicPr>
                             <a:picLocks noChangeArrowheads="1" noChangeAspect="1"/>
                           </pic:cNvPicPr>
                         </pic:nvPicPr>
                         <pic:blipFill>
-                          <a:blip r:embed="rId376"/>
+                          <a:blip r:embed="rId370"/>
                           <a:stretch>
                             <a:fillRect/>
                           </a:stretch>
@@ -21024,18 +21260,18 @@
                 <wp:inline>
                   <wp:extent cx="1408175" cy="1493519"/>
                   <wp:effectExtent b="0" l="0" r="0" t="0"/>
-                  <wp:docPr descr="" title="" id="380" name="Picture"/>
+                  <wp:docPr descr="" title="" id="374" name="Picture"/>
                   <a:graphic>
                     <a:graphicData uri="http://schemas.openxmlformats.org/drawingml/2006/picture">
                       <pic:pic>
                         <pic:nvPicPr>
-                          <pic:cNvPr descr="3ba691a8ae347a70f5448bbf3dd0543aba7625fca30043f50eaf984fcd147901.jpg" id="381" name="Picture"/>
+                          <pic:cNvPr descr="3ba691a8ae347a70f5448bbf3dd0543aba7625fca30043f50eaf984fcd147901.jpg" id="375" name="Picture"/>
                           <pic:cNvPicPr>
                             <a:picLocks noChangeArrowheads="1" noChangeAspect="1"/>
                           </pic:cNvPicPr>
                         </pic:nvPicPr>
                         <pic:blipFill>
-                          <a:blip r:embed="rId379"/>
+                          <a:blip r:embed="rId373"/>
                           <a:stretch>
                             <a:fillRect/>
                           </a:stretch>
@@ -21126,18 +21362,18 @@
                 <wp:inline>
                   <wp:extent cx="1152144" cy="701039"/>
                   <wp:effectExtent b="0" l="0" r="0" t="0"/>
-                  <wp:docPr descr="" title="" id="383" name="Picture"/>
+                  <wp:docPr descr="" title="" id="377" name="Picture"/>
                   <a:graphic>
                     <a:graphicData uri="http://schemas.openxmlformats.org/drawingml/2006/picture">
                       <pic:pic>
                         <pic:nvPicPr>
-                          <pic:cNvPr descr="b73e2de17fb629ae693f41d01017b077e5ce704e3a2716eaebf68716be8260db.jpg" id="384" name="Picture"/>
+                          <pic:cNvPr descr="b73e2de17fb629ae693f41d01017b077e5ce704e3a2716eaebf68716be8260db.jpg" id="378" name="Picture"/>
                           <pic:cNvPicPr>
                             <a:picLocks noChangeArrowheads="1" noChangeAspect="1"/>
                           </pic:cNvPicPr>
                         </pic:nvPicPr>
                         <pic:blipFill>
-                          <a:blip r:embed="rId382"/>
+                          <a:blip r:embed="rId376"/>
                           <a:stretch>
                             <a:fillRect/>
                           </a:stretch>
@@ -21180,18 +21416,18 @@
                 <wp:inline>
                   <wp:extent cx="1377696" cy="938783"/>
                   <wp:effectExtent b="0" l="0" r="0" t="0"/>
-                  <wp:docPr descr="" title="" id="386" name="Picture"/>
+                  <wp:docPr descr="" title="" id="380" name="Picture"/>
                   <a:graphic>
                     <a:graphicData uri="http://schemas.openxmlformats.org/drawingml/2006/picture">
                       <pic:pic>
                         <pic:nvPicPr>
-                          <pic:cNvPr descr="3da06d4f4b3d2aa278d135a136d0e7c1407d167bb93961aafb3d4d7b424efcd4.jpg" id="387" name="Picture"/>
+                          <pic:cNvPr descr="3da06d4f4b3d2aa278d135a136d0e7c1407d167bb93961aafb3d4d7b424efcd4.jpg" id="381" name="Picture"/>
                           <pic:cNvPicPr>
                             <a:picLocks noChangeArrowheads="1" noChangeAspect="1"/>
                           </pic:cNvPicPr>
                         </pic:nvPicPr>
                         <pic:blipFill>
-                          <a:blip r:embed="rId385"/>
+                          <a:blip r:embed="rId379"/>
                           <a:stretch>
                             <a:fillRect/>
                           </a:stretch>
@@ -21234,18 +21470,18 @@
                 <wp:inline>
                   <wp:extent cx="1444752" cy="1255775"/>
                   <wp:effectExtent b="0" l="0" r="0" t="0"/>
-                  <wp:docPr descr="" title="" id="389" name="Picture"/>
+                  <wp:docPr descr="" title="" id="383" name="Picture"/>
                   <a:graphic>
                     <a:graphicData uri="http://schemas.openxmlformats.org/drawingml/2006/picture">
                       <pic:pic>
                         <pic:nvPicPr>
-                          <pic:cNvPr descr="e89d32a89b05d3e78b62e73e8a5960309e845d4280b2aeee9c1554cc92f38bbb.jpg" id="390" name="Picture"/>
+                          <pic:cNvPr descr="e89d32a89b05d3e78b62e73e8a5960309e845d4280b2aeee9c1554cc92f38bbb.jpg" id="384" name="Picture"/>
                           <pic:cNvPicPr>
                             <a:picLocks noChangeArrowheads="1" noChangeAspect="1"/>
                           </pic:cNvPicPr>
                         </pic:nvPicPr>
                         <pic:blipFill>
-                          <a:blip r:embed="rId388"/>
+                          <a:blip r:embed="rId382"/>
                           <a:stretch>
                             <a:fillRect/>
                           </a:stretch>
@@ -21349,18 +21585,18 @@
           <wp:inline>
             <wp:extent cx="3024000" cy="814882"/>
             <wp:effectExtent b="0" l="0" r="0" t="0"/>
-            <wp:docPr descr="" title="" id="392" name="Picture"/>
+            <wp:docPr descr="" title="" id="386" name="Picture"/>
             <a:graphic>
               <a:graphicData uri="http://schemas.openxmlformats.org/drawingml/2006/picture">
                 <pic:pic>
                   <pic:nvPicPr>
-                    <pic:cNvPr descr="40cac1351dfb2b6cd58d259c4f41945ecc6f202a6639a61ff431c4acb81d1a06.jpg" id="393" name="Picture"/>
+                    <pic:cNvPr descr="40cac1351dfb2b6cd58d259c4f41945ecc6f202a6639a61ff431c4acb81d1a06.jpg" id="387" name="Picture"/>
                     <pic:cNvPicPr>
                       <a:picLocks noChangeArrowheads="1" noChangeAspect="1"/>
                     </pic:cNvPicPr>
                   </pic:nvPicPr>
                   <pic:blipFill>
-                    <a:blip r:embed="rId391"/>
+                    <a:blip r:embed="rId385"/>
                     <a:stretch>
                       <a:fillRect/>
                     </a:stretch>
@@ -21649,7 +21885,7 @@
         <w:t xml:space="preserve">很难发生差向异构化。</w:t>
       </w:r>
     </w:p>
-    <w:bookmarkStart w:id="463" w:name="答案-7"/>
+    <w:bookmarkStart w:id="457" w:name="答案-7"/>
     <w:p>
       <w:pPr>
         <w:pStyle w:val="Heading4"/>
@@ -21698,18 +21934,18 @@
                 <wp:inline>
                   <wp:extent cx="816864" cy="518159"/>
                   <wp:effectExtent b="0" l="0" r="0" t="0"/>
-                  <wp:docPr descr="" title="" id="395" name="Picture"/>
+                  <wp:docPr descr="" title="" id="389" name="Picture"/>
                   <a:graphic>
                     <a:graphicData uri="http://schemas.openxmlformats.org/drawingml/2006/picture">
                       <pic:pic>
                         <pic:nvPicPr>
-                          <pic:cNvPr descr="9be056f301d799da6c61a43b7a6f4ff0bf1404346dfb79b504e116d57abb1640.jpg" id="396" name="Picture"/>
+                          <pic:cNvPr descr="9be056f301d799da6c61a43b7a6f4ff0bf1404346dfb79b504e116d57abb1640.jpg" id="390" name="Picture"/>
                           <pic:cNvPicPr>
                             <a:picLocks noChangeArrowheads="1" noChangeAspect="1"/>
                           </pic:cNvPicPr>
                         </pic:nvPicPr>
                         <pic:blipFill>
-                          <a:blip r:embed="rId394"/>
+                          <a:blip r:embed="rId388"/>
                           <a:stretch>
                             <a:fillRect/>
                           </a:stretch>
@@ -21752,18 +21988,18 @@
                 <wp:inline>
                   <wp:extent cx="816864" cy="530351"/>
                   <wp:effectExtent b="0" l="0" r="0" t="0"/>
-                  <wp:docPr descr="" title="" id="398" name="Picture"/>
+                  <wp:docPr descr="" title="" id="392" name="Picture"/>
                   <a:graphic>
                     <a:graphicData uri="http://schemas.openxmlformats.org/drawingml/2006/picture">
                       <pic:pic>
                         <pic:nvPicPr>
-                          <pic:cNvPr descr="bc1e10b67697e43fcfdff5bd0330f1e104987c94055046a313424bddbd782a0f.jpg" id="399" name="Picture"/>
+                          <pic:cNvPr descr="bc1e10b67697e43fcfdff5bd0330f1e104987c94055046a313424bddbd782a0f.jpg" id="393" name="Picture"/>
                           <pic:cNvPicPr>
                             <a:picLocks noChangeArrowheads="1" noChangeAspect="1"/>
                           </pic:cNvPicPr>
                         </pic:nvPicPr>
                         <pic:blipFill>
-                          <a:blip r:embed="rId397"/>
+                          <a:blip r:embed="rId391"/>
                           <a:stretch>
                             <a:fillRect/>
                           </a:stretch>
@@ -21806,18 +22042,18 @@
                 <wp:inline>
                   <wp:extent cx="975359" cy="853439"/>
                   <wp:effectExtent b="0" l="0" r="0" t="0"/>
-                  <wp:docPr descr="" title="" id="401" name="Picture"/>
+                  <wp:docPr descr="" title="" id="395" name="Picture"/>
                   <a:graphic>
                     <a:graphicData uri="http://schemas.openxmlformats.org/drawingml/2006/picture">
                       <pic:pic>
                         <pic:nvPicPr>
-                          <pic:cNvPr descr="a4dff0486056c162b473192d1155ad2a40dec18cdad40d6565fc313a0e3444a4.jpg" id="402" name="Picture"/>
+                          <pic:cNvPr descr="a4dff0486056c162b473192d1155ad2a40dec18cdad40d6565fc313a0e3444a4.jpg" id="396" name="Picture"/>
                           <pic:cNvPicPr>
                             <a:picLocks noChangeArrowheads="1" noChangeAspect="1"/>
                           </pic:cNvPicPr>
                         </pic:nvPicPr>
                         <pic:blipFill>
-                          <a:blip r:embed="rId400"/>
+                          <a:blip r:embed="rId394"/>
                           <a:stretch>
                             <a:fillRect/>
                           </a:stretch>
@@ -21890,18 +22126,18 @@
                 <wp:inline>
                   <wp:extent cx="1568400" cy="571387"/>
                   <wp:effectExtent b="0" l="0" r="0" t="0"/>
-                  <wp:docPr descr="" title="" id="404" name="Picture"/>
+                  <wp:docPr descr="" title="" id="398" name="Picture"/>
                   <a:graphic>
                     <a:graphicData uri="http://schemas.openxmlformats.org/drawingml/2006/picture">
                       <pic:pic>
                         <pic:nvPicPr>
-                          <pic:cNvPr descr="a4f0308d6e9d0fc95bd73d39efb4c2fd3b2434db1890a206024531b3e2caa9b8.jpg" id="405" name="Picture"/>
+                          <pic:cNvPr descr="a4f0308d6e9d0fc95bd73d39efb4c2fd3b2434db1890a206024531b3e2caa9b8.jpg" id="399" name="Picture"/>
                           <pic:cNvPicPr>
                             <a:picLocks noChangeArrowheads="1" noChangeAspect="1"/>
                           </pic:cNvPicPr>
                         </pic:nvPicPr>
                         <pic:blipFill>
-                          <a:blip r:embed="rId403"/>
+                          <a:blip r:embed="rId397"/>
                           <a:stretch>
                             <a:fillRect/>
                           </a:stretch>
@@ -21950,18 +22186,18 @@
                 <wp:inline>
                   <wp:extent cx="1328928" cy="816863"/>
                   <wp:effectExtent b="0" l="0" r="0" t="0"/>
-                  <wp:docPr descr="" title="" id="407" name="Picture"/>
+                  <wp:docPr descr="" title="" id="401" name="Picture"/>
                   <a:graphic>
                     <a:graphicData uri="http://schemas.openxmlformats.org/drawingml/2006/picture">
                       <pic:pic>
                         <pic:nvPicPr>
-                          <pic:cNvPr descr="569f81ba21704da0ec38f6f70def77fcaf1c4a69a7c6c34ac553b6999b3c0fa6.jpg" id="408" name="Picture"/>
+                          <pic:cNvPr descr="569f81ba21704da0ec38f6f70def77fcaf1c4a69a7c6c34ac553b6999b3c0fa6.jpg" id="402" name="Picture"/>
                           <pic:cNvPicPr>
                             <a:picLocks noChangeArrowheads="1" noChangeAspect="1"/>
                           </pic:cNvPicPr>
                         </pic:nvPicPr>
                         <pic:blipFill>
-                          <a:blip r:embed="rId406"/>
+                          <a:blip r:embed="rId400"/>
                           <a:stretch>
                             <a:fillRect/>
                           </a:stretch>
@@ -22010,18 +22246,18 @@
                 <wp:inline>
                   <wp:extent cx="1316736" cy="859535"/>
                   <wp:effectExtent b="0" l="0" r="0" t="0"/>
-                  <wp:docPr descr="" title="" id="410" name="Picture"/>
+                  <wp:docPr descr="" title="" id="404" name="Picture"/>
                   <a:graphic>
                     <a:graphicData uri="http://schemas.openxmlformats.org/drawingml/2006/picture">
                       <pic:pic>
                         <pic:nvPicPr>
-                          <pic:cNvPr descr="4e00e0db547abf0d3e07e3cd73403d2c1b12671b21cdfb14daa29bf3a81e0778.jpg" id="411" name="Picture"/>
+                          <pic:cNvPr descr="4e00e0db547abf0d3e07e3cd73403d2c1b12671b21cdfb14daa29bf3a81e0778.jpg" id="405" name="Picture"/>
                           <pic:cNvPicPr>
                             <a:picLocks noChangeArrowheads="1" noChangeAspect="1"/>
                           </pic:cNvPicPr>
                         </pic:nvPicPr>
                         <pic:blipFill>
-                          <a:blip r:embed="rId409"/>
+                          <a:blip r:embed="rId403"/>
                           <a:stretch>
                             <a:fillRect/>
                           </a:stretch>
@@ -22072,18 +22308,18 @@
                 <wp:inline>
                   <wp:extent cx="1568400" cy="806790"/>
                   <wp:effectExtent b="0" l="0" r="0" t="0"/>
-                  <wp:docPr descr="" title="" id="413" name="Picture"/>
+                  <wp:docPr descr="" title="" id="407" name="Picture"/>
                   <a:graphic>
                     <a:graphicData uri="http://schemas.openxmlformats.org/drawingml/2006/picture">
                       <pic:pic>
                         <pic:nvPicPr>
-                          <pic:cNvPr descr="0d3a9db875a14f12c480f4b9d957de44545573ca2f97632a646130f848fdb2c9.jpg" id="414" name="Picture"/>
+                          <pic:cNvPr descr="0d3a9db875a14f12c480f4b9d957de44545573ca2f97632a646130f848fdb2c9.jpg" id="408" name="Picture"/>
                           <pic:cNvPicPr>
                             <a:picLocks noChangeArrowheads="1" noChangeAspect="1"/>
                           </pic:cNvPicPr>
                         </pic:nvPicPr>
                         <pic:blipFill>
-                          <a:blip r:embed="rId412"/>
+                          <a:blip r:embed="rId406"/>
                           <a:stretch>
                             <a:fillRect/>
                           </a:stretch>
@@ -22126,18 +22362,18 @@
                 <wp:inline>
                   <wp:extent cx="1568400" cy="1375695"/>
                   <wp:effectExtent b="0" l="0" r="0" t="0"/>
-                  <wp:docPr descr="" title="" id="416" name="Picture"/>
+                  <wp:docPr descr="" title="" id="410" name="Picture"/>
                   <a:graphic>
                     <a:graphicData uri="http://schemas.openxmlformats.org/drawingml/2006/picture">
                       <pic:pic>
                         <pic:nvPicPr>
-                          <pic:cNvPr descr="083b330b8ca9d197f2d35d0a6e5eabfc35ae92a664acde74ce4d348964a2eef8.jpg" id="417" name="Picture"/>
+                          <pic:cNvPr descr="083b330b8ca9d197f2d35d0a6e5eabfc35ae92a664acde74ce4d348964a2eef8.jpg" id="411" name="Picture"/>
                           <pic:cNvPicPr>
                             <a:picLocks noChangeArrowheads="1" noChangeAspect="1"/>
                           </pic:cNvPicPr>
                         </pic:nvPicPr>
                         <pic:blipFill>
-                          <a:blip r:embed="rId415"/>
+                          <a:blip r:embed="rId409"/>
                           <a:stretch>
                             <a:fillRect/>
                           </a:stretch>
@@ -22186,18 +22422,18 @@
                 <wp:inline>
                   <wp:extent cx="1568400" cy="1036915"/>
                   <wp:effectExtent b="0" l="0" r="0" t="0"/>
-                  <wp:docPr descr="" title="" id="419" name="Picture"/>
+                  <wp:docPr descr="" title="" id="413" name="Picture"/>
                   <a:graphic>
                     <a:graphicData uri="http://schemas.openxmlformats.org/drawingml/2006/picture">
                       <pic:pic>
                         <pic:nvPicPr>
-                          <pic:cNvPr descr="04a7c11659947a5bebeb256b9c0d13d4a73e4535d219ca8a5601efdb489032fd.jpg" id="420" name="Picture"/>
+                          <pic:cNvPr descr="04a7c11659947a5bebeb256b9c0d13d4a73e4535d219ca8a5601efdb489032fd.jpg" id="414" name="Picture"/>
                           <pic:cNvPicPr>
                             <a:picLocks noChangeArrowheads="1" noChangeAspect="1"/>
                           </pic:cNvPicPr>
                         </pic:nvPicPr>
                         <pic:blipFill>
-                          <a:blip r:embed="rId418"/>
+                          <a:blip r:embed="rId412"/>
                           <a:stretch>
                             <a:fillRect/>
                           </a:stretch>
@@ -22245,18 +22481,18 @@
           <wp:inline>
             <wp:extent cx="3024000" cy="1111937"/>
             <wp:effectExtent b="0" l="0" r="0" t="0"/>
-            <wp:docPr descr="" title="" id="422" name="Picture"/>
+            <wp:docPr descr="" title="" id="416" name="Picture"/>
             <a:graphic>
               <a:graphicData uri="http://schemas.openxmlformats.org/drawingml/2006/picture">
                 <pic:pic>
                   <pic:nvPicPr>
-                    <pic:cNvPr descr="70987b855e151cd66e3501b4a60c604744f86fefd52dbfca7803bd778168dc97.jpg" id="423" name="Picture"/>
+                    <pic:cNvPr descr="70987b855e151cd66e3501b4a60c604744f86fefd52dbfca7803bd778168dc97.jpg" id="417" name="Picture"/>
                     <pic:cNvPicPr>
                       <a:picLocks noChangeArrowheads="1" noChangeAspect="1"/>
                     </pic:cNvPicPr>
                   </pic:nvPicPr>
                   <pic:blipFill>
-                    <a:blip r:embed="rId421"/>
+                    <a:blip r:embed="rId415"/>
                     <a:stretch>
                       <a:fillRect/>
                     </a:stretch>
@@ -22295,18 +22531,18 @@
           <wp:inline>
             <wp:extent cx="1493519" cy="829055"/>
             <wp:effectExtent b="0" l="0" r="0" t="0"/>
-            <wp:docPr descr="" title="" id="425" name="Picture"/>
+            <wp:docPr descr="" title="" id="419" name="Picture"/>
             <a:graphic>
               <a:graphicData uri="http://schemas.openxmlformats.org/drawingml/2006/picture">
                 <pic:pic>
                   <pic:nvPicPr>
-                    <pic:cNvPr descr="4e091d2db9460095f410515404dcc6294ae9e6be2bdff05356ca5dc95e316c41.jpg" id="426" name="Picture"/>
+                    <pic:cNvPr descr="4e091d2db9460095f410515404dcc6294ae9e6be2bdff05356ca5dc95e316c41.jpg" id="420" name="Picture"/>
                     <pic:cNvPicPr>
                       <a:picLocks noChangeArrowheads="1" noChangeAspect="1"/>
                     </pic:cNvPicPr>
                   </pic:nvPicPr>
                   <pic:blipFill>
-                    <a:blip r:embed="rId424"/>
+                    <a:blip r:embed="rId418"/>
                     <a:stretch>
                       <a:fillRect/>
                     </a:stretch>
@@ -22357,18 +22593,18 @@
           <wp:inline>
             <wp:extent cx="2840735" cy="1267968"/>
             <wp:effectExtent b="0" l="0" r="0" t="0"/>
-            <wp:docPr descr="" title="" id="428" name="Picture"/>
+            <wp:docPr descr="" title="" id="422" name="Picture"/>
             <a:graphic>
               <a:graphicData uri="http://schemas.openxmlformats.org/drawingml/2006/picture">
                 <pic:pic>
                   <pic:nvPicPr>
-                    <pic:cNvPr descr="29f8ddbdc9cd5a149c62545a6db168a6f52f4d89010cccf91997a94594f2dcc8.jpg" id="429" name="Picture"/>
+                    <pic:cNvPr descr="29f8ddbdc9cd5a149c62545a6db168a6f52f4d89010cccf91997a94594f2dcc8.jpg" id="423" name="Picture"/>
                     <pic:cNvPicPr>
                       <a:picLocks noChangeArrowheads="1" noChangeAspect="1"/>
                     </pic:cNvPicPr>
                   </pic:nvPicPr>
                   <pic:blipFill>
-                    <a:blip r:embed="rId427"/>
+                    <a:blip r:embed="rId421"/>
                     <a:stretch>
                       <a:fillRect/>
                     </a:stretch>
@@ -22435,18 +22671,18 @@
                 <wp:inline>
                   <wp:extent cx="1402080" cy="1286255"/>
                   <wp:effectExtent b="0" l="0" r="0" t="0"/>
-                  <wp:docPr descr="" title="" id="431" name="Picture"/>
+                  <wp:docPr descr="" title="" id="425" name="Picture"/>
                   <a:graphic>
                     <a:graphicData uri="http://schemas.openxmlformats.org/drawingml/2006/picture">
                       <pic:pic>
                         <pic:nvPicPr>
-                          <pic:cNvPr descr="041826fff8aa05102ac81975395eb1ff9acf23807040a8bafe28b87cb587572c.jpg" id="432" name="Picture"/>
+                          <pic:cNvPr descr="041826fff8aa05102ac81975395eb1ff9acf23807040a8bafe28b87cb587572c.jpg" id="426" name="Picture"/>
                           <pic:cNvPicPr>
                             <a:picLocks noChangeArrowheads="1" noChangeAspect="1"/>
                           </pic:cNvPicPr>
                         </pic:nvPicPr>
                         <pic:blipFill>
-                          <a:blip r:embed="rId430"/>
+                          <a:blip r:embed="rId424"/>
                           <a:stretch>
                             <a:fillRect/>
                           </a:stretch>
@@ -22489,18 +22725,18 @@
                 <wp:inline>
                   <wp:extent cx="1568400" cy="1035507"/>
                   <wp:effectExtent b="0" l="0" r="0" t="0"/>
-                  <wp:docPr descr="" title="" id="434" name="Picture"/>
+                  <wp:docPr descr="" title="" id="428" name="Picture"/>
                   <a:graphic>
                     <a:graphicData uri="http://schemas.openxmlformats.org/drawingml/2006/picture">
                       <pic:pic>
                         <pic:nvPicPr>
-                          <pic:cNvPr descr="dc88d8c03f1e663040292fa321ff543b0f27e15188880f4f0699a6445e260561.jpg" id="435" name="Picture"/>
+                          <pic:cNvPr descr="dc88d8c03f1e663040292fa321ff543b0f27e15188880f4f0699a6445e260561.jpg" id="429" name="Picture"/>
                           <pic:cNvPicPr>
                             <a:picLocks noChangeArrowheads="1" noChangeAspect="1"/>
                           </pic:cNvPicPr>
                         </pic:nvPicPr>
                         <pic:blipFill>
-                          <a:blip r:embed="rId433"/>
+                          <a:blip r:embed="rId427"/>
                           <a:stretch>
                             <a:fillRect/>
                           </a:stretch>
@@ -22549,18 +22785,18 @@
                 <wp:inline>
                   <wp:extent cx="1568400" cy="1136786"/>
                   <wp:effectExtent b="0" l="0" r="0" t="0"/>
-                  <wp:docPr descr="" title="" id="437" name="Picture"/>
+                  <wp:docPr descr="" title="" id="431" name="Picture"/>
                   <a:graphic>
                     <a:graphicData uri="http://schemas.openxmlformats.org/drawingml/2006/picture">
                       <pic:pic>
                         <pic:nvPicPr>
-                          <pic:cNvPr descr="693971fd734a25e1148af0478fea4537a85cc559b8b7d2e6f18d805d13e3543e.jpg" id="438" name="Picture"/>
+                          <pic:cNvPr descr="693971fd734a25e1148af0478fea4537a85cc559b8b7d2e6f18d805d13e3543e.jpg" id="432" name="Picture"/>
                           <pic:cNvPicPr>
                             <a:picLocks noChangeArrowheads="1" noChangeAspect="1"/>
                           </pic:cNvPicPr>
                         </pic:nvPicPr>
                         <pic:blipFill>
-                          <a:blip r:embed="rId436"/>
+                          <a:blip r:embed="rId430"/>
                           <a:stretch>
                             <a:fillRect/>
                           </a:stretch>
@@ -22608,18 +22844,18 @@
           <wp:inline>
             <wp:extent cx="1554479" cy="1072896"/>
             <wp:effectExtent b="0" l="0" r="0" t="0"/>
-            <wp:docPr descr="" title="" id="440" name="Picture"/>
+            <wp:docPr descr="" title="" id="434" name="Picture"/>
             <a:graphic>
               <a:graphicData uri="http://schemas.openxmlformats.org/drawingml/2006/picture">
                 <pic:pic>
                   <pic:nvPicPr>
-                    <pic:cNvPr descr="8ca8d1dca22254b4200cfcfe32027e19911532e01ccef400eb64c330c43103c4.jpg" id="441" name="Picture"/>
+                    <pic:cNvPr descr="8ca8d1dca22254b4200cfcfe32027e19911532e01ccef400eb64c330c43103c4.jpg" id="435" name="Picture"/>
                     <pic:cNvPicPr>
                       <a:picLocks noChangeArrowheads="1" noChangeAspect="1"/>
                     </pic:cNvPicPr>
                   </pic:nvPicPr>
                   <pic:blipFill>
-                    <a:blip r:embed="rId439"/>
+                    <a:blip r:embed="rId433"/>
                     <a:stretch>
                       <a:fillRect/>
                     </a:stretch>
@@ -22686,18 +22922,18 @@
                 <wp:inline>
                   <wp:extent cx="1261872" cy="743711"/>
                   <wp:effectExtent b="0" l="0" r="0" t="0"/>
-                  <wp:docPr descr="" title="" id="443" name="Picture"/>
+                  <wp:docPr descr="" title="" id="437" name="Picture"/>
                   <a:graphic>
                     <a:graphicData uri="http://schemas.openxmlformats.org/drawingml/2006/picture">
                       <pic:pic>
                         <pic:nvPicPr>
-                          <pic:cNvPr descr="56f8dc67180129206e7a677be4211ee10269a4db6cb1b36e4712cfebfb331f7c.jpg" id="444" name="Picture"/>
+                          <pic:cNvPr descr="56f8dc67180129206e7a677be4211ee10269a4db6cb1b36e4712cfebfb331f7c.jpg" id="438" name="Picture"/>
                           <pic:cNvPicPr>
                             <a:picLocks noChangeArrowheads="1" noChangeAspect="1"/>
                           </pic:cNvPicPr>
                         </pic:nvPicPr>
                         <pic:blipFill>
-                          <a:blip r:embed="rId442"/>
+                          <a:blip r:embed="rId436"/>
                           <a:stretch>
                             <a:fillRect/>
                           </a:stretch>
@@ -22740,18 +22976,18 @@
                 <wp:inline>
                   <wp:extent cx="1524000" cy="993647"/>
                   <wp:effectExtent b="0" l="0" r="0" t="0"/>
-                  <wp:docPr descr="" title="" id="446" name="Picture"/>
+                  <wp:docPr descr="" title="" id="440" name="Picture"/>
                   <a:graphic>
                     <a:graphicData uri="http://schemas.openxmlformats.org/drawingml/2006/picture">
                       <pic:pic>
                         <pic:nvPicPr>
-                          <pic:cNvPr descr="e94db66b14157a55eda4495cb6aaeeb7541502465c536a1903ae05011e6d147d.jpg" id="447" name="Picture"/>
+                          <pic:cNvPr descr="e94db66b14157a55eda4495cb6aaeeb7541502465c536a1903ae05011e6d147d.jpg" id="441" name="Picture"/>
                           <pic:cNvPicPr>
                             <a:picLocks noChangeArrowheads="1" noChangeAspect="1"/>
                           </pic:cNvPicPr>
                         </pic:nvPicPr>
                         <pic:blipFill>
-                          <a:blip r:embed="rId445"/>
+                          <a:blip r:embed="rId439"/>
                           <a:stretch>
                             <a:fillRect/>
                           </a:stretch>
@@ -22794,18 +23030,18 @@
                 <wp:inline>
                   <wp:extent cx="1463040" cy="1011936"/>
                   <wp:effectExtent b="0" l="0" r="0" t="0"/>
-                  <wp:docPr descr="" title="" id="449" name="Picture"/>
+                  <wp:docPr descr="" title="" id="443" name="Picture"/>
                   <a:graphic>
                     <a:graphicData uri="http://schemas.openxmlformats.org/drawingml/2006/picture">
                       <pic:pic>
                         <pic:nvPicPr>
-                          <pic:cNvPr descr="4cff54b21f19df197b8b8821e4df2f62a6ac0a7ef41882b2bc0b012c94bf9a30.jpg" id="450" name="Picture"/>
+                          <pic:cNvPr descr="4cff54b21f19df197b8b8821e4df2f62a6ac0a7ef41882b2bc0b012c94bf9a30.jpg" id="444" name="Picture"/>
                           <pic:cNvPicPr>
                             <a:picLocks noChangeArrowheads="1" noChangeAspect="1"/>
                           </pic:cNvPicPr>
                         </pic:nvPicPr>
                         <pic:blipFill>
-                          <a:blip r:embed="rId448"/>
+                          <a:blip r:embed="rId442"/>
                           <a:stretch>
                             <a:fillRect/>
                           </a:stretch>
@@ -22894,18 +23130,18 @@
           <wp:inline>
             <wp:extent cx="1292351" cy="920496"/>
             <wp:effectExtent b="0" l="0" r="0" t="0"/>
-            <wp:docPr descr="" title="" id="452" name="Picture"/>
+            <wp:docPr descr="" title="" id="446" name="Picture"/>
             <a:graphic>
               <a:graphicData uri="http://schemas.openxmlformats.org/drawingml/2006/picture">
                 <pic:pic>
                   <pic:nvPicPr>
-                    <pic:cNvPr descr="47ef918f27c31761ead8dfc99355770bc0a2f834be7ca5d1539336b326834359.jpg" id="453" name="Picture"/>
+                    <pic:cNvPr descr="47ef918f27c31761ead8dfc99355770bc0a2f834be7ca5d1539336b326834359.jpg" id="447" name="Picture"/>
                     <pic:cNvPicPr>
                       <a:picLocks noChangeArrowheads="1" noChangeAspect="1"/>
                     </pic:cNvPicPr>
                   </pic:nvPicPr>
                   <pic:blipFill>
-                    <a:blip r:embed="rId451"/>
+                    <a:blip r:embed="rId445"/>
                     <a:stretch>
                       <a:fillRect/>
                     </a:stretch>
@@ -23121,18 +23357,18 @@
           <wp:inline>
             <wp:extent cx="3024000" cy="679400"/>
             <wp:effectExtent b="0" l="0" r="0" t="0"/>
-            <wp:docPr descr="" title="" id="455" name="Picture"/>
+            <wp:docPr descr="" title="" id="449" name="Picture"/>
             <a:graphic>
               <a:graphicData uri="http://schemas.openxmlformats.org/drawingml/2006/picture">
                 <pic:pic>
                   <pic:nvPicPr>
-                    <pic:cNvPr descr="f73f60822ff0721492542a611c2b8626952b6399ab549764dbf7d340c30cefe2.jpg" id="456" name="Picture"/>
+                    <pic:cNvPr descr="f73f60822ff0721492542a611c2b8626952b6399ab549764dbf7d340c30cefe2.jpg" id="450" name="Picture"/>
                     <pic:cNvPicPr>
                       <a:picLocks noChangeArrowheads="1" noChangeAspect="1"/>
                     </pic:cNvPicPr>
                   </pic:nvPicPr>
                   <pic:blipFill>
-                    <a:blip r:embed="rId454"/>
+                    <a:blip r:embed="rId448"/>
                     <a:stretch>
                       <a:fillRect/>
                     </a:stretch>
@@ -23248,18 +23484,18 @@
           <wp:inline>
             <wp:extent cx="3024000" cy="972542"/>
             <wp:effectExtent b="0" l="0" r="0" t="0"/>
-            <wp:docPr descr="" title="" id="458" name="Picture"/>
+            <wp:docPr descr="" title="" id="452" name="Picture"/>
             <a:graphic>
               <a:graphicData uri="http://schemas.openxmlformats.org/drawingml/2006/picture">
                 <pic:pic>
                   <pic:nvPicPr>
-                    <pic:cNvPr descr="c194c36d04aa3e865ad85f58badb7777b125c69ceb4801c62386c358487cd310.jpg" id="459" name="Picture"/>
+                    <pic:cNvPr descr="c194c36d04aa3e865ad85f58badb7777b125c69ceb4801c62386c358487cd310.jpg" id="453" name="Picture"/>
                     <pic:cNvPicPr>
                       <a:picLocks noChangeArrowheads="1" noChangeAspect="1"/>
                     </pic:cNvPicPr>
                   </pic:nvPicPr>
                   <pic:blipFill>
-                    <a:blip r:embed="rId457"/>
+                    <a:blip r:embed="rId451"/>
                     <a:stretch>
                       <a:fillRect/>
                     </a:stretch>
@@ -23360,18 +23596,18 @@
           <wp:inline>
             <wp:extent cx="3024000" cy="993934"/>
             <wp:effectExtent b="0" l="0" r="0" t="0"/>
-            <wp:docPr descr="" title="" id="461" name="Picture"/>
+            <wp:docPr descr="" title="" id="455" name="Picture"/>
             <a:graphic>
               <a:graphicData uri="http://schemas.openxmlformats.org/drawingml/2006/picture">
                 <pic:pic>
                   <pic:nvPicPr>
-                    <pic:cNvPr descr="ec6e292fb652feff366f48e887437a63c21d3ea1e94541094e388e2c298cd476.jpg" id="462" name="Picture"/>
+                    <pic:cNvPr descr="ec6e292fb652feff366f48e887437a63c21d3ea1e94541094e388e2c298cd476.jpg" id="456" name="Picture"/>
                     <pic:cNvPicPr>
                       <a:picLocks noChangeArrowheads="1" noChangeAspect="1"/>
                     </pic:cNvPicPr>
                   </pic:nvPicPr>
                   <pic:blipFill>
-                    <a:blip r:embed="rId460"/>
+                    <a:blip r:embed="rId454"/>
                     <a:stretch>
                       <a:fillRect/>
                     </a:stretch>
@@ -23398,8 +23634,9 @@
         </w:drawing>
       </w:r>
     </w:p>
-    <w:bookmarkEnd w:id="463"/>
-    <w:bookmarkStart w:id="507" w:name="第-9-题13-分天然产物全合成"/>
+    <w:bookmarkEnd w:id="457"/>
+    <w:bookmarkEnd w:id="458"/>
+    <w:bookmarkStart w:id="511" w:name="第-9-题13-分天然产物全合成"/>
     <w:p>
       <w:pPr>
         <w:pStyle w:val="Heading3"/>
@@ -23580,18 +23817,18 @@
           <wp:inline>
             <wp:extent cx="3024000" cy="670332"/>
             <wp:effectExtent b="0" l="0" r="0" t="0"/>
-            <wp:docPr descr="" title="" id="465" name="Picture"/>
+            <wp:docPr descr="" title="" id="460" name="Picture"/>
             <a:graphic>
               <a:graphicData uri="http://schemas.openxmlformats.org/drawingml/2006/picture">
                 <pic:pic>
                   <pic:nvPicPr>
-                    <pic:cNvPr descr="79f33f3905adc7357a5fed908a02b918fcb7b719e02bb85633b83112a782194c.jpg" id="466" name="Picture"/>
+                    <pic:cNvPr descr="79f33f3905adc7357a5fed908a02b918fcb7b719e02bb85633b83112a782194c.jpg" id="461" name="Picture"/>
                     <pic:cNvPicPr>
                       <a:picLocks noChangeArrowheads="1" noChangeAspect="1"/>
                     </pic:cNvPicPr>
                   </pic:nvPicPr>
                   <pic:blipFill>
-                    <a:blip r:embed="rId464"/>
+                    <a:blip r:embed="rId459"/>
                     <a:stretch>
                       <a:fillRect/>
                     </a:stretch>
@@ -23672,18 +23909,18 @@
           <wp:inline>
             <wp:extent cx="3024000" cy="1582894"/>
             <wp:effectExtent b="0" l="0" r="0" t="0"/>
-            <wp:docPr descr="" title="" id="468" name="Picture"/>
+            <wp:docPr descr="" title="" id="463" name="Picture"/>
             <a:graphic>
               <a:graphicData uri="http://schemas.openxmlformats.org/drawingml/2006/picture">
                 <pic:pic>
                   <pic:nvPicPr>
-                    <pic:cNvPr descr="a7948ff966bcee986cf5b36d21153ca1f4960fae7792aac0d630fd118d5d2a1d.jpg" id="469" name="Picture"/>
+                    <pic:cNvPr descr="a7948ff966bcee986cf5b36d21153ca1f4960fae7792aac0d630fd118d5d2a1d.jpg" id="464" name="Picture"/>
                     <pic:cNvPicPr>
                       <a:picLocks noChangeArrowheads="1" noChangeAspect="1"/>
                     </pic:cNvPicPr>
                   </pic:nvPicPr>
                   <pic:blipFill>
-                    <a:blip r:embed="rId467"/>
+                    <a:blip r:embed="rId462"/>
                     <a:stretch>
                       <a:fillRect/>
                     </a:stretch>
@@ -23899,18 +24136,18 @@
           <wp:inline>
             <wp:extent cx="3024000" cy="1025670"/>
             <wp:effectExtent b="0" l="0" r="0" t="0"/>
-            <wp:docPr descr="" title="" id="471" name="Picture"/>
+            <wp:docPr descr="" title="" id="466" name="Picture"/>
             <a:graphic>
               <a:graphicData uri="http://schemas.openxmlformats.org/drawingml/2006/picture">
                 <pic:pic>
                   <pic:nvPicPr>
-                    <pic:cNvPr descr="77d3a2c37498204fbdac43486c24e3e36c3dbdfb794b0d60769fefaad9f252b1.jpg" id="472" name="Picture"/>
+                    <pic:cNvPr descr="77d3a2c37498204fbdac43486c24e3e36c3dbdfb794b0d60769fefaad9f252b1.jpg" id="467" name="Picture"/>
                     <pic:cNvPicPr>
                       <a:picLocks noChangeArrowheads="1" noChangeAspect="1"/>
                     </pic:cNvPicPr>
                   </pic:nvPicPr>
                   <pic:blipFill>
-                    <a:blip r:embed="rId470"/>
+                    <a:blip r:embed="rId465"/>
                     <a:stretch>
                       <a:fillRect/>
                     </a:stretch>
@@ -23937,7 +24174,7 @@
         </w:drawing>
       </w:r>
     </w:p>
-    <w:bookmarkStart w:id="506" w:name="答案-8"/>
+    <w:bookmarkStart w:id="510" w:name="答案-8"/>
     <w:p>
       <w:pPr>
         <w:pStyle w:val="Heading4"/>
@@ -23987,18 +24224,18 @@
                 <wp:inline>
                   <wp:extent cx="2406600" cy="1341610"/>
                   <wp:effectExtent b="0" l="0" r="0" t="0"/>
-                  <wp:docPr descr="" title="" id="474" name="Picture"/>
+                  <wp:docPr descr="" title="" id="469" name="Picture"/>
                   <a:graphic>
                     <a:graphicData uri="http://schemas.openxmlformats.org/drawingml/2006/picture">
                       <pic:pic>
                         <pic:nvPicPr>
-                          <pic:cNvPr descr="1a019e6d5dae876f144f859d09644d779862a26840b198cb6061a4d71d95d4a8.jpg" id="475" name="Picture"/>
+                          <pic:cNvPr descr="1a019e6d5dae876f144f859d09644d779862a26840b198cb6061a4d71d95d4a8.jpg" id="470" name="Picture"/>
                           <pic:cNvPicPr>
                             <a:picLocks noChangeArrowheads="1" noChangeAspect="1"/>
                           </pic:cNvPicPr>
                         </pic:nvPicPr>
                         <pic:blipFill>
-                          <a:blip r:embed="rId473"/>
+                          <a:blip r:embed="rId468"/>
                           <a:stretch>
                             <a:fillRect/>
                           </a:stretch>
@@ -24041,18 +24278,18 @@
                 <wp:inline>
                   <wp:extent cx="2406600" cy="1266197"/>
                   <wp:effectExtent b="0" l="0" r="0" t="0"/>
-                  <wp:docPr descr="" title="" id="477" name="Picture"/>
+                  <wp:docPr descr="" title="" id="472" name="Picture"/>
                   <a:graphic>
                     <a:graphicData uri="http://schemas.openxmlformats.org/drawingml/2006/picture">
                       <pic:pic>
                         <pic:nvPicPr>
-                          <pic:cNvPr descr="3a3a22504a23ffcb26b3cb01c593f7b198f82a5ff0c9a614c7068447b307160a.jpg" id="478" name="Picture"/>
+                          <pic:cNvPr descr="3a3a22504a23ffcb26b3cb01c593f7b198f82a5ff0c9a614c7068447b307160a.jpg" id="473" name="Picture"/>
                           <pic:cNvPicPr>
                             <a:picLocks noChangeArrowheads="1" noChangeAspect="1"/>
                           </pic:cNvPicPr>
                         </pic:nvPicPr>
                         <pic:blipFill>
-                          <a:blip r:embed="rId476"/>
+                          <a:blip r:embed="rId471"/>
                           <a:stretch>
                             <a:fillRect/>
                           </a:stretch>
@@ -24081,15 +24318,43 @@
           </w:p>
         </w:tc>
       </w:tr>
+    </w:tbl>
+    <w:p/>
+    <w:tbl>
+      <w:tblPr>
+        <w:tblStyle w:val="Table"/>
+        <w:tblW w:type="dxa" w:w="9752"/>
+        <w:jc w:val="center"/>
+        <w:tblBorders>
+          <w:top w:val="nil"/>
+          <w:left w:val="nil"/>
+          <w:bottom w:val="nil"/>
+          <w:right w:val="nil"/>
+          <w:insideH w:val="nil"/>
+          <w:insideV w:val="nil"/>
+        </w:tblBorders>
+        <w:tblLayout w:type="fixed"/>
+        <w:tblLook w:firstRow="1" w:lastRow="0" w:firstColumn="0" w:lastColumn="0" w:noHBand="0" w:noVBand="0" w:val="0020"/>
+      </w:tblPr>
+      <w:tblGrid>
+        <w:gridCol w:w="2438"/>
+        <w:gridCol w:w="2438"/>
+        <w:gridCol w:w="2438"/>
+        <w:gridCol w:w="2438"/>
+      </w:tblGrid>
       <w:tr>
+        <w:trPr>
+          <w:tblHeader w:val="on"/>
+        </w:trPr>
         <w:tc>
           <w:tcPr>
-            <w:tcW w:type="dxa" w:w="4876"/>
+            <w:tcW w:type="dxa" w:w="2438"/>
           </w:tcPr>
           <w:tcPr/>
           <w:p>
             <w:pPr>
               <w:pStyle w:val="Compact"/>
+              <w:spacing w:before="0" w:after="0" w:line="276" w:lineRule="auto"/>
               <w:jc w:val="center"/>
             </w:pPr>
             <w:r>
@@ -24099,7 +24364,29 @@
         </w:tc>
         <w:tc>
           <w:tcPr>
-            <w:tcW w:type="dxa" w:w="4876"/>
+            <w:tcW w:type="dxa" w:w="2438"/>
+          </w:tcPr>
+          <w:tcPr/>
+          <w:p>
+            <w:pPr>
+              <w:pStyle w:val="Compact"/>
+            </w:pPr>
+          </w:p>
+        </w:tc>
+        <w:tc>
+          <w:tcPr>
+            <w:tcW w:type="dxa" w:w="2438"/>
+          </w:tcPr>
+          <w:tcPr/>
+          <w:p>
+            <w:pPr>
+              <w:pStyle w:val="Compact"/>
+            </w:pPr>
+          </w:p>
+        </w:tc>
+        <w:tc>
+          <w:tcPr>
+            <w:tcW w:type="dxa" w:w="2438"/>
           </w:tcPr>
           <w:tcPr/>
           <w:p>
@@ -24112,39 +24399,7 @@
       <w:tr>
         <w:tc>
           <w:tcPr>
-            <w:tcW w:type="dxa" w:w="4876"/>
-          </w:tcPr>
-          <w:tcPr/>
-          <w:p>
-            <w:pPr>
-              <w:pStyle w:val="Compact"/>
-              <w:jc w:val="center"/>
-            </w:pPr>
-            <w:r>
-              <w:t xml:space="preserve">:–:</w:t>
-            </w:r>
-          </w:p>
-        </w:tc>
-        <w:tc>
-          <w:tcPr>
-            <w:tcW w:type="dxa" w:w="4876"/>
-          </w:tcPr>
-          <w:tcPr/>
-          <w:p>
-            <w:pPr>
-              <w:pStyle w:val="Compact"/>
-              <w:jc w:val="center"/>
-            </w:pPr>
-            <w:r>
-              <w:t xml:space="preserve">:–:</w:t>
-            </w:r>
-          </w:p>
-        </w:tc>
-      </w:tr>
-      <w:tr>
-        <w:tc>
-          <w:tcPr>
-            <w:tcW w:type="dxa" w:w="4876"/>
+            <w:tcW w:type="dxa" w:w="2438"/>
           </w:tcPr>
           <w:tcPr/>
           <w:p>
@@ -24159,7 +24414,7 @@
         </w:tc>
         <w:tc>
           <w:tcPr>
-            <w:tcW w:type="dxa" w:w="4876"/>
+            <w:tcW w:type="dxa" w:w="2438"/>
           </w:tcPr>
           <w:tcPr/>
           <w:p>
@@ -24172,11 +24427,41 @@
             </w:r>
           </w:p>
         </w:tc>
+        <w:tc>
+          <w:tcPr>
+            <w:tcW w:type="dxa" w:w="2438"/>
+          </w:tcPr>
+          <w:tcPr/>
+          <w:p>
+            <w:pPr>
+              <w:pStyle w:val="Compact"/>
+              <w:jc w:val="center"/>
+            </w:pPr>
+            <w:r>
+              <w:t xml:space="preserve">G</w:t>
+            </w:r>
+          </w:p>
+        </w:tc>
+        <w:tc>
+          <w:tcPr>
+            <w:tcW w:type="dxa" w:w="2438"/>
+          </w:tcPr>
+          <w:tcPr/>
+          <w:p>
+            <w:pPr>
+              <w:pStyle w:val="Compact"/>
+              <w:jc w:val="center"/>
+            </w:pPr>
+            <w:r>
+              <w:t xml:space="preserve">H</w:t>
+            </w:r>
+          </w:p>
+        </w:tc>
       </w:tr>
       <w:tr>
         <w:tc>
           <w:tcPr>
-            <w:tcW w:type="dxa" w:w="4876"/>
+            <w:tcW w:type="dxa" w:w="2438"/>
           </w:tcPr>
           <w:tcPr/>
           <w:p>
@@ -24187,20 +24472,20 @@
             <w:r>
               <w:drawing>
                 <wp:inline>
-                  <wp:extent cx="1438544" cy="1655999"/>
+                  <wp:extent cx="1149300" cy="1323031"/>
                   <wp:effectExtent b="0" l="0" r="0" t="0"/>
-                  <wp:docPr descr="" title="" id="480" name="Picture"/>
+                  <wp:docPr descr="" title="" id="475" name="Picture"/>
                   <a:graphic>
                     <a:graphicData uri="http://schemas.openxmlformats.org/drawingml/2006/picture">
                       <pic:pic>
                         <pic:nvPicPr>
-                          <pic:cNvPr descr="674c71c41b271f426e59bb530792b53b030a8abfe3a371342637a98d6476df04.jpg" id="481" name="Picture"/>
+                          <pic:cNvPr descr="674c71c41b271f426e59bb530792b53b030a8abfe3a371342637a98d6476df04.jpg" id="476" name="Picture"/>
                           <pic:cNvPicPr>
                             <a:picLocks noChangeArrowheads="1" noChangeAspect="1"/>
                           </pic:cNvPicPr>
                         </pic:nvPicPr>
                         <pic:blipFill>
-                          <a:blip r:embed="rId479"/>
+                          <a:blip r:embed="rId474"/>
                           <a:stretch>
                             <a:fillRect/>
                           </a:stretch>
@@ -24208,7 +24493,7 @@
                         <pic:spPr bwMode="auto">
                           <a:xfrm>
                             <a:off x="0" y="0"/>
-                            <a:ext cx="1438544" cy="1655999"/>
+                            <a:ext cx="1149300" cy="1323031"/>
                           </a:xfrm>
                           <a:prstGeom prst="rect">
                             <a:avLst/>
@@ -24239,7 +24524,7 @@
         </w:tc>
         <w:tc>
           <w:tcPr>
-            <w:tcW w:type="dxa" w:w="4876"/>
+            <w:tcW w:type="dxa" w:w="2438"/>
           </w:tcPr>
           <w:tcPr/>
           <w:p>
@@ -24252,18 +24537,18 @@
                 <wp:inline>
                   <wp:extent cx="975359" cy="1414272"/>
                   <wp:effectExtent b="0" l="0" r="0" t="0"/>
-                  <wp:docPr descr="" title="" id="483" name="Picture"/>
+                  <wp:docPr descr="" title="" id="478" name="Picture"/>
                   <a:graphic>
                     <a:graphicData uri="http://schemas.openxmlformats.org/drawingml/2006/picture">
                       <pic:pic>
                         <pic:nvPicPr>
-                          <pic:cNvPr descr="b0c15cf3255078873f0b76214162d87f910b4d763b02cad4b1d7f5f766d3eabb.jpg" id="484" name="Picture"/>
+                          <pic:cNvPr descr="b0c15cf3255078873f0b76214162d87f910b4d763b02cad4b1d7f5f766d3eabb.jpg" id="479" name="Picture"/>
                           <pic:cNvPicPr>
                             <a:picLocks noChangeArrowheads="1" noChangeAspect="1"/>
                           </pic:cNvPicPr>
                         </pic:nvPicPr>
                         <pic:blipFill>
-                          <a:blip r:embed="rId482"/>
+                          <a:blip r:embed="rId477"/>
                           <a:stretch>
                             <a:fillRect/>
                           </a:stretch>
@@ -24300,11 +24585,137 @@
             </w:r>
           </w:p>
         </w:tc>
+        <w:tc>
+          <w:tcPr>
+            <w:tcW w:type="dxa" w:w="2438"/>
+          </w:tcPr>
+          <w:tcPr/>
+          <w:p>
+            <w:pPr>
+              <w:pStyle w:val="Compact"/>
+              <w:jc w:val="center"/>
+            </w:pPr>
+            <w:r>
+              <w:drawing>
+                <wp:inline>
+                  <wp:extent cx="871728" cy="1511807"/>
+                  <wp:effectExtent b="0" l="0" r="0" t="0"/>
+                  <wp:docPr descr="" title="" id="481" name="Picture"/>
+                  <a:graphic>
+                    <a:graphicData uri="http://schemas.openxmlformats.org/drawingml/2006/picture">
+                      <pic:pic>
+                        <pic:nvPicPr>
+                          <pic:cNvPr descr="7ba55bf1db4fb093efed9f3c5a02957eabb8523e1db2342c9d69d07415c58ab8.jpg" id="482" name="Picture"/>
+                          <pic:cNvPicPr>
+                            <a:picLocks noChangeArrowheads="1" noChangeAspect="1"/>
+                          </pic:cNvPicPr>
+                        </pic:nvPicPr>
+                        <pic:blipFill>
+                          <a:blip r:embed="rId480"/>
+                          <a:stretch>
+                            <a:fillRect/>
+                          </a:stretch>
+                        </pic:blipFill>
+                        <pic:spPr bwMode="auto">
+                          <a:xfrm>
+                            <a:off x="0" y="0"/>
+                            <a:ext cx="871728" cy="1511807"/>
+                          </a:xfrm>
+                          <a:prstGeom prst="rect">
+                            <a:avLst/>
+                          </a:prstGeom>
+                          <a:noFill/>
+                          <a:ln w="9525">
+                            <a:noFill/>
+                            <a:headEnd/>
+                            <a:tailEnd/>
+                          </a:ln>
+                        </pic:spPr>
+                      </pic:pic>
+                    </a:graphicData>
+                  </a:graphic>
+                </wp:inline>
+              </w:drawing>
+            </w:r>
+            <w:r>
+              <w:t xml:space="preserve"> </w:t>
+            </w:r>
+            <w:r>
+              <w:rPr>
+                <w:rFonts w:ascii="Times New Roman" w:hAnsi="Times New Roman" w:cs="Times New Roman" w:eastAsia="SimSun"/>
+              </w:rPr>
+              <w:t xml:space="preserve">(2分)</w:t>
+            </w:r>
+          </w:p>
+        </w:tc>
+        <w:tc>
+          <w:tcPr>
+            <w:tcW w:type="dxa" w:w="2438"/>
+          </w:tcPr>
+          <w:tcPr/>
+          <w:p>
+            <w:pPr>
+              <w:pStyle w:val="Compact"/>
+              <w:jc w:val="center"/>
+            </w:pPr>
+            <w:r>
+              <w:drawing>
+                <wp:inline>
+                  <wp:extent cx="798576" cy="1499615"/>
+                  <wp:effectExtent b="0" l="0" r="0" t="0"/>
+                  <wp:docPr descr="" title="" id="484" name="Picture"/>
+                  <a:graphic>
+                    <a:graphicData uri="http://schemas.openxmlformats.org/drawingml/2006/picture">
+                      <pic:pic>
+                        <pic:nvPicPr>
+                          <pic:cNvPr descr="2894ff33d916eb264fbd4683a863fe21ee06f6f6fb89cee12be69f9e8f60a806.jpg" id="485" name="Picture"/>
+                          <pic:cNvPicPr>
+                            <a:picLocks noChangeArrowheads="1" noChangeAspect="1"/>
+                          </pic:cNvPicPr>
+                        </pic:nvPicPr>
+                        <pic:blipFill>
+                          <a:blip r:embed="rId483"/>
+                          <a:stretch>
+                            <a:fillRect/>
+                          </a:stretch>
+                        </pic:blipFill>
+                        <pic:spPr bwMode="auto">
+                          <a:xfrm>
+                            <a:off x="0" y="0"/>
+                            <a:ext cx="798576" cy="1499615"/>
+                          </a:xfrm>
+                          <a:prstGeom prst="rect">
+                            <a:avLst/>
+                          </a:prstGeom>
+                          <a:noFill/>
+                          <a:ln w="9525">
+                            <a:noFill/>
+                            <a:headEnd/>
+                            <a:tailEnd/>
+                          </a:ln>
+                        </pic:spPr>
+                      </pic:pic>
+                    </a:graphicData>
+                  </a:graphic>
+                </wp:inline>
+              </w:drawing>
+            </w:r>
+            <w:r>
+              <w:t xml:space="preserve"> </w:t>
+            </w:r>
+            <w:r>
+              <w:rPr>
+                <w:rFonts w:ascii="Times New Roman" w:hAnsi="Times New Roman" w:cs="Times New Roman" w:eastAsia="SimSun"/>
+              </w:rPr>
+              <w:t xml:space="preserve">(3分)</w:t>
+            </w:r>
+          </w:p>
+        </w:tc>
       </w:tr>
       <w:tr>
         <w:tc>
           <w:tcPr>
-            <w:tcW w:type="dxa" w:w="4876"/>
+            <w:tcW w:type="dxa" w:w="2438"/>
           </w:tcPr>
           <w:tcPr/>
           <w:p>
@@ -24319,7 +24730,29 @@
         </w:tc>
         <w:tc>
           <w:tcPr>
-            <w:tcW w:type="dxa" w:w="4876"/>
+            <w:tcW w:type="dxa" w:w="2438"/>
+          </w:tcPr>
+          <w:tcPr/>
+          <w:p>
+            <w:pPr>
+              <w:pStyle w:val="Compact"/>
+            </w:pPr>
+          </w:p>
+        </w:tc>
+        <w:tc>
+          <w:tcPr>
+            <w:tcW w:type="dxa" w:w="2438"/>
+          </w:tcPr>
+          <w:tcPr/>
+          <w:p>
+            <w:pPr>
+              <w:pStyle w:val="Compact"/>
+            </w:pPr>
+          </w:p>
+        </w:tc>
+        <w:tc>
+          <w:tcPr>
+            <w:tcW w:type="dxa" w:w="2438"/>
           </w:tcPr>
           <w:tcPr/>
           <w:p>
@@ -24332,7 +24765,7 @@
       <w:tr>
         <w:tc>
           <w:tcPr>
-            <w:tcW w:type="dxa" w:w="4876"/>
+            <w:tcW w:type="dxa" w:w="2438"/>
           </w:tcPr>
           <w:tcPr/>
           <w:p>
@@ -24343,20 +24776,20 @@
             <w:r>
               <w:drawing>
                 <wp:inline>
-                  <wp:extent cx="1438655" cy="1298448"/>
+                  <wp:extent cx="1149300" cy="1037291"/>
                   <wp:effectExtent b="0" l="0" r="0" t="0"/>
-                  <wp:docPr descr="" title="" id="486" name="Picture"/>
+                  <wp:docPr descr="" title="" id="487" name="Picture"/>
                   <a:graphic>
                     <a:graphicData uri="http://schemas.openxmlformats.org/drawingml/2006/picture">
                       <pic:pic>
                         <pic:nvPicPr>
-                          <pic:cNvPr descr="aceb8ca49a5e771cb0fc93d9463d6ee8e2c2d9fa410fbedbdd6ca090c71c6ff8.jpg" id="487" name="Picture"/>
+                          <pic:cNvPr descr="aceb8ca49a5e771cb0fc93d9463d6ee8e2c2d9fa410fbedbdd6ca090c71c6ff8.jpg" id="488" name="Picture"/>
                           <pic:cNvPicPr>
                             <a:picLocks noChangeArrowheads="1" noChangeAspect="1"/>
                           </pic:cNvPicPr>
                         </pic:nvPicPr>
                         <pic:blipFill>
-                          <a:blip r:embed="rId485"/>
+                          <a:blip r:embed="rId486"/>
                           <a:stretch>
                             <a:fillRect/>
                           </a:stretch>
@@ -24364,7 +24797,7 @@
                         <pic:spPr bwMode="auto">
                           <a:xfrm>
                             <a:off x="0" y="0"/>
-                            <a:ext cx="1438655" cy="1298448"/>
+                            <a:ext cx="1149300" cy="1037291"/>
                           </a:xfrm>
                           <a:prstGeom prst="rect">
                             <a:avLst/>
@@ -24395,7 +24828,7 @@
         </w:tc>
         <w:tc>
           <w:tcPr>
-            <w:tcW w:type="dxa" w:w="4876"/>
+            <w:tcW w:type="dxa" w:w="2438"/>
           </w:tcPr>
           <w:tcPr/>
           <w:p>
@@ -24406,20 +24839,20 @@
             <w:r>
               <w:drawing>
                 <wp:inline>
-                  <wp:extent cx="1542287" cy="1286256"/>
+                  <wp:extent cx="1149300" cy="958507"/>
                   <wp:effectExtent b="0" l="0" r="0" t="0"/>
-                  <wp:docPr descr="" title="" id="489" name="Picture"/>
+                  <wp:docPr descr="" title="" id="490" name="Picture"/>
                   <a:graphic>
                     <a:graphicData uri="http://schemas.openxmlformats.org/drawingml/2006/picture">
                       <pic:pic>
                         <pic:nvPicPr>
-                          <pic:cNvPr descr="66d72c3531ceb2b00af3ef5d5cbd1373b6680c23ecc838f5b3d6140400fd1bd7.jpg" id="490" name="Picture"/>
+                          <pic:cNvPr descr="66d72c3531ceb2b00af3ef5d5cbd1373b6680c23ecc838f5b3d6140400fd1bd7.jpg" id="491" name="Picture"/>
                           <pic:cNvPicPr>
                             <a:picLocks noChangeArrowheads="1" noChangeAspect="1"/>
                           </pic:cNvPicPr>
                         </pic:nvPicPr>
                         <pic:blipFill>
-                          <a:blip r:embed="rId488"/>
+                          <a:blip r:embed="rId489"/>
                           <a:stretch>
                             <a:fillRect/>
                           </a:stretch>
@@ -24427,7 +24860,81 @@
                         <pic:spPr bwMode="auto">
                           <a:xfrm>
                             <a:off x="0" y="0"/>
-                            <a:ext cx="1542287" cy="1286256"/>
+                            <a:ext cx="1149300" cy="958507"/>
+                          </a:xfrm>
+                          <a:prstGeom prst="rect">
+                            <a:avLst/>
+                          </a:prstGeom>
+                          <a:noFill/>
+                          <a:ln w="9525">
+                            <a:noFill/>
+                            <a:headEnd/>
+                            <a:tailEnd/>
+                          </a:ln>
+                        </pic:spPr>
+                      </pic:pic>
+                    </a:graphicData>
+                  </a:graphic>
+                </wp:inline>
+              </w:drawing>
+            </w:r>
+            <w:r>
+              <w:t xml:space="preserve"> </w:t>
+            </w:r>
+            <w:r>
+              <w:rPr>
+                <w:rFonts w:ascii="Times New Roman" w:hAnsi="Times New Roman" w:cs="Times New Roman" w:eastAsia="SimSun"/>
+              </w:rPr>
+              <w:t xml:space="preserve">(1分)</w:t>
+            </w:r>
+          </w:p>
+        </w:tc>
+        <w:tc>
+          <w:tcPr>
+            <w:tcW w:type="dxa" w:w="2438"/>
+          </w:tcPr>
+          <w:tcPr/>
+          <w:p>
+            <w:pPr>
+              <w:pStyle w:val="Compact"/>
+            </w:pPr>
+          </w:p>
+        </w:tc>
+        <w:tc>
+          <w:tcPr>
+            <w:tcW w:type="dxa" w:w="2438"/>
+          </w:tcPr>
+          <w:tcPr/>
+          <w:p>
+            <w:pPr>
+              <w:pStyle w:val="Compact"/>
+              <w:jc w:val="center"/>
+            </w:pPr>
+            <w:r>
+              <w:drawing>
+                <wp:inline>
+                  <wp:extent cx="1149300" cy="855493"/>
+                  <wp:effectExtent b="0" l="0" r="0" t="0"/>
+                  <wp:docPr descr="" title="" id="493" name="Picture"/>
+                  <a:graphic>
+                    <a:graphicData uri="http://schemas.openxmlformats.org/drawingml/2006/picture">
+                      <pic:pic>
+                        <pic:nvPicPr>
+                          <pic:cNvPr descr="46f3da733afcee5f61be7fc050a1fd23d1e8ecadb665ce6b503c5b867b6081e4.jpg" id="494" name="Picture"/>
+                          <pic:cNvPicPr>
+                            <a:picLocks noChangeArrowheads="1" noChangeAspect="1"/>
+                          </pic:cNvPicPr>
+                        </pic:nvPicPr>
+                        <pic:blipFill>
+                          <a:blip r:embed="rId492"/>
+                          <a:stretch>
+                            <a:fillRect/>
+                          </a:stretch>
+                        </pic:blipFill>
+                        <pic:spPr bwMode="auto">
+                          <a:xfrm>
+                            <a:off x="0" y="0"/>
+                            <a:ext cx="1149300" cy="855493"/>
                           </a:xfrm>
                           <a:prstGeom prst="rect">
                             <a:avLst/>
@@ -24460,7 +24967,7 @@
       <w:tr>
         <w:tc>
           <w:tcPr>
-            <w:tcW w:type="dxa" w:w="4876"/>
+            <w:tcW w:type="dxa" w:w="2438"/>
           </w:tcPr>
           <w:tcPr/>
           <w:p>
@@ -24475,7 +24982,29 @@
         </w:tc>
         <w:tc>
           <w:tcPr>
-            <w:tcW w:type="dxa" w:w="4876"/>
+            <w:tcW w:type="dxa" w:w="2438"/>
+          </w:tcPr>
+          <w:tcPr/>
+          <w:p>
+            <w:pPr>
+              <w:pStyle w:val="Compact"/>
+            </w:pPr>
+          </w:p>
+        </w:tc>
+        <w:tc>
+          <w:tcPr>
+            <w:tcW w:type="dxa" w:w="2438"/>
+          </w:tcPr>
+          <w:tcPr/>
+          <w:p>
+            <w:pPr>
+              <w:pStyle w:val="Compact"/>
+            </w:pPr>
+          </w:p>
+        </w:tc>
+        <w:tc>
+          <w:tcPr>
+            <w:tcW w:type="dxa" w:w="2438"/>
           </w:tcPr>
           <w:tcPr/>
           <w:p>
@@ -24488,7 +25017,7 @@
       <w:tr>
         <w:tc>
           <w:tcPr>
-            <w:tcW w:type="dxa" w:w="4876"/>
+            <w:tcW w:type="dxa" w:w="2438"/>
           </w:tcPr>
           <w:tcPr/>
           <w:p>
@@ -24503,7 +25032,29 @@
         </w:tc>
         <w:tc>
           <w:tcPr>
-            <w:tcW w:type="dxa" w:w="4876"/>
+            <w:tcW w:type="dxa" w:w="2438"/>
+          </w:tcPr>
+          <w:tcPr/>
+          <w:p>
+            <w:pPr>
+              <w:pStyle w:val="Compact"/>
+            </w:pPr>
+          </w:p>
+        </w:tc>
+        <w:tc>
+          <w:tcPr>
+            <w:tcW w:type="dxa" w:w="2438"/>
+          </w:tcPr>
+          <w:tcPr/>
+          <w:p>
+            <w:pPr>
+              <w:pStyle w:val="Compact"/>
+            </w:pPr>
+          </w:p>
+        </w:tc>
+        <w:tc>
+          <w:tcPr>
+            <w:tcW w:type="dxa" w:w="2438"/>
           </w:tcPr>
           <w:tcPr/>
           <w:p>
@@ -24603,18 +25154,18 @@
                 <wp:inline>
                   <wp:extent cx="1568400" cy="1442568"/>
                   <wp:effectExtent b="0" l="0" r="0" t="0"/>
-                  <wp:docPr descr="" title="" id="492" name="Picture"/>
+                  <wp:docPr descr="" title="" id="496" name="Picture"/>
                   <a:graphic>
                     <a:graphicData uri="http://schemas.openxmlformats.org/drawingml/2006/picture">
                       <pic:pic>
                         <pic:nvPicPr>
-                          <pic:cNvPr descr="8f6a11ad55cbdbbc8860c6a248d0ec0e31fbcb9da401747ac194a45e22cd7611.jpg" id="493" name="Picture"/>
+                          <pic:cNvPr descr="8f6a11ad55cbdbbc8860c6a248d0ec0e31fbcb9da401747ac194a45e22cd7611.jpg" id="497" name="Picture"/>
                           <pic:cNvPicPr>
                             <a:picLocks noChangeArrowheads="1" noChangeAspect="1"/>
                           </pic:cNvPicPr>
                         </pic:nvPicPr>
                         <pic:blipFill>
-                          <a:blip r:embed="rId491"/>
+                          <a:blip r:embed="rId495"/>
                           <a:stretch>
                             <a:fillRect/>
                           </a:stretch>
@@ -24666,18 +25217,18 @@
                 <wp:inline>
                   <wp:extent cx="1307367" cy="1655999"/>
                   <wp:effectExtent b="0" l="0" r="0" t="0"/>
-                  <wp:docPr descr="" title="" id="495" name="Picture"/>
+                  <wp:docPr descr="" title="" id="499" name="Picture"/>
                   <a:graphic>
                     <a:graphicData uri="http://schemas.openxmlformats.org/drawingml/2006/picture">
                       <pic:pic>
                         <pic:nvPicPr>
-                          <pic:cNvPr descr="fff7f01bb9e625bc9187260650b026efde5629810e933fbe384a2fb30462414a.jpg" id="496" name="Picture"/>
+                          <pic:cNvPr descr="fff7f01bb9e625bc9187260650b026efde5629810e933fbe384a2fb30462414a.jpg" id="500" name="Picture"/>
                           <pic:cNvPicPr>
                             <a:picLocks noChangeArrowheads="1" noChangeAspect="1"/>
                           </pic:cNvPicPr>
                         </pic:nvPicPr>
                         <pic:blipFill>
-                          <a:blip r:embed="rId494"/>
+                          <a:blip r:embed="rId498"/>
                           <a:stretch>
                             <a:fillRect/>
                           </a:stretch>
@@ -24729,18 +25280,18 @@
                 <wp:inline>
                   <wp:extent cx="1278224" cy="1655999"/>
                   <wp:effectExtent b="0" l="0" r="0" t="0"/>
-                  <wp:docPr descr="" title="" id="498" name="Picture"/>
+                  <wp:docPr descr="" title="" id="502" name="Picture"/>
                   <a:graphic>
                     <a:graphicData uri="http://schemas.openxmlformats.org/drawingml/2006/picture">
                       <pic:pic>
                         <pic:nvPicPr>
-                          <pic:cNvPr descr="d9b7213fdc100ad436ef60a19f58ff2f1e76d43a60183129cb60bb052093d072.jpg" id="499" name="Picture"/>
+                          <pic:cNvPr descr="d9b7213fdc100ad436ef60a19f58ff2f1e76d43a60183129cb60bb052093d072.jpg" id="503" name="Picture"/>
                           <pic:cNvPicPr>
                             <a:picLocks noChangeArrowheads="1" noChangeAspect="1"/>
                           </pic:cNvPicPr>
                         </pic:nvPicPr>
                         <pic:blipFill>
-                          <a:blip r:embed="rId497"/>
+                          <a:blip r:embed="rId501"/>
                           <a:stretch>
                             <a:fillRect/>
                           </a:stretch>
@@ -24791,18 +25342,18 @@
           <wp:inline>
             <wp:extent cx="2160000" cy="1942662"/>
             <wp:effectExtent b="0" l="0" r="0" t="0"/>
-            <wp:docPr descr="" title="" id="501" name="Picture"/>
+            <wp:docPr descr="" title="" id="505" name="Picture"/>
             <a:graphic>
               <a:graphicData uri="http://schemas.openxmlformats.org/drawingml/2006/picture">
                 <pic:pic>
                   <pic:nvPicPr>
-                    <pic:cNvPr descr="685f13a317810c661c436d6fa9fa8ce53adcb269840c2ca5e402d0e87c4f5fbf.jpg" id="502" name="Picture"/>
+                    <pic:cNvPr descr="685f13a317810c661c436d6fa9fa8ce53adcb269840c2ca5e402d0e87c4f5fbf.jpg" id="506" name="Picture"/>
                     <pic:cNvPicPr>
                       <a:picLocks noChangeArrowheads="1" noChangeAspect="1"/>
                     </pic:cNvPicPr>
                   </pic:nvPicPr>
                   <pic:blipFill>
-                    <a:blip r:embed="rId500"/>
+                    <a:blip r:embed="rId504"/>
                     <a:stretch>
                       <a:fillRect/>
                     </a:stretch>
@@ -24893,18 +25444,18 @@
           <wp:inline>
             <wp:extent cx="3024000" cy="1034951"/>
             <wp:effectExtent b="0" l="0" r="0" t="0"/>
-            <wp:docPr descr="" title="" id="504" name="Picture"/>
+            <wp:docPr descr="" title="" id="508" name="Picture"/>
             <a:graphic>
               <a:graphicData uri="http://schemas.openxmlformats.org/drawingml/2006/picture">
                 <pic:pic>
                   <pic:nvPicPr>
-                    <pic:cNvPr descr="cf8b5a7a3e1ee298018a8413bdcfcb2120f01a509e443e49fc671c594a855197.jpg" id="505" name="Picture"/>
+                    <pic:cNvPr descr="cf8b5a7a3e1ee298018a8413bdcfcb2120f01a509e443e49fc671c594a855197.jpg" id="509" name="Picture"/>
                     <pic:cNvPicPr>
                       <a:picLocks noChangeArrowheads="1" noChangeAspect="1"/>
                     </pic:cNvPicPr>
                   </pic:nvPicPr>
                   <pic:blipFill>
-                    <a:blip r:embed="rId503"/>
+                    <a:blip r:embed="rId507"/>
                     <a:stretch>
                       <a:fillRect/>
                     </a:stretch>
@@ -24931,9 +25482,9 @@
         </w:drawing>
       </w:r>
     </w:p>
-    <w:bookmarkEnd w:id="506"/>
-    <w:bookmarkEnd w:id="507"/>
-    <w:bookmarkStart w:id="560" w:name="第-10-题13-分the-first-eye"/>
+    <w:bookmarkEnd w:id="510"/>
+    <w:bookmarkEnd w:id="511"/>
+    <w:bookmarkStart w:id="564" w:name="第-10-题13-分the-first-eye"/>
     <w:p>
       <w:pPr>
         <w:pStyle w:val="Heading3"/>
@@ -25054,18 +25605,18 @@
           <wp:inline>
             <wp:extent cx="1731264" cy="1408175"/>
             <wp:effectExtent b="0" l="0" r="0" t="0"/>
-            <wp:docPr descr="" title="" id="509" name="Picture"/>
+            <wp:docPr descr="" title="" id="513" name="Picture"/>
             <a:graphic>
               <a:graphicData uri="http://schemas.openxmlformats.org/drawingml/2006/picture">
                 <pic:pic>
                   <pic:nvPicPr>
-                    <pic:cNvPr descr="10ca38e96e4c03742b74a45abaa925096040e597b2256946fe92074a68bf9350.jpg" id="510" name="Picture"/>
+                    <pic:cNvPr descr="10ca38e96e4c03742b74a45abaa925096040e597b2256946fe92074a68bf9350.jpg" id="514" name="Picture"/>
                     <pic:cNvPicPr>
                       <a:picLocks noChangeArrowheads="1" noChangeAspect="1"/>
                     </pic:cNvPicPr>
                   </pic:nvPicPr>
                   <pic:blipFill>
-                    <a:blip r:embed="rId508"/>
+                    <a:blip r:embed="rId512"/>
                     <a:stretch>
                       <a:fillRect/>
                     </a:stretch>
@@ -25164,18 +25715,18 @@
           <wp:inline>
             <wp:extent cx="3024000" cy="534515"/>
             <wp:effectExtent b="0" l="0" r="0" t="0"/>
-            <wp:docPr descr="" title="" id="512" name="Picture"/>
+            <wp:docPr descr="" title="" id="516" name="Picture"/>
             <a:graphic>
               <a:graphicData uri="http://schemas.openxmlformats.org/drawingml/2006/picture">
                 <pic:pic>
                   <pic:nvPicPr>
-                    <pic:cNvPr descr="681453ab9952b3a44c90524719972c543c99d153ea7335799cd8af98be8f0a57.jpg" id="513" name="Picture"/>
+                    <pic:cNvPr descr="681453ab9952b3a44c90524719972c543c99d153ea7335799cd8af98be8f0a57.jpg" id="517" name="Picture"/>
                     <pic:cNvPicPr>
                       <a:picLocks noChangeArrowheads="1" noChangeAspect="1"/>
                     </pic:cNvPicPr>
                   </pic:nvPicPr>
                   <pic:blipFill>
-                    <a:blip r:embed="rId511"/>
+                    <a:blip r:embed="rId515"/>
                     <a:stretch>
                       <a:fillRect/>
                     </a:stretch>
@@ -26993,7 +27544,7 @@
         <w:t xml:space="preserve">可以被中间体螯合。</w:t>
       </w:r>
     </w:p>
-    <w:bookmarkStart w:id="559" w:name="答案-9"/>
+    <w:bookmarkStart w:id="563" w:name="答案-9"/>
     <w:p>
       <w:pPr>
         <w:pStyle w:val="Heading4"/>
@@ -27064,18 +27615,18 @@
                 <wp:inline>
                   <wp:extent cx="1149300" cy="946243"/>
                   <wp:effectExtent b="0" l="0" r="0" t="0"/>
-                  <wp:docPr descr="" title="" id="515" name="Picture"/>
+                  <wp:docPr descr="" title="" id="519" name="Picture"/>
                   <a:graphic>
                     <a:graphicData uri="http://schemas.openxmlformats.org/drawingml/2006/picture">
                       <pic:pic>
                         <pic:nvPicPr>
-                          <pic:cNvPr descr="528dbfdbb7da29e4fa7a29c0b1e09de1a08115165806a7303e6f85fc488b406e.jpg" id="516" name="Picture"/>
+                          <pic:cNvPr descr="528dbfdbb7da29e4fa7a29c0b1e09de1a08115165806a7303e6f85fc488b406e.jpg" id="520" name="Picture"/>
                           <pic:cNvPicPr>
                             <a:picLocks noChangeArrowheads="1" noChangeAspect="1"/>
                           </pic:cNvPicPr>
                         </pic:nvPicPr>
                         <pic:blipFill>
-                          <a:blip r:embed="rId514"/>
+                          <a:blip r:embed="rId518"/>
                           <a:stretch>
                             <a:fillRect/>
                           </a:stretch>
@@ -27213,18 +27764,18 @@
                 <wp:inline>
                   <wp:extent cx="1149300" cy="1066897"/>
                   <wp:effectExtent b="0" l="0" r="0" t="0"/>
-                  <wp:docPr descr="" title="" id="518" name="Picture"/>
+                  <wp:docPr descr="" title="" id="522" name="Picture"/>
                   <a:graphic>
                     <a:graphicData uri="http://schemas.openxmlformats.org/drawingml/2006/picture">
                       <pic:pic>
                         <pic:nvPicPr>
-                          <pic:cNvPr descr="578f3cd979e39e7dde5f15d6413931b8b7af55721cd8052bb6541d58bdc9542a.jpg" id="519" name="Picture"/>
+                          <pic:cNvPr descr="578f3cd979e39e7dde5f15d6413931b8b7af55721cd8052bb6541d58bdc9542a.jpg" id="523" name="Picture"/>
                           <pic:cNvPicPr>
                             <a:picLocks noChangeArrowheads="1" noChangeAspect="1"/>
                           </pic:cNvPicPr>
                         </pic:nvPicPr>
                         <pic:blipFill>
-                          <a:blip r:embed="rId517"/>
+                          <a:blip r:embed="rId521"/>
                           <a:stretch>
                             <a:fillRect/>
                           </a:stretch>
@@ -27278,18 +27829,18 @@
                 <wp:inline>
                   <wp:extent cx="1149300" cy="1063531"/>
                   <wp:effectExtent b="0" l="0" r="0" t="0"/>
-                  <wp:docPr descr="" title="" id="521" name="Picture"/>
+                  <wp:docPr descr="" title="" id="525" name="Picture"/>
                   <a:graphic>
                     <a:graphicData uri="http://schemas.openxmlformats.org/drawingml/2006/picture">
                       <pic:pic>
                         <pic:nvPicPr>
-                          <pic:cNvPr descr="58dfc5582b671189fe2c05129851473fcee9b0558a8ee5c60a992b5782ae88ba.jpg" id="522" name="Picture"/>
+                          <pic:cNvPr descr="58dfc5582b671189fe2c05129851473fcee9b0558a8ee5c60a992b5782ae88ba.jpg" id="526" name="Picture"/>
                           <pic:cNvPicPr>
                             <a:picLocks noChangeArrowheads="1" noChangeAspect="1"/>
                           </pic:cNvPicPr>
                         </pic:nvPicPr>
                         <pic:blipFill>
-                          <a:blip r:embed="rId520"/>
+                          <a:blip r:embed="rId524"/>
                           <a:stretch>
                             <a:fillRect/>
                           </a:stretch>
@@ -27399,18 +27950,18 @@
                 <wp:inline>
                   <wp:extent cx="1149300" cy="957068"/>
                   <wp:effectExtent b="0" l="0" r="0" t="0"/>
-                  <wp:docPr descr="" title="" id="524" name="Picture"/>
+                  <wp:docPr descr="" title="" id="528" name="Picture"/>
                   <a:graphic>
                     <a:graphicData uri="http://schemas.openxmlformats.org/drawingml/2006/picture">
                       <pic:pic>
                         <pic:nvPicPr>
-                          <pic:cNvPr descr="17a419faea023fab2f86d4f05b7995db5edf45a7ee2cd54e9b492b9f02029fdb.jpg" id="525" name="Picture"/>
+                          <pic:cNvPr descr="17a419faea023fab2f86d4f05b7995db5edf45a7ee2cd54e9b492b9f02029fdb.jpg" id="529" name="Picture"/>
                           <pic:cNvPicPr>
                             <a:picLocks noChangeArrowheads="1" noChangeAspect="1"/>
                           </pic:cNvPicPr>
                         </pic:nvPicPr>
                         <pic:blipFill>
-                          <a:blip r:embed="rId523"/>
+                          <a:blip r:embed="rId527"/>
                           <a:stretch>
                             <a:fillRect/>
                           </a:stretch>
@@ -27464,18 +28015,18 @@
                 <wp:inline>
                   <wp:extent cx="1149300" cy="1053886"/>
                   <wp:effectExtent b="0" l="0" r="0" t="0"/>
-                  <wp:docPr descr="" title="" id="527" name="Picture"/>
+                  <wp:docPr descr="" title="" id="531" name="Picture"/>
                   <a:graphic>
                     <a:graphicData uri="http://schemas.openxmlformats.org/drawingml/2006/picture">
                       <pic:pic>
                         <pic:nvPicPr>
-                          <pic:cNvPr descr="8fafa8c6693913e5beb28d2ab9e5ee0b1206392a6594a125b4965e80fb22ae27.jpg" id="528" name="Picture"/>
+                          <pic:cNvPr descr="8fafa8c6693913e5beb28d2ab9e5ee0b1206392a6594a125b4965e80fb22ae27.jpg" id="532" name="Picture"/>
                           <pic:cNvPicPr>
                             <a:picLocks noChangeArrowheads="1" noChangeAspect="1"/>
                           </pic:cNvPicPr>
                         </pic:nvPicPr>
                         <pic:blipFill>
-                          <a:blip r:embed="rId526"/>
+                          <a:blip r:embed="rId530"/>
                           <a:stretch>
                             <a:fillRect/>
                           </a:stretch>
@@ -27645,18 +28196,18 @@
                 <wp:inline>
                   <wp:extent cx="1149300" cy="1129984"/>
                   <wp:effectExtent b="0" l="0" r="0" t="0"/>
-                  <wp:docPr descr="" title="" id="530" name="Picture"/>
+                  <wp:docPr descr="" title="" id="534" name="Picture"/>
                   <a:graphic>
                     <a:graphicData uri="http://schemas.openxmlformats.org/drawingml/2006/picture">
                       <pic:pic>
                         <pic:nvPicPr>
-                          <pic:cNvPr descr="8842996e206435c63c165351bf2aad71a1a60c503ffc3396acab7b85bcdfa6ce.jpg" id="531" name="Picture"/>
+                          <pic:cNvPr descr="8842996e206435c63c165351bf2aad71a1a60c503ffc3396acab7b85bcdfa6ce.jpg" id="535" name="Picture"/>
                           <pic:cNvPicPr>
                             <a:picLocks noChangeArrowheads="1" noChangeAspect="1"/>
                           </pic:cNvPicPr>
                         </pic:nvPicPr>
                         <pic:blipFill>
-                          <a:blip r:embed="rId529"/>
+                          <a:blip r:embed="rId533"/>
                           <a:stretch>
                             <a:fillRect/>
                           </a:stretch>
@@ -27710,18 +28261,18 @@
                 <wp:inline>
                   <wp:extent cx="950976" cy="1170431"/>
                   <wp:effectExtent b="0" l="0" r="0" t="0"/>
-                  <wp:docPr descr="" title="" id="533" name="Picture"/>
+                  <wp:docPr descr="" title="" id="537" name="Picture"/>
                   <a:graphic>
                     <a:graphicData uri="http://schemas.openxmlformats.org/drawingml/2006/picture">
                       <pic:pic>
                         <pic:nvPicPr>
-                          <pic:cNvPr descr="b3ba5ee39c6e9275947a9e16c936e7cb76d032557e4bc079af0293298a7bc631.jpg" id="534" name="Picture"/>
+                          <pic:cNvPr descr="b3ba5ee39c6e9275947a9e16c936e7cb76d032557e4bc079af0293298a7bc631.jpg" id="538" name="Picture"/>
                           <pic:cNvPicPr>
                             <a:picLocks noChangeArrowheads="1" noChangeAspect="1"/>
                           </pic:cNvPicPr>
                         </pic:nvPicPr>
                         <pic:blipFill>
-                          <a:blip r:embed="rId532"/>
+                          <a:blip r:embed="rId536"/>
                           <a:stretch>
                             <a:fillRect/>
                           </a:stretch>
@@ -27891,18 +28442,18 @@
                 <wp:inline>
                   <wp:extent cx="1149300" cy="966290"/>
                   <wp:effectExtent b="0" l="0" r="0" t="0"/>
-                  <wp:docPr descr="" title="" id="536" name="Picture"/>
+                  <wp:docPr descr="" title="" id="540" name="Picture"/>
                   <a:graphic>
                     <a:graphicData uri="http://schemas.openxmlformats.org/drawingml/2006/picture">
                       <pic:pic>
                         <pic:nvPicPr>
-                          <pic:cNvPr descr="4db8a0490e2bbcadab2aade78d49ccc0419de06862660ba687fff806f8da3e8f.jpg" id="537" name="Picture"/>
+                          <pic:cNvPr descr="4db8a0490e2bbcadab2aade78d49ccc0419de06862660ba687fff806f8da3e8f.jpg" id="541" name="Picture"/>
                           <pic:cNvPicPr>
                             <a:picLocks noChangeArrowheads="1" noChangeAspect="1"/>
                           </pic:cNvPicPr>
                         </pic:nvPicPr>
                         <pic:blipFill>
-                          <a:blip r:embed="rId535"/>
+                          <a:blip r:embed="rId539"/>
                           <a:stretch>
                             <a:fillRect/>
                           </a:stretch>
@@ -27945,18 +28496,18 @@
                 <wp:inline>
                   <wp:extent cx="1149300" cy="1012566"/>
                   <wp:effectExtent b="0" l="0" r="0" t="0"/>
-                  <wp:docPr descr="" title="" id="539" name="Picture"/>
+                  <wp:docPr descr="" title="" id="543" name="Picture"/>
                   <a:graphic>
                     <a:graphicData uri="http://schemas.openxmlformats.org/drawingml/2006/picture">
                       <pic:pic>
                         <pic:nvPicPr>
-                          <pic:cNvPr descr="879914af6297c3f89572a0c3102360f17f07dd3d672c552b73dbae992bf4b1f6.jpg" id="540" name="Picture"/>
+                          <pic:cNvPr descr="879914af6297c3f89572a0c3102360f17f07dd3d672c552b73dbae992bf4b1f6.jpg" id="544" name="Picture"/>
                           <pic:cNvPicPr>
                             <a:picLocks noChangeArrowheads="1" noChangeAspect="1"/>
                           </pic:cNvPicPr>
                         </pic:nvPicPr>
                         <pic:blipFill>
-                          <a:blip r:embed="rId538"/>
+                          <a:blip r:embed="rId542"/>
                           <a:stretch>
                             <a:fillRect/>
                           </a:stretch>
@@ -27999,18 +28550,18 @@
                 <wp:inline>
                   <wp:extent cx="1149300" cy="957145"/>
                   <wp:effectExtent b="0" l="0" r="0" t="0"/>
-                  <wp:docPr descr="" title="" id="542" name="Picture"/>
+                  <wp:docPr descr="" title="" id="546" name="Picture"/>
                   <a:graphic>
                     <a:graphicData uri="http://schemas.openxmlformats.org/drawingml/2006/picture">
                       <pic:pic>
                         <pic:nvPicPr>
-                          <pic:cNvPr descr="34407dda26afbd65142da047d3fcd1b5c870b85b3045d343027f67271ad2c6df.jpg" id="543" name="Picture"/>
+                          <pic:cNvPr descr="34407dda26afbd65142da047d3fcd1b5c870b85b3045d343027f67271ad2c6df.jpg" id="547" name="Picture"/>
                           <pic:cNvPicPr>
                             <a:picLocks noChangeArrowheads="1" noChangeAspect="1"/>
                           </pic:cNvPicPr>
                         </pic:nvPicPr>
                         <pic:blipFill>
-                          <a:blip r:embed="rId541"/>
+                          <a:blip r:embed="rId545"/>
                           <a:stretch>
                             <a:fillRect/>
                           </a:stretch>
@@ -28184,18 +28735,18 @@
                 <wp:inline>
                   <wp:extent cx="1149300" cy="1016412"/>
                   <wp:effectExtent b="0" l="0" r="0" t="0"/>
-                  <wp:docPr descr="" title="" id="545" name="Picture"/>
+                  <wp:docPr descr="" title="" id="549" name="Picture"/>
                   <a:graphic>
                     <a:graphicData uri="http://schemas.openxmlformats.org/drawingml/2006/picture">
                       <pic:pic>
                         <pic:nvPicPr>
-                          <pic:cNvPr descr="2320598291d053d88be2a972280c952fad80cba01692f18c62c092498e855719.jpg" id="546" name="Picture"/>
+                          <pic:cNvPr descr="2320598291d053d88be2a972280c952fad80cba01692f18c62c092498e855719.jpg" id="550" name="Picture"/>
                           <pic:cNvPicPr>
                             <a:picLocks noChangeArrowheads="1" noChangeAspect="1"/>
                           </pic:cNvPicPr>
                         </pic:nvPicPr>
                         <pic:blipFill>
-                          <a:blip r:embed="rId544"/>
+                          <a:blip r:embed="rId548"/>
                           <a:stretch>
                             <a:fillRect/>
                           </a:stretch>
@@ -28249,18 +28800,18 @@
                 <wp:inline>
                   <wp:extent cx="1149300" cy="868279"/>
                   <wp:effectExtent b="0" l="0" r="0" t="0"/>
-                  <wp:docPr descr="" title="" id="548" name="Picture"/>
+                  <wp:docPr descr="" title="" id="552" name="Picture"/>
                   <a:graphic>
                     <a:graphicData uri="http://schemas.openxmlformats.org/drawingml/2006/picture">
                       <pic:pic>
                         <pic:nvPicPr>
-                          <pic:cNvPr descr="574f67f6c1c0f8de67529db0fd226591340de6d90e9b8385d8c3e62f6f71f820.jpg" id="549" name="Picture"/>
+                          <pic:cNvPr descr="574f67f6c1c0f8de67529db0fd226591340de6d90e9b8385d8c3e62f6f71f820.jpg" id="553" name="Picture"/>
                           <pic:cNvPicPr>
                             <a:picLocks noChangeArrowheads="1" noChangeAspect="1"/>
                           </pic:cNvPicPr>
                         </pic:nvPicPr>
                         <pic:blipFill>
-                          <a:blip r:embed="rId547"/>
+                          <a:blip r:embed="rId551"/>
                           <a:stretch>
                             <a:fillRect/>
                           </a:stretch>
@@ -28442,18 +28993,18 @@
                 <wp:inline>
                   <wp:extent cx="1149300" cy="1153953"/>
                   <wp:effectExtent b="0" l="0" r="0" t="0"/>
-                  <wp:docPr descr="" title="" id="551" name="Picture"/>
+                  <wp:docPr descr="" title="" id="555" name="Picture"/>
                   <a:graphic>
                     <a:graphicData uri="http://schemas.openxmlformats.org/drawingml/2006/picture">
                       <pic:pic>
                         <pic:nvPicPr>
-                          <pic:cNvPr descr="d1e544b03c6e1f53a1ef01aab542a3dde089e12acfddf5046883da7603fc0ccb.jpg" id="552" name="Picture"/>
+                          <pic:cNvPr descr="d1e544b03c6e1f53a1ef01aab542a3dde089e12acfddf5046883da7603fc0ccb.jpg" id="556" name="Picture"/>
                           <pic:cNvPicPr>
                             <a:picLocks noChangeArrowheads="1" noChangeAspect="1"/>
                           </pic:cNvPicPr>
                         </pic:nvPicPr>
                         <pic:blipFill>
-                          <a:blip r:embed="rId550"/>
+                          <a:blip r:embed="rId554"/>
                           <a:stretch>
                             <a:fillRect/>
                           </a:stretch>
@@ -28487,18 +29038,18 @@
                 <wp:inline>
                   <wp:extent cx="1149300" cy="1049879"/>
                   <wp:effectExtent b="0" l="0" r="0" t="0"/>
-                  <wp:docPr descr="" title="" id="554" name="Picture"/>
+                  <wp:docPr descr="" title="" id="558" name="Picture"/>
                   <a:graphic>
                     <a:graphicData uri="http://schemas.openxmlformats.org/drawingml/2006/picture">
                       <pic:pic>
                         <pic:nvPicPr>
-                          <pic:cNvPr descr="a8a8ef31bbc41976433861d37e032a26036cabe1bc27999cfe61efeff2fc06c8.jpg" id="555" name="Picture"/>
+                          <pic:cNvPr descr="a8a8ef31bbc41976433861d37e032a26036cabe1bc27999cfe61efeff2fc06c8.jpg" id="559" name="Picture"/>
                           <pic:cNvPicPr>
                             <a:picLocks noChangeArrowheads="1" noChangeAspect="1"/>
                           </pic:cNvPicPr>
                         </pic:nvPicPr>
                         <pic:blipFill>
-                          <a:blip r:embed="rId553"/>
+                          <a:blip r:embed="rId557"/>
                           <a:stretch>
                             <a:fillRect/>
                           </a:stretch>
@@ -28532,18 +29083,18 @@
                 <wp:inline>
                   <wp:extent cx="1149300" cy="977271"/>
                   <wp:effectExtent b="0" l="0" r="0" t="0"/>
-                  <wp:docPr descr="" title="" id="557" name="Picture"/>
+                  <wp:docPr descr="" title="" id="561" name="Picture"/>
                   <a:graphic>
                     <a:graphicData uri="http://schemas.openxmlformats.org/drawingml/2006/picture">
                       <pic:pic>
                         <pic:nvPicPr>
-                          <pic:cNvPr descr="e98ea4ea7188a1bf1b9e4b6fe590a01bd655d1262150a11497992a4d97d77448.jpg" id="558" name="Picture"/>
+                          <pic:cNvPr descr="e98ea4ea7188a1bf1b9e4b6fe590a01bd655d1262150a11497992a4d97d77448.jpg" id="562" name="Picture"/>
                           <pic:cNvPicPr>
                             <a:picLocks noChangeArrowheads="1" noChangeAspect="1"/>
                           </pic:cNvPicPr>
                         </pic:nvPicPr>
                         <pic:blipFill>
-                          <a:blip r:embed="rId556"/>
+                          <a:blip r:embed="rId560"/>
                           <a:stretch>
                             <a:fillRect/>
                           </a:stretch>
@@ -28595,10 +29146,10 @@
         </w:tc>
       </w:tr>
     </w:tbl>
-    <w:bookmarkEnd w:id="559"/>
-    <w:bookmarkEnd w:id="560"/>
-    <w:bookmarkEnd w:id="561"/>
-    <w:bookmarkStart w:id="562" w:name="附选题清单题卡溯源"/>
+    <w:bookmarkEnd w:id="563"/>
+    <w:bookmarkEnd w:id="564"/>
+    <w:bookmarkEnd w:id="565"/>
+    <w:bookmarkStart w:id="566" w:name="附选题清单题卡溯源"/>
     <w:p>
       <w:pPr>
         <w:pStyle w:val="Heading2"/>
@@ -30042,8 +30593,8 @@
         <w:t xml:space="preserve">，故本卷不按考段标注。</w:t>
       </w:r>
     </w:p>
-    <w:bookmarkEnd w:id="562"/>
-    <w:bookmarkEnd w:id="563"/>
+    <w:bookmarkEnd w:id="566"/>
+    <w:bookmarkEnd w:id="567"/>
     <w:sectPr>
       <w:footerReference r:id="rId9" w:type="default"/>
       <w:headerReference r:id="rId10" w:type="default"/>
@@ -30579,6 +31130,36 @@
     </w:lvlOverride>
   </w:num>
   <w:num w:numId="1003">
+    <w:abstractNumId w:val="99721"/>
+    <w:lvlOverride w:ilvl="0">
+      <w:startOverride w:val="1"/>
+    </w:lvlOverride>
+    <w:lvlOverride w:ilvl="1">
+      <w:startOverride w:val="1"/>
+    </w:lvlOverride>
+    <w:lvlOverride w:ilvl="2">
+      <w:startOverride w:val="1"/>
+    </w:lvlOverride>
+    <w:lvlOverride w:ilvl="3">
+      <w:startOverride w:val="1"/>
+    </w:lvlOverride>
+    <w:lvlOverride w:ilvl="4">
+      <w:startOverride w:val="1"/>
+    </w:lvlOverride>
+    <w:lvlOverride w:ilvl="5">
+      <w:startOverride w:val="1"/>
+    </w:lvlOverride>
+    <w:lvlOverride w:ilvl="6">
+      <w:startOverride w:val="1"/>
+    </w:lvlOverride>
+    <w:lvlOverride w:ilvl="7">
+      <w:startOverride w:val="1"/>
+    </w:lvlOverride>
+    <w:lvlOverride w:ilvl="8">
+      <w:startOverride w:val="1"/>
+    </w:lvlOverride>
+  </w:num>
+  <w:num w:numId="1004">
     <w:abstractNumId w:val="99732"/>
     <w:lvlOverride w:ilvl="0">
       <w:startOverride w:val="2"/>
@@ -30608,7 +31189,7 @@
       <w:startOverride w:val="2"/>
     </w:lvlOverride>
   </w:num>
-  <w:num w:numId="1004">
+  <w:num w:numId="1005">
     <w:abstractNumId w:val="99433"/>
     <w:lvlOverride w:ilvl="0">
       <w:startOverride w:val="3"/>
